--- a/docs/UT_7_2024_2025 (1).docx
+++ b/docs/UT_7_2024_2025 (1).docx
@@ -26383,15 +26383,2601 @@
     <w:p>
       <w:pPr>
         <w:rPr>
+          <w:b/>
+          <w:bCs/>
+          <w:color w:val="0F0D29" w:themeColor="text1"/>
+        </w:rPr>
+      </w:pPr>
+      <w:r>
+        <w:rPr>
+          <w:b/>
+          <w:bCs/>
+          <w:color w:val="0F0D29" w:themeColor="text1"/>
+        </w:rPr>
+        <w:t>Menú Principal</w:t>
+      </w:r>
+    </w:p>
+    <w:tbl>
+      <w:tblPr>
+        <w:tblStyle w:val="Tablaconcuadrcula"/>
+        <w:tblW w:w="0" w:type="auto"/>
+        <w:tblLook w:val="04A0" w:firstRow="1" w:lastRow="0" w:firstColumn="1" w:lastColumn="0" w:noHBand="0" w:noVBand="1"/>
+      </w:tblPr>
+      <w:tblGrid>
+        <w:gridCol w:w="2004"/>
+        <w:gridCol w:w="2005"/>
+        <w:gridCol w:w="2005"/>
+        <w:gridCol w:w="2005"/>
+        <w:gridCol w:w="2005"/>
+      </w:tblGrid>
+      <w:tr>
+        <w:tc>
+          <w:tcPr>
+            <w:tcW w:w="2004" w:type="dxa"/>
+            <w:vAlign w:val="center"/>
+          </w:tcPr>
+          <w:p>
+            <w:pPr>
+              <w:rPr>
+                <w:color w:val="FF0000"/>
+              </w:rPr>
+            </w:pPr>
+            <w:r>
+              <w:rPr>
+                <w:b/>
+                <w:bCs/>
+              </w:rPr>
+              <w:t>Descripción</w:t>
+            </w:r>
+          </w:p>
+        </w:tc>
+        <w:tc>
+          <w:tcPr>
+            <w:tcW w:w="2005" w:type="dxa"/>
+            <w:vAlign w:val="center"/>
+          </w:tcPr>
+          <w:p>
+            <w:pPr>
+              <w:rPr>
+                <w:color w:val="FF0000"/>
+              </w:rPr>
+            </w:pPr>
+            <w:r>
+              <w:rPr>
+                <w:b/>
+                <w:bCs/>
+              </w:rPr>
+              <w:t>Parámetros</w:t>
+            </w:r>
+          </w:p>
+        </w:tc>
+        <w:tc>
+          <w:tcPr>
+            <w:tcW w:w="2005" w:type="dxa"/>
+            <w:vAlign w:val="center"/>
+          </w:tcPr>
+          <w:p>
+            <w:pPr>
+              <w:rPr>
+                <w:color w:val="FF0000"/>
+              </w:rPr>
+            </w:pPr>
+            <w:r>
+              <w:rPr>
+                <w:b/>
+                <w:bCs/>
+              </w:rPr>
+              <w:t>Esperado</w:t>
+            </w:r>
+          </w:p>
+        </w:tc>
+        <w:tc>
+          <w:tcPr>
+            <w:tcW w:w="2005" w:type="dxa"/>
+            <w:vAlign w:val="center"/>
+          </w:tcPr>
+          <w:p>
+            <w:pPr>
+              <w:rPr>
+                <w:color w:val="FF0000"/>
+              </w:rPr>
+            </w:pPr>
+            <w:r>
+              <w:rPr>
+                <w:b/>
+                <w:bCs/>
+              </w:rPr>
+              <w:t>Obtenido</w:t>
+            </w:r>
+          </w:p>
+        </w:tc>
+        <w:tc>
+          <w:tcPr>
+            <w:tcW w:w="2005" w:type="dxa"/>
+            <w:vAlign w:val="center"/>
+          </w:tcPr>
+          <w:p>
+            <w:pPr>
+              <w:rPr>
+                <w:color w:val="FF0000"/>
+              </w:rPr>
+            </w:pPr>
+            <w:r>
+              <w:rPr>
+                <w:b/>
+                <w:bCs/>
+              </w:rPr>
+              <w:t>Resultado</w:t>
+            </w:r>
+          </w:p>
+        </w:tc>
+      </w:tr>
+      <w:tr>
+        <w:tc>
+          <w:tcPr>
+            <w:tcW w:w="2004" w:type="dxa"/>
+            <w:vAlign w:val="center"/>
+          </w:tcPr>
+          <w:p>
+            <w:pPr>
+              <w:rPr>
+                <w:color w:val="FF0000"/>
+              </w:rPr>
+            </w:pPr>
+            <w:r>
+              <w:t>Introducir opción válida</w:t>
+            </w:r>
+          </w:p>
+        </w:tc>
+        <w:tc>
+          <w:tcPr>
+            <w:tcW w:w="2005" w:type="dxa"/>
+            <w:vAlign w:val="center"/>
+          </w:tcPr>
+          <w:p>
+            <w:pPr>
+              <w:rPr>
+                <w:color w:val="FF0000"/>
+              </w:rPr>
+            </w:pPr>
+            <w:r>
+              <w:t>Opción 1</w:t>
+            </w:r>
+          </w:p>
+        </w:tc>
+        <w:tc>
+          <w:tcPr>
+            <w:tcW w:w="2005" w:type="dxa"/>
+            <w:vAlign w:val="center"/>
+          </w:tcPr>
+          <w:p>
+            <w:pPr>
+              <w:rPr>
+                <w:color w:val="FF0000"/>
+              </w:rPr>
+            </w:pPr>
+            <w:r>
+              <w:t>Accede a Carga de datos</w:t>
+            </w:r>
+          </w:p>
+        </w:tc>
+        <w:tc>
+          <w:tcPr>
+            <w:tcW w:w="2005" w:type="dxa"/>
+            <w:vAlign w:val="center"/>
+          </w:tcPr>
+          <w:p>
+            <w:pPr>
+              <w:rPr>
+                <w:color w:val="FF0000"/>
+              </w:rPr>
+            </w:pPr>
+            <w:r>
+              <w:t>Accede a Carga de datos</w:t>
+            </w:r>
+          </w:p>
+        </w:tc>
+        <w:tc>
+          <w:tcPr>
+            <w:tcW w:w="2005" w:type="dxa"/>
+            <w:vAlign w:val="center"/>
+          </w:tcPr>
+          <w:p>
+            <w:pPr>
+              <w:rPr>
+                <w:color w:val="FF0000"/>
+              </w:rPr>
+            </w:pPr>
+            <w:r>
+              <w:t>OK</w:t>
+            </w:r>
+          </w:p>
+        </w:tc>
+      </w:tr>
+      <w:tr>
+        <w:tc>
+          <w:tcPr>
+            <w:tcW w:w="2004" w:type="dxa"/>
+            <w:vAlign w:val="center"/>
+          </w:tcPr>
+          <w:p>
+            <w:pPr>
+              <w:rPr>
+                <w:color w:val="FF0000"/>
+              </w:rPr>
+            </w:pPr>
+            <w:r>
+              <w:t>Introducir opción válida</w:t>
+            </w:r>
+          </w:p>
+        </w:tc>
+        <w:tc>
+          <w:tcPr>
+            <w:tcW w:w="2005" w:type="dxa"/>
+            <w:vAlign w:val="center"/>
+          </w:tcPr>
+          <w:p>
+            <w:pPr>
+              <w:rPr>
+                <w:color w:val="FF0000"/>
+              </w:rPr>
+            </w:pPr>
+            <w:r>
+              <w:t>Opción 2</w:t>
+            </w:r>
+          </w:p>
+        </w:tc>
+        <w:tc>
+          <w:tcPr>
+            <w:tcW w:w="2005" w:type="dxa"/>
+            <w:vAlign w:val="center"/>
+          </w:tcPr>
+          <w:p>
+            <w:pPr>
+              <w:rPr>
+                <w:color w:val="FF0000"/>
+              </w:rPr>
+            </w:pPr>
+            <w:r>
+              <w:t>Accede a Gestión de alumnos</w:t>
+            </w:r>
+          </w:p>
+        </w:tc>
+        <w:tc>
+          <w:tcPr>
+            <w:tcW w:w="2005" w:type="dxa"/>
+            <w:vAlign w:val="center"/>
+          </w:tcPr>
+          <w:p>
+            <w:pPr>
+              <w:rPr>
+                <w:color w:val="FF0000"/>
+              </w:rPr>
+            </w:pPr>
+            <w:r>
+              <w:t>Accede a Gestión de alumnos</w:t>
+            </w:r>
+          </w:p>
+        </w:tc>
+        <w:tc>
+          <w:tcPr>
+            <w:tcW w:w="2005" w:type="dxa"/>
+            <w:vAlign w:val="center"/>
+          </w:tcPr>
+          <w:p>
+            <w:pPr>
+              <w:rPr>
+                <w:color w:val="FF0000"/>
+              </w:rPr>
+            </w:pPr>
+            <w:r>
+              <w:t>OK</w:t>
+            </w:r>
+          </w:p>
+        </w:tc>
+      </w:tr>
+      <w:tr>
+        <w:tc>
+          <w:tcPr>
+            <w:tcW w:w="2004" w:type="dxa"/>
+            <w:vAlign w:val="center"/>
+          </w:tcPr>
+          <w:p>
+            <w:pPr>
+              <w:rPr>
+                <w:color w:val="FF0000"/>
+              </w:rPr>
+            </w:pPr>
+            <w:r>
+              <w:t>Introducir opción inválida</w:t>
+            </w:r>
+          </w:p>
+        </w:tc>
+        <w:tc>
+          <w:tcPr>
+            <w:tcW w:w="2005" w:type="dxa"/>
+            <w:vAlign w:val="center"/>
+          </w:tcPr>
+          <w:p>
+            <w:pPr>
+              <w:rPr>
+                <w:color w:val="FF0000"/>
+              </w:rPr>
+            </w:pPr>
+            <w:r>
+              <w:t>Opción 9</w:t>
+            </w:r>
+          </w:p>
+        </w:tc>
+        <w:tc>
+          <w:tcPr>
+            <w:tcW w:w="2005" w:type="dxa"/>
+            <w:vAlign w:val="center"/>
+          </w:tcPr>
+          <w:p>
+            <w:pPr>
+              <w:rPr>
+                <w:color w:val="FF0000"/>
+              </w:rPr>
+            </w:pPr>
+            <w:r>
+              <w:t>Muestra error y repite menú</w:t>
+            </w:r>
+          </w:p>
+        </w:tc>
+        <w:tc>
+          <w:tcPr>
+            <w:tcW w:w="2005" w:type="dxa"/>
+            <w:vAlign w:val="center"/>
+          </w:tcPr>
+          <w:p>
+            <w:pPr>
+              <w:rPr>
+                <w:color w:val="FF0000"/>
+              </w:rPr>
+            </w:pPr>
+            <w:r>
+              <w:t>Muestra error y repite menú</w:t>
+            </w:r>
+          </w:p>
+        </w:tc>
+        <w:tc>
+          <w:tcPr>
+            <w:tcW w:w="2005" w:type="dxa"/>
+            <w:vAlign w:val="center"/>
+          </w:tcPr>
+          <w:p>
+            <w:pPr>
+              <w:rPr>
+                <w:color w:val="FF0000"/>
+              </w:rPr>
+            </w:pPr>
+            <w:r>
+              <w:t>OK</w:t>
+            </w:r>
+          </w:p>
+        </w:tc>
+      </w:tr>
+      <w:tr>
+        <w:tc>
+          <w:tcPr>
+            <w:tcW w:w="2004" w:type="dxa"/>
+            <w:vAlign w:val="center"/>
+          </w:tcPr>
+          <w:p>
+            <w:pPr>
+              <w:rPr>
+                <w:color w:val="FF0000"/>
+              </w:rPr>
+            </w:pPr>
+            <w:r>
+              <w:t>Introducir letra en vez de número</w:t>
+            </w:r>
+          </w:p>
+        </w:tc>
+        <w:tc>
+          <w:tcPr>
+            <w:tcW w:w="2005" w:type="dxa"/>
+            <w:vAlign w:val="center"/>
+          </w:tcPr>
+          <w:p>
+            <w:pPr>
+              <w:rPr>
+                <w:color w:val="FF0000"/>
+              </w:rPr>
+            </w:pPr>
+            <w:r>
+              <w:t>"a"</w:t>
+            </w:r>
+          </w:p>
+        </w:tc>
+        <w:tc>
+          <w:tcPr>
+            <w:tcW w:w="2005" w:type="dxa"/>
+            <w:vAlign w:val="center"/>
+          </w:tcPr>
+          <w:p>
+            <w:pPr>
+              <w:rPr>
+                <w:color w:val="FF0000"/>
+              </w:rPr>
+            </w:pPr>
+            <w:r>
+              <w:t>Muestra error y repite menú</w:t>
+            </w:r>
+          </w:p>
+        </w:tc>
+        <w:tc>
+          <w:tcPr>
+            <w:tcW w:w="2005" w:type="dxa"/>
+            <w:vAlign w:val="center"/>
+          </w:tcPr>
+          <w:p>
+            <w:pPr>
+              <w:rPr>
+                <w:color w:val="FF0000"/>
+              </w:rPr>
+            </w:pPr>
+            <w:r>
+              <w:t>Muestra error y repite menú</w:t>
+            </w:r>
+          </w:p>
+        </w:tc>
+        <w:tc>
+          <w:tcPr>
+            <w:tcW w:w="2005" w:type="dxa"/>
+            <w:vAlign w:val="center"/>
+          </w:tcPr>
+          <w:p>
+            <w:pPr>
+              <w:rPr>
+                <w:color w:val="FF0000"/>
+              </w:rPr>
+            </w:pPr>
+            <w:r>
+              <w:t>OK</w:t>
+            </w:r>
+          </w:p>
+        </w:tc>
+      </w:tr>
+      <w:tr>
+        <w:tc>
+          <w:tcPr>
+            <w:tcW w:w="2004" w:type="dxa"/>
+            <w:vAlign w:val="center"/>
+          </w:tcPr>
+          <w:p>
+            <w:pPr>
+              <w:rPr>
+                <w:color w:val="FF0000"/>
+              </w:rPr>
+            </w:pPr>
+            <w:r>
+              <w:t>Introducir opción 0</w:t>
+            </w:r>
+          </w:p>
+        </w:tc>
+        <w:tc>
+          <w:tcPr>
+            <w:tcW w:w="2005" w:type="dxa"/>
+            <w:vAlign w:val="center"/>
+          </w:tcPr>
+          <w:p>
+            <w:pPr>
+              <w:rPr>
+                <w:color w:val="FF0000"/>
+              </w:rPr>
+            </w:pPr>
+            <w:r>
+              <w:t>Opción 0</w:t>
+            </w:r>
+          </w:p>
+        </w:tc>
+        <w:tc>
+          <w:tcPr>
+            <w:tcW w:w="2005" w:type="dxa"/>
+            <w:vAlign w:val="center"/>
+          </w:tcPr>
+          <w:p>
+            <w:pPr>
+              <w:rPr>
+                <w:color w:val="FF0000"/>
+              </w:rPr>
+            </w:pPr>
+            <w:r>
+              <w:t>Sale de la aplicación</w:t>
+            </w:r>
+          </w:p>
+        </w:tc>
+        <w:tc>
+          <w:tcPr>
+            <w:tcW w:w="2005" w:type="dxa"/>
+            <w:vAlign w:val="center"/>
+          </w:tcPr>
+          <w:p>
+            <w:pPr>
+              <w:rPr>
+                <w:color w:val="FF0000"/>
+              </w:rPr>
+            </w:pPr>
+            <w:r>
+              <w:t>Sale de la aplicación</w:t>
+            </w:r>
+          </w:p>
+        </w:tc>
+        <w:tc>
+          <w:tcPr>
+            <w:tcW w:w="2005" w:type="dxa"/>
+            <w:vAlign w:val="center"/>
+          </w:tcPr>
+          <w:p>
+            <w:pPr>
+              <w:rPr>
+                <w:color w:val="FF0000"/>
+              </w:rPr>
+            </w:pPr>
+            <w:r>
+              <w:t>OK</w:t>
+            </w:r>
+          </w:p>
+        </w:tc>
+      </w:tr>
+    </w:tbl>
+    <w:p>
+      <w:pPr>
+        <w:rPr>
           <w:color w:val="FF0000"/>
         </w:rPr>
       </w:pPr>
-      <w:r>
+    </w:p>
+    <w:p>
+      <w:pPr>
+        <w:rPr>
+          <w:b/>
+          <w:bCs/>
+          <w:color w:val="0F0D29" w:themeColor="text1"/>
+        </w:rPr>
+      </w:pPr>
+      <w:r>
+        <w:rPr>
+          <w:b/>
+          <w:bCs/>
+          <w:color w:val="0F0D29" w:themeColor="text1"/>
+        </w:rPr>
+        <w:t>Carga de datos</w:t>
+      </w:r>
+    </w:p>
+    <w:tbl>
+      <w:tblPr>
+        <w:tblStyle w:val="Tablaconcuadrcula"/>
+        <w:tblW w:w="0" w:type="auto"/>
+        <w:tblLook w:val="04A0" w:firstRow="1" w:lastRow="0" w:firstColumn="1" w:lastColumn="0" w:noHBand="0" w:noVBand="1"/>
+      </w:tblPr>
+      <w:tblGrid>
+        <w:gridCol w:w="1670"/>
+        <w:gridCol w:w="1670"/>
+        <w:gridCol w:w="1671"/>
+        <w:gridCol w:w="1671"/>
+        <w:gridCol w:w="1671"/>
+        <w:gridCol w:w="1671"/>
+      </w:tblGrid>
+      <w:tr>
+        <w:tc>
+          <w:tcPr>
+            <w:tcW w:w="1670" w:type="dxa"/>
+            <w:vAlign w:val="center"/>
+          </w:tcPr>
+          <w:p>
+            <w:pPr>
+              <w:rPr>
+                <w:color w:val="FF0000"/>
+              </w:rPr>
+            </w:pPr>
+            <w:r>
+              <w:rPr>
+                <w:b/>
+                <w:bCs/>
+              </w:rPr>
+              <w:t>Descripción</w:t>
+            </w:r>
+          </w:p>
+        </w:tc>
+        <w:tc>
+          <w:tcPr>
+            <w:tcW w:w="1670" w:type="dxa"/>
+            <w:vAlign w:val="center"/>
+          </w:tcPr>
+          <w:p>
+            <w:pPr>
+              <w:rPr>
+                <w:color w:val="FF0000"/>
+              </w:rPr>
+            </w:pPr>
+            <w:r>
+              <w:rPr>
+                <w:b/>
+                <w:bCs/>
+              </w:rPr>
+              <w:t>Parámetros</w:t>
+            </w:r>
+          </w:p>
+        </w:tc>
+        <w:tc>
+          <w:tcPr>
+            <w:tcW w:w="1671" w:type="dxa"/>
+            <w:vAlign w:val="center"/>
+          </w:tcPr>
+          <w:p>
+            <w:pPr>
+              <w:rPr>
+                <w:color w:val="FF0000"/>
+              </w:rPr>
+            </w:pPr>
+            <w:r>
+              <w:rPr>
+                <w:b/>
+                <w:bCs/>
+              </w:rPr>
+              <w:t>Esperado</w:t>
+            </w:r>
+          </w:p>
+        </w:tc>
+        <w:tc>
+          <w:tcPr>
+            <w:tcW w:w="1671" w:type="dxa"/>
+            <w:vAlign w:val="center"/>
+          </w:tcPr>
+          <w:p>
+            <w:pPr>
+              <w:rPr>
+                <w:color w:val="FF0000"/>
+              </w:rPr>
+            </w:pPr>
+            <w:r>
+              <w:rPr>
+                <w:b/>
+                <w:bCs/>
+              </w:rPr>
+              <w:t>Obtenido</w:t>
+            </w:r>
+          </w:p>
+        </w:tc>
+        <w:tc>
+          <w:tcPr>
+            <w:tcW w:w="1671" w:type="dxa"/>
+            <w:vAlign w:val="center"/>
+          </w:tcPr>
+          <w:p>
+            <w:pPr>
+              <w:rPr>
+                <w:color w:val="FF0000"/>
+              </w:rPr>
+            </w:pPr>
+            <w:r>
+              <w:rPr>
+                <w:b/>
+                <w:bCs/>
+              </w:rPr>
+              <w:t>Resultado</w:t>
+            </w:r>
+          </w:p>
+        </w:tc>
+        <w:tc>
+          <w:tcPr>
+            <w:tcW w:w="1671" w:type="dxa"/>
+            <w:vAlign w:val="center"/>
+          </w:tcPr>
+          <w:p>
+            <w:pPr>
+              <w:rPr>
+                <w:color w:val="FF0000"/>
+              </w:rPr>
+            </w:pPr>
+            <w:r>
+              <w:rPr>
+                <w:b/>
+                <w:bCs/>
+              </w:rPr>
+              <w:t>Descripción</w:t>
+            </w:r>
+          </w:p>
+        </w:tc>
+      </w:tr>
+      <w:tr>
+        <w:tc>
+          <w:tcPr>
+            <w:tcW w:w="1670" w:type="dxa"/>
+            <w:vAlign w:val="center"/>
+          </w:tcPr>
+          <w:p>
+            <w:pPr>
+              <w:rPr>
+                <w:color w:val="FF0000"/>
+              </w:rPr>
+            </w:pPr>
+            <w:r>
+              <w:t>Cargar CSV correcto</w:t>
+            </w:r>
+          </w:p>
+        </w:tc>
+        <w:tc>
+          <w:tcPr>
+            <w:tcW w:w="1670" w:type="dxa"/>
+            <w:vAlign w:val="center"/>
+          </w:tcPr>
+          <w:p>
+            <w:pPr>
+              <w:rPr>
+                <w:color w:val="FF0000"/>
+              </w:rPr>
+            </w:pPr>
+            <w:r>
+              <w:t xml:space="preserve">Fichero válido de </w:t>
+            </w:r>
+            <w:proofErr w:type="spellStart"/>
+            <w:r>
+              <w:t>Delphos</w:t>
+            </w:r>
+            <w:proofErr w:type="spellEnd"/>
+          </w:p>
+        </w:tc>
+        <w:tc>
+          <w:tcPr>
+            <w:tcW w:w="1671" w:type="dxa"/>
+            <w:vAlign w:val="center"/>
+          </w:tcPr>
+          <w:p>
+            <w:pPr>
+              <w:rPr>
+                <w:color w:val="FF0000"/>
+              </w:rPr>
+            </w:pPr>
+            <w:r>
+              <w:t>Alumnos importados correctamente</w:t>
+            </w:r>
+          </w:p>
+        </w:tc>
+        <w:tc>
+          <w:tcPr>
+            <w:tcW w:w="1671" w:type="dxa"/>
+            <w:vAlign w:val="center"/>
+          </w:tcPr>
+          <w:p>
+            <w:pPr>
+              <w:rPr>
+                <w:color w:val="FF0000"/>
+              </w:rPr>
+            </w:pPr>
+            <w:r>
+              <w:t>Alumnos importados correctamente</w:t>
+            </w:r>
+          </w:p>
+        </w:tc>
+        <w:tc>
+          <w:tcPr>
+            <w:tcW w:w="1671" w:type="dxa"/>
+            <w:vAlign w:val="center"/>
+          </w:tcPr>
+          <w:p>
+            <w:pPr>
+              <w:rPr>
+                <w:color w:val="FF0000"/>
+              </w:rPr>
+            </w:pPr>
+            <w:r>
+              <w:t>OK</w:t>
+            </w:r>
+          </w:p>
+        </w:tc>
+        <w:tc>
+          <w:tcPr>
+            <w:tcW w:w="1671" w:type="dxa"/>
+            <w:vAlign w:val="center"/>
+          </w:tcPr>
+          <w:p>
+            <w:pPr>
+              <w:rPr>
+                <w:color w:val="FF0000"/>
+              </w:rPr>
+            </w:pPr>
+            <w:r>
+              <w:t>Cargar CSV correcto</w:t>
+            </w:r>
+          </w:p>
+        </w:tc>
+      </w:tr>
+      <w:tr>
+        <w:tc>
+          <w:tcPr>
+            <w:tcW w:w="1670" w:type="dxa"/>
+            <w:vAlign w:val="center"/>
+          </w:tcPr>
+          <w:p>
+            <w:pPr>
+              <w:rPr>
+                <w:color w:val="FF0000"/>
+              </w:rPr>
+            </w:pPr>
+            <w:r>
+              <w:t>Cargar CSV con formato incorrecto</w:t>
+            </w:r>
+          </w:p>
+        </w:tc>
+        <w:tc>
+          <w:tcPr>
+            <w:tcW w:w="1670" w:type="dxa"/>
+            <w:vAlign w:val="center"/>
+          </w:tcPr>
+          <w:p>
+            <w:pPr>
+              <w:rPr>
+                <w:color w:val="FF0000"/>
+              </w:rPr>
+            </w:pPr>
+            <w:r>
+              <w:t>Fichero mal formado</w:t>
+            </w:r>
+          </w:p>
+        </w:tc>
+        <w:tc>
+          <w:tcPr>
+            <w:tcW w:w="1671" w:type="dxa"/>
+            <w:vAlign w:val="center"/>
+          </w:tcPr>
+          <w:p>
+            <w:pPr>
+              <w:rPr>
+                <w:color w:val="FF0000"/>
+              </w:rPr>
+            </w:pPr>
+            <w:r>
+              <w:t>Muestra error de formato</w:t>
+            </w:r>
+          </w:p>
+        </w:tc>
+        <w:tc>
+          <w:tcPr>
+            <w:tcW w:w="1671" w:type="dxa"/>
+            <w:vAlign w:val="center"/>
+          </w:tcPr>
+          <w:p>
+            <w:pPr>
+              <w:rPr>
+                <w:color w:val="FF0000"/>
+              </w:rPr>
+            </w:pPr>
+            <w:r>
+              <w:t>Muestra error de formato</w:t>
+            </w:r>
+          </w:p>
+        </w:tc>
+        <w:tc>
+          <w:tcPr>
+            <w:tcW w:w="1671" w:type="dxa"/>
+            <w:vAlign w:val="center"/>
+          </w:tcPr>
+          <w:p>
+            <w:pPr>
+              <w:rPr>
+                <w:color w:val="FF0000"/>
+              </w:rPr>
+            </w:pPr>
+            <w:r>
+              <w:t>OK</w:t>
+            </w:r>
+          </w:p>
+        </w:tc>
+        <w:tc>
+          <w:tcPr>
+            <w:tcW w:w="1671" w:type="dxa"/>
+            <w:vAlign w:val="center"/>
+          </w:tcPr>
+          <w:p>
+            <w:pPr>
+              <w:rPr>
+                <w:color w:val="FF0000"/>
+              </w:rPr>
+            </w:pPr>
+            <w:r>
+              <w:t>Cargar CSV con formato incorrecto</w:t>
+            </w:r>
+          </w:p>
+        </w:tc>
+      </w:tr>
+      <w:tr>
+        <w:tc>
+          <w:tcPr>
+            <w:tcW w:w="1670" w:type="dxa"/>
+            <w:vAlign w:val="center"/>
+          </w:tcPr>
+          <w:p>
+            <w:pPr>
+              <w:rPr>
+                <w:color w:val="FF0000"/>
+              </w:rPr>
+            </w:pPr>
+            <w:r>
+              <w:t>Vaciar base de datos</w:t>
+            </w:r>
+          </w:p>
+        </w:tc>
+        <w:tc>
+          <w:tcPr>
+            <w:tcW w:w="1670" w:type="dxa"/>
+            <w:vAlign w:val="center"/>
+          </w:tcPr>
+          <w:p>
+            <w:pPr>
+              <w:rPr>
+                <w:color w:val="FF0000"/>
+              </w:rPr>
+            </w:pPr>
+            <w:r>
+              <w:t>Confirmar vaciado</w:t>
+            </w:r>
+          </w:p>
+        </w:tc>
+        <w:tc>
+          <w:tcPr>
+            <w:tcW w:w="1671" w:type="dxa"/>
+            <w:vAlign w:val="center"/>
+          </w:tcPr>
+          <w:p>
+            <w:pPr>
+              <w:rPr>
+                <w:color w:val="FF0000"/>
+              </w:rPr>
+            </w:pPr>
+            <w:r>
+              <w:t>Todas las tablas vacías</w:t>
+            </w:r>
+          </w:p>
+        </w:tc>
+        <w:tc>
+          <w:tcPr>
+            <w:tcW w:w="1671" w:type="dxa"/>
+            <w:vAlign w:val="center"/>
+          </w:tcPr>
+          <w:p>
+            <w:pPr>
+              <w:rPr>
+                <w:color w:val="FF0000"/>
+              </w:rPr>
+            </w:pPr>
+            <w:r>
+              <w:t>Todas las tablas vacías</w:t>
+            </w:r>
+          </w:p>
+        </w:tc>
+        <w:tc>
+          <w:tcPr>
+            <w:tcW w:w="1671" w:type="dxa"/>
+            <w:vAlign w:val="center"/>
+          </w:tcPr>
+          <w:p>
+            <w:pPr>
+              <w:rPr>
+                <w:color w:val="FF0000"/>
+              </w:rPr>
+            </w:pPr>
+            <w:r>
+              <w:t>OK</w:t>
+            </w:r>
+          </w:p>
+        </w:tc>
+        <w:tc>
+          <w:tcPr>
+            <w:tcW w:w="1671" w:type="dxa"/>
+            <w:vAlign w:val="center"/>
+          </w:tcPr>
+          <w:p>
+            <w:pPr>
+              <w:rPr>
+                <w:color w:val="FF0000"/>
+              </w:rPr>
+            </w:pPr>
+            <w:r>
+              <w:t>Vaciar base de datos</w:t>
+            </w:r>
+          </w:p>
+        </w:tc>
+      </w:tr>
+      <w:tr>
+        <w:tc>
+          <w:tcPr>
+            <w:tcW w:w="1670" w:type="dxa"/>
+            <w:vAlign w:val="center"/>
+          </w:tcPr>
+          <w:p>
+            <w:pPr>
+              <w:rPr>
+                <w:color w:val="FF0000"/>
+              </w:rPr>
+            </w:pPr>
+            <w:r>
+              <w:t>Vaciar base de datos</w:t>
+            </w:r>
+          </w:p>
+        </w:tc>
+        <w:tc>
+          <w:tcPr>
+            <w:tcW w:w="1670" w:type="dxa"/>
+            <w:vAlign w:val="center"/>
+          </w:tcPr>
+          <w:p>
+            <w:pPr>
+              <w:rPr>
+                <w:color w:val="FF0000"/>
+              </w:rPr>
+            </w:pPr>
+            <w:r>
+              <w:t>Cancelar vaciado</w:t>
+            </w:r>
+          </w:p>
+        </w:tc>
+        <w:tc>
+          <w:tcPr>
+            <w:tcW w:w="1671" w:type="dxa"/>
+            <w:vAlign w:val="center"/>
+          </w:tcPr>
+          <w:p>
+            <w:pPr>
+              <w:rPr>
+                <w:color w:val="FF0000"/>
+              </w:rPr>
+            </w:pPr>
+            <w:r>
+              <w:t>No se borra nada</w:t>
+            </w:r>
+          </w:p>
+        </w:tc>
+        <w:tc>
+          <w:tcPr>
+            <w:tcW w:w="1671" w:type="dxa"/>
+            <w:vAlign w:val="center"/>
+          </w:tcPr>
+          <w:p>
+            <w:pPr>
+              <w:rPr>
+                <w:color w:val="FF0000"/>
+              </w:rPr>
+            </w:pPr>
+            <w:r>
+              <w:t>No se borra nada</w:t>
+            </w:r>
+          </w:p>
+        </w:tc>
+        <w:tc>
+          <w:tcPr>
+            <w:tcW w:w="1671" w:type="dxa"/>
+            <w:vAlign w:val="center"/>
+          </w:tcPr>
+          <w:p>
+            <w:pPr>
+              <w:rPr>
+                <w:color w:val="FF0000"/>
+              </w:rPr>
+            </w:pPr>
+            <w:r>
+              <w:t>OK</w:t>
+            </w:r>
+          </w:p>
+        </w:tc>
+        <w:tc>
+          <w:tcPr>
+            <w:tcW w:w="1671" w:type="dxa"/>
+            <w:vAlign w:val="center"/>
+          </w:tcPr>
+          <w:p>
+            <w:pPr>
+              <w:rPr>
+                <w:color w:val="FF0000"/>
+              </w:rPr>
+            </w:pPr>
+            <w:r>
+              <w:t>Vaciar base de datos</w:t>
+            </w:r>
+          </w:p>
+        </w:tc>
+      </w:tr>
+    </w:tbl>
+    <w:p>
+      <w:pPr>
         <w:rPr>
           <w:color w:val="FF0000"/>
         </w:rPr>
-        <w:t>Rellenar</w:t>
-      </w:r>
+      </w:pPr>
+    </w:p>
+    <w:p>
+      <w:pPr>
+        <w:rPr>
+          <w:b/>
+          <w:bCs/>
+          <w:color w:val="0F0D29" w:themeColor="text1"/>
+        </w:rPr>
+      </w:pPr>
+      <w:r>
+        <w:rPr>
+          <w:b/>
+          <w:bCs/>
+          <w:color w:val="0F0D29" w:themeColor="text1"/>
+        </w:rPr>
+        <w:t>Gestión de alumnos</w:t>
+      </w:r>
+    </w:p>
+    <w:tbl>
+      <w:tblPr>
+        <w:tblStyle w:val="Tablaconcuadrcula"/>
+        <w:tblW w:w="0" w:type="auto"/>
+        <w:tblLook w:val="04A0" w:firstRow="1" w:lastRow="0" w:firstColumn="1" w:lastColumn="0" w:noHBand="0" w:noVBand="1"/>
+      </w:tblPr>
+      <w:tblGrid>
+        <w:gridCol w:w="2004"/>
+        <w:gridCol w:w="2005"/>
+        <w:gridCol w:w="2005"/>
+        <w:gridCol w:w="2005"/>
+        <w:gridCol w:w="2005"/>
+      </w:tblGrid>
+      <w:tr>
+        <w:tc>
+          <w:tcPr>
+            <w:tcW w:w="2004" w:type="dxa"/>
+          </w:tcPr>
+          <w:p>
+            <w:pPr>
+              <w:rPr>
+                <w:b/>
+                <w:bCs/>
+                <w:color w:val="0F0D29" w:themeColor="text1"/>
+              </w:rPr>
+            </w:pPr>
+            <w:r>
+              <w:rPr>
+                <w:b/>
+                <w:bCs/>
+                <w:color w:val="0F0D29" w:themeColor="text1"/>
+              </w:rPr>
+              <w:t>Descripción</w:t>
+            </w:r>
+          </w:p>
+        </w:tc>
+        <w:tc>
+          <w:tcPr>
+            <w:tcW w:w="2005" w:type="dxa"/>
+          </w:tcPr>
+          <w:p>
+            <w:pPr>
+              <w:rPr>
+                <w:b/>
+                <w:bCs/>
+                <w:color w:val="0F0D29" w:themeColor="text1"/>
+              </w:rPr>
+            </w:pPr>
+            <w:r>
+              <w:rPr>
+                <w:b/>
+                <w:bCs/>
+                <w:color w:val="0F0D29" w:themeColor="text1"/>
+              </w:rPr>
+              <w:t>Parámetros</w:t>
+            </w:r>
+          </w:p>
+        </w:tc>
+        <w:tc>
+          <w:tcPr>
+            <w:tcW w:w="2005" w:type="dxa"/>
+          </w:tcPr>
+          <w:p>
+            <w:pPr>
+              <w:rPr>
+                <w:b/>
+                <w:bCs/>
+                <w:color w:val="0F0D29" w:themeColor="text1"/>
+              </w:rPr>
+            </w:pPr>
+            <w:r>
+              <w:rPr>
+                <w:b/>
+                <w:bCs/>
+                <w:color w:val="0F0D29" w:themeColor="text1"/>
+              </w:rPr>
+              <w:t>Esperados</w:t>
+            </w:r>
+          </w:p>
+        </w:tc>
+        <w:tc>
+          <w:tcPr>
+            <w:tcW w:w="2005" w:type="dxa"/>
+          </w:tcPr>
+          <w:p>
+            <w:pPr>
+              <w:rPr>
+                <w:b/>
+                <w:bCs/>
+                <w:color w:val="0F0D29" w:themeColor="text1"/>
+              </w:rPr>
+            </w:pPr>
+            <w:r>
+              <w:rPr>
+                <w:b/>
+                <w:bCs/>
+                <w:color w:val="0F0D29" w:themeColor="text1"/>
+              </w:rPr>
+              <w:t>Obtenido</w:t>
+            </w:r>
+          </w:p>
+        </w:tc>
+        <w:tc>
+          <w:tcPr>
+            <w:tcW w:w="2005" w:type="dxa"/>
+          </w:tcPr>
+          <w:p>
+            <w:pPr>
+              <w:rPr>
+                <w:b/>
+                <w:bCs/>
+                <w:color w:val="0F0D29" w:themeColor="text1"/>
+              </w:rPr>
+            </w:pPr>
+            <w:r>
+              <w:rPr>
+                <w:b/>
+                <w:bCs/>
+                <w:color w:val="0F0D29" w:themeColor="text1"/>
+              </w:rPr>
+              <w:t>Resultado</w:t>
+            </w:r>
+          </w:p>
+        </w:tc>
+      </w:tr>
+      <w:tr>
+        <w:tc>
+          <w:tcPr>
+            <w:tcW w:w="2004" w:type="dxa"/>
+          </w:tcPr>
+          <w:p>
+            <w:pPr>
+              <w:rPr>
+                <w:color w:val="0F0D29" w:themeColor="text1"/>
+              </w:rPr>
+            </w:pPr>
+            <w:r>
+              <w:rPr>
+                <w:color w:val="0F0D29" w:themeColor="text1"/>
+              </w:rPr>
+              <w:t>Buscar alumno existente</w:t>
+            </w:r>
+          </w:p>
+        </w:tc>
+        <w:tc>
+          <w:tcPr>
+            <w:tcW w:w="2005" w:type="dxa"/>
+          </w:tcPr>
+          <w:p>
+            <w:pPr>
+              <w:rPr>
+                <w:color w:val="0F0D29" w:themeColor="text1"/>
+              </w:rPr>
+            </w:pPr>
+            <w:r>
+              <w:rPr>
+                <w:color w:val="0F0D29" w:themeColor="text1"/>
+              </w:rPr>
+              <w:t>NIE correcto</w:t>
+            </w:r>
+          </w:p>
+        </w:tc>
+        <w:tc>
+          <w:tcPr>
+            <w:tcW w:w="2005" w:type="dxa"/>
+          </w:tcPr>
+          <w:p>
+            <w:pPr>
+              <w:rPr>
+                <w:color w:val="0F0D29" w:themeColor="text1"/>
+              </w:rPr>
+            </w:pPr>
+            <w:r>
+              <w:rPr>
+                <w:color w:val="0F0D29" w:themeColor="text1"/>
+              </w:rPr>
+              <w:t>Muestra datos del alumno</w:t>
+            </w:r>
+          </w:p>
+        </w:tc>
+        <w:tc>
+          <w:tcPr>
+            <w:tcW w:w="2005" w:type="dxa"/>
+          </w:tcPr>
+          <w:p>
+            <w:pPr>
+              <w:rPr>
+                <w:color w:val="0F0D29" w:themeColor="text1"/>
+              </w:rPr>
+            </w:pPr>
+            <w:r>
+              <w:rPr>
+                <w:color w:val="0F0D29" w:themeColor="text1"/>
+              </w:rPr>
+              <w:t>Muestra datos del alumno</w:t>
+            </w:r>
+          </w:p>
+        </w:tc>
+        <w:tc>
+          <w:tcPr>
+            <w:tcW w:w="2005" w:type="dxa"/>
+          </w:tcPr>
+          <w:p>
+            <w:pPr>
+              <w:rPr>
+                <w:color w:val="0F0D29" w:themeColor="text1"/>
+              </w:rPr>
+            </w:pPr>
+            <w:r>
+              <w:rPr>
+                <w:color w:val="0F0D29" w:themeColor="text1"/>
+              </w:rPr>
+              <w:t>OK</w:t>
+            </w:r>
+          </w:p>
+        </w:tc>
+      </w:tr>
+      <w:tr>
+        <w:tc>
+          <w:tcPr>
+            <w:tcW w:w="2004" w:type="dxa"/>
+          </w:tcPr>
+          <w:p>
+            <w:pPr>
+              <w:rPr>
+                <w:color w:val="0F0D29" w:themeColor="text1"/>
+              </w:rPr>
+            </w:pPr>
+            <w:r>
+              <w:rPr>
+                <w:color w:val="0F0D29" w:themeColor="text1"/>
+              </w:rPr>
+              <w:t>Buscar alumno inexistente</w:t>
+            </w:r>
+          </w:p>
+        </w:tc>
+        <w:tc>
+          <w:tcPr>
+            <w:tcW w:w="2005" w:type="dxa"/>
+          </w:tcPr>
+          <w:p>
+            <w:pPr>
+              <w:rPr>
+                <w:color w:val="0F0D29" w:themeColor="text1"/>
+              </w:rPr>
+            </w:pPr>
+            <w:r>
+              <w:rPr>
+                <w:color w:val="0F0D29" w:themeColor="text1"/>
+              </w:rPr>
+              <w:t xml:space="preserve">NIE </w:t>
+            </w:r>
+            <w:r>
+              <w:rPr>
+                <w:color w:val="0F0D29" w:themeColor="text1"/>
+              </w:rPr>
+              <w:t>in</w:t>
+            </w:r>
+            <w:r>
+              <w:rPr>
+                <w:color w:val="0F0D29" w:themeColor="text1"/>
+              </w:rPr>
+              <w:t>correcto</w:t>
+            </w:r>
+          </w:p>
+        </w:tc>
+        <w:tc>
+          <w:tcPr>
+            <w:tcW w:w="2005" w:type="dxa"/>
+          </w:tcPr>
+          <w:p>
+            <w:pPr>
+              <w:rPr>
+                <w:color w:val="0F0D29" w:themeColor="text1"/>
+              </w:rPr>
+            </w:pPr>
+            <w:r>
+              <w:rPr>
+                <w:color w:val="0F0D29" w:themeColor="text1"/>
+              </w:rPr>
+              <w:t>Muestra mensaje “no encontrado”</w:t>
+            </w:r>
+          </w:p>
+        </w:tc>
+        <w:tc>
+          <w:tcPr>
+            <w:tcW w:w="2005" w:type="dxa"/>
+          </w:tcPr>
+          <w:p>
+            <w:pPr>
+              <w:rPr>
+                <w:color w:val="0F0D29" w:themeColor="text1"/>
+              </w:rPr>
+            </w:pPr>
+            <w:r>
+              <w:rPr>
+                <w:color w:val="0F0D29" w:themeColor="text1"/>
+              </w:rPr>
+              <w:t>Muestra mensaje “no encontrado”</w:t>
+            </w:r>
+          </w:p>
+        </w:tc>
+        <w:tc>
+          <w:tcPr>
+            <w:tcW w:w="2005" w:type="dxa"/>
+          </w:tcPr>
+          <w:p>
+            <w:pPr>
+              <w:rPr>
+                <w:color w:val="0F0D29" w:themeColor="text1"/>
+              </w:rPr>
+            </w:pPr>
+            <w:r>
+              <w:rPr>
+                <w:color w:val="0F0D29" w:themeColor="text1"/>
+              </w:rPr>
+              <w:t>OK</w:t>
+            </w:r>
+          </w:p>
+        </w:tc>
+      </w:tr>
+      <w:tr>
+        <w:tc>
+          <w:tcPr>
+            <w:tcW w:w="2004" w:type="dxa"/>
+          </w:tcPr>
+          <w:p>
+            <w:pPr>
+              <w:rPr>
+                <w:color w:val="0F0D29" w:themeColor="text1"/>
+              </w:rPr>
+            </w:pPr>
+            <w:r>
+              <w:rPr>
+                <w:color w:val="0F0D29" w:themeColor="text1"/>
+              </w:rPr>
+              <w:t>Modificar datos de alumno</w:t>
+            </w:r>
+          </w:p>
+        </w:tc>
+        <w:tc>
+          <w:tcPr>
+            <w:tcW w:w="2005" w:type="dxa"/>
+          </w:tcPr>
+          <w:p>
+            <w:pPr>
+              <w:rPr>
+                <w:color w:val="0F0D29" w:themeColor="text1"/>
+              </w:rPr>
+            </w:pPr>
+            <w:r>
+              <w:rPr>
+                <w:color w:val="0F0D29" w:themeColor="text1"/>
+              </w:rPr>
+              <w:t>Datos válidos</w:t>
+            </w:r>
+          </w:p>
+        </w:tc>
+        <w:tc>
+          <w:tcPr>
+            <w:tcW w:w="2005" w:type="dxa"/>
+          </w:tcPr>
+          <w:p>
+            <w:pPr>
+              <w:rPr>
+                <w:color w:val="0F0D29" w:themeColor="text1"/>
+              </w:rPr>
+            </w:pPr>
+            <w:r>
+              <w:rPr>
+                <w:color w:val="0F0D29" w:themeColor="text1"/>
+              </w:rPr>
+              <w:t>Datos actualizados en la BD</w:t>
+            </w:r>
+          </w:p>
+        </w:tc>
+        <w:tc>
+          <w:tcPr>
+            <w:tcW w:w="2005" w:type="dxa"/>
+          </w:tcPr>
+          <w:p>
+            <w:pPr>
+              <w:rPr>
+                <w:color w:val="0F0D29" w:themeColor="text1"/>
+              </w:rPr>
+            </w:pPr>
+            <w:r>
+              <w:rPr>
+                <w:color w:val="0F0D29" w:themeColor="text1"/>
+              </w:rPr>
+              <w:t>Datos actualizados en la BD</w:t>
+            </w:r>
+          </w:p>
+        </w:tc>
+        <w:tc>
+          <w:tcPr>
+            <w:tcW w:w="2005" w:type="dxa"/>
+          </w:tcPr>
+          <w:p>
+            <w:pPr>
+              <w:rPr>
+                <w:color w:val="0F0D29" w:themeColor="text1"/>
+              </w:rPr>
+            </w:pPr>
+            <w:r>
+              <w:rPr>
+                <w:color w:val="0F0D29" w:themeColor="text1"/>
+              </w:rPr>
+              <w:t>OK</w:t>
+            </w:r>
+          </w:p>
+        </w:tc>
+      </w:tr>
+    </w:tbl>
+    <w:p>
+      <w:pPr>
+        <w:rPr>
+          <w:b/>
+          <w:bCs/>
+          <w:color w:val="0F0D29" w:themeColor="text1"/>
+        </w:rPr>
+      </w:pPr>
+    </w:p>
+    <w:p>
+      <w:pPr>
+        <w:rPr>
+          <w:b/>
+          <w:bCs/>
+          <w:color w:val="0F0D29" w:themeColor="text1"/>
+        </w:rPr>
+      </w:pPr>
+    </w:p>
+    <w:p>
+      <w:pPr>
+        <w:rPr>
+          <w:b/>
+          <w:bCs/>
+          <w:color w:val="0F0D29" w:themeColor="text1"/>
+        </w:rPr>
+      </w:pPr>
+    </w:p>
+    <w:p>
+      <w:pPr>
+        <w:rPr>
+          <w:b/>
+          <w:bCs/>
+          <w:color w:val="0F0D29" w:themeColor="text1"/>
+        </w:rPr>
+      </w:pPr>
+    </w:p>
+    <w:p>
+      <w:pPr>
+        <w:rPr>
+          <w:b/>
+          <w:bCs/>
+          <w:color w:val="0F0D29" w:themeColor="text1"/>
+        </w:rPr>
+      </w:pPr>
+    </w:p>
+    <w:p>
+      <w:pPr>
+        <w:rPr>
+          <w:b/>
+          <w:bCs/>
+          <w:color w:val="0F0D29" w:themeColor="text1"/>
+        </w:rPr>
+      </w:pPr>
+    </w:p>
+    <w:p>
+      <w:pPr>
+        <w:rPr>
+          <w:b/>
+          <w:bCs/>
+          <w:color w:val="0F0D29" w:themeColor="text1"/>
+        </w:rPr>
+      </w:pPr>
+      <w:r>
+        <w:rPr>
+          <w:b/>
+          <w:bCs/>
+          <w:color w:val="0F0D29" w:themeColor="text1"/>
+        </w:rPr>
+        <w:lastRenderedPageBreak/>
+        <w:t>Gestión de préstamos</w:t>
+      </w:r>
+    </w:p>
+    <w:tbl>
+      <w:tblPr>
+        <w:tblStyle w:val="Tablaconcuadrcula"/>
+        <w:tblW w:w="0" w:type="auto"/>
+        <w:tblLook w:val="04A0" w:firstRow="1" w:lastRow="0" w:firstColumn="1" w:lastColumn="0" w:noHBand="0" w:noVBand="1"/>
+      </w:tblPr>
+      <w:tblGrid>
+        <w:gridCol w:w="2004"/>
+        <w:gridCol w:w="2005"/>
+        <w:gridCol w:w="2005"/>
+        <w:gridCol w:w="2005"/>
+        <w:gridCol w:w="2005"/>
+      </w:tblGrid>
+      <w:tr>
+        <w:tc>
+          <w:tcPr>
+            <w:tcW w:w="2004" w:type="dxa"/>
+            <w:vAlign w:val="center"/>
+          </w:tcPr>
+          <w:p>
+            <w:pPr>
+              <w:rPr>
+                <w:b/>
+                <w:bCs/>
+                <w:color w:val="0F0D29" w:themeColor="text1"/>
+              </w:rPr>
+            </w:pPr>
+            <w:r>
+              <w:rPr>
+                <w:b/>
+                <w:bCs/>
+              </w:rPr>
+              <w:t>Descripción</w:t>
+            </w:r>
+          </w:p>
+        </w:tc>
+        <w:tc>
+          <w:tcPr>
+            <w:tcW w:w="2005" w:type="dxa"/>
+            <w:vAlign w:val="center"/>
+          </w:tcPr>
+          <w:p>
+            <w:pPr>
+              <w:rPr>
+                <w:b/>
+                <w:bCs/>
+                <w:color w:val="0F0D29" w:themeColor="text1"/>
+              </w:rPr>
+            </w:pPr>
+            <w:r>
+              <w:rPr>
+                <w:b/>
+                <w:bCs/>
+              </w:rPr>
+              <w:t>Parámetros</w:t>
+            </w:r>
+          </w:p>
+        </w:tc>
+        <w:tc>
+          <w:tcPr>
+            <w:tcW w:w="2005" w:type="dxa"/>
+            <w:vAlign w:val="center"/>
+          </w:tcPr>
+          <w:p>
+            <w:pPr>
+              <w:rPr>
+                <w:b/>
+                <w:bCs/>
+                <w:color w:val="0F0D29" w:themeColor="text1"/>
+              </w:rPr>
+            </w:pPr>
+            <w:r>
+              <w:rPr>
+                <w:b/>
+                <w:bCs/>
+              </w:rPr>
+              <w:t>Esperado</w:t>
+            </w:r>
+          </w:p>
+        </w:tc>
+        <w:tc>
+          <w:tcPr>
+            <w:tcW w:w="2005" w:type="dxa"/>
+            <w:vAlign w:val="center"/>
+          </w:tcPr>
+          <w:p>
+            <w:pPr>
+              <w:rPr>
+                <w:b/>
+                <w:bCs/>
+                <w:color w:val="0F0D29" w:themeColor="text1"/>
+              </w:rPr>
+            </w:pPr>
+            <w:r>
+              <w:rPr>
+                <w:b/>
+                <w:bCs/>
+              </w:rPr>
+              <w:t>Obtenido</w:t>
+            </w:r>
+          </w:p>
+        </w:tc>
+        <w:tc>
+          <w:tcPr>
+            <w:tcW w:w="2005" w:type="dxa"/>
+            <w:vAlign w:val="center"/>
+          </w:tcPr>
+          <w:p>
+            <w:pPr>
+              <w:rPr>
+                <w:b/>
+                <w:bCs/>
+                <w:color w:val="0F0D29" w:themeColor="text1"/>
+              </w:rPr>
+            </w:pPr>
+            <w:r>
+              <w:rPr>
+                <w:b/>
+                <w:bCs/>
+              </w:rPr>
+              <w:t>Resultado</w:t>
+            </w:r>
+          </w:p>
+        </w:tc>
+      </w:tr>
+      <w:tr>
+        <w:tc>
+          <w:tcPr>
+            <w:tcW w:w="2004" w:type="dxa"/>
+            <w:vAlign w:val="center"/>
+          </w:tcPr>
+          <w:p>
+            <w:pPr>
+              <w:rPr>
+                <w:b/>
+                <w:bCs/>
+                <w:color w:val="0F0D29" w:themeColor="text1"/>
+              </w:rPr>
+            </w:pPr>
+            <w:r>
+              <w:t>Asignar libro a alumno</w:t>
+            </w:r>
+          </w:p>
+        </w:tc>
+        <w:tc>
+          <w:tcPr>
+            <w:tcW w:w="2005" w:type="dxa"/>
+            <w:vAlign w:val="center"/>
+          </w:tcPr>
+          <w:p>
+            <w:pPr>
+              <w:rPr>
+                <w:b/>
+                <w:bCs/>
+                <w:color w:val="0F0D29" w:themeColor="text1"/>
+              </w:rPr>
+            </w:pPr>
+            <w:r>
+              <w:t>Alumno y libro existentes</w:t>
+            </w:r>
+          </w:p>
+        </w:tc>
+        <w:tc>
+          <w:tcPr>
+            <w:tcW w:w="2005" w:type="dxa"/>
+            <w:vAlign w:val="center"/>
+          </w:tcPr>
+          <w:p>
+            <w:pPr>
+              <w:rPr>
+                <w:b/>
+                <w:bCs/>
+                <w:color w:val="0F0D29" w:themeColor="text1"/>
+              </w:rPr>
+            </w:pPr>
+            <w:r>
+              <w:t>Préstamo registrado</w:t>
+            </w:r>
+          </w:p>
+        </w:tc>
+        <w:tc>
+          <w:tcPr>
+            <w:tcW w:w="2005" w:type="dxa"/>
+            <w:vAlign w:val="center"/>
+          </w:tcPr>
+          <w:p>
+            <w:pPr>
+              <w:rPr>
+                <w:b/>
+                <w:bCs/>
+                <w:color w:val="0F0D29" w:themeColor="text1"/>
+              </w:rPr>
+            </w:pPr>
+            <w:r>
+              <w:t>Préstamo registrado</w:t>
+            </w:r>
+          </w:p>
+        </w:tc>
+        <w:tc>
+          <w:tcPr>
+            <w:tcW w:w="2005" w:type="dxa"/>
+            <w:vAlign w:val="center"/>
+          </w:tcPr>
+          <w:p>
+            <w:pPr>
+              <w:rPr>
+                <w:b/>
+                <w:bCs/>
+                <w:color w:val="0F0D29" w:themeColor="text1"/>
+              </w:rPr>
+            </w:pPr>
+            <w:r>
+              <w:t>OK</w:t>
+            </w:r>
+          </w:p>
+        </w:tc>
+      </w:tr>
+      <w:tr>
+        <w:tc>
+          <w:tcPr>
+            <w:tcW w:w="2004" w:type="dxa"/>
+            <w:vAlign w:val="center"/>
+          </w:tcPr>
+          <w:p>
+            <w:pPr>
+              <w:rPr>
+                <w:b/>
+                <w:bCs/>
+                <w:color w:val="0F0D29" w:themeColor="text1"/>
+              </w:rPr>
+            </w:pPr>
+            <w:r>
+              <w:t>Asignar libro ya prestado</w:t>
+            </w:r>
+          </w:p>
+        </w:tc>
+        <w:tc>
+          <w:tcPr>
+            <w:tcW w:w="2005" w:type="dxa"/>
+            <w:vAlign w:val="center"/>
+          </w:tcPr>
+          <w:p>
+            <w:pPr>
+              <w:rPr>
+                <w:b/>
+                <w:bCs/>
+                <w:color w:val="0F0D29" w:themeColor="text1"/>
+              </w:rPr>
+            </w:pPr>
+            <w:r>
+              <w:t>Libro sin ejemplares disponibles</w:t>
+            </w:r>
+          </w:p>
+        </w:tc>
+        <w:tc>
+          <w:tcPr>
+            <w:tcW w:w="2005" w:type="dxa"/>
+            <w:vAlign w:val="center"/>
+          </w:tcPr>
+          <w:p>
+            <w:pPr>
+              <w:rPr>
+                <w:b/>
+                <w:bCs/>
+                <w:color w:val="0F0D29" w:themeColor="text1"/>
+              </w:rPr>
+            </w:pPr>
+            <w:r>
+              <w:t>Muestra error de disponibilidad</w:t>
+            </w:r>
+          </w:p>
+        </w:tc>
+        <w:tc>
+          <w:tcPr>
+            <w:tcW w:w="2005" w:type="dxa"/>
+            <w:vAlign w:val="center"/>
+          </w:tcPr>
+          <w:p>
+            <w:pPr>
+              <w:rPr>
+                <w:b/>
+                <w:bCs/>
+                <w:color w:val="0F0D29" w:themeColor="text1"/>
+              </w:rPr>
+            </w:pPr>
+            <w:r>
+              <w:t>Muestra error de disponibilidad</w:t>
+            </w:r>
+          </w:p>
+        </w:tc>
+        <w:tc>
+          <w:tcPr>
+            <w:tcW w:w="2005" w:type="dxa"/>
+            <w:vAlign w:val="center"/>
+          </w:tcPr>
+          <w:p>
+            <w:pPr>
+              <w:rPr>
+                <w:b/>
+                <w:bCs/>
+                <w:color w:val="0F0D29" w:themeColor="text1"/>
+              </w:rPr>
+            </w:pPr>
+            <w:r>
+              <w:t>OK</w:t>
+            </w:r>
+          </w:p>
+        </w:tc>
+      </w:tr>
+      <w:tr>
+        <w:tc>
+          <w:tcPr>
+            <w:tcW w:w="2004" w:type="dxa"/>
+            <w:vAlign w:val="center"/>
+          </w:tcPr>
+          <w:p>
+            <w:pPr>
+              <w:rPr>
+                <w:b/>
+                <w:bCs/>
+                <w:color w:val="0F0D29" w:themeColor="text1"/>
+              </w:rPr>
+            </w:pPr>
+            <w:r>
+              <w:t>Registrar devolución</w:t>
+            </w:r>
+          </w:p>
+        </w:tc>
+        <w:tc>
+          <w:tcPr>
+            <w:tcW w:w="2005" w:type="dxa"/>
+            <w:vAlign w:val="center"/>
+          </w:tcPr>
+          <w:p>
+            <w:pPr>
+              <w:rPr>
+                <w:b/>
+                <w:bCs/>
+                <w:color w:val="0F0D29" w:themeColor="text1"/>
+              </w:rPr>
+            </w:pPr>
+            <w:r>
+              <w:t>Préstamo activo</w:t>
+            </w:r>
+          </w:p>
+        </w:tc>
+        <w:tc>
+          <w:tcPr>
+            <w:tcW w:w="2005" w:type="dxa"/>
+            <w:vAlign w:val="center"/>
+          </w:tcPr>
+          <w:p>
+            <w:pPr>
+              <w:rPr>
+                <w:b/>
+                <w:bCs/>
+                <w:color w:val="0F0D29" w:themeColor="text1"/>
+              </w:rPr>
+            </w:pPr>
+            <w:r>
+              <w:t>Estado cambia a Devuelto</w:t>
+            </w:r>
+          </w:p>
+        </w:tc>
+        <w:tc>
+          <w:tcPr>
+            <w:tcW w:w="2005" w:type="dxa"/>
+            <w:vAlign w:val="center"/>
+          </w:tcPr>
+          <w:p>
+            <w:pPr>
+              <w:rPr>
+                <w:b/>
+                <w:bCs/>
+                <w:color w:val="0F0D29" w:themeColor="text1"/>
+              </w:rPr>
+            </w:pPr>
+            <w:r>
+              <w:t>Estado cambia a Devuelto</w:t>
+            </w:r>
+          </w:p>
+        </w:tc>
+        <w:tc>
+          <w:tcPr>
+            <w:tcW w:w="2005" w:type="dxa"/>
+            <w:vAlign w:val="center"/>
+          </w:tcPr>
+          <w:p>
+            <w:pPr>
+              <w:rPr>
+                <w:b/>
+                <w:bCs/>
+                <w:color w:val="0F0D29" w:themeColor="text1"/>
+              </w:rPr>
+            </w:pPr>
+            <w:r>
+              <w:t>OK</w:t>
+            </w:r>
+          </w:p>
+        </w:tc>
+      </w:tr>
+      <w:tr>
+        <w:tc>
+          <w:tcPr>
+            <w:tcW w:w="2004" w:type="dxa"/>
+            <w:vAlign w:val="center"/>
+          </w:tcPr>
+          <w:p>
+            <w:pPr>
+              <w:rPr>
+                <w:b/>
+                <w:bCs/>
+                <w:color w:val="0F0D29" w:themeColor="text1"/>
+              </w:rPr>
+            </w:pPr>
+            <w:r>
+              <w:t>Cerrar préstamo</w:t>
+            </w:r>
+          </w:p>
+        </w:tc>
+        <w:tc>
+          <w:tcPr>
+            <w:tcW w:w="2005" w:type="dxa"/>
+            <w:vAlign w:val="center"/>
+          </w:tcPr>
+          <w:p>
+            <w:pPr>
+              <w:rPr>
+                <w:b/>
+                <w:bCs/>
+                <w:color w:val="0F0D29" w:themeColor="text1"/>
+              </w:rPr>
+            </w:pPr>
+            <w:r>
+              <w:t>Todos los libros devueltos</w:t>
+            </w:r>
+          </w:p>
+        </w:tc>
+        <w:tc>
+          <w:tcPr>
+            <w:tcW w:w="2005" w:type="dxa"/>
+            <w:vAlign w:val="center"/>
+          </w:tcPr>
+          <w:p>
+            <w:pPr>
+              <w:rPr>
+                <w:b/>
+                <w:bCs/>
+                <w:color w:val="0F0D29" w:themeColor="text1"/>
+              </w:rPr>
+            </w:pPr>
+            <w:r>
+              <w:t>Préstamo cerrado correctamente</w:t>
+            </w:r>
+          </w:p>
+        </w:tc>
+        <w:tc>
+          <w:tcPr>
+            <w:tcW w:w="2005" w:type="dxa"/>
+            <w:vAlign w:val="center"/>
+          </w:tcPr>
+          <w:p>
+            <w:pPr>
+              <w:rPr>
+                <w:b/>
+                <w:bCs/>
+                <w:color w:val="0F0D29" w:themeColor="text1"/>
+              </w:rPr>
+            </w:pPr>
+            <w:r>
+              <w:t>Préstamo cerrado correctamente</w:t>
+            </w:r>
+          </w:p>
+        </w:tc>
+        <w:tc>
+          <w:tcPr>
+            <w:tcW w:w="2005" w:type="dxa"/>
+            <w:vAlign w:val="center"/>
+          </w:tcPr>
+          <w:p>
+            <w:pPr>
+              <w:rPr>
+                <w:b/>
+                <w:bCs/>
+                <w:color w:val="0F0D29" w:themeColor="text1"/>
+              </w:rPr>
+            </w:pPr>
+            <w:r>
+              <w:t>OK</w:t>
+            </w:r>
+          </w:p>
+        </w:tc>
+      </w:tr>
+    </w:tbl>
+    <w:p>
+      <w:pPr>
+        <w:rPr>
+          <w:b/>
+          <w:bCs/>
+          <w:color w:val="0F0D29" w:themeColor="text1"/>
+        </w:rPr>
+      </w:pPr>
+    </w:p>
+    <w:p>
+      <w:pPr>
+        <w:rPr>
+          <w:b/>
+          <w:bCs/>
+          <w:color w:val="0F0D29" w:themeColor="text1"/>
+        </w:rPr>
+      </w:pPr>
+      <w:r>
+        <w:rPr>
+          <w:b/>
+          <w:bCs/>
+          <w:color w:val="0F0D29" w:themeColor="text1"/>
+        </w:rPr>
+        <w:t>Copia de seguridad</w:t>
+      </w:r>
+    </w:p>
+    <w:tbl>
+      <w:tblPr>
+        <w:tblStyle w:val="Tablaconcuadrcula"/>
+        <w:tblW w:w="0" w:type="auto"/>
+        <w:tblLook w:val="04A0" w:firstRow="1" w:lastRow="0" w:firstColumn="1" w:lastColumn="0" w:noHBand="0" w:noVBand="1"/>
+      </w:tblPr>
+      <w:tblGrid>
+        <w:gridCol w:w="2004"/>
+        <w:gridCol w:w="2005"/>
+        <w:gridCol w:w="2005"/>
+        <w:gridCol w:w="2005"/>
+        <w:gridCol w:w="2005"/>
+      </w:tblGrid>
+      <w:tr>
+        <w:tc>
+          <w:tcPr>
+            <w:tcW w:w="2004" w:type="dxa"/>
+            <w:vAlign w:val="center"/>
+          </w:tcPr>
+          <w:p>
+            <w:pPr>
+              <w:rPr>
+                <w:b/>
+                <w:bCs/>
+                <w:color w:val="0F0D29" w:themeColor="text1"/>
+              </w:rPr>
+            </w:pPr>
+            <w:r>
+              <w:rPr>
+                <w:b/>
+                <w:bCs/>
+              </w:rPr>
+              <w:t>Descripción</w:t>
+            </w:r>
+          </w:p>
+        </w:tc>
+        <w:tc>
+          <w:tcPr>
+            <w:tcW w:w="2005" w:type="dxa"/>
+            <w:vAlign w:val="center"/>
+          </w:tcPr>
+          <w:p>
+            <w:pPr>
+              <w:rPr>
+                <w:b/>
+                <w:bCs/>
+                <w:color w:val="0F0D29" w:themeColor="text1"/>
+              </w:rPr>
+            </w:pPr>
+            <w:r>
+              <w:rPr>
+                <w:b/>
+                <w:bCs/>
+              </w:rPr>
+              <w:t>Parámetros</w:t>
+            </w:r>
+          </w:p>
+        </w:tc>
+        <w:tc>
+          <w:tcPr>
+            <w:tcW w:w="2005" w:type="dxa"/>
+            <w:vAlign w:val="center"/>
+          </w:tcPr>
+          <w:p>
+            <w:pPr>
+              <w:rPr>
+                <w:b/>
+                <w:bCs/>
+                <w:color w:val="0F0D29" w:themeColor="text1"/>
+              </w:rPr>
+            </w:pPr>
+            <w:r>
+              <w:rPr>
+                <w:b/>
+                <w:bCs/>
+              </w:rPr>
+              <w:t>Esperado</w:t>
+            </w:r>
+          </w:p>
+        </w:tc>
+        <w:tc>
+          <w:tcPr>
+            <w:tcW w:w="2005" w:type="dxa"/>
+            <w:vAlign w:val="center"/>
+          </w:tcPr>
+          <w:p>
+            <w:pPr>
+              <w:rPr>
+                <w:b/>
+                <w:bCs/>
+                <w:color w:val="0F0D29" w:themeColor="text1"/>
+              </w:rPr>
+            </w:pPr>
+            <w:r>
+              <w:rPr>
+                <w:b/>
+                <w:bCs/>
+              </w:rPr>
+              <w:t>Obtenido</w:t>
+            </w:r>
+          </w:p>
+        </w:tc>
+        <w:tc>
+          <w:tcPr>
+            <w:tcW w:w="2005" w:type="dxa"/>
+            <w:vAlign w:val="center"/>
+          </w:tcPr>
+          <w:p>
+            <w:pPr>
+              <w:rPr>
+                <w:b/>
+                <w:bCs/>
+                <w:color w:val="0F0D29" w:themeColor="text1"/>
+              </w:rPr>
+            </w:pPr>
+            <w:r>
+              <w:rPr>
+                <w:b/>
+                <w:bCs/>
+              </w:rPr>
+              <w:t>Resultado</w:t>
+            </w:r>
+          </w:p>
+        </w:tc>
+      </w:tr>
+      <w:tr>
+        <w:tc>
+          <w:tcPr>
+            <w:tcW w:w="2004" w:type="dxa"/>
+          </w:tcPr>
+          <w:p>
+            <w:pPr>
+              <w:rPr>
+                <w:b/>
+                <w:bCs/>
+                <w:color w:val="0F0D29" w:themeColor="text1"/>
+              </w:rPr>
+            </w:pPr>
+            <w:r>
+              <w:t>Exportar en formato</w:t>
+            </w:r>
+            <w:r>
+              <w:t xml:space="preserve"> SQL</w:t>
+            </w:r>
+          </w:p>
+        </w:tc>
+        <w:tc>
+          <w:tcPr>
+            <w:tcW w:w="2005" w:type="dxa"/>
+          </w:tcPr>
+          <w:p>
+            <w:pPr>
+              <w:rPr>
+                <w:b/>
+                <w:bCs/>
+                <w:color w:val="0F0D29" w:themeColor="text1"/>
+              </w:rPr>
+            </w:pPr>
+            <w:r>
+              <w:t xml:space="preserve">Todas las </w:t>
+            </w:r>
+            <w:r>
+              <w:t>tablas</w:t>
+            </w:r>
+          </w:p>
+        </w:tc>
+        <w:tc>
+          <w:tcPr>
+            <w:tcW w:w="2005" w:type="dxa"/>
+          </w:tcPr>
+          <w:p>
+            <w:pPr>
+              <w:rPr>
+                <w:b/>
+                <w:bCs/>
+                <w:color w:val="0F0D29" w:themeColor="text1"/>
+              </w:rPr>
+            </w:pPr>
+            <w:r>
+              <w:t xml:space="preserve">Genera </w:t>
+            </w:r>
+            <w:r>
+              <w:t>fichero .</w:t>
+            </w:r>
+            <w:proofErr w:type="spellStart"/>
+            <w:r>
+              <w:t>sql</w:t>
+            </w:r>
+            <w:proofErr w:type="spellEnd"/>
+          </w:p>
+        </w:tc>
+        <w:tc>
+          <w:tcPr>
+            <w:tcW w:w="2005" w:type="dxa"/>
+          </w:tcPr>
+          <w:p>
+            <w:pPr>
+              <w:rPr>
+                <w:b/>
+                <w:bCs/>
+                <w:color w:val="0F0D29" w:themeColor="text1"/>
+              </w:rPr>
+            </w:pPr>
+            <w:r>
+              <w:t xml:space="preserve">Genera </w:t>
+            </w:r>
+            <w:r>
+              <w:t>fichero .</w:t>
+            </w:r>
+            <w:proofErr w:type="spellStart"/>
+            <w:r>
+              <w:t>sql</w:t>
+            </w:r>
+            <w:proofErr w:type="spellEnd"/>
+          </w:p>
+        </w:tc>
+        <w:tc>
+          <w:tcPr>
+            <w:tcW w:w="2005" w:type="dxa"/>
+          </w:tcPr>
+          <w:p>
+            <w:pPr>
+              <w:rPr>
+                <w:b/>
+                <w:bCs/>
+                <w:color w:val="0F0D29" w:themeColor="text1"/>
+              </w:rPr>
+            </w:pPr>
+            <w:r>
+              <w:t>OK</w:t>
+            </w:r>
+          </w:p>
+        </w:tc>
+      </w:tr>
+      <w:tr>
+        <w:tc>
+          <w:tcPr>
+            <w:tcW w:w="2004" w:type="dxa"/>
+          </w:tcPr>
+          <w:p>
+            <w:pPr>
+              <w:rPr>
+                <w:b/>
+                <w:bCs/>
+                <w:color w:val="0F0D29" w:themeColor="text1"/>
+              </w:rPr>
+            </w:pPr>
+            <w:r>
+              <w:t>Exportar en formato</w:t>
+            </w:r>
+            <w:r>
+              <w:t xml:space="preserve"> CSV</w:t>
+            </w:r>
+          </w:p>
+        </w:tc>
+        <w:tc>
+          <w:tcPr>
+            <w:tcW w:w="2005" w:type="dxa"/>
+          </w:tcPr>
+          <w:p>
+            <w:pPr>
+              <w:rPr>
+                <w:b/>
+                <w:bCs/>
+                <w:color w:val="0F0D29" w:themeColor="text1"/>
+              </w:rPr>
+            </w:pPr>
+            <w:r>
+              <w:t xml:space="preserve">Todas las </w:t>
+            </w:r>
+            <w:r>
+              <w:t>tablas</w:t>
+            </w:r>
+          </w:p>
+        </w:tc>
+        <w:tc>
+          <w:tcPr>
+            <w:tcW w:w="2005" w:type="dxa"/>
+          </w:tcPr>
+          <w:p>
+            <w:pPr>
+              <w:rPr>
+                <w:b/>
+                <w:bCs/>
+                <w:color w:val="0F0D29" w:themeColor="text1"/>
+              </w:rPr>
+            </w:pPr>
+            <w:r>
+              <w:t xml:space="preserve">Genera </w:t>
+            </w:r>
+            <w:r>
+              <w:t>fichero .</w:t>
+            </w:r>
+            <w:proofErr w:type="spellStart"/>
+            <w:r>
+              <w:t>csv</w:t>
+            </w:r>
+            <w:proofErr w:type="spellEnd"/>
+          </w:p>
+        </w:tc>
+        <w:tc>
+          <w:tcPr>
+            <w:tcW w:w="2005" w:type="dxa"/>
+          </w:tcPr>
+          <w:p>
+            <w:pPr>
+              <w:rPr>
+                <w:b/>
+                <w:bCs/>
+                <w:color w:val="0F0D29" w:themeColor="text1"/>
+              </w:rPr>
+            </w:pPr>
+            <w:r>
+              <w:t xml:space="preserve">Genera </w:t>
+            </w:r>
+            <w:r>
+              <w:t>fichero .</w:t>
+            </w:r>
+            <w:proofErr w:type="spellStart"/>
+            <w:r>
+              <w:t>csv</w:t>
+            </w:r>
+            <w:proofErr w:type="spellEnd"/>
+          </w:p>
+        </w:tc>
+        <w:tc>
+          <w:tcPr>
+            <w:tcW w:w="2005" w:type="dxa"/>
+          </w:tcPr>
+          <w:p>
+            <w:pPr>
+              <w:rPr>
+                <w:color w:val="0F0D29" w:themeColor="text1"/>
+              </w:rPr>
+            </w:pPr>
+            <w:r>
+              <w:rPr>
+                <w:color w:val="0F0D29" w:themeColor="text1"/>
+              </w:rPr>
+              <w:t>OK</w:t>
+            </w:r>
+          </w:p>
+        </w:tc>
+      </w:tr>
+      <w:tr>
+        <w:tc>
+          <w:tcPr>
+            <w:tcW w:w="2004" w:type="dxa"/>
+          </w:tcPr>
+          <w:p>
+            <w:pPr>
+              <w:rPr>
+                <w:b/>
+                <w:bCs/>
+                <w:color w:val="0F0D29" w:themeColor="text1"/>
+              </w:rPr>
+            </w:pPr>
+            <w:r>
+              <w:t>Exportar en formato</w:t>
+            </w:r>
+            <w:r>
+              <w:t xml:space="preserve"> JSON</w:t>
+            </w:r>
+          </w:p>
+        </w:tc>
+        <w:tc>
+          <w:tcPr>
+            <w:tcW w:w="2005" w:type="dxa"/>
+          </w:tcPr>
+          <w:p>
+            <w:pPr>
+              <w:rPr>
+                <w:b/>
+                <w:bCs/>
+                <w:color w:val="0F0D29" w:themeColor="text1"/>
+              </w:rPr>
+            </w:pPr>
+            <w:r>
+              <w:t xml:space="preserve">Todas las </w:t>
+            </w:r>
+            <w:r>
+              <w:t>tablas</w:t>
+            </w:r>
+          </w:p>
+        </w:tc>
+        <w:tc>
+          <w:tcPr>
+            <w:tcW w:w="2005" w:type="dxa"/>
+          </w:tcPr>
+          <w:p>
+            <w:pPr>
+              <w:rPr>
+                <w:b/>
+                <w:bCs/>
+                <w:color w:val="0F0D29" w:themeColor="text1"/>
+              </w:rPr>
+            </w:pPr>
+            <w:r>
+              <w:t xml:space="preserve">Genera </w:t>
+            </w:r>
+            <w:proofErr w:type="gramStart"/>
+            <w:r>
+              <w:t>fichero .</w:t>
+            </w:r>
+            <w:proofErr w:type="spellStart"/>
+            <w:r>
+              <w:t>json</w:t>
+            </w:r>
+            <w:proofErr w:type="spellEnd"/>
+            <w:proofErr w:type="gramEnd"/>
+          </w:p>
+        </w:tc>
+        <w:tc>
+          <w:tcPr>
+            <w:tcW w:w="2005" w:type="dxa"/>
+          </w:tcPr>
+          <w:p>
+            <w:pPr>
+              <w:rPr>
+                <w:b/>
+                <w:bCs/>
+                <w:color w:val="0F0D29" w:themeColor="text1"/>
+              </w:rPr>
+            </w:pPr>
+            <w:r>
+              <w:t xml:space="preserve">Genera </w:t>
+            </w:r>
+            <w:proofErr w:type="gramStart"/>
+            <w:r>
+              <w:t>fichero .</w:t>
+            </w:r>
+            <w:proofErr w:type="spellStart"/>
+            <w:r>
+              <w:t>json</w:t>
+            </w:r>
+            <w:proofErr w:type="spellEnd"/>
+            <w:proofErr w:type="gramEnd"/>
+          </w:p>
+        </w:tc>
+        <w:tc>
+          <w:tcPr>
+            <w:tcW w:w="2005" w:type="dxa"/>
+          </w:tcPr>
+          <w:p>
+            <w:pPr>
+              <w:rPr>
+                <w:color w:val="0F0D29" w:themeColor="text1"/>
+              </w:rPr>
+            </w:pPr>
+            <w:r>
+              <w:rPr>
+                <w:color w:val="0F0D29" w:themeColor="text1"/>
+              </w:rPr>
+              <w:t>OK</w:t>
+            </w:r>
+          </w:p>
+        </w:tc>
+      </w:tr>
+    </w:tbl>
+    <w:p>
+      <w:pPr>
+        <w:rPr>
+          <w:b/>
+          <w:bCs/>
+          <w:color w:val="0F0D29" w:themeColor="text1"/>
+        </w:rPr>
+      </w:pPr>
     </w:p>
     <w:tbl>
       <w:tblPr>
@@ -27311,6 +29897,7 @@
           <w:sz w:val="144"/>
           <w:szCs w:val="144"/>
         </w:rPr>
+        <w:lastRenderedPageBreak/>
         <w:br w:type="page"/>
       </w:r>
     </w:p>
@@ -40064,7 +42651,6 @@
     <w:rsid w:val="00250258"/>
     <w:rsid w:val="002506DF"/>
     <w:rsid w:val="00252A6E"/>
-    <w:rsid w:val="00267F83"/>
     <w:rsid w:val="002771C9"/>
     <w:rsid w:val="00285AD8"/>
     <w:rsid w:val="00296438"/>
@@ -40101,6 +42687,7 @@
     <w:rsid w:val="00760466"/>
     <w:rsid w:val="0078114E"/>
     <w:rsid w:val="00783082"/>
+    <w:rsid w:val="007C0FEF"/>
     <w:rsid w:val="007D1778"/>
     <w:rsid w:val="007D7A65"/>
     <w:rsid w:val="007E0BE2"/>

--- a/docs/UT_7_2024_2025 (1).docx
+++ b/docs/UT_7_2024_2025 (1).docx
@@ -29802,19 +29802,337 @@
       <w:bookmarkEnd w:id="158"/>
       <w:bookmarkEnd w:id="159"/>
     </w:p>
-    <w:p>
-      <w:pPr>
-        <w:rPr>
-          <w:color w:val="FF0000"/>
-        </w:rPr>
-      </w:pPr>
-      <w:r>
-        <w:rPr>
-          <w:color w:val="FF0000"/>
-        </w:rPr>
-        <w:t>Rellenar</w:t>
-      </w:r>
-    </w:p>
+    <w:tbl>
+      <w:tblPr>
+        <w:tblStyle w:val="Tablaconcuadrcula"/>
+        <w:tblW w:w="0" w:type="auto"/>
+        <w:tblLook w:val="04A0" w:firstRow="1" w:lastRow="0" w:firstColumn="1" w:lastColumn="0" w:noHBand="0" w:noVBand="1"/>
+      </w:tblPr>
+      <w:tblGrid>
+        <w:gridCol w:w="3341"/>
+        <w:gridCol w:w="3341"/>
+        <w:gridCol w:w="3342"/>
+      </w:tblGrid>
+      <w:tr>
+        <w:tc>
+          <w:tcPr>
+            <w:tcW w:w="3341" w:type="dxa"/>
+            <w:vAlign w:val="center"/>
+          </w:tcPr>
+          <w:p>
+            <w:r>
+              <w:rPr>
+                <w:b/>
+                <w:bCs/>
+              </w:rPr>
+              <w:t>Incidencia</w:t>
+            </w:r>
+          </w:p>
+        </w:tc>
+        <w:tc>
+          <w:tcPr>
+            <w:tcW w:w="3341" w:type="dxa"/>
+            <w:vAlign w:val="center"/>
+          </w:tcPr>
+          <w:p>
+            <w:r>
+              <w:rPr>
+                <w:b/>
+                <w:bCs/>
+              </w:rPr>
+              <w:t>Descripción</w:t>
+            </w:r>
+          </w:p>
+        </w:tc>
+        <w:tc>
+          <w:tcPr>
+            <w:tcW w:w="3342" w:type="dxa"/>
+            <w:vAlign w:val="center"/>
+          </w:tcPr>
+          <w:p>
+            <w:r>
+              <w:rPr>
+                <w:b/>
+                <w:bCs/>
+              </w:rPr>
+              <w:t>Solución aplicada</w:t>
+            </w:r>
+          </w:p>
+        </w:tc>
+      </w:tr>
+      <w:tr>
+        <w:tc>
+          <w:tcPr>
+            <w:tcW w:w="3341" w:type="dxa"/>
+            <w:vAlign w:val="center"/>
+          </w:tcPr>
+          <w:p>
+            <w:r>
+              <w:t>Error de conexión a la BD</w:t>
+            </w:r>
+          </w:p>
+        </w:tc>
+        <w:tc>
+          <w:tcPr>
+            <w:tcW w:w="3341" w:type="dxa"/>
+            <w:vAlign w:val="center"/>
+          </w:tcPr>
+          <w:p>
+            <w:r>
+              <w:t>Al arrancar la aplicación no conecta con MySQL</w:t>
+            </w:r>
+          </w:p>
+        </w:tc>
+        <w:tc>
+          <w:tcPr>
+            <w:tcW w:w="3342" w:type="dxa"/>
+            <w:vAlign w:val="center"/>
+          </w:tcPr>
+          <w:p>
+            <w:r>
+              <w:t xml:space="preserve">Verificar que XAMPP tiene MySQL activo y que los datos de </w:t>
+            </w:r>
+            <w:r>
+              <w:rPr>
+                <w:rStyle w:val="CdigoHTML"/>
+                <w:rFonts w:asciiTheme="majorHAnsi" w:eastAsiaTheme="minorEastAsia" w:hAnsiTheme="majorHAnsi" w:cstheme="majorHAnsi"/>
+              </w:rPr>
+              <w:t>config.py</w:t>
+            </w:r>
+            <w:r>
+              <w:t xml:space="preserve"> son correctos</w:t>
+            </w:r>
+          </w:p>
+        </w:tc>
+      </w:tr>
+      <w:tr>
+        <w:tc>
+          <w:tcPr>
+            <w:tcW w:w="3341" w:type="dxa"/>
+            <w:vAlign w:val="center"/>
+          </w:tcPr>
+          <w:p>
+            <w:r>
+              <w:t>Error al importar CSV</w:t>
+            </w:r>
+          </w:p>
+        </w:tc>
+        <w:tc>
+          <w:tcPr>
+            <w:tcW w:w="3341" w:type="dxa"/>
+            <w:vAlign w:val="center"/>
+          </w:tcPr>
+          <w:p>
+            <w:r>
+              <w:t xml:space="preserve">El fichero CSV de </w:t>
+            </w:r>
+            <w:proofErr w:type="spellStart"/>
+            <w:r>
+              <w:t>Delphos</w:t>
+            </w:r>
+            <w:proofErr w:type="spellEnd"/>
+            <w:r>
+              <w:t xml:space="preserve"> no se carga correctamente</w:t>
+            </w:r>
+          </w:p>
+        </w:tc>
+        <w:tc>
+          <w:tcPr>
+            <w:tcW w:w="3342" w:type="dxa"/>
+            <w:vAlign w:val="center"/>
+          </w:tcPr>
+          <w:p>
+            <w:r>
+              <w:t>Verificar que el fichero tiene el separador correcto (coma) y los campos entre comillas dobles</w:t>
+            </w:r>
+          </w:p>
+        </w:tc>
+      </w:tr>
+      <w:tr>
+        <w:tc>
+          <w:tcPr>
+            <w:tcW w:w="3341" w:type="dxa"/>
+            <w:vAlign w:val="center"/>
+          </w:tcPr>
+          <w:p>
+            <w:r>
+              <w:t>Carácter especial en nombre</w:t>
+            </w:r>
+          </w:p>
+        </w:tc>
+        <w:tc>
+          <w:tcPr>
+            <w:tcW w:w="3341" w:type="dxa"/>
+            <w:vAlign w:val="center"/>
+          </w:tcPr>
+          <w:p>
+            <w:r>
+              <w:t>Nombres con tildes o ñ dan error al insertarse en la BD</w:t>
+            </w:r>
+          </w:p>
+        </w:tc>
+        <w:tc>
+          <w:tcPr>
+            <w:tcW w:w="3342" w:type="dxa"/>
+            <w:vAlign w:val="center"/>
+          </w:tcPr>
+          <w:p>
+            <w:r>
+              <w:t xml:space="preserve">Configurar la base de datos con cotejamiento </w:t>
+            </w:r>
+            <w:r>
+              <w:rPr>
+                <w:rStyle w:val="CdigoHTML"/>
+                <w:rFonts w:asciiTheme="majorHAnsi" w:eastAsiaTheme="minorEastAsia" w:hAnsiTheme="majorHAnsi" w:cstheme="majorHAnsi"/>
+              </w:rPr>
+              <w:t>utf8_spanish2_ci</w:t>
+            </w:r>
+          </w:p>
+        </w:tc>
+      </w:tr>
+      <w:tr>
+        <w:tc>
+          <w:tcPr>
+            <w:tcW w:w="3341" w:type="dxa"/>
+            <w:vAlign w:val="center"/>
+          </w:tcPr>
+          <w:p>
+            <w:r>
+              <w:t>Opción inválida en menú</w:t>
+            </w:r>
+          </w:p>
+        </w:tc>
+        <w:tc>
+          <w:tcPr>
+            <w:tcW w:w="3341" w:type="dxa"/>
+            <w:vAlign w:val="center"/>
+          </w:tcPr>
+          <w:p>
+            <w:r>
+              <w:t>El usuario introduce un valor no numérico</w:t>
+            </w:r>
+          </w:p>
+        </w:tc>
+        <w:tc>
+          <w:tcPr>
+            <w:tcW w:w="3342" w:type="dxa"/>
+            <w:vAlign w:val="center"/>
+          </w:tcPr>
+          <w:p>
+            <w:r>
+              <w:t xml:space="preserve">Añadir control de excepciones con </w:t>
+            </w:r>
+            <w:r>
+              <w:rPr>
+                <w:rStyle w:val="CdigoHTML"/>
+                <w:rFonts w:asciiTheme="majorHAnsi" w:eastAsiaTheme="minorEastAsia" w:hAnsiTheme="majorHAnsi" w:cstheme="majorHAnsi"/>
+              </w:rPr>
+              <w:t>try/</w:t>
+            </w:r>
+            <w:proofErr w:type="spellStart"/>
+            <w:r>
+              <w:rPr>
+                <w:rStyle w:val="CdigoHTML"/>
+                <w:rFonts w:asciiTheme="majorHAnsi" w:eastAsiaTheme="minorEastAsia" w:hAnsiTheme="majorHAnsi" w:cstheme="majorHAnsi"/>
+              </w:rPr>
+              <w:t>except</w:t>
+            </w:r>
+            <w:proofErr w:type="spellEnd"/>
+            <w:r>
+              <w:t xml:space="preserve"> para capturar el error y repetir el menú</w:t>
+            </w:r>
+          </w:p>
+        </w:tc>
+      </w:tr>
+      <w:tr>
+        <w:tc>
+          <w:tcPr>
+            <w:tcW w:w="3341" w:type="dxa"/>
+            <w:vAlign w:val="center"/>
+          </w:tcPr>
+          <w:p>
+            <w:r>
+              <w:t>ISBN duplicado</w:t>
+            </w:r>
+          </w:p>
+        </w:tc>
+        <w:tc>
+          <w:tcPr>
+            <w:tcW w:w="3341" w:type="dxa"/>
+            <w:vAlign w:val="center"/>
+          </w:tcPr>
+          <w:p>
+            <w:r>
+              <w:t>Se intenta insertar un libro con ISBN ya existente</w:t>
+            </w:r>
+          </w:p>
+        </w:tc>
+        <w:tc>
+          <w:tcPr>
+            <w:tcW w:w="3342" w:type="dxa"/>
+            <w:vAlign w:val="center"/>
+          </w:tcPr>
+          <w:p>
+            <w:r>
+              <w:t>Mostrar mensaje de error indicando que el ISBN ya existe en la base de datos</w:t>
+            </w:r>
+          </w:p>
+        </w:tc>
+      </w:tr>
+      <w:tr>
+        <w:tc>
+          <w:tcPr>
+            <w:tcW w:w="3341" w:type="dxa"/>
+            <w:vAlign w:val="center"/>
+          </w:tcPr>
+          <w:p>
+            <w:r>
+              <w:t>Alumno sin beca</w:t>
+            </w:r>
+          </w:p>
+        </w:tc>
+        <w:tc>
+          <w:tcPr>
+            <w:tcW w:w="3341" w:type="dxa"/>
+            <w:vAlign w:val="center"/>
+          </w:tcPr>
+          <w:p>
+            <w:r>
+              <w:t xml:space="preserve">El campo </w:t>
+            </w:r>
+            <w:proofErr w:type="spellStart"/>
+            <w:r>
+              <w:t>TipoBecaLibros</w:t>
+            </w:r>
+            <w:proofErr w:type="spellEnd"/>
+            <w:r>
+              <w:t xml:space="preserve"> viene vacío en el CSV</w:t>
+            </w:r>
+          </w:p>
+        </w:tc>
+        <w:tc>
+          <w:tcPr>
+            <w:tcW w:w="3342" w:type="dxa"/>
+            <w:vAlign w:val="center"/>
+          </w:tcPr>
+          <w:p>
+            <w:r>
+              <w:t xml:space="preserve">Asignar el valor </w:t>
+            </w:r>
+            <w:r>
+              <w:rPr>
+                <w:rStyle w:val="CdigoHTML"/>
+                <w:rFonts w:eastAsiaTheme="minorEastAsia"/>
+              </w:rPr>
+              <w:t>0</w:t>
+            </w:r>
+            <w:r>
+              <w:t xml:space="preserve"> por defecto cuando el campo está vacío</w:t>
+            </w:r>
+          </w:p>
+        </w:tc>
+      </w:tr>
+    </w:tbl>
     <w:p/>
     <w:p>
       <w:pPr>
@@ -29834,19 +30152,316 @@
       <w:bookmarkEnd w:id="162"/>
     </w:p>
     <w:p>
-      <w:pPr>
-        <w:rPr>
-          <w:color w:val="FF0000"/>
-        </w:rPr>
-      </w:pPr>
-      <w:r>
-        <w:rPr>
-          <w:color w:val="FF0000"/>
-        </w:rPr>
-        <w:t>Rellenar</w:t>
-      </w:r>
-    </w:p>
+      <w:r>
+        <w:t xml:space="preserve">El proyecto se ha desarrollado siguiendo las fases establecidas en la planificación inicial. A </w:t>
+      </w:r>
+      <w:proofErr w:type="gramStart"/>
+      <w:r>
+        <w:t>continuación</w:t>
+      </w:r>
+      <w:proofErr w:type="gramEnd"/>
+      <w:r>
+        <w:t xml:space="preserve"> se detalla el seguimiento de cada fase:</w:t>
+      </w:r>
+    </w:p>
+    <w:tbl>
+      <w:tblPr>
+        <w:tblStyle w:val="Tablaconcuadrcula"/>
+        <w:tblW w:w="0" w:type="auto"/>
+        <w:tblLook w:val="04A0" w:firstRow="1" w:lastRow="0" w:firstColumn="1" w:lastColumn="0" w:noHBand="0" w:noVBand="1"/>
+      </w:tblPr>
+      <w:tblGrid>
+        <w:gridCol w:w="3341"/>
+        <w:gridCol w:w="3341"/>
+        <w:gridCol w:w="3342"/>
+      </w:tblGrid>
+      <w:tr>
+        <w:tc>
+          <w:tcPr>
+            <w:tcW w:w="3341" w:type="dxa"/>
+            <w:vAlign w:val="center"/>
+          </w:tcPr>
+          <w:p>
+            <w:r>
+              <w:rPr>
+                <w:b/>
+                <w:bCs/>
+              </w:rPr>
+              <w:t>Fase</w:t>
+            </w:r>
+          </w:p>
+        </w:tc>
+        <w:tc>
+          <w:tcPr>
+            <w:tcW w:w="3341" w:type="dxa"/>
+            <w:vAlign w:val="center"/>
+          </w:tcPr>
+          <w:p>
+            <w:r>
+              <w:rPr>
+                <w:b/>
+                <w:bCs/>
+              </w:rPr>
+              <w:t>Estado</w:t>
+            </w:r>
+          </w:p>
+        </w:tc>
+        <w:tc>
+          <w:tcPr>
+            <w:tcW w:w="3342" w:type="dxa"/>
+            <w:vAlign w:val="center"/>
+          </w:tcPr>
+          <w:p>
+            <w:r>
+              <w:rPr>
+                <w:b/>
+                <w:bCs/>
+              </w:rPr>
+              <w:t>Observaciones</w:t>
+            </w:r>
+          </w:p>
+        </w:tc>
+      </w:tr>
+      <w:tr>
+        <w:tc>
+          <w:tcPr>
+            <w:tcW w:w="3341" w:type="dxa"/>
+            <w:vAlign w:val="center"/>
+          </w:tcPr>
+          <w:p>
+            <w:r>
+              <w:t>Estudio inicial y análisis</w:t>
+            </w:r>
+          </w:p>
+        </w:tc>
+        <w:tc>
+          <w:tcPr>
+            <w:tcW w:w="3341" w:type="dxa"/>
+            <w:vAlign w:val="center"/>
+          </w:tcPr>
+          <w:p>
+            <w:r>
+              <w:t>Completado</w:t>
+            </w:r>
+          </w:p>
+        </w:tc>
+        <w:tc>
+          <w:tcPr>
+            <w:tcW w:w="3342" w:type="dxa"/>
+            <w:vAlign w:val="center"/>
+          </w:tcPr>
+          <w:p>
+            <w:r>
+              <w:t>Se han identificado todos los requisitos funcionales y no funcionales</w:t>
+            </w:r>
+          </w:p>
+        </w:tc>
+      </w:tr>
+      <w:tr>
+        <w:tc>
+          <w:tcPr>
+            <w:tcW w:w="3341" w:type="dxa"/>
+            <w:vAlign w:val="center"/>
+          </w:tcPr>
+          <w:p>
+            <w:r>
+              <w:t>Diseño de la base de datos</w:t>
+            </w:r>
+          </w:p>
+        </w:tc>
+        <w:tc>
+          <w:tcPr>
+            <w:tcW w:w="3341" w:type="dxa"/>
+            <w:vAlign w:val="center"/>
+          </w:tcPr>
+          <w:p>
+            <w:r>
+              <w:t>Completado</w:t>
+            </w:r>
+          </w:p>
+        </w:tc>
+        <w:tc>
+          <w:tcPr>
+            <w:tcW w:w="3342" w:type="dxa"/>
+            <w:vAlign w:val="center"/>
+          </w:tcPr>
+          <w:p>
+            <w:r>
+              <w:t>Se han definido las tablas, relaciones y restricciones</w:t>
+            </w:r>
+          </w:p>
+        </w:tc>
+      </w:tr>
+      <w:tr>
+        <w:tc>
+          <w:tcPr>
+            <w:tcW w:w="3341" w:type="dxa"/>
+            <w:vAlign w:val="center"/>
+          </w:tcPr>
+          <w:p>
+            <w:r>
+              <w:t>Diseño de la aplicación</w:t>
+            </w:r>
+          </w:p>
+        </w:tc>
+        <w:tc>
+          <w:tcPr>
+            <w:tcW w:w="3341" w:type="dxa"/>
+            <w:vAlign w:val="center"/>
+          </w:tcPr>
+          <w:p>
+            <w:r>
+              <w:t>Completado</w:t>
+            </w:r>
+          </w:p>
+        </w:tc>
+        <w:tc>
+          <w:tcPr>
+            <w:tcW w:w="3342" w:type="dxa"/>
+            <w:vAlign w:val="center"/>
+          </w:tcPr>
+          <w:p>
+            <w:r>
+              <w:t>Se ha definido la estructura de módulos, menús y navegación</w:t>
+            </w:r>
+          </w:p>
+        </w:tc>
+      </w:tr>
+      <w:tr>
+        <w:tc>
+          <w:tcPr>
+            <w:tcW w:w="3341" w:type="dxa"/>
+            <w:vAlign w:val="center"/>
+          </w:tcPr>
+          <w:p>
+            <w:r>
+              <w:t>Implementación</w:t>
+            </w:r>
+          </w:p>
+        </w:tc>
+        <w:tc>
+          <w:tcPr>
+            <w:tcW w:w="3341" w:type="dxa"/>
+            <w:vAlign w:val="center"/>
+          </w:tcPr>
+          <w:p>
+            <w:r>
+              <w:t>Pendiente</w:t>
+            </w:r>
+          </w:p>
+        </w:tc>
+        <w:tc>
+          <w:tcPr>
+            <w:tcW w:w="3342" w:type="dxa"/>
+            <w:vAlign w:val="center"/>
+          </w:tcPr>
+          <w:p>
+            <w:r>
+              <w:t>Se realizará en el próximo curso con el proyecto final</w:t>
+            </w:r>
+          </w:p>
+        </w:tc>
+      </w:tr>
+      <w:tr>
+        <w:tc>
+          <w:tcPr>
+            <w:tcW w:w="3341" w:type="dxa"/>
+            <w:vAlign w:val="center"/>
+          </w:tcPr>
+          <w:p>
+            <w:r>
+              <w:t>Pruebas</w:t>
+            </w:r>
+          </w:p>
+        </w:tc>
+        <w:tc>
+          <w:tcPr>
+            <w:tcW w:w="3341" w:type="dxa"/>
+            <w:vAlign w:val="center"/>
+          </w:tcPr>
+          <w:p>
+            <w:r>
+              <w:t>Pendiente</w:t>
+            </w:r>
+          </w:p>
+        </w:tc>
+        <w:tc>
+          <w:tcPr>
+            <w:tcW w:w="3342" w:type="dxa"/>
+            <w:vAlign w:val="center"/>
+          </w:tcPr>
+          <w:p>
+            <w:r>
+              <w:t>Se realizarán una vez completada la implementación</w:t>
+            </w:r>
+          </w:p>
+        </w:tc>
+      </w:tr>
+      <w:tr>
+        <w:tc>
+          <w:tcPr>
+            <w:tcW w:w="3341" w:type="dxa"/>
+            <w:vAlign w:val="center"/>
+          </w:tcPr>
+          <w:p>
+            <w:r>
+              <w:t>Implantación</w:t>
+            </w:r>
+          </w:p>
+        </w:tc>
+        <w:tc>
+          <w:tcPr>
+            <w:tcW w:w="3341" w:type="dxa"/>
+            <w:vAlign w:val="center"/>
+          </w:tcPr>
+          <w:p>
+            <w:r>
+              <w:t>Pendiente</w:t>
+            </w:r>
+          </w:p>
+        </w:tc>
+        <w:tc>
+          <w:tcPr>
+            <w:tcW w:w="3342" w:type="dxa"/>
+            <w:vAlign w:val="center"/>
+          </w:tcPr>
+          <w:p>
+            <w:r>
+              <w:t>Se realizará tras superar las pruebas</w:t>
+            </w:r>
+          </w:p>
+        </w:tc>
+      </w:tr>
+    </w:tbl>
     <w:p/>
+    <w:p>
+      <w:r>
+        <w:rPr>
+          <w:b/>
+          <w:bCs/>
+        </w:rPr>
+        <w:t>Desviaciones respecto a la planificación inicial:</w:t>
+      </w:r>
+    </w:p>
+    <w:p>
+      <w:r>
+        <w:t>El proyecto se ha desarrollado en Python en lugar de PHP, adaptando la tecnología a los conocimientos adquiridos durante el curso. La estructura de la aplicación y la base de datos se mantienen igual que en el diseño original.</w:t>
+      </w:r>
+    </w:p>
+    <w:p>
+      <w:r>
+        <w:rPr>
+          <w:b/>
+          <w:bCs/>
+        </w:rPr>
+        <w:t>Conclusión:</w:t>
+      </w:r>
+    </w:p>
+    <w:p>
+      <w:r>
+        <w:t>Se ha completado satisfactoriamente la fase de análisis y diseño del proyecto, sentando las bases para la implementación futura. El control de versiones con Git y GitHub ha permitido un seguimiento ordenado del desarrollo.</w:t>
+      </w:r>
+    </w:p>
     <w:p/>
     <w:p>
       <w:pPr>
@@ -29897,7 +30512,6 @@
           <w:sz w:val="144"/>
           <w:szCs w:val="144"/>
         </w:rPr>
-        <w:lastRenderedPageBreak/>
         <w:br w:type="page"/>
       </w:r>
     </w:p>
@@ -29955,16 +30569,405 @@
       <w:bookmarkEnd w:id="168"/>
     </w:p>
     <w:p>
-      <w:pPr>
-        <w:rPr>
-          <w:color w:val="FF0000"/>
-        </w:rPr>
-      </w:pPr>
-      <w:r>
-        <w:rPr>
-          <w:color w:val="FF0000"/>
-        </w:rPr>
-        <w:t>Rellenar: Esto es un ejemplo NO USAR, hacer el nuestro propio en función de mi proyecto</w:t>
+      <w:r>
+        <w:t>La implantación de la aplicación se llevará a cabo siguiendo estos pasos, minimizando las interrupciones al personal del centro:</w:t>
+      </w:r>
+    </w:p>
+    <w:tbl>
+      <w:tblPr>
+        <w:tblStyle w:val="Tablaconcuadrcula"/>
+        <w:tblW w:w="0" w:type="auto"/>
+        <w:tblLook w:val="04A0" w:firstRow="1" w:lastRow="0" w:firstColumn="1" w:lastColumn="0" w:noHBand="0" w:noVBand="1"/>
+      </w:tblPr>
+      <w:tblGrid>
+        <w:gridCol w:w="3341"/>
+        <w:gridCol w:w="3341"/>
+        <w:gridCol w:w="3342"/>
+      </w:tblGrid>
+      <w:tr>
+        <w:tc>
+          <w:tcPr>
+            <w:tcW w:w="3341" w:type="dxa"/>
+            <w:vAlign w:val="center"/>
+          </w:tcPr>
+          <w:p>
+            <w:r>
+              <w:rPr>
+                <w:b/>
+                <w:bCs/>
+              </w:rPr>
+              <w:t>Tarea</w:t>
+            </w:r>
+          </w:p>
+        </w:tc>
+        <w:tc>
+          <w:tcPr>
+            <w:tcW w:w="3341" w:type="dxa"/>
+            <w:vAlign w:val="center"/>
+          </w:tcPr>
+          <w:p>
+            <w:r>
+              <w:rPr>
+                <w:b/>
+                <w:bCs/>
+              </w:rPr>
+              <w:t>Duración estimada</w:t>
+            </w:r>
+          </w:p>
+        </w:tc>
+        <w:tc>
+          <w:tcPr>
+            <w:tcW w:w="3342" w:type="dxa"/>
+            <w:vAlign w:val="center"/>
+          </w:tcPr>
+          <w:p>
+            <w:r>
+              <w:rPr>
+                <w:b/>
+                <w:bCs/>
+              </w:rPr>
+              <w:t>Momento</w:t>
+            </w:r>
+          </w:p>
+        </w:tc>
+      </w:tr>
+      <w:tr>
+        <w:tc>
+          <w:tcPr>
+            <w:tcW w:w="3341" w:type="dxa"/>
+          </w:tcPr>
+          <w:p>
+            <w:r>
+              <w:t>Instalación de Python y dependencias</w:t>
+            </w:r>
+          </w:p>
+        </w:tc>
+        <w:tc>
+          <w:tcPr>
+            <w:tcW w:w="3341" w:type="dxa"/>
+          </w:tcPr>
+          <w:p>
+            <w:r>
+              <w:t xml:space="preserve">1 </w:t>
+            </w:r>
+            <w:r>
+              <w:t>hora</w:t>
+            </w:r>
+          </w:p>
+        </w:tc>
+        <w:tc>
+          <w:tcPr>
+            <w:tcW w:w="3342" w:type="dxa"/>
+          </w:tcPr>
+          <w:p>
+            <w:r>
+              <w:t>Mañana</w:t>
+            </w:r>
+          </w:p>
+        </w:tc>
+      </w:tr>
+      <w:tr>
+        <w:tc>
+          <w:tcPr>
+            <w:tcW w:w="3341" w:type="dxa"/>
+          </w:tcPr>
+          <w:p>
+            <w:r>
+              <w:t>Configuración de MySQL y creación de la BD</w:t>
+            </w:r>
+          </w:p>
+        </w:tc>
+        <w:tc>
+          <w:tcPr>
+            <w:tcW w:w="3341" w:type="dxa"/>
+          </w:tcPr>
+          <w:p>
+            <w:r>
+              <w:t xml:space="preserve">1 </w:t>
+            </w:r>
+            <w:r>
+              <w:t>hora</w:t>
+            </w:r>
+          </w:p>
+        </w:tc>
+        <w:tc>
+          <w:tcPr>
+            <w:tcW w:w="3342" w:type="dxa"/>
+          </w:tcPr>
+          <w:p>
+            <w:r>
+              <w:t>Mañana</w:t>
+            </w:r>
+          </w:p>
+        </w:tc>
+      </w:tr>
+      <w:tr>
+        <w:tc>
+          <w:tcPr>
+            <w:tcW w:w="3341" w:type="dxa"/>
+          </w:tcPr>
+          <w:p>
+            <w:r>
+              <w:t>Copia del proyecto en el equipo destino</w:t>
+            </w:r>
+          </w:p>
+        </w:tc>
+        <w:tc>
+          <w:tcPr>
+            <w:tcW w:w="3341" w:type="dxa"/>
+          </w:tcPr>
+          <w:p>
+            <w:r>
+              <w:t>30 minutos</w:t>
+            </w:r>
+          </w:p>
+        </w:tc>
+        <w:tc>
+          <w:tcPr>
+            <w:tcW w:w="3342" w:type="dxa"/>
+          </w:tcPr>
+          <w:p>
+            <w:r>
+              <w:t>Mañana</w:t>
+            </w:r>
+          </w:p>
+        </w:tc>
+      </w:tr>
+      <w:tr>
+        <w:tc>
+          <w:tcPr>
+            <w:tcW w:w="3341" w:type="dxa"/>
+          </w:tcPr>
+          <w:p>
+            <w:r>
+              <w:t>Configuración del fichero config.py</w:t>
+            </w:r>
+          </w:p>
+        </w:tc>
+        <w:tc>
+          <w:tcPr>
+            <w:tcW w:w="3341" w:type="dxa"/>
+          </w:tcPr>
+          <w:p>
+            <w:r>
+              <w:t>15 minutos</w:t>
+            </w:r>
+          </w:p>
+        </w:tc>
+        <w:tc>
+          <w:tcPr>
+            <w:tcW w:w="3342" w:type="dxa"/>
+          </w:tcPr>
+          <w:p>
+            <w:r>
+              <w:t>Mañana</w:t>
+            </w:r>
+          </w:p>
+        </w:tc>
+      </w:tr>
+      <w:tr>
+        <w:tc>
+          <w:tcPr>
+            <w:tcW w:w="3341" w:type="dxa"/>
+          </w:tcPr>
+          <w:p>
+            <w:r>
+              <w:t>Pruebas de funcionamiento</w:t>
+            </w:r>
+          </w:p>
+        </w:tc>
+        <w:tc>
+          <w:tcPr>
+            <w:tcW w:w="3341" w:type="dxa"/>
+          </w:tcPr>
+          <w:p>
+            <w:r>
+              <w:t>2 horas</w:t>
+            </w:r>
+          </w:p>
+        </w:tc>
+        <w:tc>
+          <w:tcPr>
+            <w:tcW w:w="3342" w:type="dxa"/>
+          </w:tcPr>
+          <w:p>
+            <w:r>
+              <w:t>Mañana</w:t>
+            </w:r>
+          </w:p>
+        </w:tc>
+      </w:tr>
+      <w:tr>
+        <w:tc>
+          <w:tcPr>
+            <w:tcW w:w="3341" w:type="dxa"/>
+          </w:tcPr>
+          <w:p>
+            <w:r>
+              <w:t>Formación al personal</w:t>
+            </w:r>
+          </w:p>
+        </w:tc>
+        <w:tc>
+          <w:tcPr>
+            <w:tcW w:w="3341" w:type="dxa"/>
+          </w:tcPr>
+          <w:p>
+            <w:r>
+              <w:t>3 horas</w:t>
+            </w:r>
+          </w:p>
+        </w:tc>
+        <w:tc>
+          <w:tcPr>
+            <w:tcW w:w="3342" w:type="dxa"/>
+          </w:tcPr>
+          <w:p>
+            <w:r>
+              <w:t>Días siguientes</w:t>
+            </w:r>
+          </w:p>
+        </w:tc>
+      </w:tr>
+      <w:tr>
+        <w:tc>
+          <w:tcPr>
+            <w:tcW w:w="3341" w:type="dxa"/>
+          </w:tcPr>
+          <w:p>
+            <w:r>
+              <w:t>Carga inicial de datos reales</w:t>
+            </w:r>
+          </w:p>
+        </w:tc>
+        <w:tc>
+          <w:tcPr>
+            <w:tcW w:w="3341" w:type="dxa"/>
+          </w:tcPr>
+          <w:p>
+            <w:r>
+              <w:t xml:space="preserve">1 </w:t>
+            </w:r>
+            <w:r>
+              <w:t>hora</w:t>
+            </w:r>
+          </w:p>
+        </w:tc>
+        <w:tc>
+          <w:tcPr>
+            <w:tcW w:w="3342" w:type="dxa"/>
+          </w:tcPr>
+          <w:p>
+            <w:r>
+              <w:t>Días siguientes</w:t>
+            </w:r>
+          </w:p>
+        </w:tc>
+      </w:tr>
+      <w:tr>
+        <w:tc>
+          <w:tcPr>
+            <w:tcW w:w="3341" w:type="dxa"/>
+          </w:tcPr>
+          <w:p>
+            <w:r>
+              <w:t>Puesta en producción</w:t>
+            </w:r>
+          </w:p>
+        </w:tc>
+        <w:tc>
+          <w:tcPr>
+            <w:tcW w:w="3341" w:type="dxa"/>
+          </w:tcPr>
+          <w:p>
+            <w:r>
+              <w:t>----</w:t>
+            </w:r>
+          </w:p>
+        </w:tc>
+        <w:tc>
+          <w:tcPr>
+            <w:tcW w:w="3342" w:type="dxa"/>
+          </w:tcPr>
+          <w:p>
+            <w:r>
+              <w:t>Noche</w:t>
+            </w:r>
+          </w:p>
+        </w:tc>
+      </w:tr>
+    </w:tbl>
+    <w:p/>
+    <w:p>
+      <w:r>
+        <w:rPr>
+          <w:b/>
+          <w:bCs/>
+        </w:rPr>
+        <w:t>Requisitos previos para la implantación:</w:t>
+      </w:r>
+    </w:p>
+    <w:p>
+      <w:pPr>
+        <w:numPr>
+          <w:ilvl w:val="0"/>
+          <w:numId w:val="19"/>
+        </w:numPr>
+      </w:pPr>
+      <w:r>
+        <w:t>Equipo con Windows 10 o superior</w:t>
+      </w:r>
+    </w:p>
+    <w:p>
+      <w:pPr>
+        <w:numPr>
+          <w:ilvl w:val="0"/>
+          <w:numId w:val="19"/>
+        </w:numPr>
+      </w:pPr>
+      <w:r>
+        <w:t>Python 3.10 o superior instalado</w:t>
+      </w:r>
+    </w:p>
+    <w:p>
+      <w:pPr>
+        <w:numPr>
+          <w:ilvl w:val="0"/>
+          <w:numId w:val="19"/>
+        </w:numPr>
+      </w:pPr>
+      <w:r>
+        <w:t>XAMPP con MySQL activo, o MySQL instalado de forma independiente</w:t>
+      </w:r>
+    </w:p>
+    <w:p>
+      <w:pPr>
+        <w:numPr>
+          <w:ilvl w:val="0"/>
+          <w:numId w:val="19"/>
+        </w:numPr>
+      </w:pPr>
+      <w:r>
+        <w:t>Acceso a la carpeta del proyecto</w:t>
+      </w:r>
+    </w:p>
+    <w:p>
+      <w:pPr>
+        <w:numPr>
+          <w:ilvl w:val="0"/>
+          <w:numId w:val="19"/>
+        </w:numPr>
+      </w:pPr>
+      <w:r>
+        <w:t xml:space="preserve">Fichero CSV exportado desde </w:t>
+      </w:r>
+      <w:proofErr w:type="spellStart"/>
+      <w:r>
+        <w:t>Delphos</w:t>
+      </w:r>
+      <w:proofErr w:type="spellEnd"/>
+      <w:r>
+        <w:t xml:space="preserve"> con los datos del alumnado</w:t>
       </w:r>
     </w:p>
     <w:p/>
@@ -30257,12 +31260,53 @@
     </w:p>
     <w:p>
       <w:pPr>
+        <w:tabs>
+          <w:tab w:val="left" w:pos="567"/>
+          <w:tab w:val="left" w:pos="2835"/>
+          <w:tab w:val="left" w:pos="5670"/>
+          <w:tab w:val="left" w:pos="7938"/>
+        </w:tabs>
+      </w:pPr>
+    </w:p>
+    <w:p>
+      <w:pPr>
+        <w:tabs>
+          <w:tab w:val="left" w:pos="567"/>
+          <w:tab w:val="left" w:pos="2835"/>
+          <w:tab w:val="left" w:pos="5670"/>
+          <w:tab w:val="left" w:pos="7938"/>
+        </w:tabs>
+      </w:pPr>
+    </w:p>
+    <w:p>
+      <w:pPr>
+        <w:tabs>
+          <w:tab w:val="left" w:pos="567"/>
+          <w:tab w:val="left" w:pos="2835"/>
+          <w:tab w:val="left" w:pos="5670"/>
+          <w:tab w:val="left" w:pos="7938"/>
+        </w:tabs>
+      </w:pPr>
+    </w:p>
+    <w:p>
+      <w:pPr>
+        <w:tabs>
+          <w:tab w:val="left" w:pos="567"/>
+          <w:tab w:val="left" w:pos="2835"/>
+          <w:tab w:val="left" w:pos="5670"/>
+          <w:tab w:val="left" w:pos="7938"/>
+        </w:tabs>
+      </w:pPr>
+    </w:p>
+    <w:p>
+      <w:pPr>
         <w:pStyle w:val="Ttulo2"/>
       </w:pPr>
       <w:bookmarkStart w:id="169" w:name="_Toc49341865"/>
       <w:bookmarkStart w:id="170" w:name="_Toc170148375"/>
       <w:bookmarkStart w:id="171" w:name="_Toc170148688"/>
       <w:r>
+        <w:lastRenderedPageBreak/>
         <w:t>Manual de instalación</w:t>
       </w:r>
       <w:bookmarkEnd w:id="169"/>
@@ -40507,6 +41551,155 @@
     </w:lvl>
   </w:abstractNum>
   <w:abstractNum w:abstractNumId="16" w15:restartNumberingAfterBreak="0">
+    <w:nsid w:val="74FB0846"/>
+    <w:multiLevelType w:val="multilevel"/>
+    <w:tmpl w:val="25CC45BC"/>
+    <w:lvl w:ilvl="0">
+      <w:start w:val="1"/>
+      <w:numFmt w:val="bullet"/>
+      <w:lvlText w:val=""/>
+      <w:lvlJc w:val="left"/>
+      <w:pPr>
+        <w:tabs>
+          <w:tab w:val="num" w:pos="720"/>
+        </w:tabs>
+        <w:ind w:left="720" w:hanging="360"/>
+      </w:pPr>
+      <w:rPr>
+        <w:rFonts w:ascii="Symbol" w:hAnsi="Symbol" w:hint="default"/>
+        <w:sz w:val="20"/>
+      </w:rPr>
+    </w:lvl>
+    <w:lvl w:ilvl="1" w:tentative="1">
+      <w:start w:val="1"/>
+      <w:numFmt w:val="bullet"/>
+      <w:lvlText w:val="o"/>
+      <w:lvlJc w:val="left"/>
+      <w:pPr>
+        <w:tabs>
+          <w:tab w:val="num" w:pos="1440"/>
+        </w:tabs>
+        <w:ind w:left="1440" w:hanging="360"/>
+      </w:pPr>
+      <w:rPr>
+        <w:rFonts w:ascii="Courier New" w:hAnsi="Courier New" w:hint="default"/>
+        <w:sz w:val="20"/>
+      </w:rPr>
+    </w:lvl>
+    <w:lvl w:ilvl="2" w:tentative="1">
+      <w:start w:val="1"/>
+      <w:numFmt w:val="bullet"/>
+      <w:lvlText w:val=""/>
+      <w:lvlJc w:val="left"/>
+      <w:pPr>
+        <w:tabs>
+          <w:tab w:val="num" w:pos="2160"/>
+        </w:tabs>
+        <w:ind w:left="2160" w:hanging="360"/>
+      </w:pPr>
+      <w:rPr>
+        <w:rFonts w:ascii="Wingdings" w:hAnsi="Wingdings" w:hint="default"/>
+        <w:sz w:val="20"/>
+      </w:rPr>
+    </w:lvl>
+    <w:lvl w:ilvl="3" w:tentative="1">
+      <w:start w:val="1"/>
+      <w:numFmt w:val="bullet"/>
+      <w:lvlText w:val=""/>
+      <w:lvlJc w:val="left"/>
+      <w:pPr>
+        <w:tabs>
+          <w:tab w:val="num" w:pos="2880"/>
+        </w:tabs>
+        <w:ind w:left="2880" w:hanging="360"/>
+      </w:pPr>
+      <w:rPr>
+        <w:rFonts w:ascii="Wingdings" w:hAnsi="Wingdings" w:hint="default"/>
+        <w:sz w:val="20"/>
+      </w:rPr>
+    </w:lvl>
+    <w:lvl w:ilvl="4" w:tentative="1">
+      <w:start w:val="1"/>
+      <w:numFmt w:val="bullet"/>
+      <w:lvlText w:val=""/>
+      <w:lvlJc w:val="left"/>
+      <w:pPr>
+        <w:tabs>
+          <w:tab w:val="num" w:pos="3600"/>
+        </w:tabs>
+        <w:ind w:left="3600" w:hanging="360"/>
+      </w:pPr>
+      <w:rPr>
+        <w:rFonts w:ascii="Wingdings" w:hAnsi="Wingdings" w:hint="default"/>
+        <w:sz w:val="20"/>
+      </w:rPr>
+    </w:lvl>
+    <w:lvl w:ilvl="5" w:tentative="1">
+      <w:start w:val="1"/>
+      <w:numFmt w:val="bullet"/>
+      <w:lvlText w:val=""/>
+      <w:lvlJc w:val="left"/>
+      <w:pPr>
+        <w:tabs>
+          <w:tab w:val="num" w:pos="4320"/>
+        </w:tabs>
+        <w:ind w:left="4320" w:hanging="360"/>
+      </w:pPr>
+      <w:rPr>
+        <w:rFonts w:ascii="Wingdings" w:hAnsi="Wingdings" w:hint="default"/>
+        <w:sz w:val="20"/>
+      </w:rPr>
+    </w:lvl>
+    <w:lvl w:ilvl="6" w:tentative="1">
+      <w:start w:val="1"/>
+      <w:numFmt w:val="bullet"/>
+      <w:lvlText w:val=""/>
+      <w:lvlJc w:val="left"/>
+      <w:pPr>
+        <w:tabs>
+          <w:tab w:val="num" w:pos="5040"/>
+        </w:tabs>
+        <w:ind w:left="5040" w:hanging="360"/>
+      </w:pPr>
+      <w:rPr>
+        <w:rFonts w:ascii="Wingdings" w:hAnsi="Wingdings" w:hint="default"/>
+        <w:sz w:val="20"/>
+      </w:rPr>
+    </w:lvl>
+    <w:lvl w:ilvl="7" w:tentative="1">
+      <w:start w:val="1"/>
+      <w:numFmt w:val="bullet"/>
+      <w:lvlText w:val=""/>
+      <w:lvlJc w:val="left"/>
+      <w:pPr>
+        <w:tabs>
+          <w:tab w:val="num" w:pos="5760"/>
+        </w:tabs>
+        <w:ind w:left="5760" w:hanging="360"/>
+      </w:pPr>
+      <w:rPr>
+        <w:rFonts w:ascii="Wingdings" w:hAnsi="Wingdings" w:hint="default"/>
+        <w:sz w:val="20"/>
+      </w:rPr>
+    </w:lvl>
+    <w:lvl w:ilvl="8" w:tentative="1">
+      <w:start w:val="1"/>
+      <w:numFmt w:val="bullet"/>
+      <w:lvlText w:val=""/>
+      <w:lvlJc w:val="left"/>
+      <w:pPr>
+        <w:tabs>
+          <w:tab w:val="num" w:pos="6480"/>
+        </w:tabs>
+        <w:ind w:left="6480" w:hanging="360"/>
+      </w:pPr>
+      <w:rPr>
+        <w:rFonts w:ascii="Wingdings" w:hAnsi="Wingdings" w:hint="default"/>
+        <w:sz w:val="20"/>
+      </w:rPr>
+    </w:lvl>
+  </w:abstractNum>
+  <w:abstractNum w:abstractNumId="17" w15:restartNumberingAfterBreak="0">
     <w:nsid w:val="780E04D7"/>
     <w:multiLevelType w:val="hybridMultilevel"/>
     <w:tmpl w:val="AAA02FD2"/>
@@ -40619,7 +41812,7 @@
       </w:rPr>
     </w:lvl>
   </w:abstractNum>
-  <w:abstractNum w:abstractNumId="17" w15:restartNumberingAfterBreak="0">
+  <w:abstractNum w:abstractNumId="18" w15:restartNumberingAfterBreak="0">
     <w:nsid w:val="79306B18"/>
     <w:multiLevelType w:val="hybridMultilevel"/>
     <w:tmpl w:val="B02AD490"/>
@@ -40733,7 +41926,7 @@
     </w:lvl>
   </w:abstractNum>
   <w:num w:numId="1" w16cid:durableId="1264800247">
-    <w:abstractNumId w:val="16"/>
+    <w:abstractNumId w:val="17"/>
   </w:num>
   <w:num w:numId="2" w16cid:durableId="1848666731">
     <w:abstractNumId w:val="12"/>
@@ -40766,7 +41959,7 @@
     <w:abstractNumId w:val="10"/>
   </w:num>
   <w:num w:numId="12" w16cid:durableId="517739745">
-    <w:abstractNumId w:val="17"/>
+    <w:abstractNumId w:val="18"/>
   </w:num>
   <w:num w:numId="13" w16cid:durableId="344672934">
     <w:abstractNumId w:val="0"/>
@@ -40785,6 +41978,9 @@
   </w:num>
   <w:num w:numId="18" w16cid:durableId="1418674079">
     <w:abstractNumId w:val="3"/>
+  </w:num>
+  <w:num w:numId="19" w16cid:durableId="1619992921">
+    <w:abstractNumId w:val="16"/>
   </w:num>
   <w:numIdMacAtCleanup w:val="9"/>
 </w:numbering>
@@ -42257,6 +43453,19 @@
       <w:shd w:val="clear" w:color="auto" w:fill="E1DFDD"/>
     </w:rPr>
   </w:style>
+  <w:style w:type="character" w:styleId="CdigoHTML">
+    <w:name w:val="HTML Code"/>
+    <w:basedOn w:val="Fuentedeprrafopredeter"/>
+    <w:uiPriority w:val="99"/>
+    <w:semiHidden/>
+    <w:unhideWhenUsed/>
+    <w:rsid w:val="002D3A96"/>
+    <w:rPr>
+      <w:rFonts w:ascii="Courier New" w:eastAsia="Times New Roman" w:hAnsi="Courier New" w:cs="Courier New"/>
+      <w:sz w:val="20"/>
+      <w:szCs w:val="20"/>
+    </w:rPr>
+  </w:style>
 </w:styles>
 </file>
 
@@ -42687,7 +43896,6 @@
     <w:rsid w:val="00760466"/>
     <w:rsid w:val="0078114E"/>
     <w:rsid w:val="00783082"/>
-    <w:rsid w:val="007C0FEF"/>
     <w:rsid w:val="007D1778"/>
     <w:rsid w:val="007D7A65"/>
     <w:rsid w:val="007E0BE2"/>
@@ -42725,6 +43933,7 @@
     <w:rsid w:val="00E03F4D"/>
     <w:rsid w:val="00E1070B"/>
     <w:rsid w:val="00E32BA3"/>
+    <w:rsid w:val="00EE651C"/>
     <w:rsid w:val="00F43476"/>
     <w:rsid w:val="00F5150F"/>
     <w:rsid w:val="00FA2BCD"/>

--- a/docs/UT_7_2024_2025 (1).docx
+++ b/docs/UT_7_2024_2025 (1).docx
@@ -5701,15 +5701,7 @@
         <w:ind w:firstLine="720"/>
       </w:pPr>
       <w:r>
-        <w:t xml:space="preserve">Dado el problema del aumento de préstamos en concesión de beca del instituto y la creciente gestión </w:t>
-      </w:r>
-      <w:proofErr w:type="gramStart"/>
-      <w:r>
-        <w:t>del mismo</w:t>
-      </w:r>
-      <w:proofErr w:type="gramEnd"/>
-      <w:r>
-        <w:t xml:space="preserve"> se detecta una necesidad de minimizar costes y tiempos en la gestión de este proceso. El mismo empieza al comienzo del curso en septiembre con la determinación del alumnado que ha sido becado y los libros existentes en depósito del año anterior. Del mismo modo, se deben configurar los datos de los cursos y libros en este periodo. Una vez realizada la configuración el proceso de gestión es tedioso y farragoso, en el que se incluye quedar con los alumnos y firmar el contrato de cesión. Una vez finalizado el curso hay que recuperar estos libros y finalizar la cesión, comprobando que estén bien.</w:t>
+        <w:t>Dado el problema del aumento de préstamos en concesión de beca del instituto y la creciente gestión del mismo se detecta una necesidad de minimizar costes y tiempos en la gestión de este proceso. El mismo empieza al comienzo del curso en septiembre con la determinación del alumnado que ha sido becado y los libros existentes en depósito del año anterior. Del mismo modo, se deben configurar los datos de los cursos y libros en este periodo. Una vez realizada la configuración el proceso de gestión es tedioso y farragoso, en el que se incluye quedar con los alumnos y firmar el contrato de cesión. Una vez finalizado el curso hay que recuperar estos libros y finalizar la cesión, comprobando que estén bien.</w:t>
       </w:r>
     </w:p>
     <w:p/>
@@ -5854,9 +5846,9 @@
       </w:r>
     </w:p>
     <w:p/>
-    <w:bookmarkStart w:id="6" w:name="_Toc170148631" w:displacedByCustomXml="next"/>
+    <w:bookmarkStart w:id="6" w:name="_Toc170148316" w:displacedByCustomXml="next"/>
     <w:bookmarkStart w:id="7" w:name="_Toc49341785" w:displacedByCustomXml="next"/>
-    <w:bookmarkStart w:id="8" w:name="_Toc170148316" w:displacedByCustomXml="next"/>
+    <w:bookmarkStart w:id="8" w:name="_Toc170148631" w:displacedByCustomXml="next"/>
     <w:sdt>
       <w:sdtPr>
         <w:rPr>
@@ -5946,13 +5938,8 @@
         <w:t>Base de datos</w:t>
       </w:r>
       <w:r>
-        <w:t xml:space="preserve"> y programación de </w:t>
-      </w:r>
-      <w:proofErr w:type="gramStart"/>
-      <w:r>
-        <w:t>la misma</w:t>
-      </w:r>
-      <w:proofErr w:type="gramEnd"/>
+        <w:t xml:space="preserve"> y programación de la misma</w:t>
+      </w:r>
       <w:r>
         <w:t xml:space="preserve"> (Access)</w:t>
       </w:r>
@@ -6177,15 +6164,7 @@
         <w:t xml:space="preserve">el registro del préstamo de libros </w:t>
       </w:r>
       <w:r>
-        <w:t xml:space="preserve">de forma segura y eficiente a todas las familias del centro y a la vez mejore la gestión de </w:t>
-      </w:r>
-      <w:proofErr w:type="gramStart"/>
-      <w:r>
-        <w:t>las mismas</w:t>
-      </w:r>
-      <w:proofErr w:type="gramEnd"/>
-      <w:r>
-        <w:t xml:space="preserve"> por parte de </w:t>
+        <w:t xml:space="preserve">de forma segura y eficiente a todas las familias del centro y a la vez mejore la gestión de las mismas por parte de </w:t>
       </w:r>
       <w:r>
         <w:t xml:space="preserve">la </w:t>
@@ -6754,7 +6733,6 @@
                 <w:r>
                   <w:t xml:space="preserve">IDE para desarrollo </w:t>
                 </w:r>
-                <w:proofErr w:type="gramStart"/>
                 <w:r>
                   <w:t>PHP</w:t>
                 </w:r>
@@ -6762,7 +6740,6 @@
                   <w:t xml:space="preserve">  (</w:t>
                 </w:r>
                 <w:proofErr w:type="spellStart"/>
-                <w:proofErr w:type="gramEnd"/>
                 <w:r>
                   <w:t>PhpStorm</w:t>
                 </w:r>
@@ -6858,7 +6835,6 @@
                   </w:rPr>
                   <w:t xml:space="preserve">Bootstrap </w:t>
                 </w:r>
-                <w:proofErr w:type="gramStart"/>
                 <w:r>
                   <w:rPr>
                     <w:lang w:val="en-US"/>
@@ -6869,14 +6845,7 @@
                   <w:rPr>
                     <w:lang w:val="en-US"/>
                   </w:rPr>
-                  <w:t xml:space="preserve"> jQuery</w:t>
-                </w:r>
-                <w:proofErr w:type="gramEnd"/>
-                <w:r>
-                  <w:rPr>
-                    <w:lang w:val="en-US"/>
-                  </w:rPr>
-                  <w:t xml:space="preserve"> 3.</w:t>
+                  <w:t xml:space="preserve"> jQuery 3.</w:t>
                 </w:r>
                 <w:r>
                   <w:rPr>
@@ -6949,7 +6918,6 @@
                   <w:t xml:space="preserve">– </w:t>
                 </w:r>
                 <w:proofErr w:type="spellStart"/>
-                <w:proofErr w:type="gramStart"/>
                 <w:r>
                   <w:t>MariaDB</w:t>
                 </w:r>
@@ -6966,7 +6934,6 @@
                 <w:r>
                   <w:t>patible</w:t>
                 </w:r>
-                <w:proofErr w:type="gramEnd"/>
               </w:p>
             </w:tc>
           </w:tr>
@@ -7444,13 +7411,8 @@
           <w:pPr>
             <w:ind w:firstLine="720"/>
           </w:pPr>
-          <w:proofErr w:type="gramStart"/>
           <w:r>
-            <w:t>En caso que</w:t>
-          </w:r>
-          <w:proofErr w:type="gramEnd"/>
-          <w:r>
-            <w:t xml:space="preserve"> decidamos proporcionar esta aplicación a otros institutos, se deberá de tener en cuenta este punto</w:t>
+            <w:t>En caso que decidamos proporcionar esta aplicación a otros institutos, se deberá de tener en cuenta este punto</w:t>
           </w:r>
           <w:r>
             <w:t xml:space="preserve"> y realizar un </w:t>
@@ -8129,13 +8091,8 @@
           </w:tcPr>
           <w:p>
             <w:r>
-              <w:t xml:space="preserve">Da acceso al sistema para poder realizar el resto de </w:t>
-            </w:r>
-            <w:proofErr w:type="gramStart"/>
-            <w:r>
-              <w:t>acciones</w:t>
-            </w:r>
-            <w:proofErr w:type="gramEnd"/>
+              <w:t>Da acceso al sistema para poder realizar el resto de acciones</w:t>
+            </w:r>
             <w:r>
               <w:t>.</w:t>
             </w:r>
@@ -8867,15 +8824,7 @@
           </w:tcPr>
           <w:p>
             <w:r>
-              <w:t xml:space="preserve">Da acceso al sistema para poder realizar el resto de </w:t>
-            </w:r>
-            <w:proofErr w:type="gramStart"/>
-            <w:r>
-              <w:t>acciones</w:t>
-            </w:r>
-            <w:proofErr w:type="gramEnd"/>
-            <w:r>
-              <w:t>.</w:t>
+              <w:t>Da acceso al sistema para poder realizar el resto de acciones.</w:t>
             </w:r>
           </w:p>
         </w:tc>
@@ -9575,15 +9524,7 @@
           </w:tcPr>
           <w:p>
             <w:r>
-              <w:t xml:space="preserve">Da acceso al sistema para poder realizar el resto de </w:t>
-            </w:r>
-            <w:proofErr w:type="gramStart"/>
-            <w:r>
-              <w:t>acciones</w:t>
-            </w:r>
-            <w:proofErr w:type="gramEnd"/>
-            <w:r>
-              <w:t>.</w:t>
+              <w:t>Da acceso al sistema para poder realizar el resto de acciones.</w:t>
             </w:r>
           </w:p>
         </w:tc>
@@ -10460,15 +10401,7 @@
           </w:tcPr>
           <w:p>
             <w:r>
-              <w:t xml:space="preserve">Da acceso al sistema para poder realizar el resto de </w:t>
-            </w:r>
-            <w:proofErr w:type="gramStart"/>
-            <w:r>
-              <w:t>acciones</w:t>
-            </w:r>
-            <w:proofErr w:type="gramEnd"/>
-            <w:r>
-              <w:t>.</w:t>
+              <w:t>Da acceso al sistema para poder realizar el resto de acciones.</w:t>
             </w:r>
           </w:p>
         </w:tc>
@@ -11013,15 +10946,7 @@
           </w:tcPr>
           <w:p>
             <w:r>
-              <w:t xml:space="preserve">Da acceso al sistema para poder realizar el resto de </w:t>
-            </w:r>
-            <w:proofErr w:type="gramStart"/>
-            <w:r>
-              <w:t>acciones</w:t>
-            </w:r>
-            <w:proofErr w:type="gramEnd"/>
-            <w:r>
-              <w:t>.</w:t>
+              <w:t>Da acceso al sistema para poder realizar el resto de acciones.</w:t>
             </w:r>
           </w:p>
         </w:tc>
@@ -11414,14 +11339,7 @@
               <w:rPr>
                 <w:b/>
               </w:rPr>
-              <w:t xml:space="preserve">Selección de </w:t>
-            </w:r>
-            <w:proofErr w:type="gramStart"/>
-            <w:r>
-              <w:rPr>
-                <w:b/>
-              </w:rPr>
-              <w:t xml:space="preserve">datos  </w:t>
+              <w:t xml:space="preserve">Selección de datos  </w:t>
             </w:r>
             <w:proofErr w:type="spellStart"/>
             <w:r>
@@ -11431,7 +11349,6 @@
               <w:t>subcaso</w:t>
             </w:r>
             <w:proofErr w:type="spellEnd"/>
-            <w:proofErr w:type="gramEnd"/>
             <w:r>
               <w:rPr>
                 <w:b/>
@@ -14434,19 +14351,8 @@
                 <w:sz w:val="16"/>
                 <w:szCs w:val="16"/>
               </w:rPr>
-              <w:t>1ºeso, 2</w:t>
-            </w:r>
-            <w:proofErr w:type="gramStart"/>
-            <w:r>
-              <w:rPr>
-                <w:rFonts w:cstheme="minorHAnsi"/>
-                <w:b/>
-                <w:sz w:val="16"/>
-                <w:szCs w:val="16"/>
-              </w:rPr>
-              <w:t>eso….</w:t>
-            </w:r>
-            <w:proofErr w:type="gramEnd"/>
+              <w:t>1ºeso, 2eso….</w:t>
+            </w:r>
           </w:p>
         </w:tc>
       </w:tr>
@@ -16657,27 +16563,7 @@
                 <w:sz w:val="16"/>
                 <w:szCs w:val="16"/>
               </w:rPr>
-              <w:t xml:space="preserve">0, I, </w:t>
-            </w:r>
-            <w:proofErr w:type="gramStart"/>
-            <w:r>
-              <w:rPr>
-                <w:rFonts w:cstheme="minorHAnsi"/>
-                <w:b/>
-                <w:sz w:val="16"/>
-                <w:szCs w:val="16"/>
-              </w:rPr>
-              <w:t>II  (</w:t>
-            </w:r>
-            <w:proofErr w:type="gramEnd"/>
-            <w:r>
-              <w:rPr>
-                <w:rFonts w:cstheme="minorHAnsi"/>
-                <w:b/>
-                <w:sz w:val="16"/>
-                <w:szCs w:val="16"/>
-              </w:rPr>
-              <w:t>0 para no beca, tramo I y II)</w:t>
+              <w:t>0, I, II  (0 para no beca, tramo I y II)</w:t>
             </w:r>
           </w:p>
         </w:tc>
@@ -18158,19 +18044,8 @@
                 <w:sz w:val="16"/>
                 <w:szCs w:val="16"/>
               </w:rPr>
-              <w:t xml:space="preserve">P: Prestado, </w:t>
-            </w:r>
-            <w:proofErr w:type="gramStart"/>
-            <w:r>
-              <w:rPr>
-                <w:rFonts w:cstheme="minorHAnsi"/>
-                <w:b/>
-                <w:sz w:val="16"/>
-                <w:szCs w:val="16"/>
-              </w:rPr>
-              <w:t>D:Devuelto</w:t>
-            </w:r>
-            <w:proofErr w:type="gramEnd"/>
+              <w:t>P: Prestado, D:Devuelto</w:t>
+            </w:r>
           </w:p>
         </w:tc>
       </w:tr>
@@ -18996,6 +18871,9 @@
       <w:bookmarkStart w:id="139" w:name="_Toc170148365"/>
       <w:bookmarkStart w:id="140" w:name="_Toc170148680"/>
       <w:r>
+        <w:rPr>
+          <w:noProof/>
+        </w:rPr>
         <w:drawing>
           <wp:inline distT="0" distB="0" distL="0" distR="0" wp14:anchorId="1907AAC1" wp14:editId="562E6F00">
             <wp:extent cx="5544324" cy="2857899"/>
@@ -20671,17 +20549,12 @@
         <w:t xml:space="preserve">  `nie` </w:t>
       </w:r>
       <w:proofErr w:type="spellStart"/>
-      <w:proofErr w:type="gramStart"/>
       <w:r>
         <w:t>varchar</w:t>
       </w:r>
       <w:proofErr w:type="spellEnd"/>
       <w:r>
-        <w:t>(</w:t>
-      </w:r>
-      <w:proofErr w:type="gramEnd"/>
-      <w:r>
-        <w:t>10) NOT NULL,</w:t>
+        <w:t>(10) NOT NULL,</w:t>
       </w:r>
     </w:p>
     <w:p>
@@ -20689,17 +20562,12 @@
         <w:t xml:space="preserve">  `nombre` </w:t>
       </w:r>
       <w:proofErr w:type="spellStart"/>
-      <w:proofErr w:type="gramStart"/>
       <w:r>
         <w:t>varchar</w:t>
       </w:r>
       <w:proofErr w:type="spellEnd"/>
       <w:r>
-        <w:t>(</w:t>
-      </w:r>
-      <w:proofErr w:type="gramEnd"/>
-      <w:r>
-        <w:t>255) NOT NULL,</w:t>
+        <w:t>(255) NOT NULL,</w:t>
       </w:r>
     </w:p>
     <w:p>
@@ -20707,17 +20575,12 @@
         <w:t xml:space="preserve">  `apellidos` </w:t>
       </w:r>
       <w:proofErr w:type="spellStart"/>
-      <w:proofErr w:type="gramStart"/>
       <w:r>
         <w:t>varchar</w:t>
       </w:r>
       <w:proofErr w:type="spellEnd"/>
       <w:r>
-        <w:t>(</w:t>
-      </w:r>
-      <w:proofErr w:type="gramEnd"/>
-      <w:r>
-        <w:t>255) NOT NULL,</w:t>
+        <w:t>(255) NOT NULL,</w:t>
       </w:r>
     </w:p>
     <w:p>
@@ -20725,17 +20588,12 @@
         <w:t xml:space="preserve">  `tramo` </w:t>
       </w:r>
       <w:proofErr w:type="spellStart"/>
-      <w:proofErr w:type="gramStart"/>
       <w:r>
         <w:t>varchar</w:t>
       </w:r>
       <w:proofErr w:type="spellEnd"/>
       <w:r>
-        <w:t>(</w:t>
-      </w:r>
-      <w:proofErr w:type="gramEnd"/>
-      <w:r>
-        <w:t>2) NOT NULL DEFAULT '0' COMMENT '0 nada, I tramo I y II Tramo 2',</w:t>
+        <w:t>(2) NOT NULL DEFAULT '0' COMMENT '0 nada, I tramo I y II Tramo 2',</w:t>
       </w:r>
     </w:p>
     <w:p>
@@ -20768,7 +20626,6 @@
         <w:t xml:space="preserve">` </w:t>
       </w:r>
       <w:proofErr w:type="spellStart"/>
-      <w:proofErr w:type="gramStart"/>
       <w:r>
         <w:rPr>
           <w:lang w:val="en-GB"/>
@@ -20780,46 +20637,57 @@
         <w:rPr>
           <w:lang w:val="en-GB"/>
         </w:rPr>
-        <w:t>(</w:t>
-      </w:r>
-      <w:proofErr w:type="gramEnd"/>
-      <w:r>
+        <w:t>(1) NOT NULL DEFAULT 1 COMMENT '0 True, 1 false'</w:t>
+      </w:r>
+    </w:p>
+    <w:p>
+      <w:pPr>
         <w:rPr>
           <w:lang w:val="en-GB"/>
         </w:rPr>
-        <w:t>1) NOT NULL DEFAULT 1 COMMENT '0 True, 1 false'</w:t>
-      </w:r>
-    </w:p>
-    <w:p>
-      <w:pPr>
+      </w:pPr>
+      <w:r>
         <w:rPr>
           <w:lang w:val="en-GB"/>
         </w:rPr>
-      </w:pPr>
+        <w:t>) ENGINE=</w:t>
+      </w:r>
+      <w:proofErr w:type="spellStart"/>
       <w:r>
         <w:rPr>
           <w:lang w:val="en-GB"/>
         </w:rPr>
-        <w:t>) ENGINE=</w:t>
+        <w:t>InnoDB</w:t>
+      </w:r>
+      <w:proofErr w:type="spellEnd"/>
+      <w:r>
+        <w:rPr>
+          <w:lang w:val="en-GB"/>
+        </w:rPr>
+        <w:t xml:space="preserve"> DEFAULT CHARSET=utf8 COLLATE=utf8_spanish2_ci;</w:t>
+      </w:r>
+    </w:p>
+    <w:p>
+      <w:r>
+        <w:t>-- --------------------------------------------------------</w:t>
+      </w:r>
+    </w:p>
+    <w:p>
+      <w:r>
+        <w:t>--</w:t>
+      </w:r>
+    </w:p>
+    <w:p>
+      <w:r>
+        <w:t>-- Estructura de tabla para la tabla `</w:t>
       </w:r>
       <w:proofErr w:type="spellStart"/>
       <w:r>
-        <w:rPr>
-          <w:lang w:val="en-GB"/>
-        </w:rPr>
-        <w:t>InnoDB</w:t>
+        <w:t>alumnoscrusoslibros</w:t>
       </w:r>
       <w:proofErr w:type="spellEnd"/>
       <w:r>
-        <w:rPr>
-          <w:lang w:val="en-GB"/>
-        </w:rPr>
-        <w:t xml:space="preserve"> DEFAULT CHARSET=utf8 COLLATE=utf8_spanish2_ci;</w:t>
-      </w:r>
-    </w:p>
-    <w:p>
-      <w:r>
-        <w:t>-- --------------------------------------------------------</w:t>
+        <w:t>`</w:t>
       </w:r>
     </w:p>
     <w:p>
@@ -20829,7 +20697,7 @@
     </w:p>
     <w:p>
       <w:r>
-        <w:t>-- Estructura de tabla para la tabla `</w:t>
+        <w:t>CREATE TABLE `</w:t>
       </w:r>
       <w:proofErr w:type="spellStart"/>
       <w:r>
@@ -20837,92 +20705,102 @@
       </w:r>
       <w:proofErr w:type="spellEnd"/>
       <w:r>
+        <w:t>` (</w:t>
+      </w:r>
+    </w:p>
+    <w:p>
+      <w:pPr>
+        <w:rPr>
+          <w:lang w:val="en-US"/>
+        </w:rPr>
+      </w:pPr>
+      <w:r>
+        <w:t xml:space="preserve">  </w:t>
+      </w:r>
+      <w:r>
+        <w:rPr>
+          <w:lang w:val="en-US"/>
+        </w:rPr>
         <w:t>`</w:t>
       </w:r>
-    </w:p>
-    <w:p>
-      <w:r>
-        <w:t>--</w:t>
-      </w:r>
-    </w:p>
-    <w:p>
-      <w:r>
-        <w:t>CREATE TABLE `</w:t>
-      </w:r>
       <w:proofErr w:type="spellStart"/>
       <w:r>
-        <w:t>alumnoscrusoslibros</w:t>
+        <w:rPr>
+          <w:lang w:val="en-US"/>
+        </w:rPr>
+        <w:t>nie</w:t>
       </w:r>
       <w:proofErr w:type="spellEnd"/>
       <w:r>
-        <w:t>` (</w:t>
-      </w:r>
-    </w:p>
-    <w:p>
-      <w:r>
-        <w:t xml:space="preserve">  `nie` </w:t>
+        <w:rPr>
+          <w:lang w:val="en-US"/>
+        </w:rPr>
+        <w:t>` varchar(10) NOT NULL,</w:t>
+      </w:r>
+    </w:p>
+    <w:p>
+      <w:pPr>
+        <w:rPr>
+          <w:lang w:val="en-US"/>
+        </w:rPr>
+      </w:pPr>
+      <w:r>
+        <w:rPr>
+          <w:lang w:val="en-US"/>
+        </w:rPr>
+        <w:t xml:space="preserve">  `</w:t>
       </w:r>
       <w:proofErr w:type="spellStart"/>
-      <w:proofErr w:type="gramStart"/>
-      <w:r>
-        <w:t>varchar</w:t>
+      <w:r>
+        <w:rPr>
+          <w:lang w:val="en-US"/>
+        </w:rPr>
+        <w:t>curso</w:t>
       </w:r>
       <w:proofErr w:type="spellEnd"/>
       <w:r>
-        <w:t>(</w:t>
-      </w:r>
-      <w:proofErr w:type="gramEnd"/>
-      <w:r>
-        <w:t>10) NOT NULL,</w:t>
-      </w:r>
-    </w:p>
-    <w:p>
-      <w:r>
-        <w:t xml:space="preserve">  `curso` </w:t>
+        <w:rPr>
+          <w:lang w:val="en-US"/>
+        </w:rPr>
+        <w:t>` varchar(255) NOT NULL,</w:t>
+      </w:r>
+    </w:p>
+    <w:p>
+      <w:pPr>
+        <w:rPr>
+          <w:lang w:val="en-US"/>
+        </w:rPr>
+      </w:pPr>
+      <w:r>
+        <w:rPr>
+          <w:lang w:val="en-US"/>
+        </w:rPr>
+        <w:t xml:space="preserve">  `</w:t>
       </w:r>
       <w:proofErr w:type="spellStart"/>
-      <w:proofErr w:type="gramStart"/>
-      <w:r>
-        <w:t>varchar</w:t>
+      <w:r>
+        <w:rPr>
+          <w:lang w:val="en-US"/>
+        </w:rPr>
+        <w:t>isbn</w:t>
       </w:r>
       <w:proofErr w:type="spellEnd"/>
       <w:r>
-        <w:t>(</w:t>
-      </w:r>
-      <w:proofErr w:type="gramEnd"/>
-      <w:r>
-        <w:t>255) NOT NULL,</w:t>
-      </w:r>
-    </w:p>
-    <w:p>
-      <w:r>
-        <w:t xml:space="preserve">  `</w:t>
-      </w:r>
-      <w:proofErr w:type="spellStart"/>
-      <w:r>
-        <w:t>isbn</w:t>
-      </w:r>
-      <w:proofErr w:type="spellEnd"/>
-      <w:r>
-        <w:t xml:space="preserve">` </w:t>
-      </w:r>
-      <w:proofErr w:type="spellStart"/>
-      <w:proofErr w:type="gramStart"/>
-      <w:r>
-        <w:t>varchar</w:t>
-      </w:r>
-      <w:proofErr w:type="spellEnd"/>
-      <w:r>
-        <w:t>(</w:t>
-      </w:r>
-      <w:proofErr w:type="gramEnd"/>
-      <w:r>
-        <w:t>20) NOT NULL,</w:t>
-      </w:r>
-    </w:p>
-    <w:p>
-      <w:r>
-        <w:t xml:space="preserve">  `</w:t>
+        <w:rPr>
+          <w:lang w:val="en-US"/>
+        </w:rPr>
+        <w:t>` varchar(20) NOT NULL,</w:t>
+      </w:r>
+    </w:p>
+    <w:p>
+      <w:r>
+        <w:rPr>
+          <w:lang w:val="en-US"/>
+        </w:rPr>
+        <w:t xml:space="preserve">  </w:t>
+      </w:r>
+      <w:r>
+        <w:t>`</w:t>
       </w:r>
       <w:proofErr w:type="spellStart"/>
       <w:r>
@@ -20965,15 +20843,230 @@
       </w:r>
     </w:p>
     <w:p>
-      <w:pPr>
+      <w:r>
         <w:rPr>
           <w:lang w:val="en-GB"/>
         </w:rPr>
-      </w:pPr>
-      <w:r>
+        <w:t xml:space="preserve">  </w:t>
+      </w:r>
+      <w:r>
+        <w:t xml:space="preserve">`estado` </w:t>
+      </w:r>
+      <w:proofErr w:type="spellStart"/>
+      <w:r>
+        <w:t>varchar</w:t>
+      </w:r>
+      <w:proofErr w:type="spellEnd"/>
+      <w:r>
+        <w:t>(1) NOT NULL DEFAULT 'P' COMMENT 'P: Prestado, D:Devuelto'</w:t>
+      </w:r>
+    </w:p>
+    <w:p>
+      <w:pPr>
         <w:rPr>
           <w:lang w:val="en-GB"/>
         </w:rPr>
+      </w:pPr>
+      <w:r>
+        <w:rPr>
+          <w:lang w:val="en-GB"/>
+        </w:rPr>
+        <w:t>) ENGINE=</w:t>
+      </w:r>
+      <w:proofErr w:type="spellStart"/>
+      <w:r>
+        <w:rPr>
+          <w:lang w:val="en-GB"/>
+        </w:rPr>
+        <w:t>InnoDB</w:t>
+      </w:r>
+      <w:proofErr w:type="spellEnd"/>
+      <w:r>
+        <w:rPr>
+          <w:lang w:val="en-GB"/>
+        </w:rPr>
+        <w:t xml:space="preserve"> DEFAULT CHARSET=utf8 COLLATE=utf8_spanish2_ci;</w:t>
+      </w:r>
+    </w:p>
+    <w:p>
+      <w:r>
+        <w:t>-- --------------------------------------------------------</w:t>
+      </w:r>
+    </w:p>
+    <w:p>
+      <w:r>
+        <w:t>--</w:t>
+      </w:r>
+    </w:p>
+    <w:p>
+      <w:r>
+        <w:t>-- Estructura de tabla para la tabla `cursos`</w:t>
+      </w:r>
+    </w:p>
+    <w:p>
+      <w:pPr>
+        <w:rPr>
+          <w:lang w:val="en-GB"/>
+        </w:rPr>
+      </w:pPr>
+      <w:r>
+        <w:rPr>
+          <w:lang w:val="en-GB"/>
+        </w:rPr>
+        <w:t>--</w:t>
+      </w:r>
+    </w:p>
+    <w:p>
+      <w:pPr>
+        <w:rPr>
+          <w:lang w:val="en-GB"/>
+        </w:rPr>
+      </w:pPr>
+      <w:r>
+        <w:rPr>
+          <w:lang w:val="en-GB"/>
+        </w:rPr>
+        <w:t>CREATE TABLE `</w:t>
+      </w:r>
+      <w:proofErr w:type="spellStart"/>
+      <w:r>
+        <w:rPr>
+          <w:lang w:val="en-GB"/>
+        </w:rPr>
+        <w:t>cursos</w:t>
+      </w:r>
+      <w:proofErr w:type="spellEnd"/>
+      <w:r>
+        <w:rPr>
+          <w:lang w:val="en-GB"/>
+        </w:rPr>
+        <w:t>` (</w:t>
+      </w:r>
+    </w:p>
+    <w:p>
+      <w:r>
+        <w:rPr>
+          <w:lang w:val="en-GB"/>
+        </w:rPr>
+        <w:t xml:space="preserve">  </w:t>
+      </w:r>
+      <w:r>
+        <w:t xml:space="preserve">`curso` </w:t>
+      </w:r>
+      <w:proofErr w:type="spellStart"/>
+      <w:r>
+        <w:t>varchar</w:t>
+      </w:r>
+      <w:proofErr w:type="spellEnd"/>
+      <w:r>
+        <w:t>(20) NOT NULL,</w:t>
+      </w:r>
+    </w:p>
+    <w:p>
+      <w:r>
+        <w:t xml:space="preserve">  `nivel` </w:t>
+      </w:r>
+      <w:proofErr w:type="spellStart"/>
+      <w:r>
+        <w:t>varchar</w:t>
+      </w:r>
+      <w:proofErr w:type="spellEnd"/>
+      <w:r>
+        <w:t>(20) NOT NULL</w:t>
+      </w:r>
+    </w:p>
+    <w:p>
+      <w:pPr>
+        <w:rPr>
+          <w:lang w:val="en-GB"/>
+        </w:rPr>
+      </w:pPr>
+      <w:r>
+        <w:rPr>
+          <w:lang w:val="en-GB"/>
+        </w:rPr>
+        <w:t>) ENGINE=</w:t>
+      </w:r>
+      <w:proofErr w:type="spellStart"/>
+      <w:r>
+        <w:rPr>
+          <w:lang w:val="en-GB"/>
+        </w:rPr>
+        <w:t>InnoDB</w:t>
+      </w:r>
+      <w:proofErr w:type="spellEnd"/>
+      <w:r>
+        <w:rPr>
+          <w:lang w:val="en-GB"/>
+        </w:rPr>
+        <w:t xml:space="preserve"> DEFAULT CHARSET=utf8 COLLATE=utf8_spanish2_ci;</w:t>
+      </w:r>
+    </w:p>
+    <w:p>
+      <w:r>
+        <w:t>-- --------------------------------------------------------</w:t>
+      </w:r>
+    </w:p>
+    <w:p>
+      <w:r>
+        <w:t>--</w:t>
+      </w:r>
+    </w:p>
+    <w:p>
+      <w:r>
+        <w:t>-- Estructura de tabla para la tabla `libros`</w:t>
+      </w:r>
+    </w:p>
+    <w:p>
+      <w:pPr>
+        <w:rPr>
+          <w:lang w:val="en-GB"/>
+        </w:rPr>
+      </w:pPr>
+      <w:r>
+        <w:rPr>
+          <w:lang w:val="en-GB"/>
+        </w:rPr>
+        <w:t>--</w:t>
+      </w:r>
+    </w:p>
+    <w:p>
+      <w:pPr>
+        <w:rPr>
+          <w:lang w:val="en-GB"/>
+        </w:rPr>
+      </w:pPr>
+      <w:r>
+        <w:rPr>
+          <w:lang w:val="en-GB"/>
+        </w:rPr>
+        <w:t>CREATE TABLE `</w:t>
+      </w:r>
+      <w:proofErr w:type="spellStart"/>
+      <w:r>
+        <w:rPr>
+          <w:lang w:val="en-GB"/>
+        </w:rPr>
+        <w:t>libros</w:t>
+      </w:r>
+      <w:proofErr w:type="spellEnd"/>
+      <w:r>
+        <w:rPr>
+          <w:lang w:val="en-GB"/>
+        </w:rPr>
+        <w:t>` (</w:t>
+      </w:r>
+    </w:p>
+    <w:p>
+      <w:pPr>
+        <w:rPr>
+          <w:lang w:val="en-GB"/>
+        </w:rPr>
+      </w:pPr>
+      <w:r>
+        <w:rPr>
+          <w:lang w:val="en-GB"/>
+        </w:rPr>
         <w:t xml:space="preserve">  `</w:t>
       </w:r>
       <w:proofErr w:type="spellStart"/>
@@ -20981,68 +21074,161 @@
         <w:rPr>
           <w:lang w:val="en-GB"/>
         </w:rPr>
-        <w:t>estado</w:t>
+        <w:t>isbn</w:t>
       </w:r>
       <w:proofErr w:type="spellEnd"/>
       <w:r>
         <w:rPr>
           <w:lang w:val="en-GB"/>
         </w:rPr>
-        <w:t xml:space="preserve">` </w:t>
-      </w:r>
-      <w:proofErr w:type="gramStart"/>
-      <w:r>
+        <w:t>` varchar(20) NOT NULL,</w:t>
+      </w:r>
+    </w:p>
+    <w:p>
+      <w:pPr>
         <w:rPr>
           <w:lang w:val="en-GB"/>
         </w:rPr>
-        <w:t>varchar(</w:t>
-      </w:r>
-      <w:proofErr w:type="gramEnd"/>
+      </w:pPr>
       <w:r>
         <w:rPr>
           <w:lang w:val="en-GB"/>
         </w:rPr>
-        <w:t xml:space="preserve">1) NOT NULL DEFAULT 'P' COMMENT 'P: </w:t>
+        <w:t xml:space="preserve">  `</w:t>
       </w:r>
       <w:proofErr w:type="spellStart"/>
       <w:r>
         <w:rPr>
           <w:lang w:val="en-GB"/>
         </w:rPr>
-        <w:t>Prestado</w:t>
+        <w:t>titulo</w:t>
       </w:r>
       <w:proofErr w:type="spellEnd"/>
       <w:r>
         <w:rPr>
           <w:lang w:val="en-GB"/>
         </w:rPr>
-        <w:t xml:space="preserve">, </w:t>
-      </w:r>
-      <w:proofErr w:type="gramStart"/>
-      <w:r>
+        <w:t>` varchar(255) NOT NULL,</w:t>
+      </w:r>
+    </w:p>
+    <w:p>
+      <w:pPr>
         <w:rPr>
           <w:lang w:val="en-GB"/>
         </w:rPr>
-        <w:t>D:Devuelto</w:t>
-      </w:r>
-      <w:proofErr w:type="gramEnd"/>
+      </w:pPr>
       <w:r>
         <w:rPr>
           <w:lang w:val="en-GB"/>
         </w:rPr>
-        <w:t>'</w:t>
-      </w:r>
-    </w:p>
-    <w:p>
-      <w:pPr>
+        <w:t xml:space="preserve">  `</w:t>
+      </w:r>
+      <w:proofErr w:type="spellStart"/>
+      <w:r>
         <w:rPr>
           <w:lang w:val="en-GB"/>
         </w:rPr>
-      </w:pPr>
+        <w:t>autor</w:t>
+      </w:r>
+      <w:proofErr w:type="spellEnd"/>
       <w:r>
         <w:rPr>
           <w:lang w:val="en-GB"/>
         </w:rPr>
+        <w:t>` varchar(255) NOT NULL,</w:t>
+      </w:r>
+    </w:p>
+    <w:p>
+      <w:pPr>
+        <w:rPr>
+          <w:lang w:val="en-GB"/>
+        </w:rPr>
+      </w:pPr>
+      <w:r>
+        <w:rPr>
+          <w:lang w:val="en-GB"/>
+        </w:rPr>
+        <w:t xml:space="preserve">  `</w:t>
+      </w:r>
+      <w:proofErr w:type="spellStart"/>
+      <w:r>
+        <w:rPr>
+          <w:lang w:val="en-GB"/>
+        </w:rPr>
+        <w:t>numero_ejemplares</w:t>
+      </w:r>
+      <w:proofErr w:type="spellEnd"/>
+      <w:r>
+        <w:rPr>
+          <w:lang w:val="en-GB"/>
+        </w:rPr>
+        <w:t>` int(5) NOT NULL,</w:t>
+      </w:r>
+    </w:p>
+    <w:p>
+      <w:pPr>
+        <w:rPr>
+          <w:lang w:val="en-GB"/>
+        </w:rPr>
+      </w:pPr>
+      <w:r>
+        <w:rPr>
+          <w:lang w:val="en-GB"/>
+        </w:rPr>
+        <w:t xml:space="preserve">  `</w:t>
+      </w:r>
+      <w:proofErr w:type="spellStart"/>
+      <w:r>
+        <w:rPr>
+          <w:lang w:val="en-GB"/>
+        </w:rPr>
+        <w:t>id_materia</w:t>
+      </w:r>
+      <w:proofErr w:type="spellEnd"/>
+      <w:r>
+        <w:rPr>
+          <w:lang w:val="en-GB"/>
+        </w:rPr>
+        <w:t>` int(11) NOT NULL,</w:t>
+      </w:r>
+    </w:p>
+    <w:p>
+      <w:pPr>
+        <w:rPr>
+          <w:lang w:val="en-GB"/>
+        </w:rPr>
+      </w:pPr>
+      <w:r>
+        <w:rPr>
+          <w:lang w:val="en-GB"/>
+        </w:rPr>
+        <w:t xml:space="preserve">  `</w:t>
+      </w:r>
+      <w:proofErr w:type="spellStart"/>
+      <w:r>
+        <w:rPr>
+          <w:lang w:val="en-GB"/>
+        </w:rPr>
+        <w:t>id_curso</w:t>
+      </w:r>
+      <w:proofErr w:type="spellEnd"/>
+      <w:r>
+        <w:rPr>
+          <w:lang w:val="en-GB"/>
+        </w:rPr>
+        <w:t>` varchar(20) NOT NULL</w:t>
+      </w:r>
+    </w:p>
+    <w:p>
+      <w:pPr>
+        <w:rPr>
+          <w:lang w:val="en-GB"/>
+        </w:rPr>
+      </w:pPr>
+      <w:r>
+        <w:rPr>
+          <w:lang w:val="en-GB"/>
+        </w:rPr>
         <w:t>) ENGINE=</w:t>
       </w:r>
       <w:proofErr w:type="spellStart"/>
@@ -21072,7 +21258,7 @@
     </w:p>
     <w:p>
       <w:r>
-        <w:t>-- Estructura de tabla para la tabla `cursos`</w:t>
+        <w:t>-- Estructura de tabla para la tabla `materias`</w:t>
       </w:r>
     </w:p>
     <w:p>
@@ -21105,7 +21291,7 @@
         <w:rPr>
           <w:lang w:val="en-GB"/>
         </w:rPr>
-        <w:t>cursos</w:t>
+        <w:t>materias</w:t>
       </w:r>
       <w:proofErr w:type="spellEnd"/>
       <w:r>
@@ -21125,6 +21311,19 @@
         <w:rPr>
           <w:lang w:val="en-GB"/>
         </w:rPr>
+        <w:t xml:space="preserve">  `id` int(11) NOT NULL,</w:t>
+      </w:r>
+    </w:p>
+    <w:p>
+      <w:pPr>
+        <w:rPr>
+          <w:lang w:val="en-GB"/>
+        </w:rPr>
+      </w:pPr>
+      <w:r>
+        <w:rPr>
+          <w:lang w:val="en-GB"/>
+        </w:rPr>
         <w:t xml:space="preserve">  `</w:t>
       </w:r>
       <w:proofErr w:type="spellStart"/>
@@ -21132,588 +21331,41 @@
         <w:rPr>
           <w:lang w:val="en-GB"/>
         </w:rPr>
-        <w:t>curso</w:t>
+        <w:t>nombre</w:t>
       </w:r>
       <w:proofErr w:type="spellEnd"/>
       <w:r>
         <w:rPr>
           <w:lang w:val="en-GB"/>
         </w:rPr>
-        <w:t xml:space="preserve">` </w:t>
-      </w:r>
-      <w:proofErr w:type="gramStart"/>
-      <w:r>
+        <w:t>` varchar(255) NOT NULL,</w:t>
+      </w:r>
+    </w:p>
+    <w:p>
+      <w:pPr>
         <w:rPr>
           <w:lang w:val="en-GB"/>
         </w:rPr>
-        <w:t>varchar(</w:t>
-      </w:r>
-      <w:proofErr w:type="gramEnd"/>
+      </w:pPr>
       <w:r>
         <w:rPr>
           <w:lang w:val="en-GB"/>
         </w:rPr>
-        <w:t>20) NOT NULL,</w:t>
-      </w:r>
-    </w:p>
-    <w:p>
-      <w:pPr>
+        <w:t xml:space="preserve">  `</w:t>
+      </w:r>
+      <w:proofErr w:type="spellStart"/>
+      <w:r>
         <w:rPr>
           <w:lang w:val="en-GB"/>
         </w:rPr>
-      </w:pPr>
+        <w:t>departamento</w:t>
+      </w:r>
+      <w:proofErr w:type="spellEnd"/>
       <w:r>
         <w:rPr>
           <w:lang w:val="en-GB"/>
         </w:rPr>
-        <w:t xml:space="preserve">  `</w:t>
-      </w:r>
-      <w:proofErr w:type="spellStart"/>
-      <w:r>
-        <w:rPr>
-          <w:lang w:val="en-GB"/>
-        </w:rPr>
-        <w:t>nivel</w:t>
-      </w:r>
-      <w:proofErr w:type="spellEnd"/>
-      <w:r>
-        <w:rPr>
-          <w:lang w:val="en-GB"/>
-        </w:rPr>
-        <w:t xml:space="preserve">` </w:t>
-      </w:r>
-      <w:proofErr w:type="gramStart"/>
-      <w:r>
-        <w:rPr>
-          <w:lang w:val="en-GB"/>
-        </w:rPr>
-        <w:t>varchar(</w:t>
-      </w:r>
-      <w:proofErr w:type="gramEnd"/>
-      <w:r>
-        <w:rPr>
-          <w:lang w:val="en-GB"/>
-        </w:rPr>
-        <w:t>20) NOT NULL</w:t>
-      </w:r>
-    </w:p>
-    <w:p>
-      <w:pPr>
-        <w:rPr>
-          <w:lang w:val="en-GB"/>
-        </w:rPr>
-      </w:pPr>
-      <w:r>
-        <w:rPr>
-          <w:lang w:val="en-GB"/>
-        </w:rPr>
-        <w:t>) ENGINE=</w:t>
-      </w:r>
-      <w:proofErr w:type="spellStart"/>
-      <w:r>
-        <w:rPr>
-          <w:lang w:val="en-GB"/>
-        </w:rPr>
-        <w:t>InnoDB</w:t>
-      </w:r>
-      <w:proofErr w:type="spellEnd"/>
-      <w:r>
-        <w:rPr>
-          <w:lang w:val="en-GB"/>
-        </w:rPr>
-        <w:t xml:space="preserve"> DEFAULT CHARSET=utf8 COLLATE=utf8_spanish2_ci;</w:t>
-      </w:r>
-    </w:p>
-    <w:p>
-      <w:r>
-        <w:t>-- --------------------------------------------------------</w:t>
-      </w:r>
-    </w:p>
-    <w:p>
-      <w:r>
-        <w:t>--</w:t>
-      </w:r>
-    </w:p>
-    <w:p>
-      <w:r>
-        <w:t>-- Estructura de tabla para la tabla `libros`</w:t>
-      </w:r>
-    </w:p>
-    <w:p>
-      <w:pPr>
-        <w:rPr>
-          <w:lang w:val="en-GB"/>
-        </w:rPr>
-      </w:pPr>
-      <w:r>
-        <w:rPr>
-          <w:lang w:val="en-GB"/>
-        </w:rPr>
-        <w:t>--</w:t>
-      </w:r>
-    </w:p>
-    <w:p>
-      <w:pPr>
-        <w:rPr>
-          <w:lang w:val="en-GB"/>
-        </w:rPr>
-      </w:pPr>
-      <w:r>
-        <w:rPr>
-          <w:lang w:val="en-GB"/>
-        </w:rPr>
-        <w:t>CREATE TABLE `</w:t>
-      </w:r>
-      <w:proofErr w:type="spellStart"/>
-      <w:r>
-        <w:rPr>
-          <w:lang w:val="en-GB"/>
-        </w:rPr>
-        <w:t>libros</w:t>
-      </w:r>
-      <w:proofErr w:type="spellEnd"/>
-      <w:r>
-        <w:rPr>
-          <w:lang w:val="en-GB"/>
-        </w:rPr>
-        <w:t>` (</w:t>
-      </w:r>
-    </w:p>
-    <w:p>
-      <w:pPr>
-        <w:rPr>
-          <w:lang w:val="en-GB"/>
-        </w:rPr>
-      </w:pPr>
-      <w:r>
-        <w:rPr>
-          <w:lang w:val="en-GB"/>
-        </w:rPr>
-        <w:t xml:space="preserve">  `</w:t>
-      </w:r>
-      <w:proofErr w:type="spellStart"/>
-      <w:r>
-        <w:rPr>
-          <w:lang w:val="en-GB"/>
-        </w:rPr>
-        <w:t>isbn</w:t>
-      </w:r>
-      <w:proofErr w:type="spellEnd"/>
-      <w:r>
-        <w:rPr>
-          <w:lang w:val="en-GB"/>
-        </w:rPr>
-        <w:t xml:space="preserve">` </w:t>
-      </w:r>
-      <w:proofErr w:type="gramStart"/>
-      <w:r>
-        <w:rPr>
-          <w:lang w:val="en-GB"/>
-        </w:rPr>
-        <w:t>varchar(</w:t>
-      </w:r>
-      <w:proofErr w:type="gramEnd"/>
-      <w:r>
-        <w:rPr>
-          <w:lang w:val="en-GB"/>
-        </w:rPr>
-        <w:t>20) NOT NULL,</w:t>
-      </w:r>
-    </w:p>
-    <w:p>
-      <w:pPr>
-        <w:rPr>
-          <w:lang w:val="en-GB"/>
-        </w:rPr>
-      </w:pPr>
-      <w:r>
-        <w:rPr>
-          <w:lang w:val="en-GB"/>
-        </w:rPr>
-        <w:t xml:space="preserve">  `</w:t>
-      </w:r>
-      <w:proofErr w:type="spellStart"/>
-      <w:r>
-        <w:rPr>
-          <w:lang w:val="en-GB"/>
-        </w:rPr>
-        <w:t>titulo</w:t>
-      </w:r>
-      <w:proofErr w:type="spellEnd"/>
-      <w:r>
-        <w:rPr>
-          <w:lang w:val="en-GB"/>
-        </w:rPr>
-        <w:t xml:space="preserve">` </w:t>
-      </w:r>
-      <w:proofErr w:type="gramStart"/>
-      <w:r>
-        <w:rPr>
-          <w:lang w:val="en-GB"/>
-        </w:rPr>
-        <w:t>varchar(</w:t>
-      </w:r>
-      <w:proofErr w:type="gramEnd"/>
-      <w:r>
-        <w:rPr>
-          <w:lang w:val="en-GB"/>
-        </w:rPr>
-        <w:t>255) NOT NULL,</w:t>
-      </w:r>
-    </w:p>
-    <w:p>
-      <w:pPr>
-        <w:rPr>
-          <w:lang w:val="en-GB"/>
-        </w:rPr>
-      </w:pPr>
-      <w:r>
-        <w:rPr>
-          <w:lang w:val="en-GB"/>
-        </w:rPr>
-        <w:t xml:space="preserve">  `</w:t>
-      </w:r>
-      <w:proofErr w:type="spellStart"/>
-      <w:r>
-        <w:rPr>
-          <w:lang w:val="en-GB"/>
-        </w:rPr>
-        <w:t>autor</w:t>
-      </w:r>
-      <w:proofErr w:type="spellEnd"/>
-      <w:r>
-        <w:rPr>
-          <w:lang w:val="en-GB"/>
-        </w:rPr>
-        <w:t xml:space="preserve">` </w:t>
-      </w:r>
-      <w:proofErr w:type="gramStart"/>
-      <w:r>
-        <w:rPr>
-          <w:lang w:val="en-GB"/>
-        </w:rPr>
-        <w:t>varchar(</w:t>
-      </w:r>
-      <w:proofErr w:type="gramEnd"/>
-      <w:r>
-        <w:rPr>
-          <w:lang w:val="en-GB"/>
-        </w:rPr>
-        <w:t>255) NOT NULL,</w:t>
-      </w:r>
-    </w:p>
-    <w:p>
-      <w:pPr>
-        <w:rPr>
-          <w:lang w:val="en-GB"/>
-        </w:rPr>
-      </w:pPr>
-      <w:r>
-        <w:rPr>
-          <w:lang w:val="en-GB"/>
-        </w:rPr>
-        <w:t xml:space="preserve">  `</w:t>
-      </w:r>
-      <w:proofErr w:type="spellStart"/>
-      <w:r>
-        <w:rPr>
-          <w:lang w:val="en-GB"/>
-        </w:rPr>
-        <w:t>numero_ejemplares</w:t>
-      </w:r>
-      <w:proofErr w:type="spellEnd"/>
-      <w:r>
-        <w:rPr>
-          <w:lang w:val="en-GB"/>
-        </w:rPr>
-        <w:t xml:space="preserve">` </w:t>
-      </w:r>
-      <w:proofErr w:type="gramStart"/>
-      <w:r>
-        <w:rPr>
-          <w:lang w:val="en-GB"/>
-        </w:rPr>
-        <w:t>int(</w:t>
-      </w:r>
-      <w:proofErr w:type="gramEnd"/>
-      <w:r>
-        <w:rPr>
-          <w:lang w:val="en-GB"/>
-        </w:rPr>
-        <w:t>5) NOT NULL,</w:t>
-      </w:r>
-    </w:p>
-    <w:p>
-      <w:pPr>
-        <w:rPr>
-          <w:lang w:val="en-GB"/>
-        </w:rPr>
-      </w:pPr>
-      <w:r>
-        <w:rPr>
-          <w:lang w:val="en-GB"/>
-        </w:rPr>
-        <w:t xml:space="preserve">  `</w:t>
-      </w:r>
-      <w:proofErr w:type="spellStart"/>
-      <w:r>
-        <w:rPr>
-          <w:lang w:val="en-GB"/>
-        </w:rPr>
-        <w:t>id_materia</w:t>
-      </w:r>
-      <w:proofErr w:type="spellEnd"/>
-      <w:r>
-        <w:rPr>
-          <w:lang w:val="en-GB"/>
-        </w:rPr>
-        <w:t xml:space="preserve">` </w:t>
-      </w:r>
-      <w:proofErr w:type="gramStart"/>
-      <w:r>
-        <w:rPr>
-          <w:lang w:val="en-GB"/>
-        </w:rPr>
-        <w:t>int(</w:t>
-      </w:r>
-      <w:proofErr w:type="gramEnd"/>
-      <w:r>
-        <w:rPr>
-          <w:lang w:val="en-GB"/>
-        </w:rPr>
-        <w:t>11) NOT NULL,</w:t>
-      </w:r>
-    </w:p>
-    <w:p>
-      <w:pPr>
-        <w:rPr>
-          <w:lang w:val="en-GB"/>
-        </w:rPr>
-      </w:pPr>
-      <w:r>
-        <w:rPr>
-          <w:lang w:val="en-GB"/>
-        </w:rPr>
-        <w:t xml:space="preserve">  `</w:t>
-      </w:r>
-      <w:proofErr w:type="spellStart"/>
-      <w:r>
-        <w:rPr>
-          <w:lang w:val="en-GB"/>
-        </w:rPr>
-        <w:t>id_curso</w:t>
-      </w:r>
-      <w:proofErr w:type="spellEnd"/>
-      <w:r>
-        <w:rPr>
-          <w:lang w:val="en-GB"/>
-        </w:rPr>
-        <w:t xml:space="preserve">` </w:t>
-      </w:r>
-      <w:proofErr w:type="gramStart"/>
-      <w:r>
-        <w:rPr>
-          <w:lang w:val="en-GB"/>
-        </w:rPr>
-        <w:t>varchar(</w:t>
-      </w:r>
-      <w:proofErr w:type="gramEnd"/>
-      <w:r>
-        <w:rPr>
-          <w:lang w:val="en-GB"/>
-        </w:rPr>
-        <w:t>20) NOT NULL</w:t>
-      </w:r>
-    </w:p>
-    <w:p>
-      <w:pPr>
-        <w:rPr>
-          <w:lang w:val="en-GB"/>
-        </w:rPr>
-      </w:pPr>
-      <w:r>
-        <w:rPr>
-          <w:lang w:val="en-GB"/>
-        </w:rPr>
-        <w:t>) ENGINE=</w:t>
-      </w:r>
-      <w:proofErr w:type="spellStart"/>
-      <w:r>
-        <w:rPr>
-          <w:lang w:val="en-GB"/>
-        </w:rPr>
-        <w:t>InnoDB</w:t>
-      </w:r>
-      <w:proofErr w:type="spellEnd"/>
-      <w:r>
-        <w:rPr>
-          <w:lang w:val="en-GB"/>
-        </w:rPr>
-        <w:t xml:space="preserve"> DEFAULT CHARSET=utf8 COLLATE=utf8_spanish2_ci;</w:t>
-      </w:r>
-    </w:p>
-    <w:p>
-      <w:r>
-        <w:t>-- --------------------------------------------------------</w:t>
-      </w:r>
-    </w:p>
-    <w:p>
-      <w:r>
-        <w:t>--</w:t>
-      </w:r>
-    </w:p>
-    <w:p>
-      <w:r>
-        <w:t>-- Estructura de tabla para la tabla `materias`</w:t>
-      </w:r>
-    </w:p>
-    <w:p>
-      <w:pPr>
-        <w:rPr>
-          <w:lang w:val="en-GB"/>
-        </w:rPr>
-      </w:pPr>
-      <w:r>
-        <w:rPr>
-          <w:lang w:val="en-GB"/>
-        </w:rPr>
-        <w:t>--</w:t>
-      </w:r>
-    </w:p>
-    <w:p>
-      <w:pPr>
-        <w:rPr>
-          <w:lang w:val="en-GB"/>
-        </w:rPr>
-      </w:pPr>
-      <w:r>
-        <w:rPr>
-          <w:lang w:val="en-GB"/>
-        </w:rPr>
-        <w:t>CREATE TABLE `</w:t>
-      </w:r>
-      <w:proofErr w:type="spellStart"/>
-      <w:r>
-        <w:rPr>
-          <w:lang w:val="en-GB"/>
-        </w:rPr>
-        <w:t>materias</w:t>
-      </w:r>
-      <w:proofErr w:type="spellEnd"/>
-      <w:r>
-        <w:rPr>
-          <w:lang w:val="en-GB"/>
-        </w:rPr>
-        <w:t>` (</w:t>
-      </w:r>
-    </w:p>
-    <w:p>
-      <w:pPr>
-        <w:rPr>
-          <w:lang w:val="en-GB"/>
-        </w:rPr>
-      </w:pPr>
-      <w:r>
-        <w:rPr>
-          <w:lang w:val="en-GB"/>
-        </w:rPr>
-        <w:t xml:space="preserve">  `id` </w:t>
-      </w:r>
-      <w:proofErr w:type="gramStart"/>
-      <w:r>
-        <w:rPr>
-          <w:lang w:val="en-GB"/>
-        </w:rPr>
-        <w:t>int(</w:t>
-      </w:r>
-      <w:proofErr w:type="gramEnd"/>
-      <w:r>
-        <w:rPr>
-          <w:lang w:val="en-GB"/>
-        </w:rPr>
-        <w:t>11) NOT NULL,</w:t>
-      </w:r>
-    </w:p>
-    <w:p>
-      <w:pPr>
-        <w:rPr>
-          <w:lang w:val="en-GB"/>
-        </w:rPr>
-      </w:pPr>
-      <w:r>
-        <w:rPr>
-          <w:lang w:val="en-GB"/>
-        </w:rPr>
-        <w:t xml:space="preserve">  `</w:t>
-      </w:r>
-      <w:proofErr w:type="spellStart"/>
-      <w:r>
-        <w:rPr>
-          <w:lang w:val="en-GB"/>
-        </w:rPr>
-        <w:t>nombre</w:t>
-      </w:r>
-      <w:proofErr w:type="spellEnd"/>
-      <w:r>
-        <w:rPr>
-          <w:lang w:val="en-GB"/>
-        </w:rPr>
-        <w:t xml:space="preserve">` </w:t>
-      </w:r>
-      <w:proofErr w:type="gramStart"/>
-      <w:r>
-        <w:rPr>
-          <w:lang w:val="en-GB"/>
-        </w:rPr>
-        <w:t>varchar(</w:t>
-      </w:r>
-      <w:proofErr w:type="gramEnd"/>
-      <w:r>
-        <w:rPr>
-          <w:lang w:val="en-GB"/>
-        </w:rPr>
-        <w:t>255) NOT NULL,</w:t>
-      </w:r>
-    </w:p>
-    <w:p>
-      <w:pPr>
-        <w:rPr>
-          <w:lang w:val="en-GB"/>
-        </w:rPr>
-      </w:pPr>
-      <w:r>
-        <w:rPr>
-          <w:lang w:val="en-GB"/>
-        </w:rPr>
-        <w:t xml:space="preserve">  `</w:t>
-      </w:r>
-      <w:proofErr w:type="spellStart"/>
-      <w:r>
-        <w:rPr>
-          <w:lang w:val="en-GB"/>
-        </w:rPr>
-        <w:t>departamento</w:t>
-      </w:r>
-      <w:proofErr w:type="spellEnd"/>
-      <w:r>
-        <w:rPr>
-          <w:lang w:val="en-GB"/>
-        </w:rPr>
-        <w:t xml:space="preserve">` </w:t>
-      </w:r>
-      <w:proofErr w:type="gramStart"/>
-      <w:r>
-        <w:rPr>
-          <w:lang w:val="en-GB"/>
-        </w:rPr>
-        <w:t>varchar(</w:t>
-      </w:r>
-      <w:proofErr w:type="gramEnd"/>
-      <w:r>
-        <w:rPr>
-          <w:lang w:val="en-GB"/>
-        </w:rPr>
-        <w:t>255) NOT NULL</w:t>
+        <w:t>` varchar(255) NOT NULL</w:t>
       </w:r>
     </w:p>
     <w:p>
@@ -21889,55 +21541,143 @@
       </w:r>
     </w:p>
     <w:p>
-      <w:r>
-        <w:t xml:space="preserve">  ADD PRIMARY KEY (`nie</w:t>
-      </w:r>
-      <w:proofErr w:type="gramStart"/>
-      <w:r>
+      <w:pPr>
+        <w:rPr>
+          <w:lang w:val="en-US"/>
+        </w:rPr>
+      </w:pPr>
+      <w:r>
+        <w:t xml:space="preserve">  </w:t>
+      </w:r>
+      <w:r>
+        <w:rPr>
+          <w:lang w:val="en-US"/>
+        </w:rPr>
+        <w:t>ADD PRIMARY KEY (`</w:t>
+      </w:r>
+      <w:proofErr w:type="spellStart"/>
+      <w:r>
+        <w:rPr>
+          <w:lang w:val="en-US"/>
+        </w:rPr>
+        <w:t>nie</w:t>
+      </w:r>
+      <w:proofErr w:type="spellEnd"/>
+      <w:r>
+        <w:rPr>
+          <w:lang w:val="en-US"/>
+        </w:rPr>
         <w:t>`,`</w:t>
       </w:r>
-      <w:proofErr w:type="gramEnd"/>
-      <w:r>
+      <w:proofErr w:type="spellStart"/>
+      <w:r>
+        <w:rPr>
+          <w:lang w:val="en-US"/>
+        </w:rPr>
         <w:t>curso</w:t>
       </w:r>
-      <w:proofErr w:type="gramStart"/>
-      <w:r>
+      <w:proofErr w:type="spellEnd"/>
+      <w:r>
+        <w:rPr>
+          <w:lang w:val="en-US"/>
+        </w:rPr>
         <w:t>`,`</w:t>
       </w:r>
       <w:proofErr w:type="spellStart"/>
-      <w:proofErr w:type="gramEnd"/>
-      <w:r>
+      <w:r>
+        <w:rPr>
+          <w:lang w:val="en-US"/>
+        </w:rPr>
         <w:t>isbn</w:t>
       </w:r>
       <w:proofErr w:type="spellEnd"/>
       <w:r>
+        <w:rPr>
+          <w:lang w:val="en-US"/>
+        </w:rPr>
         <w:t>`),</w:t>
       </w:r>
     </w:p>
     <w:p>
-      <w:r>
+      <w:pPr>
+        <w:rPr>
+          <w:lang w:val="en-US"/>
+        </w:rPr>
+      </w:pPr>
+      <w:r>
+        <w:rPr>
+          <w:lang w:val="en-US"/>
+        </w:rPr>
         <w:t xml:space="preserve">  ADD KEY `</w:t>
       </w:r>
       <w:proofErr w:type="spellStart"/>
       <w:r>
+        <w:rPr>
+          <w:lang w:val="en-US"/>
+        </w:rPr>
         <w:t>isbn</w:t>
       </w:r>
       <w:proofErr w:type="spellEnd"/>
       <w:r>
+        <w:rPr>
+          <w:lang w:val="en-US"/>
+        </w:rPr>
         <w:t>` (`</w:t>
       </w:r>
       <w:proofErr w:type="spellStart"/>
       <w:r>
+        <w:rPr>
+          <w:lang w:val="en-US"/>
+        </w:rPr>
         <w:t>isbn</w:t>
       </w:r>
       <w:proofErr w:type="spellEnd"/>
       <w:r>
+        <w:rPr>
+          <w:lang w:val="en-US"/>
+        </w:rPr>
         <w:t>`),</w:t>
       </w:r>
     </w:p>
     <w:p>
-      <w:r>
-        <w:t xml:space="preserve">  ADD KEY `curso` (`curso`);</w:t>
+      <w:pPr>
+        <w:rPr>
+          <w:lang w:val="en-US"/>
+        </w:rPr>
+      </w:pPr>
+      <w:r>
+        <w:rPr>
+          <w:lang w:val="en-US"/>
+        </w:rPr>
+        <w:t xml:space="preserve">  ADD KEY `</w:t>
+      </w:r>
+      <w:proofErr w:type="spellStart"/>
+      <w:r>
+        <w:rPr>
+          <w:lang w:val="en-US"/>
+        </w:rPr>
+        <w:t>curso</w:t>
+      </w:r>
+      <w:proofErr w:type="spellEnd"/>
+      <w:r>
+        <w:rPr>
+          <w:lang w:val="en-US"/>
+        </w:rPr>
+        <w:t>` (`</w:t>
+      </w:r>
+      <w:proofErr w:type="spellStart"/>
+      <w:r>
+        <w:rPr>
+          <w:lang w:val="en-US"/>
+        </w:rPr>
+        <w:t>curso</w:t>
+      </w:r>
+      <w:proofErr w:type="spellEnd"/>
+      <w:r>
+        <w:rPr>
+          <w:lang w:val="en-US"/>
+        </w:rPr>
+        <w:t>`);</w:t>
       </w:r>
     </w:p>
     <w:p>
@@ -27755,19 +27495,7 @@
               <w:rPr>
                 <w:color w:val="0F0D29" w:themeColor="text1"/>
               </w:rPr>
-              <w:t xml:space="preserve">NIE </w:t>
-            </w:r>
-            <w:r>
-              <w:rPr>
-                <w:color w:val="0F0D29" w:themeColor="text1"/>
-              </w:rPr>
-              <w:t>in</w:t>
-            </w:r>
-            <w:r>
-              <w:rPr>
-                <w:color w:val="0F0D29" w:themeColor="text1"/>
-              </w:rPr>
-              <w:t>correcto</w:t>
+              <w:t>NIE incorrecto</w:t>
             </w:r>
           </w:p>
         </w:tc>
@@ -28911,7 +28639,6 @@
             <w:r>
               <w:t xml:space="preserve">Genera </w:t>
             </w:r>
-            <w:proofErr w:type="gramStart"/>
             <w:r>
               <w:t>fichero .</w:t>
             </w:r>
@@ -28920,7 +28647,6 @@
               <w:t>json</w:t>
             </w:r>
             <w:proofErr w:type="spellEnd"/>
-            <w:proofErr w:type="gramEnd"/>
           </w:p>
         </w:tc>
         <w:tc>
@@ -28938,7 +28664,6 @@
             <w:r>
               <w:t xml:space="preserve">Genera </w:t>
             </w:r>
-            <w:proofErr w:type="gramStart"/>
             <w:r>
               <w:t>fichero .</w:t>
             </w:r>
@@ -28947,7 +28672,6 @@
               <w:t>json</w:t>
             </w:r>
             <w:proofErr w:type="spellEnd"/>
-            <w:proofErr w:type="gramEnd"/>
           </w:p>
         </w:tc>
         <w:tc>
@@ -29220,23 +28944,13 @@
                 <w:szCs w:val="16"/>
               </w:rPr>
             </w:pPr>
-            <w:proofErr w:type="gramStart"/>
-            <w:r>
-              <w:rPr>
-                <w:rFonts w:cstheme="minorHAnsi"/>
-                <w:sz w:val="16"/>
-                <w:szCs w:val="16"/>
-              </w:rPr>
-              <w:t>Descripción  de</w:t>
-            </w:r>
-            <w:proofErr w:type="gramEnd"/>
-            <w:r>
-              <w:rPr>
-                <w:rFonts w:cstheme="minorHAnsi"/>
-                <w:sz w:val="16"/>
-                <w:szCs w:val="16"/>
-              </w:rPr>
-              <w:t xml:space="preserve"> la prueba</w:t>
+            <w:r>
+              <w:rPr>
+                <w:rFonts w:cstheme="minorHAnsi"/>
+                <w:sz w:val="16"/>
+                <w:szCs w:val="16"/>
+              </w:rPr>
+              <w:t>Descripción  de la prueba</w:t>
             </w:r>
           </w:p>
         </w:tc>
@@ -30153,15 +29867,7 @@
     </w:p>
     <w:p>
       <w:r>
-        <w:t xml:space="preserve">El proyecto se ha desarrollado siguiendo las fases establecidas en la planificación inicial. A </w:t>
-      </w:r>
-      <w:proofErr w:type="gramStart"/>
-      <w:r>
-        <w:t>continuación</w:t>
-      </w:r>
-      <w:proofErr w:type="gramEnd"/>
-      <w:r>
-        <w:t xml:space="preserve"> se detalla el seguimiento de cada fase:</w:t>
+        <w:t>El proyecto se ha desarrollado siguiendo las fases establecidas en la planificación inicial. A continuación se detalla el seguimiento de cada fase:</w:t>
       </w:r>
     </w:p>
     <w:tbl>
@@ -30974,15 +30680,7 @@
     <w:p>
       <w:r>
         <w:tab/>
-        <w:t xml:space="preserve">En cuanto a la implantación del software, tendremos en cuenta que se minimizarán las molestias que se puedan realizar al personal existente, por lo que la migración se realizará de noche, estando disponible al día siguiente en el que se realizarán pruebas con el personal y una vez la formación </w:t>
-      </w:r>
-      <w:proofErr w:type="gramStart"/>
-      <w:r>
-        <w:t>del mismo</w:t>
-      </w:r>
-      <w:proofErr w:type="gramEnd"/>
-      <w:r>
-        <w:t xml:space="preserve"> haya sido terminada. A continuación, el plan de instalació</w:t>
+        <w:t>En cuanto a la implantación del software, tendremos en cuenta que se minimizarán las molestias que se puedan realizar al personal existente, por lo que la migración se realizará de noche, estando disponible al día siguiente en el que se realizarán pruebas con el personal y una vez la formación del mismo haya sido terminada. A continuación, el plan de instalació</w:t>
       </w:r>
       <w:r>
         <w:t>n</w:t>
@@ -31329,17 +31027,417 @@
       <w:bookmarkEnd w:id="174"/>
       <w:bookmarkEnd w:id="175"/>
     </w:p>
-    <w:p>
-      <w:pPr>
-        <w:rPr>
-          <w:color w:val="FF0000"/>
-        </w:rPr>
-      </w:pPr>
-      <w:r>
-        <w:rPr>
-          <w:color w:val="FF0000"/>
-        </w:rPr>
-        <w:t>Rellenar</w:t>
+    <w:p/>
+    <w:p>
+      <w:pPr>
+        <w:rPr>
+          <w:rFonts w:asciiTheme="majorHAnsi" w:hAnsiTheme="majorHAnsi" w:cstheme="majorHAnsi"/>
+        </w:rPr>
+      </w:pPr>
+      <w:r>
+        <w:rPr>
+          <w:rFonts w:asciiTheme="majorHAnsi" w:hAnsiTheme="majorHAnsi" w:cstheme="majorHAnsi"/>
+        </w:rPr>
+        <w:t>Para instalar y ejecutar la aplicación seguir estos pasos:</w:t>
+      </w:r>
+    </w:p>
+    <w:p>
+      <w:pPr>
+        <w:rPr>
+          <w:rFonts w:asciiTheme="majorHAnsi" w:hAnsiTheme="majorHAnsi" w:cstheme="majorHAnsi"/>
+        </w:rPr>
+      </w:pPr>
+      <w:r>
+        <w:rPr>
+          <w:rFonts w:asciiTheme="majorHAnsi" w:hAnsiTheme="majorHAnsi" w:cstheme="majorHAnsi"/>
+          <w:b/>
+          <w:bCs/>
+        </w:rPr>
+        <w:t>1. Instalar Python</w:t>
+      </w:r>
+      <w:r>
+        <w:rPr>
+          <w:rFonts w:asciiTheme="majorHAnsi" w:hAnsiTheme="majorHAnsi" w:cstheme="majorHAnsi"/>
+        </w:rPr>
+        <w:t xml:space="preserve"> Descargar Python 3.13 o superior desde python.org e instalarlo. Durante la instalación marcar la opción "Add Python </w:t>
+      </w:r>
+      <w:proofErr w:type="spellStart"/>
+      <w:r>
+        <w:rPr>
+          <w:rFonts w:asciiTheme="majorHAnsi" w:hAnsiTheme="majorHAnsi" w:cstheme="majorHAnsi"/>
+        </w:rPr>
+        <w:t>to</w:t>
+      </w:r>
+      <w:proofErr w:type="spellEnd"/>
+      <w:r>
+        <w:rPr>
+          <w:rFonts w:asciiTheme="majorHAnsi" w:hAnsiTheme="majorHAnsi" w:cstheme="majorHAnsi"/>
+        </w:rPr>
+        <w:t xml:space="preserve"> PATH".</w:t>
+      </w:r>
+    </w:p>
+    <w:p>
+      <w:pPr>
+        <w:rPr>
+          <w:rFonts w:asciiTheme="majorHAnsi" w:hAnsiTheme="majorHAnsi" w:cstheme="majorHAnsi"/>
+        </w:rPr>
+      </w:pPr>
+      <w:r>
+        <w:rPr>
+          <w:rFonts w:asciiTheme="majorHAnsi" w:hAnsiTheme="majorHAnsi" w:cstheme="majorHAnsi"/>
+          <w:b/>
+          <w:bCs/>
+        </w:rPr>
+        <w:t>2. Descargar el proyecto</w:t>
+      </w:r>
+    </w:p>
+    <w:p>
+      <w:pPr>
+        <w:rPr>
+          <w:rFonts w:asciiTheme="majorHAnsi" w:hAnsiTheme="majorHAnsi" w:cstheme="majorHAnsi"/>
+        </w:rPr>
+      </w:pPr>
+      <w:proofErr w:type="spellStart"/>
+      <w:r>
+        <w:rPr>
+          <w:rFonts w:asciiTheme="majorHAnsi" w:hAnsiTheme="majorHAnsi" w:cstheme="majorHAnsi"/>
+        </w:rPr>
+        <w:t>git</w:t>
+      </w:r>
+      <w:proofErr w:type="spellEnd"/>
+      <w:r>
+        <w:rPr>
+          <w:rFonts w:asciiTheme="majorHAnsi" w:hAnsiTheme="majorHAnsi" w:cstheme="majorHAnsi"/>
+        </w:rPr>
+        <w:t xml:space="preserve"> clone https://github.com/Servira/prestamo_y_gestion_de_libros.git</w:t>
+      </w:r>
+    </w:p>
+    <w:p>
+      <w:pPr>
+        <w:rPr>
+          <w:rFonts w:asciiTheme="majorHAnsi" w:hAnsiTheme="majorHAnsi" w:cstheme="majorHAnsi"/>
+        </w:rPr>
+      </w:pPr>
+      <w:r>
+        <w:rPr>
+          <w:rFonts w:asciiTheme="majorHAnsi" w:hAnsiTheme="majorHAnsi" w:cstheme="majorHAnsi"/>
+          <w:b/>
+          <w:bCs/>
+        </w:rPr>
+        <w:t>3. Crear el entorno virtual</w:t>
+      </w:r>
+    </w:p>
+    <w:p>
+      <w:pPr>
+        <w:rPr>
+          <w:rFonts w:asciiTheme="majorHAnsi" w:hAnsiTheme="majorHAnsi" w:cstheme="majorHAnsi"/>
+        </w:rPr>
+      </w:pPr>
+      <w:r>
+        <w:rPr>
+          <w:rFonts w:asciiTheme="majorHAnsi" w:hAnsiTheme="majorHAnsi" w:cstheme="majorHAnsi"/>
+        </w:rPr>
+        <w:t xml:space="preserve">cd </w:t>
+      </w:r>
+      <w:proofErr w:type="spellStart"/>
+      <w:r>
+        <w:rPr>
+          <w:rFonts w:asciiTheme="majorHAnsi" w:hAnsiTheme="majorHAnsi" w:cstheme="majorHAnsi"/>
+        </w:rPr>
+        <w:t>prestamo_y_gestion_de_libros</w:t>
+      </w:r>
+      <w:proofErr w:type="spellEnd"/>
+    </w:p>
+    <w:p>
+      <w:pPr>
+        <w:rPr>
+          <w:rFonts w:asciiTheme="majorHAnsi" w:hAnsiTheme="majorHAnsi" w:cstheme="majorHAnsi"/>
+          <w:lang w:val="en-US"/>
+        </w:rPr>
+      </w:pPr>
+      <w:r>
+        <w:rPr>
+          <w:rFonts w:asciiTheme="majorHAnsi" w:hAnsiTheme="majorHAnsi" w:cstheme="majorHAnsi"/>
+          <w:lang w:val="en-US"/>
+        </w:rPr>
+        <w:t xml:space="preserve">python -m </w:t>
+      </w:r>
+      <w:proofErr w:type="spellStart"/>
+      <w:r>
+        <w:rPr>
+          <w:rFonts w:asciiTheme="majorHAnsi" w:hAnsiTheme="majorHAnsi" w:cstheme="majorHAnsi"/>
+          <w:lang w:val="en-US"/>
+        </w:rPr>
+        <w:t>venv</w:t>
+      </w:r>
+      <w:proofErr w:type="spellEnd"/>
+      <w:r>
+        <w:rPr>
+          <w:rFonts w:asciiTheme="majorHAnsi" w:hAnsiTheme="majorHAnsi" w:cstheme="majorHAnsi"/>
+          <w:lang w:val="en-US"/>
+        </w:rPr>
+        <w:t xml:space="preserve"> </w:t>
+      </w:r>
+      <w:proofErr w:type="spellStart"/>
+      <w:r>
+        <w:rPr>
+          <w:rFonts w:asciiTheme="majorHAnsi" w:hAnsiTheme="majorHAnsi" w:cstheme="majorHAnsi"/>
+          <w:lang w:val="en-US"/>
+        </w:rPr>
+        <w:t>venv</w:t>
+      </w:r>
+      <w:proofErr w:type="spellEnd"/>
+    </w:p>
+    <w:p>
+      <w:pPr>
+        <w:rPr>
+          <w:rFonts w:asciiTheme="majorHAnsi" w:hAnsiTheme="majorHAnsi" w:cstheme="majorHAnsi"/>
+          <w:lang w:val="en-US"/>
+        </w:rPr>
+      </w:pPr>
+      <w:proofErr w:type="spellStart"/>
+      <w:r>
+        <w:rPr>
+          <w:rFonts w:asciiTheme="majorHAnsi" w:hAnsiTheme="majorHAnsi" w:cstheme="majorHAnsi"/>
+          <w:lang w:val="en-US"/>
+        </w:rPr>
+        <w:t>venv</w:t>
+      </w:r>
+      <w:proofErr w:type="spellEnd"/>
+      <w:r>
+        <w:rPr>
+          <w:rFonts w:asciiTheme="majorHAnsi" w:hAnsiTheme="majorHAnsi" w:cstheme="majorHAnsi"/>
+          <w:lang w:val="en-US"/>
+        </w:rPr>
+        <w:t>\Scripts\activate.bat</w:t>
+      </w:r>
+    </w:p>
+    <w:p>
+      <w:pPr>
+        <w:rPr>
+          <w:rFonts w:asciiTheme="majorHAnsi" w:hAnsiTheme="majorHAnsi" w:cstheme="majorHAnsi"/>
+        </w:rPr>
+      </w:pPr>
+      <w:r>
+        <w:rPr>
+          <w:rFonts w:asciiTheme="majorHAnsi" w:hAnsiTheme="majorHAnsi" w:cstheme="majorHAnsi"/>
+          <w:b/>
+          <w:bCs/>
+        </w:rPr>
+        <w:t>4. Instalar las dependencias</w:t>
+      </w:r>
+    </w:p>
+    <w:p>
+      <w:pPr>
+        <w:rPr>
+          <w:rFonts w:asciiTheme="majorHAnsi" w:hAnsiTheme="majorHAnsi" w:cstheme="majorHAnsi"/>
+        </w:rPr>
+      </w:pPr>
+      <w:proofErr w:type="spellStart"/>
+      <w:r>
+        <w:rPr>
+          <w:rFonts w:asciiTheme="majorHAnsi" w:hAnsiTheme="majorHAnsi" w:cstheme="majorHAnsi"/>
+        </w:rPr>
+        <w:t>pip</w:t>
+      </w:r>
+      <w:proofErr w:type="spellEnd"/>
+      <w:r>
+        <w:rPr>
+          <w:rFonts w:asciiTheme="majorHAnsi" w:hAnsiTheme="majorHAnsi" w:cstheme="majorHAnsi"/>
+        </w:rPr>
+        <w:t xml:space="preserve"> </w:t>
+      </w:r>
+      <w:proofErr w:type="spellStart"/>
+      <w:r>
+        <w:rPr>
+          <w:rFonts w:asciiTheme="majorHAnsi" w:hAnsiTheme="majorHAnsi" w:cstheme="majorHAnsi"/>
+        </w:rPr>
+        <w:t>install</w:t>
+      </w:r>
+      <w:proofErr w:type="spellEnd"/>
+      <w:r>
+        <w:rPr>
+          <w:rFonts w:asciiTheme="majorHAnsi" w:hAnsiTheme="majorHAnsi" w:cstheme="majorHAnsi"/>
+        </w:rPr>
+        <w:t xml:space="preserve"> -r requirements.txt</w:t>
+      </w:r>
+    </w:p>
+    <w:p>
+      <w:pPr>
+        <w:rPr>
+          <w:rFonts w:asciiTheme="majorHAnsi" w:hAnsiTheme="majorHAnsi" w:cstheme="majorHAnsi"/>
+        </w:rPr>
+      </w:pPr>
+      <w:r>
+        <w:rPr>
+          <w:rFonts w:asciiTheme="majorHAnsi" w:hAnsiTheme="majorHAnsi" w:cstheme="majorHAnsi"/>
+          <w:b/>
+          <w:bCs/>
+        </w:rPr>
+        <w:t>5. Configurar la base de datos</w:t>
+      </w:r>
+    </w:p>
+    <w:p>
+      <w:pPr>
+        <w:numPr>
+          <w:ilvl w:val="0"/>
+          <w:numId w:val="20"/>
+        </w:numPr>
+        <w:rPr>
+          <w:rFonts w:asciiTheme="majorHAnsi" w:hAnsiTheme="majorHAnsi" w:cstheme="majorHAnsi"/>
+        </w:rPr>
+      </w:pPr>
+      <w:r>
+        <w:rPr>
+          <w:rFonts w:asciiTheme="majorHAnsi" w:hAnsiTheme="majorHAnsi" w:cstheme="majorHAnsi"/>
+        </w:rPr>
+        <w:t>Instalar XAMPP y arrancar MySQL</w:t>
+      </w:r>
+    </w:p>
+    <w:p>
+      <w:pPr>
+        <w:numPr>
+          <w:ilvl w:val="0"/>
+          <w:numId w:val="20"/>
+        </w:numPr>
+        <w:rPr>
+          <w:rFonts w:asciiTheme="majorHAnsi" w:hAnsiTheme="majorHAnsi" w:cstheme="majorHAnsi"/>
+        </w:rPr>
+      </w:pPr>
+      <w:r>
+        <w:rPr>
+          <w:rFonts w:asciiTheme="majorHAnsi" w:hAnsiTheme="majorHAnsi" w:cstheme="majorHAnsi"/>
+        </w:rPr>
+        <w:t xml:space="preserve">Abrir </w:t>
+      </w:r>
+      <w:proofErr w:type="spellStart"/>
+      <w:r>
+        <w:rPr>
+          <w:rFonts w:asciiTheme="majorHAnsi" w:hAnsiTheme="majorHAnsi" w:cstheme="majorHAnsi"/>
+        </w:rPr>
+        <w:t>phpMyAdmin</w:t>
+      </w:r>
+      <w:proofErr w:type="spellEnd"/>
+      <w:r>
+        <w:rPr>
+          <w:rFonts w:asciiTheme="majorHAnsi" w:hAnsiTheme="majorHAnsi" w:cstheme="majorHAnsi"/>
+        </w:rPr>
+        <w:t xml:space="preserve"> en </w:t>
+      </w:r>
+      <w:hyperlink r:id="rId36" w:history="1">
+        <w:r>
+          <w:rPr>
+            <w:rStyle w:val="Hipervnculo"/>
+            <w:rFonts w:asciiTheme="majorHAnsi" w:hAnsiTheme="majorHAnsi" w:cstheme="majorHAnsi"/>
+          </w:rPr>
+          <w:t>http://localhost/phpmyadmin</w:t>
+        </w:r>
+      </w:hyperlink>
+    </w:p>
+    <w:p>
+      <w:pPr>
+        <w:numPr>
+          <w:ilvl w:val="0"/>
+          <w:numId w:val="20"/>
+        </w:numPr>
+        <w:rPr>
+          <w:rFonts w:asciiTheme="majorHAnsi" w:hAnsiTheme="majorHAnsi" w:cstheme="majorHAnsi"/>
+        </w:rPr>
+      </w:pPr>
+      <w:r>
+        <w:rPr>
+          <w:rFonts w:asciiTheme="majorHAnsi" w:hAnsiTheme="majorHAnsi" w:cstheme="majorHAnsi"/>
+        </w:rPr>
+        <w:t xml:space="preserve">Crear la base de datos </w:t>
+      </w:r>
+      <w:proofErr w:type="spellStart"/>
+      <w:r>
+        <w:rPr>
+          <w:rFonts w:asciiTheme="majorHAnsi" w:hAnsiTheme="majorHAnsi" w:cstheme="majorHAnsi"/>
+        </w:rPr>
+        <w:t>bancolibros</w:t>
+      </w:r>
+      <w:proofErr w:type="spellEnd"/>
+      <w:r>
+        <w:rPr>
+          <w:rFonts w:asciiTheme="majorHAnsi" w:hAnsiTheme="majorHAnsi" w:cstheme="majorHAnsi"/>
+        </w:rPr>
+        <w:t xml:space="preserve"> con cotejamiento utf8_spanish2_ci</w:t>
+      </w:r>
+    </w:p>
+    <w:p>
+      <w:pPr>
+        <w:numPr>
+          <w:ilvl w:val="0"/>
+          <w:numId w:val="20"/>
+        </w:numPr>
+        <w:rPr>
+          <w:rFonts w:asciiTheme="majorHAnsi" w:hAnsiTheme="majorHAnsi" w:cstheme="majorHAnsi"/>
+        </w:rPr>
+      </w:pPr>
+      <w:r>
+        <w:rPr>
+          <w:rFonts w:asciiTheme="majorHAnsi" w:hAnsiTheme="majorHAnsi" w:cstheme="majorHAnsi"/>
+        </w:rPr>
+        <w:t xml:space="preserve">Importar el fichero </w:t>
+      </w:r>
+      <w:proofErr w:type="spellStart"/>
+      <w:r>
+        <w:rPr>
+          <w:rFonts w:asciiTheme="majorHAnsi" w:hAnsiTheme="majorHAnsi" w:cstheme="majorHAnsi"/>
+        </w:rPr>
+        <w:t>database</w:t>
+      </w:r>
+      <w:proofErr w:type="spellEnd"/>
+      <w:r>
+        <w:rPr>
+          <w:rFonts w:asciiTheme="majorHAnsi" w:hAnsiTheme="majorHAnsi" w:cstheme="majorHAnsi"/>
+        </w:rPr>
+        <w:t>/</w:t>
+      </w:r>
+      <w:proofErr w:type="spellStart"/>
+      <w:r>
+        <w:rPr>
+          <w:rFonts w:asciiTheme="majorHAnsi" w:hAnsiTheme="majorHAnsi" w:cstheme="majorHAnsi"/>
+        </w:rPr>
+        <w:t>bancolibros.sql</w:t>
+      </w:r>
+      <w:proofErr w:type="spellEnd"/>
+    </w:p>
+    <w:p>
+      <w:pPr>
+        <w:rPr>
+          <w:rFonts w:asciiTheme="majorHAnsi" w:hAnsiTheme="majorHAnsi" w:cstheme="majorHAnsi"/>
+        </w:rPr>
+      </w:pPr>
+      <w:r>
+        <w:rPr>
+          <w:rFonts w:asciiTheme="majorHAnsi" w:hAnsiTheme="majorHAnsi" w:cstheme="majorHAnsi"/>
+          <w:b/>
+          <w:bCs/>
+        </w:rPr>
+        <w:t>6. Ejecutar la aplicación</w:t>
+      </w:r>
+    </w:p>
+    <w:p>
+      <w:pPr>
+        <w:rPr>
+          <w:rFonts w:asciiTheme="majorHAnsi" w:hAnsiTheme="majorHAnsi" w:cstheme="majorHAnsi"/>
+        </w:rPr>
+      </w:pPr>
+      <w:proofErr w:type="spellStart"/>
+      <w:r>
+        <w:rPr>
+          <w:rFonts w:asciiTheme="majorHAnsi" w:hAnsiTheme="majorHAnsi" w:cstheme="majorHAnsi"/>
+        </w:rPr>
+        <w:t>python</w:t>
+      </w:r>
+      <w:proofErr w:type="spellEnd"/>
+      <w:r>
+        <w:rPr>
+          <w:rFonts w:asciiTheme="majorHAnsi" w:hAnsiTheme="majorHAnsi" w:cstheme="majorHAnsi"/>
+        </w:rPr>
+        <w:t xml:space="preserve"> app/main.py</w:t>
       </w:r>
     </w:p>
     <w:p/>
@@ -31353,29 +31451,274 @@
       <w:r>
         <w:t>Mejoras posibles</w:t>
       </w:r>
+      <w:bookmarkStart w:id="179" w:name="_Toc49341877"/>
+      <w:bookmarkStart w:id="180" w:name="_Toc170148378"/>
       <w:bookmarkEnd w:id="176"/>
       <w:bookmarkEnd w:id="177"/>
       <w:bookmarkEnd w:id="178"/>
     </w:p>
     <w:p>
       <w:pPr>
-        <w:rPr>
-          <w:color w:val="FF0000"/>
-        </w:rPr>
-      </w:pPr>
-      <w:r>
-        <w:rPr>
-          <w:color w:val="FF0000"/>
-        </w:rPr>
-        <w:t>Rellenar</w:t>
-      </w:r>
-      <w:bookmarkStart w:id="179" w:name="_Toc49341877"/>
-      <w:bookmarkStart w:id="180" w:name="_Toc170148378"/>
-    </w:p>
-    <w:p>
-      <w:pPr>
-        <w:rPr>
-          <w:color w:val="FF0000"/>
+        <w:pStyle w:val="Prrafodelista"/>
+        <w:numPr>
+          <w:ilvl w:val="0"/>
+          <w:numId w:val="21"/>
+        </w:numPr>
+        <w:rPr>
+          <w:rFonts w:asciiTheme="majorHAnsi" w:hAnsiTheme="majorHAnsi" w:cstheme="majorHAnsi"/>
+        </w:rPr>
+      </w:pPr>
+      <w:r>
+        <w:rPr>
+          <w:rFonts w:asciiTheme="majorHAnsi" w:hAnsiTheme="majorHAnsi" w:cstheme="majorHAnsi"/>
+          <w:b/>
+          <w:bCs/>
+        </w:rPr>
+        <w:t>Interfaz gráfica:</w:t>
+      </w:r>
+      <w:r>
+        <w:rPr>
+          <w:rFonts w:asciiTheme="majorHAnsi" w:hAnsiTheme="majorHAnsi" w:cstheme="majorHAnsi"/>
+        </w:rPr>
+        <w:t xml:space="preserve"> Migrar la aplicación de consola a una interfaz gráfica</w:t>
+      </w:r>
+      <w:r>
+        <w:rPr>
+          <w:rFonts w:asciiTheme="majorHAnsi" w:hAnsiTheme="majorHAnsi" w:cstheme="majorHAnsi"/>
+        </w:rPr>
+        <w:t>.</w:t>
+      </w:r>
+    </w:p>
+    <w:p>
+      <w:pPr>
+        <w:pStyle w:val="Prrafodelista"/>
+        <w:numPr>
+          <w:ilvl w:val="0"/>
+          <w:numId w:val="21"/>
+        </w:numPr>
+        <w:rPr>
+          <w:rFonts w:asciiTheme="majorHAnsi" w:hAnsiTheme="majorHAnsi" w:cstheme="majorHAnsi"/>
+        </w:rPr>
+      </w:pPr>
+      <w:r>
+        <w:rPr>
+          <w:rFonts w:asciiTheme="majorHAnsi" w:hAnsiTheme="majorHAnsi" w:cstheme="majorHAnsi"/>
+          <w:b/>
+          <w:bCs/>
+        </w:rPr>
+        <w:t>Sistema de usuarios y roles:</w:t>
+      </w:r>
+      <w:r>
+        <w:rPr>
+          <w:rFonts w:asciiTheme="majorHAnsi" w:hAnsiTheme="majorHAnsi" w:cstheme="majorHAnsi"/>
+        </w:rPr>
+        <w:t xml:space="preserve"> Añadir diferentes niveles de acceso: administrador y usuario básico. </w:t>
+      </w:r>
+    </w:p>
+    <w:p>
+      <w:pPr>
+        <w:pStyle w:val="Prrafodelista"/>
+        <w:numPr>
+          <w:ilvl w:val="0"/>
+          <w:numId w:val="21"/>
+        </w:numPr>
+        <w:rPr>
+          <w:rFonts w:asciiTheme="majorHAnsi" w:hAnsiTheme="majorHAnsi" w:cstheme="majorHAnsi"/>
+        </w:rPr>
+      </w:pPr>
+      <w:r>
+        <w:rPr>
+          <w:rFonts w:asciiTheme="majorHAnsi" w:hAnsiTheme="majorHAnsi" w:cstheme="majorHAnsi"/>
+          <w:b/>
+          <w:bCs/>
+        </w:rPr>
+        <w:t>Notificaciones automáticas:</w:t>
+      </w:r>
+      <w:r>
+        <w:rPr>
+          <w:rFonts w:asciiTheme="majorHAnsi" w:hAnsiTheme="majorHAnsi" w:cstheme="majorHAnsi"/>
+        </w:rPr>
+        <w:t xml:space="preserve"> Enviar avisos por correo electrónico cuando se acerque la fecha de devolución. </w:t>
+      </w:r>
+    </w:p>
+    <w:p>
+      <w:pPr>
+        <w:pStyle w:val="Prrafodelista"/>
+        <w:numPr>
+          <w:ilvl w:val="0"/>
+          <w:numId w:val="21"/>
+        </w:numPr>
+        <w:rPr>
+          <w:rFonts w:asciiTheme="majorHAnsi" w:hAnsiTheme="majorHAnsi" w:cstheme="majorHAnsi"/>
+        </w:rPr>
+      </w:pPr>
+      <w:r>
+        <w:rPr>
+          <w:rFonts w:asciiTheme="majorHAnsi" w:hAnsiTheme="majorHAnsi" w:cstheme="majorHAnsi"/>
+          <w:b/>
+          <w:bCs/>
+        </w:rPr>
+        <w:t>Estado individual de libros:</w:t>
+      </w:r>
+      <w:r>
+        <w:rPr>
+          <w:rFonts w:asciiTheme="majorHAnsi" w:hAnsiTheme="majorHAnsi" w:cstheme="majorHAnsi"/>
+        </w:rPr>
+        <w:t xml:space="preserve"> Registrar el estado físico de cada ejemplar (bueno, deteriorado, perdido). </w:t>
+      </w:r>
+    </w:p>
+    <w:p>
+      <w:pPr>
+        <w:pStyle w:val="Prrafodelista"/>
+        <w:numPr>
+          <w:ilvl w:val="0"/>
+          <w:numId w:val="21"/>
+        </w:numPr>
+        <w:rPr>
+          <w:rFonts w:asciiTheme="majorHAnsi" w:hAnsiTheme="majorHAnsi" w:cstheme="majorHAnsi"/>
+        </w:rPr>
+      </w:pPr>
+      <w:r>
+        <w:rPr>
+          <w:rFonts w:asciiTheme="majorHAnsi" w:hAnsiTheme="majorHAnsi" w:cstheme="majorHAnsi"/>
+          <w:b/>
+          <w:bCs/>
+        </w:rPr>
+        <w:t>Estadísticas:</w:t>
+      </w:r>
+      <w:r>
+        <w:rPr>
+          <w:rFonts w:asciiTheme="majorHAnsi" w:hAnsiTheme="majorHAnsi" w:cstheme="majorHAnsi"/>
+        </w:rPr>
+        <w:t xml:space="preserve"> Módulo con gráficas de préstamos por curso y materias más demandadas. </w:t>
+      </w:r>
+    </w:p>
+    <w:p>
+      <w:pPr>
+        <w:pStyle w:val="Prrafodelista"/>
+        <w:numPr>
+          <w:ilvl w:val="0"/>
+          <w:numId w:val="21"/>
+        </w:numPr>
+        <w:rPr>
+          <w:rFonts w:asciiTheme="majorHAnsi" w:hAnsiTheme="majorHAnsi" w:cstheme="majorHAnsi"/>
+        </w:rPr>
+      </w:pPr>
+      <w:r>
+        <w:rPr>
+          <w:rFonts w:asciiTheme="majorHAnsi" w:hAnsiTheme="majorHAnsi" w:cstheme="majorHAnsi"/>
+          <w:b/>
+          <w:bCs/>
+        </w:rPr>
+        <w:t>Extensión a otros centros:</w:t>
+      </w:r>
+      <w:r>
+        <w:rPr>
+          <w:rFonts w:asciiTheme="majorHAnsi" w:hAnsiTheme="majorHAnsi" w:cstheme="majorHAnsi"/>
+        </w:rPr>
+        <w:t xml:space="preserve"> Adaptar la aplicación para que pueda usarla cualquier instituto. </w:t>
+      </w:r>
+    </w:p>
+    <w:p>
+      <w:pPr>
+        <w:pStyle w:val="Prrafodelista"/>
+        <w:numPr>
+          <w:ilvl w:val="0"/>
+          <w:numId w:val="21"/>
+        </w:numPr>
+        <w:rPr>
+          <w:rFonts w:asciiTheme="majorHAnsi" w:hAnsiTheme="majorHAnsi" w:cstheme="majorHAnsi"/>
+        </w:rPr>
+      </w:pPr>
+      <w:r>
+        <w:rPr>
+          <w:rFonts w:asciiTheme="majorHAnsi" w:hAnsiTheme="majorHAnsi" w:cstheme="majorHAnsi"/>
+          <w:b/>
+          <w:bCs/>
+        </w:rPr>
+        <w:t>Importación automática:</w:t>
+      </w:r>
+      <w:r>
+        <w:rPr>
+          <w:rFonts w:asciiTheme="majorHAnsi" w:hAnsiTheme="majorHAnsi" w:cstheme="majorHAnsi"/>
+        </w:rPr>
+        <w:t xml:space="preserve"> Automatizar la carga del CSV de </w:t>
+      </w:r>
+      <w:proofErr w:type="spellStart"/>
+      <w:r>
+        <w:rPr>
+          <w:rFonts w:asciiTheme="majorHAnsi" w:hAnsiTheme="majorHAnsi" w:cstheme="majorHAnsi"/>
+        </w:rPr>
+        <w:t>Delphos</w:t>
+      </w:r>
+      <w:proofErr w:type="spellEnd"/>
+      <w:r>
+        <w:rPr>
+          <w:rFonts w:asciiTheme="majorHAnsi" w:hAnsiTheme="majorHAnsi" w:cstheme="majorHAnsi"/>
+        </w:rPr>
+        <w:t xml:space="preserve"> de forma periódica.</w:t>
+      </w:r>
+    </w:p>
+    <w:p>
+      <w:pPr>
+        <w:rPr>
+          <w:rFonts w:asciiTheme="majorHAnsi" w:hAnsiTheme="majorHAnsi" w:cstheme="majorHAnsi"/>
+        </w:rPr>
+      </w:pPr>
+    </w:p>
+    <w:p>
+      <w:pPr>
+        <w:rPr>
+          <w:rFonts w:asciiTheme="majorHAnsi" w:hAnsiTheme="majorHAnsi" w:cstheme="majorHAnsi"/>
+        </w:rPr>
+      </w:pPr>
+    </w:p>
+    <w:p>
+      <w:pPr>
+        <w:rPr>
+          <w:rFonts w:asciiTheme="majorHAnsi" w:hAnsiTheme="majorHAnsi" w:cstheme="majorHAnsi"/>
+        </w:rPr>
+      </w:pPr>
+    </w:p>
+    <w:p>
+      <w:pPr>
+        <w:rPr>
+          <w:rFonts w:asciiTheme="majorHAnsi" w:hAnsiTheme="majorHAnsi" w:cstheme="majorHAnsi"/>
+        </w:rPr>
+      </w:pPr>
+    </w:p>
+    <w:p>
+      <w:pPr>
+        <w:rPr>
+          <w:rFonts w:asciiTheme="majorHAnsi" w:hAnsiTheme="majorHAnsi" w:cstheme="majorHAnsi"/>
+        </w:rPr>
+      </w:pPr>
+    </w:p>
+    <w:p>
+      <w:pPr>
+        <w:rPr>
+          <w:rFonts w:asciiTheme="majorHAnsi" w:hAnsiTheme="majorHAnsi" w:cstheme="majorHAnsi"/>
+        </w:rPr>
+      </w:pPr>
+    </w:p>
+    <w:p>
+      <w:pPr>
+        <w:rPr>
+          <w:rFonts w:asciiTheme="majorHAnsi" w:hAnsiTheme="majorHAnsi" w:cstheme="majorHAnsi"/>
+        </w:rPr>
+      </w:pPr>
+    </w:p>
+    <w:p>
+      <w:pPr>
+        <w:rPr>
+          <w:rFonts w:asciiTheme="majorHAnsi" w:hAnsiTheme="majorHAnsi" w:cstheme="majorHAnsi"/>
+        </w:rPr>
+      </w:pPr>
+    </w:p>
+    <w:p>
+      <w:pPr>
+        <w:rPr>
+          <w:rFonts w:asciiTheme="majorHAnsi" w:hAnsiTheme="majorHAnsi" w:cstheme="majorHAnsi"/>
         </w:rPr>
       </w:pPr>
     </w:p>
@@ -31394,14 +31737,175 @@
     <w:p>
       <w:pPr>
         <w:rPr>
-          <w:color w:val="FF0000"/>
-        </w:rPr>
-      </w:pPr>
-      <w:r>
-        <w:rPr>
-          <w:color w:val="FF0000"/>
-        </w:rPr>
-        <w:t>Rellenar</w:t>
+          <w:rFonts w:asciiTheme="majorHAnsi" w:hAnsiTheme="majorHAnsi" w:cstheme="majorHAnsi"/>
+        </w:rPr>
+      </w:pPr>
+      <w:r>
+        <w:rPr>
+          <w:rFonts w:asciiTheme="majorHAnsi" w:hAnsiTheme="majorHAnsi" w:cstheme="majorHAnsi"/>
+        </w:rPr>
+        <w:t>Para arrancar la aplicación abrir una terminal en la carpeta del proyecto y ejecutar:</w:t>
+      </w:r>
+    </w:p>
+    <w:p>
+      <w:pPr>
+        <w:rPr>
+          <w:rFonts w:asciiTheme="majorHAnsi" w:hAnsiTheme="majorHAnsi" w:cstheme="majorHAnsi"/>
+        </w:rPr>
+      </w:pPr>
+      <w:proofErr w:type="spellStart"/>
+      <w:r>
+        <w:rPr>
+          <w:rFonts w:asciiTheme="majorHAnsi" w:hAnsiTheme="majorHAnsi" w:cstheme="majorHAnsi"/>
+        </w:rPr>
+        <w:t>python</w:t>
+      </w:r>
+      <w:proofErr w:type="spellEnd"/>
+      <w:r>
+        <w:rPr>
+          <w:rFonts w:asciiTheme="majorHAnsi" w:hAnsiTheme="majorHAnsi" w:cstheme="majorHAnsi"/>
+        </w:rPr>
+        <w:t xml:space="preserve"> app/main.py</w:t>
+      </w:r>
+    </w:p>
+    <w:p>
+      <w:pPr>
+        <w:rPr>
+          <w:rFonts w:asciiTheme="majorHAnsi" w:hAnsiTheme="majorHAnsi" w:cstheme="majorHAnsi"/>
+        </w:rPr>
+      </w:pPr>
+      <w:r>
+        <w:rPr>
+          <w:rFonts w:asciiTheme="majorHAnsi" w:hAnsiTheme="majorHAnsi" w:cstheme="majorHAnsi"/>
+          <w:b/>
+          <w:bCs/>
+        </w:rPr>
+        <w:t>1. Carga de datos</w:t>
+      </w:r>
+      <w:r>
+        <w:rPr>
+          <w:rFonts w:asciiTheme="majorHAnsi" w:hAnsiTheme="majorHAnsi" w:cstheme="majorHAnsi"/>
+        </w:rPr>
+        <w:t xml:space="preserve"> — Usar al inicio de cada curso para cargar alumnos desde el CSV de </w:t>
+      </w:r>
+      <w:proofErr w:type="spellStart"/>
+      <w:r>
+        <w:rPr>
+          <w:rFonts w:asciiTheme="majorHAnsi" w:hAnsiTheme="majorHAnsi" w:cstheme="majorHAnsi"/>
+        </w:rPr>
+        <w:t>Delphos</w:t>
+      </w:r>
+      <w:proofErr w:type="spellEnd"/>
+      <w:r>
+        <w:rPr>
+          <w:rFonts w:asciiTheme="majorHAnsi" w:hAnsiTheme="majorHAnsi" w:cstheme="majorHAnsi"/>
+        </w:rPr>
+        <w:t xml:space="preserve"> y añadir materias, cursos y libros manualmente.</w:t>
+      </w:r>
+    </w:p>
+    <w:p>
+      <w:pPr>
+        <w:rPr>
+          <w:rFonts w:asciiTheme="majorHAnsi" w:hAnsiTheme="majorHAnsi" w:cstheme="majorHAnsi"/>
+        </w:rPr>
+      </w:pPr>
+      <w:r>
+        <w:rPr>
+          <w:rFonts w:asciiTheme="majorHAnsi" w:hAnsiTheme="majorHAnsi" w:cstheme="majorHAnsi"/>
+          <w:b/>
+          <w:bCs/>
+        </w:rPr>
+        <w:t>2. Gestión de alumnos</w:t>
+      </w:r>
+      <w:r>
+        <w:rPr>
+          <w:rFonts w:asciiTheme="majorHAnsi" w:hAnsiTheme="majorHAnsi" w:cstheme="majorHAnsi"/>
+        </w:rPr>
+        <w:t xml:space="preserve"> — Buscar cualquier alumno por NIE o nombre, ver sus datos y modificarlos.</w:t>
+      </w:r>
+    </w:p>
+    <w:p>
+      <w:pPr>
+        <w:rPr>
+          <w:rFonts w:asciiTheme="majorHAnsi" w:hAnsiTheme="majorHAnsi" w:cstheme="majorHAnsi"/>
+        </w:rPr>
+      </w:pPr>
+      <w:r>
+        <w:rPr>
+          <w:rFonts w:asciiTheme="majorHAnsi" w:hAnsiTheme="majorHAnsi" w:cstheme="majorHAnsi"/>
+          <w:b/>
+          <w:bCs/>
+        </w:rPr>
+        <w:t>3. Gestión de préstamos</w:t>
+      </w:r>
+      <w:r>
+        <w:rPr>
+          <w:rFonts w:asciiTheme="majorHAnsi" w:hAnsiTheme="majorHAnsi" w:cstheme="majorHAnsi"/>
+        </w:rPr>
+        <w:t xml:space="preserve"> — Asignar libros a un alumno, registrar devoluciones y cerrar préstamos una vez devueltos todos los libros.</w:t>
+      </w:r>
+    </w:p>
+    <w:p>
+      <w:pPr>
+        <w:rPr>
+          <w:rFonts w:asciiTheme="majorHAnsi" w:hAnsiTheme="majorHAnsi" w:cstheme="majorHAnsi"/>
+        </w:rPr>
+      </w:pPr>
+      <w:r>
+        <w:rPr>
+          <w:rFonts w:asciiTheme="majorHAnsi" w:hAnsiTheme="majorHAnsi" w:cstheme="majorHAnsi"/>
+          <w:b/>
+          <w:bCs/>
+        </w:rPr>
+        <w:t>4. Listados</w:t>
+      </w:r>
+      <w:r>
+        <w:rPr>
+          <w:rFonts w:asciiTheme="majorHAnsi" w:hAnsiTheme="majorHAnsi" w:cstheme="majorHAnsi"/>
+        </w:rPr>
+        <w:t xml:space="preserve"> — Consultar listados de alumnos, libros, préstamos activos, por curso o por materia.</w:t>
+      </w:r>
+    </w:p>
+    <w:p>
+      <w:pPr>
+        <w:rPr>
+          <w:rFonts w:asciiTheme="majorHAnsi" w:hAnsiTheme="majorHAnsi" w:cstheme="majorHAnsi"/>
+        </w:rPr>
+      </w:pPr>
+      <w:r>
+        <w:rPr>
+          <w:rFonts w:asciiTheme="majorHAnsi" w:hAnsiTheme="majorHAnsi" w:cstheme="majorHAnsi"/>
+          <w:b/>
+          <w:bCs/>
+        </w:rPr>
+        <w:t>5. Copia de seguridad</w:t>
+      </w:r>
+      <w:r>
+        <w:rPr>
+          <w:rFonts w:asciiTheme="majorHAnsi" w:hAnsiTheme="majorHAnsi" w:cstheme="majorHAnsi"/>
+        </w:rPr>
+        <w:t xml:space="preserve"> — Exportar todos los datos en formato SQL, CSV o JSON para guardarlos de forma segura.</w:t>
+      </w:r>
+    </w:p>
+    <w:p>
+      <w:pPr>
+        <w:rPr>
+          <w:rFonts w:asciiTheme="majorHAnsi" w:hAnsiTheme="majorHAnsi" w:cstheme="majorHAnsi"/>
+        </w:rPr>
+      </w:pPr>
+      <w:r>
+        <w:rPr>
+          <w:rFonts w:asciiTheme="majorHAnsi" w:hAnsiTheme="majorHAnsi" w:cstheme="majorHAnsi"/>
+          <w:b/>
+          <w:bCs/>
+        </w:rPr>
+        <w:t>0. Salir</w:t>
+      </w:r>
+      <w:r>
+        <w:rPr>
+          <w:rFonts w:asciiTheme="majorHAnsi" w:hAnsiTheme="majorHAnsi" w:cstheme="majorHAnsi"/>
+        </w:rPr>
+        <w:t xml:space="preserve"> — Cierra la aplicación.</w:t>
       </w:r>
     </w:p>
     <w:p/>
@@ -31541,7 +32045,7 @@
                         </pic:cNvPicPr>
                       </pic:nvPicPr>
                       <pic:blipFill>
-                        <a:blip r:embed="rId36" cstate="print">
+                        <a:blip r:embed="rId37" cstate="print">
                           <a:extLst>
                             <a:ext uri="{28A0092B-C50C-407E-A947-70E740481C1C}">
                               <a14:useLocalDpi xmlns:a14="http://schemas.microsoft.com/office/drawing/2010/main" val="0"/>
@@ -31633,7 +32137,7 @@
                         </pic:cNvPicPr>
                       </pic:nvPicPr>
                       <pic:blipFill>
-                        <a:blip r:embed="rId37" cstate="print">
+                        <a:blip r:embed="rId38" cstate="print">
                           <a:extLst>
                             <a:ext uri="{28A0092B-C50C-407E-A947-70E740481C1C}">
                               <a14:useLocalDpi xmlns:a14="http://schemas.microsoft.com/office/drawing/2010/main" val="0"/>
@@ -34627,16 +35131,127 @@
       <w:bookmarkEnd w:id="194"/>
     </w:p>
     <w:p>
-      <w:pPr>
-        <w:rPr>
-          <w:color w:val="FF0000"/>
-        </w:rPr>
-      </w:pPr>
-      <w:r>
-        <w:rPr>
-          <w:color w:val="FF0000"/>
-        </w:rPr>
-        <w:t>Rellenar</w:t>
+      <w:r>
+        <w:rPr>
+          <w:b/>
+          <w:bCs/>
+        </w:rPr>
+        <w:t>Materias:</w:t>
+      </w:r>
+    </w:p>
+    <w:p>
+      <w:pPr>
+        <w:numPr>
+          <w:ilvl w:val="0"/>
+          <w:numId w:val="22"/>
+        </w:numPr>
+      </w:pPr>
+      <w:r>
+        <w:t>Nombre: Matemáticas, Departamento: Ciencias</w:t>
+      </w:r>
+    </w:p>
+    <w:p>
+      <w:pPr>
+        <w:numPr>
+          <w:ilvl w:val="0"/>
+          <w:numId w:val="22"/>
+        </w:numPr>
+      </w:pPr>
+      <w:r>
+        <w:t>Nombre: Lengua, Departamento: Humanidades</w:t>
+      </w:r>
+    </w:p>
+    <w:p>
+      <w:r>
+        <w:rPr>
+          <w:b/>
+          <w:bCs/>
+        </w:rPr>
+        <w:t>Cursos:</w:t>
+      </w:r>
+    </w:p>
+    <w:p>
+      <w:pPr>
+        <w:numPr>
+          <w:ilvl w:val="0"/>
+          <w:numId w:val="23"/>
+        </w:numPr>
+      </w:pPr>
+      <w:r>
+        <w:t>Código: 1ESO-A, Nivel: 1º ESO</w:t>
+      </w:r>
+    </w:p>
+    <w:p>
+      <w:pPr>
+        <w:numPr>
+          <w:ilvl w:val="0"/>
+          <w:numId w:val="23"/>
+        </w:numPr>
+      </w:pPr>
+      <w:r>
+        <w:t>Código: 2ESO-B, Nivel: 2º ESO</w:t>
+      </w:r>
+    </w:p>
+    <w:p>
+      <w:r>
+        <w:rPr>
+          <w:b/>
+          <w:bCs/>
+        </w:rPr>
+        <w:t>Libros:</w:t>
+      </w:r>
+    </w:p>
+    <w:p>
+      <w:pPr>
+        <w:numPr>
+          <w:ilvl w:val="0"/>
+          <w:numId w:val="24"/>
+        </w:numPr>
+      </w:pPr>
+      <w:r>
+        <w:t>ISBN: 978-84-001, Título: Matemáticas 1º ESO, Autor: Editorial SM, Ejemplares: 25</w:t>
+      </w:r>
+    </w:p>
+    <w:p>
+      <w:pPr>
+        <w:numPr>
+          <w:ilvl w:val="0"/>
+          <w:numId w:val="24"/>
+        </w:numPr>
+      </w:pPr>
+      <w:r>
+        <w:t>ISBN: 978-84-002, Título: Lengua 1º ESO, Autor: Editorial Anaya, Ejemplares: 20</w:t>
+      </w:r>
+    </w:p>
+    <w:p>
+      <w:r>
+        <w:rPr>
+          <w:b/>
+          <w:bCs/>
+        </w:rPr>
+        <w:t>Alumnos:</w:t>
+      </w:r>
+    </w:p>
+    <w:p>
+      <w:pPr>
+        <w:numPr>
+          <w:ilvl w:val="0"/>
+          <w:numId w:val="25"/>
+        </w:numPr>
+      </w:pPr>
+      <w:r>
+        <w:t>NIE: 12345678A, Nombre: Juan, Apellidos: García López, Tramo: I</w:t>
+      </w:r>
+    </w:p>
+    <w:p>
+      <w:pPr>
+        <w:numPr>
+          <w:ilvl w:val="0"/>
+          <w:numId w:val="25"/>
+        </w:numPr>
+      </w:pPr>
+      <w:r>
+        <w:t>NIE: 87654321B, Nombre: María, Apellidos: Pérez Martínez, Tramo: 0</w:t>
       </w:r>
     </w:p>
     <w:p/>
@@ -39474,8 +40089,8 @@
     <w:p/>
     <w:p/>
     <w:sectPr>
-      <w:headerReference w:type="default" r:id="rId38"/>
-      <w:footerReference w:type="default" r:id="rId39"/>
+      <w:headerReference w:type="default" r:id="rId39"/>
+      <w:footerReference w:type="default" r:id="rId40"/>
       <w:pgSz w:w="11906" w:h="16838" w:code="9"/>
       <w:pgMar w:top="1291" w:right="936" w:bottom="720" w:left="936" w:header="0" w:footer="289" w:gutter="0"/>
       <w:pgNumType w:start="1"/>
@@ -39775,9 +40390,9 @@
     </w:lvl>
   </w:abstractNum>
   <w:abstractNum w:abstractNumId="1" w15:restartNumberingAfterBreak="0">
-    <w:nsid w:val="0C68169D"/>
+    <w:nsid w:val="07E173D4"/>
     <w:multiLevelType w:val="multilevel"/>
-    <w:tmpl w:val="5942B498"/>
+    <w:tmpl w:val="B10A383A"/>
     <w:lvl w:ilvl="0">
       <w:start w:val="1"/>
       <w:numFmt w:val="bullet"/>
@@ -39924,95 +40539,9 @@
     </w:lvl>
   </w:abstractNum>
   <w:abstractNum w:abstractNumId="2" w15:restartNumberingAfterBreak="0">
-    <w:nsid w:val="0FB075BD"/>
-    <w:multiLevelType w:val="hybridMultilevel"/>
-    <w:tmpl w:val="31DE7E7C"/>
-    <w:lvl w:ilvl="0" w:tplc="0C0A000F">
-      <w:start w:val="1"/>
-      <w:numFmt w:val="decimal"/>
-      <w:lvlText w:val="%1."/>
-      <w:lvlJc w:val="left"/>
-      <w:pPr>
-        <w:ind w:left="720" w:hanging="360"/>
-      </w:pPr>
-    </w:lvl>
-    <w:lvl w:ilvl="1" w:tplc="0C0A0019" w:tentative="1">
-      <w:start w:val="1"/>
-      <w:numFmt w:val="lowerLetter"/>
-      <w:lvlText w:val="%2."/>
-      <w:lvlJc w:val="left"/>
-      <w:pPr>
-        <w:ind w:left="1440" w:hanging="360"/>
-      </w:pPr>
-    </w:lvl>
-    <w:lvl w:ilvl="2" w:tplc="0C0A001B" w:tentative="1">
-      <w:start w:val="1"/>
-      <w:numFmt w:val="lowerRoman"/>
-      <w:lvlText w:val="%3."/>
-      <w:lvlJc w:val="right"/>
-      <w:pPr>
-        <w:ind w:left="2160" w:hanging="180"/>
-      </w:pPr>
-    </w:lvl>
-    <w:lvl w:ilvl="3" w:tplc="0C0A000F" w:tentative="1">
-      <w:start w:val="1"/>
-      <w:numFmt w:val="decimal"/>
-      <w:lvlText w:val="%4."/>
-      <w:lvlJc w:val="left"/>
-      <w:pPr>
-        <w:ind w:left="2880" w:hanging="360"/>
-      </w:pPr>
-    </w:lvl>
-    <w:lvl w:ilvl="4" w:tplc="0C0A0019" w:tentative="1">
-      <w:start w:val="1"/>
-      <w:numFmt w:val="lowerLetter"/>
-      <w:lvlText w:val="%5."/>
-      <w:lvlJc w:val="left"/>
-      <w:pPr>
-        <w:ind w:left="3600" w:hanging="360"/>
-      </w:pPr>
-    </w:lvl>
-    <w:lvl w:ilvl="5" w:tplc="0C0A001B" w:tentative="1">
-      <w:start w:val="1"/>
-      <w:numFmt w:val="lowerRoman"/>
-      <w:lvlText w:val="%6."/>
-      <w:lvlJc w:val="right"/>
-      <w:pPr>
-        <w:ind w:left="4320" w:hanging="180"/>
-      </w:pPr>
-    </w:lvl>
-    <w:lvl w:ilvl="6" w:tplc="0C0A000F" w:tentative="1">
-      <w:start w:val="1"/>
-      <w:numFmt w:val="decimal"/>
-      <w:lvlText w:val="%7."/>
-      <w:lvlJc w:val="left"/>
-      <w:pPr>
-        <w:ind w:left="5040" w:hanging="360"/>
-      </w:pPr>
-    </w:lvl>
-    <w:lvl w:ilvl="7" w:tplc="0C0A0019" w:tentative="1">
-      <w:start w:val="1"/>
-      <w:numFmt w:val="lowerLetter"/>
-      <w:lvlText w:val="%8."/>
-      <w:lvlJc w:val="left"/>
-      <w:pPr>
-        <w:ind w:left="5760" w:hanging="360"/>
-      </w:pPr>
-    </w:lvl>
-    <w:lvl w:ilvl="8" w:tplc="0C0A001B" w:tentative="1">
-      <w:start w:val="1"/>
-      <w:numFmt w:val="lowerRoman"/>
-      <w:lvlText w:val="%9."/>
-      <w:lvlJc w:val="right"/>
-      <w:pPr>
-        <w:ind w:left="6480" w:hanging="180"/>
-      </w:pPr>
-    </w:lvl>
-  </w:abstractNum>
-  <w:abstractNum w:abstractNumId="3" w15:restartNumberingAfterBreak="0">
-    <w:nsid w:val="12C41EBC"/>
+    <w:nsid w:val="0C68169D"/>
     <w:multiLevelType w:val="multilevel"/>
-    <w:tmpl w:val="8D5EF488"/>
+    <w:tmpl w:val="5942B498"/>
     <w:lvl w:ilvl="0">
       <w:start w:val="1"/>
       <w:numFmt w:val="bullet"/>
@@ -40158,1253 +40687,96 @@
       </w:rPr>
     </w:lvl>
   </w:abstractNum>
-  <w:abstractNum w:abstractNumId="4" w15:restartNumberingAfterBreak="0">
-    <w:nsid w:val="1BC0572C"/>
+  <w:abstractNum w:abstractNumId="3" w15:restartNumberingAfterBreak="0">
+    <w:nsid w:val="0FB075BD"/>
     <w:multiLevelType w:val="hybridMultilevel"/>
-    <w:tmpl w:val="8580F39E"/>
-    <w:lvl w:ilvl="0" w:tplc="0C0A0001">
+    <w:tmpl w:val="31DE7E7C"/>
+    <w:lvl w:ilvl="0" w:tplc="0C0A000F">
       <w:start w:val="1"/>
-      <w:numFmt w:val="bullet"/>
-      <w:lvlText w:val=""/>
+      <w:numFmt w:val="decimal"/>
+      <w:lvlText w:val="%1."/>
       <w:lvlJc w:val="left"/>
       <w:pPr>
-        <w:ind w:left="1080" w:hanging="360"/>
-      </w:pPr>
-      <w:rPr>
-        <w:rFonts w:ascii="Symbol" w:hAnsi="Symbol" w:hint="default"/>
-      </w:rPr>
+        <w:ind w:left="720" w:hanging="360"/>
+      </w:pPr>
     </w:lvl>
-    <w:lvl w:ilvl="1" w:tplc="0C0A0003" w:tentative="1">
+    <w:lvl w:ilvl="1" w:tplc="0C0A0019" w:tentative="1">
       <w:start w:val="1"/>
-      <w:numFmt w:val="bullet"/>
-      <w:lvlText w:val="o"/>
+      <w:numFmt w:val="lowerLetter"/>
+      <w:lvlText w:val="%2."/>
       <w:lvlJc w:val="left"/>
       <w:pPr>
-        <w:ind w:left="1800" w:hanging="360"/>
-      </w:pPr>
-      <w:rPr>
-        <w:rFonts w:ascii="Courier New" w:hAnsi="Courier New" w:cs="Courier New" w:hint="default"/>
-      </w:rPr>
+        <w:ind w:left="1440" w:hanging="360"/>
+      </w:pPr>
     </w:lvl>
-    <w:lvl w:ilvl="2" w:tplc="0C0A0005" w:tentative="1">
+    <w:lvl w:ilvl="2" w:tplc="0C0A001B" w:tentative="1">
       <w:start w:val="1"/>
-      <w:numFmt w:val="bullet"/>
-      <w:lvlText w:val=""/>
+      <w:numFmt w:val="lowerRoman"/>
+      <w:lvlText w:val="%3."/>
+      <w:lvlJc w:val="right"/>
+      <w:pPr>
+        <w:ind w:left="2160" w:hanging="180"/>
+      </w:pPr>
+    </w:lvl>
+    <w:lvl w:ilvl="3" w:tplc="0C0A000F" w:tentative="1">
+      <w:start w:val="1"/>
+      <w:numFmt w:val="decimal"/>
+      <w:lvlText w:val="%4."/>
       <w:lvlJc w:val="left"/>
       <w:pPr>
-        <w:ind w:left="2520" w:hanging="360"/>
-      </w:pPr>
-      <w:rPr>
-        <w:rFonts w:ascii="Wingdings" w:hAnsi="Wingdings" w:hint="default"/>
-      </w:rPr>
+        <w:ind w:left="2880" w:hanging="360"/>
+      </w:pPr>
     </w:lvl>
-    <w:lvl w:ilvl="3" w:tplc="0C0A0001" w:tentative="1">
+    <w:lvl w:ilvl="4" w:tplc="0C0A0019" w:tentative="1">
       <w:start w:val="1"/>
-      <w:numFmt w:val="bullet"/>
-      <w:lvlText w:val=""/>
+      <w:numFmt w:val="lowerLetter"/>
+      <w:lvlText w:val="%5."/>
       <w:lvlJc w:val="left"/>
       <w:pPr>
-        <w:ind w:left="3240" w:hanging="360"/>
-      </w:pPr>
-      <w:rPr>
-        <w:rFonts w:ascii="Symbol" w:hAnsi="Symbol" w:hint="default"/>
-      </w:rPr>
+        <w:ind w:left="3600" w:hanging="360"/>
+      </w:pPr>
     </w:lvl>
-    <w:lvl w:ilvl="4" w:tplc="0C0A0003" w:tentative="1">
+    <w:lvl w:ilvl="5" w:tplc="0C0A001B" w:tentative="1">
       <w:start w:val="1"/>
-      <w:numFmt w:val="bullet"/>
-      <w:lvlText w:val="o"/>
+      <w:numFmt w:val="lowerRoman"/>
+      <w:lvlText w:val="%6."/>
+      <w:lvlJc w:val="right"/>
+      <w:pPr>
+        <w:ind w:left="4320" w:hanging="180"/>
+      </w:pPr>
+    </w:lvl>
+    <w:lvl w:ilvl="6" w:tplc="0C0A000F" w:tentative="1">
+      <w:start w:val="1"/>
+      <w:numFmt w:val="decimal"/>
+      <w:lvlText w:val="%7."/>
       <w:lvlJc w:val="left"/>
       <w:pPr>
-        <w:ind w:left="3960" w:hanging="360"/>
-      </w:pPr>
-      <w:rPr>
-        <w:rFonts w:ascii="Courier New" w:hAnsi="Courier New" w:cs="Courier New" w:hint="default"/>
-      </w:rPr>
+        <w:ind w:left="5040" w:hanging="360"/>
+      </w:pPr>
     </w:lvl>
-    <w:lvl w:ilvl="5" w:tplc="0C0A0005" w:tentative="1">
+    <w:lvl w:ilvl="7" w:tplc="0C0A0019" w:tentative="1">
       <w:start w:val="1"/>
-      <w:numFmt w:val="bullet"/>
-      <w:lvlText w:val=""/>
+      <w:numFmt w:val="lowerLetter"/>
+      <w:lvlText w:val="%8."/>
       <w:lvlJc w:val="left"/>
       <w:pPr>
-        <w:ind w:left="4680" w:hanging="360"/>
-      </w:pPr>
-      <w:rPr>
-        <w:rFonts w:ascii="Wingdings" w:hAnsi="Wingdings" w:hint="default"/>
-      </w:rPr>
+        <w:ind w:left="5760" w:hanging="360"/>
+      </w:pPr>
     </w:lvl>
-    <w:lvl w:ilvl="6" w:tplc="0C0A0001" w:tentative="1">
+    <w:lvl w:ilvl="8" w:tplc="0C0A001B" w:tentative="1">
       <w:start w:val="1"/>
-      <w:numFmt w:val="bullet"/>
-      <w:lvlText w:val=""/>
-      <w:lvlJc w:val="left"/>
-      <w:pPr>
-        <w:ind w:left="5400" w:hanging="360"/>
-      </w:pPr>
-      <w:rPr>
-        <w:rFonts w:ascii="Symbol" w:hAnsi="Symbol" w:hint="default"/>
-      </w:rPr>
-    </w:lvl>
-    <w:lvl w:ilvl="7" w:tplc="0C0A0003" w:tentative="1">
-      <w:start w:val="1"/>
-      <w:numFmt w:val="bullet"/>
-      <w:lvlText w:val="o"/>
-      <w:lvlJc w:val="left"/>
-      <w:pPr>
-        <w:ind w:left="6120" w:hanging="360"/>
-      </w:pPr>
-      <w:rPr>
-        <w:rFonts w:ascii="Courier New" w:hAnsi="Courier New" w:cs="Courier New" w:hint="default"/>
-      </w:rPr>
-    </w:lvl>
-    <w:lvl w:ilvl="8" w:tplc="0C0A0005" w:tentative="1">
-      <w:start w:val="1"/>
-      <w:numFmt w:val="bullet"/>
-      <w:lvlText w:val=""/>
-      <w:lvlJc w:val="left"/>
-      <w:pPr>
-        <w:ind w:left="6840" w:hanging="360"/>
-      </w:pPr>
-      <w:rPr>
-        <w:rFonts w:ascii="Wingdings" w:hAnsi="Wingdings" w:hint="default"/>
-      </w:rPr>
+      <w:numFmt w:val="lowerRoman"/>
+      <w:lvlText w:val="%9."/>
+      <w:lvlJc w:val="right"/>
+      <w:pPr>
+        <w:ind w:left="6480" w:hanging="180"/>
+      </w:pPr>
     </w:lvl>
   </w:abstractNum>
-  <w:abstractNum w:abstractNumId="5" w15:restartNumberingAfterBreak="0">
-    <w:nsid w:val="30031545"/>
-    <w:multiLevelType w:val="hybridMultilevel"/>
-    <w:tmpl w:val="3A9E44FA"/>
-    <w:lvl w:ilvl="0" w:tplc="0C0A0001">
-      <w:start w:val="1"/>
-      <w:numFmt w:val="bullet"/>
-      <w:lvlText w:val=""/>
-      <w:lvlJc w:val="left"/>
-      <w:pPr>
-        <w:ind w:left="1080" w:hanging="360"/>
-      </w:pPr>
-      <w:rPr>
-        <w:rFonts w:ascii="Symbol" w:hAnsi="Symbol" w:hint="default"/>
-      </w:rPr>
-    </w:lvl>
-    <w:lvl w:ilvl="1" w:tplc="0C0A0003" w:tentative="1">
-      <w:start w:val="1"/>
-      <w:numFmt w:val="bullet"/>
-      <w:lvlText w:val="o"/>
-      <w:lvlJc w:val="left"/>
-      <w:pPr>
-        <w:ind w:left="1800" w:hanging="360"/>
-      </w:pPr>
-      <w:rPr>
-        <w:rFonts w:ascii="Courier New" w:hAnsi="Courier New" w:cs="Courier New" w:hint="default"/>
-      </w:rPr>
-    </w:lvl>
-    <w:lvl w:ilvl="2" w:tplc="0C0A0005" w:tentative="1">
-      <w:start w:val="1"/>
-      <w:numFmt w:val="bullet"/>
-      <w:lvlText w:val=""/>
-      <w:lvlJc w:val="left"/>
-      <w:pPr>
-        <w:ind w:left="2520" w:hanging="360"/>
-      </w:pPr>
-      <w:rPr>
-        <w:rFonts w:ascii="Wingdings" w:hAnsi="Wingdings" w:hint="default"/>
-      </w:rPr>
-    </w:lvl>
-    <w:lvl w:ilvl="3" w:tplc="0C0A0001" w:tentative="1">
-      <w:start w:val="1"/>
-      <w:numFmt w:val="bullet"/>
-      <w:lvlText w:val=""/>
-      <w:lvlJc w:val="left"/>
-      <w:pPr>
-        <w:ind w:left="3240" w:hanging="360"/>
-      </w:pPr>
-      <w:rPr>
-        <w:rFonts w:ascii="Symbol" w:hAnsi="Symbol" w:hint="default"/>
-      </w:rPr>
-    </w:lvl>
-    <w:lvl w:ilvl="4" w:tplc="0C0A0003" w:tentative="1">
-      <w:start w:val="1"/>
-      <w:numFmt w:val="bullet"/>
-      <w:lvlText w:val="o"/>
-      <w:lvlJc w:val="left"/>
-      <w:pPr>
-        <w:ind w:left="3960" w:hanging="360"/>
-      </w:pPr>
-      <w:rPr>
-        <w:rFonts w:ascii="Courier New" w:hAnsi="Courier New" w:cs="Courier New" w:hint="default"/>
-      </w:rPr>
-    </w:lvl>
-    <w:lvl w:ilvl="5" w:tplc="0C0A0005" w:tentative="1">
-      <w:start w:val="1"/>
-      <w:numFmt w:val="bullet"/>
-      <w:lvlText w:val=""/>
-      <w:lvlJc w:val="left"/>
-      <w:pPr>
-        <w:ind w:left="4680" w:hanging="360"/>
-      </w:pPr>
-      <w:rPr>
-        <w:rFonts w:ascii="Wingdings" w:hAnsi="Wingdings" w:hint="default"/>
-      </w:rPr>
-    </w:lvl>
-    <w:lvl w:ilvl="6" w:tplc="0C0A0001" w:tentative="1">
-      <w:start w:val="1"/>
-      <w:numFmt w:val="bullet"/>
-      <w:lvlText w:val=""/>
-      <w:lvlJc w:val="left"/>
-      <w:pPr>
-        <w:ind w:left="5400" w:hanging="360"/>
-      </w:pPr>
-      <w:rPr>
-        <w:rFonts w:ascii="Symbol" w:hAnsi="Symbol" w:hint="default"/>
-      </w:rPr>
-    </w:lvl>
-    <w:lvl w:ilvl="7" w:tplc="0C0A0003" w:tentative="1">
-      <w:start w:val="1"/>
-      <w:numFmt w:val="bullet"/>
-      <w:lvlText w:val="o"/>
-      <w:lvlJc w:val="left"/>
-      <w:pPr>
-        <w:ind w:left="6120" w:hanging="360"/>
-      </w:pPr>
-      <w:rPr>
-        <w:rFonts w:ascii="Courier New" w:hAnsi="Courier New" w:cs="Courier New" w:hint="default"/>
-      </w:rPr>
-    </w:lvl>
-    <w:lvl w:ilvl="8" w:tplc="0C0A0005" w:tentative="1">
-      <w:start w:val="1"/>
-      <w:numFmt w:val="bullet"/>
-      <w:lvlText w:val=""/>
-      <w:lvlJc w:val="left"/>
-      <w:pPr>
-        <w:ind w:left="6840" w:hanging="360"/>
-      </w:pPr>
-      <w:rPr>
-        <w:rFonts w:ascii="Wingdings" w:hAnsi="Wingdings" w:hint="default"/>
-      </w:rPr>
-    </w:lvl>
-  </w:abstractNum>
-  <w:abstractNum w:abstractNumId="6" w15:restartNumberingAfterBreak="0">
-    <w:nsid w:val="408734B4"/>
-    <w:multiLevelType w:val="hybridMultilevel"/>
-    <w:tmpl w:val="2D56C700"/>
-    <w:lvl w:ilvl="0" w:tplc="0C0A0001">
-      <w:start w:val="1"/>
-      <w:numFmt w:val="bullet"/>
-      <w:lvlText w:val=""/>
-      <w:lvlJc w:val="left"/>
-      <w:pPr>
-        <w:ind w:left="720" w:hanging="360"/>
-      </w:pPr>
-      <w:rPr>
-        <w:rFonts w:ascii="Symbol" w:hAnsi="Symbol" w:hint="default"/>
-      </w:rPr>
-    </w:lvl>
-    <w:lvl w:ilvl="1" w:tplc="0C0A0003">
-      <w:start w:val="1"/>
-      <w:numFmt w:val="bullet"/>
-      <w:lvlText w:val="o"/>
-      <w:lvlJc w:val="left"/>
-      <w:pPr>
-        <w:ind w:left="1440" w:hanging="360"/>
-      </w:pPr>
-      <w:rPr>
-        <w:rFonts w:ascii="Courier New" w:hAnsi="Courier New" w:cs="Courier New" w:hint="default"/>
-      </w:rPr>
-    </w:lvl>
-    <w:lvl w:ilvl="2" w:tplc="0C0A0005" w:tentative="1">
-      <w:start w:val="1"/>
-      <w:numFmt w:val="bullet"/>
-      <w:lvlText w:val=""/>
-      <w:lvlJc w:val="left"/>
-      <w:pPr>
-        <w:ind w:left="2160" w:hanging="360"/>
-      </w:pPr>
-      <w:rPr>
-        <w:rFonts w:ascii="Wingdings" w:hAnsi="Wingdings" w:hint="default"/>
-      </w:rPr>
-    </w:lvl>
-    <w:lvl w:ilvl="3" w:tplc="0C0A0001" w:tentative="1">
-      <w:start w:val="1"/>
-      <w:numFmt w:val="bullet"/>
-      <w:lvlText w:val=""/>
-      <w:lvlJc w:val="left"/>
-      <w:pPr>
-        <w:ind w:left="2880" w:hanging="360"/>
-      </w:pPr>
-      <w:rPr>
-        <w:rFonts w:ascii="Symbol" w:hAnsi="Symbol" w:hint="default"/>
-      </w:rPr>
-    </w:lvl>
-    <w:lvl w:ilvl="4" w:tplc="0C0A0003" w:tentative="1">
-      <w:start w:val="1"/>
-      <w:numFmt w:val="bullet"/>
-      <w:lvlText w:val="o"/>
-      <w:lvlJc w:val="left"/>
-      <w:pPr>
-        <w:ind w:left="3600" w:hanging="360"/>
-      </w:pPr>
-      <w:rPr>
-        <w:rFonts w:ascii="Courier New" w:hAnsi="Courier New" w:cs="Courier New" w:hint="default"/>
-      </w:rPr>
-    </w:lvl>
-    <w:lvl w:ilvl="5" w:tplc="0C0A0005" w:tentative="1">
-      <w:start w:val="1"/>
-      <w:numFmt w:val="bullet"/>
-      <w:lvlText w:val=""/>
-      <w:lvlJc w:val="left"/>
-      <w:pPr>
-        <w:ind w:left="4320" w:hanging="360"/>
-      </w:pPr>
-      <w:rPr>
-        <w:rFonts w:ascii="Wingdings" w:hAnsi="Wingdings" w:hint="default"/>
-      </w:rPr>
-    </w:lvl>
-    <w:lvl w:ilvl="6" w:tplc="0C0A0001" w:tentative="1">
-      <w:start w:val="1"/>
-      <w:numFmt w:val="bullet"/>
-      <w:lvlText w:val=""/>
-      <w:lvlJc w:val="left"/>
-      <w:pPr>
-        <w:ind w:left="5040" w:hanging="360"/>
-      </w:pPr>
-      <w:rPr>
-        <w:rFonts w:ascii="Symbol" w:hAnsi="Symbol" w:hint="default"/>
-      </w:rPr>
-    </w:lvl>
-    <w:lvl w:ilvl="7" w:tplc="0C0A0003" w:tentative="1">
-      <w:start w:val="1"/>
-      <w:numFmt w:val="bullet"/>
-      <w:lvlText w:val="o"/>
-      <w:lvlJc w:val="left"/>
-      <w:pPr>
-        <w:ind w:left="5760" w:hanging="360"/>
-      </w:pPr>
-      <w:rPr>
-        <w:rFonts w:ascii="Courier New" w:hAnsi="Courier New" w:cs="Courier New" w:hint="default"/>
-      </w:rPr>
-    </w:lvl>
-    <w:lvl w:ilvl="8" w:tplc="0C0A0005" w:tentative="1">
-      <w:start w:val="1"/>
-      <w:numFmt w:val="bullet"/>
-      <w:lvlText w:val=""/>
-      <w:lvlJc w:val="left"/>
-      <w:pPr>
-        <w:ind w:left="6480" w:hanging="360"/>
-      </w:pPr>
-      <w:rPr>
-        <w:rFonts w:ascii="Wingdings" w:hAnsi="Wingdings" w:hint="default"/>
-      </w:rPr>
-    </w:lvl>
-  </w:abstractNum>
-  <w:abstractNum w:abstractNumId="7" w15:restartNumberingAfterBreak="0">
-    <w:nsid w:val="415F2157"/>
-    <w:multiLevelType w:val="hybridMultilevel"/>
-    <w:tmpl w:val="8C52AE3E"/>
-    <w:lvl w:ilvl="0" w:tplc="0C0A0001">
-      <w:start w:val="1"/>
-      <w:numFmt w:val="bullet"/>
-      <w:lvlText w:val=""/>
-      <w:lvlJc w:val="left"/>
-      <w:pPr>
-        <w:ind w:left="720" w:hanging="360"/>
-      </w:pPr>
-      <w:rPr>
-        <w:rFonts w:ascii="Symbol" w:hAnsi="Symbol" w:hint="default"/>
-      </w:rPr>
-    </w:lvl>
-    <w:lvl w:ilvl="1" w:tplc="0C0A0003" w:tentative="1">
-      <w:start w:val="1"/>
-      <w:numFmt w:val="bullet"/>
-      <w:lvlText w:val="o"/>
-      <w:lvlJc w:val="left"/>
-      <w:pPr>
-        <w:ind w:left="1440" w:hanging="360"/>
-      </w:pPr>
-      <w:rPr>
-        <w:rFonts w:ascii="Courier New" w:hAnsi="Courier New" w:cs="Courier New" w:hint="default"/>
-      </w:rPr>
-    </w:lvl>
-    <w:lvl w:ilvl="2" w:tplc="0C0A0005" w:tentative="1">
-      <w:start w:val="1"/>
-      <w:numFmt w:val="bullet"/>
-      <w:lvlText w:val=""/>
-      <w:lvlJc w:val="left"/>
-      <w:pPr>
-        <w:ind w:left="2160" w:hanging="360"/>
-      </w:pPr>
-      <w:rPr>
-        <w:rFonts w:ascii="Wingdings" w:hAnsi="Wingdings" w:hint="default"/>
-      </w:rPr>
-    </w:lvl>
-    <w:lvl w:ilvl="3" w:tplc="0C0A0001" w:tentative="1">
-      <w:start w:val="1"/>
-      <w:numFmt w:val="bullet"/>
-      <w:lvlText w:val=""/>
-      <w:lvlJc w:val="left"/>
-      <w:pPr>
-        <w:ind w:left="2880" w:hanging="360"/>
-      </w:pPr>
-      <w:rPr>
-        <w:rFonts w:ascii="Symbol" w:hAnsi="Symbol" w:hint="default"/>
-      </w:rPr>
-    </w:lvl>
-    <w:lvl w:ilvl="4" w:tplc="0C0A0003" w:tentative="1">
-      <w:start w:val="1"/>
-      <w:numFmt w:val="bullet"/>
-      <w:lvlText w:val="o"/>
-      <w:lvlJc w:val="left"/>
-      <w:pPr>
-        <w:ind w:left="3600" w:hanging="360"/>
-      </w:pPr>
-      <w:rPr>
-        <w:rFonts w:ascii="Courier New" w:hAnsi="Courier New" w:cs="Courier New" w:hint="default"/>
-      </w:rPr>
-    </w:lvl>
-    <w:lvl w:ilvl="5" w:tplc="0C0A0005" w:tentative="1">
-      <w:start w:val="1"/>
-      <w:numFmt w:val="bullet"/>
-      <w:lvlText w:val=""/>
-      <w:lvlJc w:val="left"/>
-      <w:pPr>
-        <w:ind w:left="4320" w:hanging="360"/>
-      </w:pPr>
-      <w:rPr>
-        <w:rFonts w:ascii="Wingdings" w:hAnsi="Wingdings" w:hint="default"/>
-      </w:rPr>
-    </w:lvl>
-    <w:lvl w:ilvl="6" w:tplc="0C0A0001" w:tentative="1">
-      <w:start w:val="1"/>
-      <w:numFmt w:val="bullet"/>
-      <w:lvlText w:val=""/>
-      <w:lvlJc w:val="left"/>
-      <w:pPr>
-        <w:ind w:left="5040" w:hanging="360"/>
-      </w:pPr>
-      <w:rPr>
-        <w:rFonts w:ascii="Symbol" w:hAnsi="Symbol" w:hint="default"/>
-      </w:rPr>
-    </w:lvl>
-    <w:lvl w:ilvl="7" w:tplc="0C0A0003" w:tentative="1">
-      <w:start w:val="1"/>
-      <w:numFmt w:val="bullet"/>
-      <w:lvlText w:val="o"/>
-      <w:lvlJc w:val="left"/>
-      <w:pPr>
-        <w:ind w:left="5760" w:hanging="360"/>
-      </w:pPr>
-      <w:rPr>
-        <w:rFonts w:ascii="Courier New" w:hAnsi="Courier New" w:cs="Courier New" w:hint="default"/>
-      </w:rPr>
-    </w:lvl>
-    <w:lvl w:ilvl="8" w:tplc="0C0A0005" w:tentative="1">
-      <w:start w:val="1"/>
-      <w:numFmt w:val="bullet"/>
-      <w:lvlText w:val=""/>
-      <w:lvlJc w:val="left"/>
-      <w:pPr>
-        <w:ind w:left="6480" w:hanging="360"/>
-      </w:pPr>
-      <w:rPr>
-        <w:rFonts w:ascii="Wingdings" w:hAnsi="Wingdings" w:hint="default"/>
-      </w:rPr>
-    </w:lvl>
-  </w:abstractNum>
-  <w:abstractNum w:abstractNumId="8" w15:restartNumberingAfterBreak="0">
-    <w:nsid w:val="46D2207E"/>
-    <w:multiLevelType w:val="hybridMultilevel"/>
-    <w:tmpl w:val="7F6A73AA"/>
-    <w:lvl w:ilvl="0" w:tplc="0C0A0001">
-      <w:start w:val="1"/>
-      <w:numFmt w:val="bullet"/>
-      <w:lvlText w:val=""/>
-      <w:lvlJc w:val="left"/>
-      <w:pPr>
-        <w:ind w:left="1080" w:hanging="360"/>
-      </w:pPr>
-      <w:rPr>
-        <w:rFonts w:ascii="Symbol" w:hAnsi="Symbol" w:hint="default"/>
-      </w:rPr>
-    </w:lvl>
-    <w:lvl w:ilvl="1" w:tplc="0C0A0003" w:tentative="1">
-      <w:start w:val="1"/>
-      <w:numFmt w:val="bullet"/>
-      <w:lvlText w:val="o"/>
-      <w:lvlJc w:val="left"/>
-      <w:pPr>
-        <w:ind w:left="1800" w:hanging="360"/>
-      </w:pPr>
-      <w:rPr>
-        <w:rFonts w:ascii="Courier New" w:hAnsi="Courier New" w:cs="Courier New" w:hint="default"/>
-      </w:rPr>
-    </w:lvl>
-    <w:lvl w:ilvl="2" w:tplc="0C0A0005" w:tentative="1">
-      <w:start w:val="1"/>
-      <w:numFmt w:val="bullet"/>
-      <w:lvlText w:val=""/>
-      <w:lvlJc w:val="left"/>
-      <w:pPr>
-        <w:ind w:left="2520" w:hanging="360"/>
-      </w:pPr>
-      <w:rPr>
-        <w:rFonts w:ascii="Wingdings" w:hAnsi="Wingdings" w:hint="default"/>
-      </w:rPr>
-    </w:lvl>
-    <w:lvl w:ilvl="3" w:tplc="0C0A0001" w:tentative="1">
-      <w:start w:val="1"/>
-      <w:numFmt w:val="bullet"/>
-      <w:lvlText w:val=""/>
-      <w:lvlJc w:val="left"/>
-      <w:pPr>
-        <w:ind w:left="3240" w:hanging="360"/>
-      </w:pPr>
-      <w:rPr>
-        <w:rFonts w:ascii="Symbol" w:hAnsi="Symbol" w:hint="default"/>
-      </w:rPr>
-    </w:lvl>
-    <w:lvl w:ilvl="4" w:tplc="0C0A0003" w:tentative="1">
-      <w:start w:val="1"/>
-      <w:numFmt w:val="bullet"/>
-      <w:lvlText w:val="o"/>
-      <w:lvlJc w:val="left"/>
-      <w:pPr>
-        <w:ind w:left="3960" w:hanging="360"/>
-      </w:pPr>
-      <w:rPr>
-        <w:rFonts w:ascii="Courier New" w:hAnsi="Courier New" w:cs="Courier New" w:hint="default"/>
-      </w:rPr>
-    </w:lvl>
-    <w:lvl w:ilvl="5" w:tplc="0C0A0005" w:tentative="1">
-      <w:start w:val="1"/>
-      <w:numFmt w:val="bullet"/>
-      <w:lvlText w:val=""/>
-      <w:lvlJc w:val="left"/>
-      <w:pPr>
-        <w:ind w:left="4680" w:hanging="360"/>
-      </w:pPr>
-      <w:rPr>
-        <w:rFonts w:ascii="Wingdings" w:hAnsi="Wingdings" w:hint="default"/>
-      </w:rPr>
-    </w:lvl>
-    <w:lvl w:ilvl="6" w:tplc="0C0A0001" w:tentative="1">
-      <w:start w:val="1"/>
-      <w:numFmt w:val="bullet"/>
-      <w:lvlText w:val=""/>
-      <w:lvlJc w:val="left"/>
-      <w:pPr>
-        <w:ind w:left="5400" w:hanging="360"/>
-      </w:pPr>
-      <w:rPr>
-        <w:rFonts w:ascii="Symbol" w:hAnsi="Symbol" w:hint="default"/>
-      </w:rPr>
-    </w:lvl>
-    <w:lvl w:ilvl="7" w:tplc="0C0A0003" w:tentative="1">
-      <w:start w:val="1"/>
-      <w:numFmt w:val="bullet"/>
-      <w:lvlText w:val="o"/>
-      <w:lvlJc w:val="left"/>
-      <w:pPr>
-        <w:ind w:left="6120" w:hanging="360"/>
-      </w:pPr>
-      <w:rPr>
-        <w:rFonts w:ascii="Courier New" w:hAnsi="Courier New" w:cs="Courier New" w:hint="default"/>
-      </w:rPr>
-    </w:lvl>
-    <w:lvl w:ilvl="8" w:tplc="0C0A0005" w:tentative="1">
-      <w:start w:val="1"/>
-      <w:numFmt w:val="bullet"/>
-      <w:lvlText w:val=""/>
-      <w:lvlJc w:val="left"/>
-      <w:pPr>
-        <w:ind w:left="6840" w:hanging="360"/>
-      </w:pPr>
-      <w:rPr>
-        <w:rFonts w:ascii="Wingdings" w:hAnsi="Wingdings" w:hint="default"/>
-      </w:rPr>
-    </w:lvl>
-  </w:abstractNum>
-  <w:abstractNum w:abstractNumId="9" w15:restartNumberingAfterBreak="0">
-    <w:nsid w:val="49174A88"/>
-    <w:multiLevelType w:val="hybridMultilevel"/>
-    <w:tmpl w:val="A3DEF222"/>
-    <w:lvl w:ilvl="0" w:tplc="0C0A0001">
-      <w:start w:val="1"/>
-      <w:numFmt w:val="bullet"/>
-      <w:lvlText w:val=""/>
-      <w:lvlJc w:val="left"/>
-      <w:pPr>
-        <w:ind w:left="720" w:hanging="360"/>
-      </w:pPr>
-      <w:rPr>
-        <w:rFonts w:ascii="Symbol" w:hAnsi="Symbol" w:hint="default"/>
-      </w:rPr>
-    </w:lvl>
-    <w:lvl w:ilvl="1" w:tplc="0C0A0003" w:tentative="1">
-      <w:start w:val="1"/>
-      <w:numFmt w:val="bullet"/>
-      <w:lvlText w:val="o"/>
-      <w:lvlJc w:val="left"/>
-      <w:pPr>
-        <w:ind w:left="1440" w:hanging="360"/>
-      </w:pPr>
-      <w:rPr>
-        <w:rFonts w:ascii="Courier New" w:hAnsi="Courier New" w:cs="Courier New" w:hint="default"/>
-      </w:rPr>
-    </w:lvl>
-    <w:lvl w:ilvl="2" w:tplc="0C0A0005" w:tentative="1">
-      <w:start w:val="1"/>
-      <w:numFmt w:val="bullet"/>
-      <w:lvlText w:val=""/>
-      <w:lvlJc w:val="left"/>
-      <w:pPr>
-        <w:ind w:left="2160" w:hanging="360"/>
-      </w:pPr>
-      <w:rPr>
-        <w:rFonts w:ascii="Wingdings" w:hAnsi="Wingdings" w:hint="default"/>
-      </w:rPr>
-    </w:lvl>
-    <w:lvl w:ilvl="3" w:tplc="0C0A0001" w:tentative="1">
-      <w:start w:val="1"/>
-      <w:numFmt w:val="bullet"/>
-      <w:lvlText w:val=""/>
-      <w:lvlJc w:val="left"/>
-      <w:pPr>
-        <w:ind w:left="2880" w:hanging="360"/>
-      </w:pPr>
-      <w:rPr>
-        <w:rFonts w:ascii="Symbol" w:hAnsi="Symbol" w:hint="default"/>
-      </w:rPr>
-    </w:lvl>
-    <w:lvl w:ilvl="4" w:tplc="0C0A0003" w:tentative="1">
-      <w:start w:val="1"/>
-      <w:numFmt w:val="bullet"/>
-      <w:lvlText w:val="o"/>
-      <w:lvlJc w:val="left"/>
-      <w:pPr>
-        <w:ind w:left="3600" w:hanging="360"/>
-      </w:pPr>
-      <w:rPr>
-        <w:rFonts w:ascii="Courier New" w:hAnsi="Courier New" w:cs="Courier New" w:hint="default"/>
-      </w:rPr>
-    </w:lvl>
-    <w:lvl w:ilvl="5" w:tplc="0C0A0005" w:tentative="1">
-      <w:start w:val="1"/>
-      <w:numFmt w:val="bullet"/>
-      <w:lvlText w:val=""/>
-      <w:lvlJc w:val="left"/>
-      <w:pPr>
-        <w:ind w:left="4320" w:hanging="360"/>
-      </w:pPr>
-      <w:rPr>
-        <w:rFonts w:ascii="Wingdings" w:hAnsi="Wingdings" w:hint="default"/>
-      </w:rPr>
-    </w:lvl>
-    <w:lvl w:ilvl="6" w:tplc="0C0A0001" w:tentative="1">
-      <w:start w:val="1"/>
-      <w:numFmt w:val="bullet"/>
-      <w:lvlText w:val=""/>
-      <w:lvlJc w:val="left"/>
-      <w:pPr>
-        <w:ind w:left="5040" w:hanging="360"/>
-      </w:pPr>
-      <w:rPr>
-        <w:rFonts w:ascii="Symbol" w:hAnsi="Symbol" w:hint="default"/>
-      </w:rPr>
-    </w:lvl>
-    <w:lvl w:ilvl="7" w:tplc="0C0A0003" w:tentative="1">
-      <w:start w:val="1"/>
-      <w:numFmt w:val="bullet"/>
-      <w:lvlText w:val="o"/>
-      <w:lvlJc w:val="left"/>
-      <w:pPr>
-        <w:ind w:left="5760" w:hanging="360"/>
-      </w:pPr>
-      <w:rPr>
-        <w:rFonts w:ascii="Courier New" w:hAnsi="Courier New" w:cs="Courier New" w:hint="default"/>
-      </w:rPr>
-    </w:lvl>
-    <w:lvl w:ilvl="8" w:tplc="0C0A0005" w:tentative="1">
-      <w:start w:val="1"/>
-      <w:numFmt w:val="bullet"/>
-      <w:lvlText w:val=""/>
-      <w:lvlJc w:val="left"/>
-      <w:pPr>
-        <w:ind w:left="6480" w:hanging="360"/>
-      </w:pPr>
-      <w:rPr>
-        <w:rFonts w:ascii="Wingdings" w:hAnsi="Wingdings" w:hint="default"/>
-      </w:rPr>
-    </w:lvl>
-  </w:abstractNum>
-  <w:abstractNum w:abstractNumId="10" w15:restartNumberingAfterBreak="0">
-    <w:nsid w:val="4C27462A"/>
-    <w:multiLevelType w:val="hybridMultilevel"/>
-    <w:tmpl w:val="D5AE26E6"/>
-    <w:lvl w:ilvl="0" w:tplc="0C0A0001">
-      <w:start w:val="1"/>
-      <w:numFmt w:val="bullet"/>
-      <w:lvlText w:val=""/>
-      <w:lvlJc w:val="left"/>
-      <w:pPr>
-        <w:ind w:left="720" w:hanging="360"/>
-      </w:pPr>
-      <w:rPr>
-        <w:rFonts w:ascii="Symbol" w:hAnsi="Symbol" w:hint="default"/>
-      </w:rPr>
-    </w:lvl>
-    <w:lvl w:ilvl="1" w:tplc="0C0A0003" w:tentative="1">
-      <w:start w:val="1"/>
-      <w:numFmt w:val="bullet"/>
-      <w:lvlText w:val="o"/>
-      <w:lvlJc w:val="left"/>
-      <w:pPr>
-        <w:ind w:left="1440" w:hanging="360"/>
-      </w:pPr>
-      <w:rPr>
-        <w:rFonts w:ascii="Courier New" w:hAnsi="Courier New" w:cs="Courier New" w:hint="default"/>
-      </w:rPr>
-    </w:lvl>
-    <w:lvl w:ilvl="2" w:tplc="0C0A0005" w:tentative="1">
-      <w:start w:val="1"/>
-      <w:numFmt w:val="bullet"/>
-      <w:lvlText w:val=""/>
-      <w:lvlJc w:val="left"/>
-      <w:pPr>
-        <w:ind w:left="2160" w:hanging="360"/>
-      </w:pPr>
-      <w:rPr>
-        <w:rFonts w:ascii="Wingdings" w:hAnsi="Wingdings" w:hint="default"/>
-      </w:rPr>
-    </w:lvl>
-    <w:lvl w:ilvl="3" w:tplc="0C0A0001" w:tentative="1">
-      <w:start w:val="1"/>
-      <w:numFmt w:val="bullet"/>
-      <w:lvlText w:val=""/>
-      <w:lvlJc w:val="left"/>
-      <w:pPr>
-        <w:ind w:left="2880" w:hanging="360"/>
-      </w:pPr>
-      <w:rPr>
-        <w:rFonts w:ascii="Symbol" w:hAnsi="Symbol" w:hint="default"/>
-      </w:rPr>
-    </w:lvl>
-    <w:lvl w:ilvl="4" w:tplc="0C0A0003" w:tentative="1">
-      <w:start w:val="1"/>
-      <w:numFmt w:val="bullet"/>
-      <w:lvlText w:val="o"/>
-      <w:lvlJc w:val="left"/>
-      <w:pPr>
-        <w:ind w:left="3600" w:hanging="360"/>
-      </w:pPr>
-      <w:rPr>
-        <w:rFonts w:ascii="Courier New" w:hAnsi="Courier New" w:cs="Courier New" w:hint="default"/>
-      </w:rPr>
-    </w:lvl>
-    <w:lvl w:ilvl="5" w:tplc="0C0A0005" w:tentative="1">
-      <w:start w:val="1"/>
-      <w:numFmt w:val="bullet"/>
-      <w:lvlText w:val=""/>
-      <w:lvlJc w:val="left"/>
-      <w:pPr>
-        <w:ind w:left="4320" w:hanging="360"/>
-      </w:pPr>
-      <w:rPr>
-        <w:rFonts w:ascii="Wingdings" w:hAnsi="Wingdings" w:hint="default"/>
-      </w:rPr>
-    </w:lvl>
-    <w:lvl w:ilvl="6" w:tplc="0C0A0001" w:tentative="1">
-      <w:start w:val="1"/>
-      <w:numFmt w:val="bullet"/>
-      <w:lvlText w:val=""/>
-      <w:lvlJc w:val="left"/>
-      <w:pPr>
-        <w:ind w:left="5040" w:hanging="360"/>
-      </w:pPr>
-      <w:rPr>
-        <w:rFonts w:ascii="Symbol" w:hAnsi="Symbol" w:hint="default"/>
-      </w:rPr>
-    </w:lvl>
-    <w:lvl w:ilvl="7" w:tplc="0C0A0003" w:tentative="1">
-      <w:start w:val="1"/>
-      <w:numFmt w:val="bullet"/>
-      <w:lvlText w:val="o"/>
-      <w:lvlJc w:val="left"/>
-      <w:pPr>
-        <w:ind w:left="5760" w:hanging="360"/>
-      </w:pPr>
-      <w:rPr>
-        <w:rFonts w:ascii="Courier New" w:hAnsi="Courier New" w:cs="Courier New" w:hint="default"/>
-      </w:rPr>
-    </w:lvl>
-    <w:lvl w:ilvl="8" w:tplc="0C0A0005" w:tentative="1">
-      <w:start w:val="1"/>
-      <w:numFmt w:val="bullet"/>
-      <w:lvlText w:val=""/>
-      <w:lvlJc w:val="left"/>
-      <w:pPr>
-        <w:ind w:left="6480" w:hanging="360"/>
-      </w:pPr>
-      <w:rPr>
-        <w:rFonts w:ascii="Wingdings" w:hAnsi="Wingdings" w:hint="default"/>
-      </w:rPr>
-    </w:lvl>
-  </w:abstractNum>
-  <w:abstractNum w:abstractNumId="11" w15:restartNumberingAfterBreak="0">
-    <w:nsid w:val="4D631219"/>
-    <w:multiLevelType w:val="hybridMultilevel"/>
-    <w:tmpl w:val="F5123994"/>
-    <w:lvl w:ilvl="0" w:tplc="0C0A0001">
-      <w:start w:val="1"/>
-      <w:numFmt w:val="bullet"/>
-      <w:lvlText w:val=""/>
-      <w:lvlJc w:val="left"/>
-      <w:pPr>
-        <w:ind w:left="720" w:hanging="360"/>
-      </w:pPr>
-      <w:rPr>
-        <w:rFonts w:ascii="Symbol" w:hAnsi="Symbol" w:hint="default"/>
-      </w:rPr>
-    </w:lvl>
-    <w:lvl w:ilvl="1" w:tplc="0C0A0003" w:tentative="1">
-      <w:start w:val="1"/>
-      <w:numFmt w:val="bullet"/>
-      <w:lvlText w:val="o"/>
-      <w:lvlJc w:val="left"/>
-      <w:pPr>
-        <w:ind w:left="1440" w:hanging="360"/>
-      </w:pPr>
-      <w:rPr>
-        <w:rFonts w:ascii="Courier New" w:hAnsi="Courier New" w:cs="Courier New" w:hint="default"/>
-      </w:rPr>
-    </w:lvl>
-    <w:lvl w:ilvl="2" w:tplc="0C0A0005" w:tentative="1">
-      <w:start w:val="1"/>
-      <w:numFmt w:val="bullet"/>
-      <w:lvlText w:val=""/>
-      <w:lvlJc w:val="left"/>
-      <w:pPr>
-        <w:ind w:left="2160" w:hanging="360"/>
-      </w:pPr>
-      <w:rPr>
-        <w:rFonts w:ascii="Wingdings" w:hAnsi="Wingdings" w:hint="default"/>
-      </w:rPr>
-    </w:lvl>
-    <w:lvl w:ilvl="3" w:tplc="0C0A0001" w:tentative="1">
-      <w:start w:val="1"/>
-      <w:numFmt w:val="bullet"/>
-      <w:lvlText w:val=""/>
-      <w:lvlJc w:val="left"/>
-      <w:pPr>
-        <w:ind w:left="2880" w:hanging="360"/>
-      </w:pPr>
-      <w:rPr>
-        <w:rFonts w:ascii="Symbol" w:hAnsi="Symbol" w:hint="default"/>
-      </w:rPr>
-    </w:lvl>
-    <w:lvl w:ilvl="4" w:tplc="0C0A0003" w:tentative="1">
-      <w:start w:val="1"/>
-      <w:numFmt w:val="bullet"/>
-      <w:lvlText w:val="o"/>
-      <w:lvlJc w:val="left"/>
-      <w:pPr>
-        <w:ind w:left="3600" w:hanging="360"/>
-      </w:pPr>
-      <w:rPr>
-        <w:rFonts w:ascii="Courier New" w:hAnsi="Courier New" w:cs="Courier New" w:hint="default"/>
-      </w:rPr>
-    </w:lvl>
-    <w:lvl w:ilvl="5" w:tplc="0C0A0005" w:tentative="1">
-      <w:start w:val="1"/>
-      <w:numFmt w:val="bullet"/>
-      <w:lvlText w:val=""/>
-      <w:lvlJc w:val="left"/>
-      <w:pPr>
-        <w:ind w:left="4320" w:hanging="360"/>
-      </w:pPr>
-      <w:rPr>
-        <w:rFonts w:ascii="Wingdings" w:hAnsi="Wingdings" w:hint="default"/>
-      </w:rPr>
-    </w:lvl>
-    <w:lvl w:ilvl="6" w:tplc="0C0A0001" w:tentative="1">
-      <w:start w:val="1"/>
-      <w:numFmt w:val="bullet"/>
-      <w:lvlText w:val=""/>
-      <w:lvlJc w:val="left"/>
-      <w:pPr>
-        <w:ind w:left="5040" w:hanging="360"/>
-      </w:pPr>
-      <w:rPr>
-        <w:rFonts w:ascii="Symbol" w:hAnsi="Symbol" w:hint="default"/>
-      </w:rPr>
-    </w:lvl>
-    <w:lvl w:ilvl="7" w:tplc="0C0A0003" w:tentative="1">
-      <w:start w:val="1"/>
-      <w:numFmt w:val="bullet"/>
-      <w:lvlText w:val="o"/>
-      <w:lvlJc w:val="left"/>
-      <w:pPr>
-        <w:ind w:left="5760" w:hanging="360"/>
-      </w:pPr>
-      <w:rPr>
-        <w:rFonts w:ascii="Courier New" w:hAnsi="Courier New" w:cs="Courier New" w:hint="default"/>
-      </w:rPr>
-    </w:lvl>
-    <w:lvl w:ilvl="8" w:tplc="0C0A0005" w:tentative="1">
-      <w:start w:val="1"/>
-      <w:numFmt w:val="bullet"/>
-      <w:lvlText w:val=""/>
-      <w:lvlJc w:val="left"/>
-      <w:pPr>
-        <w:ind w:left="6480" w:hanging="360"/>
-      </w:pPr>
-      <w:rPr>
-        <w:rFonts w:ascii="Wingdings" w:hAnsi="Wingdings" w:hint="default"/>
-      </w:rPr>
-    </w:lvl>
-  </w:abstractNum>
-  <w:abstractNum w:abstractNumId="12" w15:restartNumberingAfterBreak="0">
-    <w:nsid w:val="54E76D80"/>
-    <w:multiLevelType w:val="hybridMultilevel"/>
-    <w:tmpl w:val="4CAAA5CC"/>
-    <w:lvl w:ilvl="0" w:tplc="0C0A0001">
-      <w:start w:val="1"/>
-      <w:numFmt w:val="bullet"/>
-      <w:lvlText w:val=""/>
-      <w:lvlJc w:val="left"/>
-      <w:pPr>
-        <w:ind w:left="720" w:hanging="360"/>
-      </w:pPr>
-      <w:rPr>
-        <w:rFonts w:ascii="Symbol" w:hAnsi="Symbol" w:hint="default"/>
-      </w:rPr>
-    </w:lvl>
-    <w:lvl w:ilvl="1" w:tplc="0C0A0003" w:tentative="1">
-      <w:start w:val="1"/>
-      <w:numFmt w:val="bullet"/>
-      <w:lvlText w:val="o"/>
-      <w:lvlJc w:val="left"/>
-      <w:pPr>
-        <w:ind w:left="1440" w:hanging="360"/>
-      </w:pPr>
-      <w:rPr>
-        <w:rFonts w:ascii="Courier New" w:hAnsi="Courier New" w:cs="Courier New" w:hint="default"/>
-      </w:rPr>
-    </w:lvl>
-    <w:lvl w:ilvl="2" w:tplc="0C0A0005" w:tentative="1">
-      <w:start w:val="1"/>
-      <w:numFmt w:val="bullet"/>
-      <w:lvlText w:val=""/>
-      <w:lvlJc w:val="left"/>
-      <w:pPr>
-        <w:ind w:left="2160" w:hanging="360"/>
-      </w:pPr>
-      <w:rPr>
-        <w:rFonts w:ascii="Wingdings" w:hAnsi="Wingdings" w:hint="default"/>
-      </w:rPr>
-    </w:lvl>
-    <w:lvl w:ilvl="3" w:tplc="0C0A0001" w:tentative="1">
-      <w:start w:val="1"/>
-      <w:numFmt w:val="bullet"/>
-      <w:lvlText w:val=""/>
-      <w:lvlJc w:val="left"/>
-      <w:pPr>
-        <w:ind w:left="2880" w:hanging="360"/>
-      </w:pPr>
-      <w:rPr>
-        <w:rFonts w:ascii="Symbol" w:hAnsi="Symbol" w:hint="default"/>
-      </w:rPr>
-    </w:lvl>
-    <w:lvl w:ilvl="4" w:tplc="0C0A0003" w:tentative="1">
-      <w:start w:val="1"/>
-      <w:numFmt w:val="bullet"/>
-      <w:lvlText w:val="o"/>
-      <w:lvlJc w:val="left"/>
-      <w:pPr>
-        <w:ind w:left="3600" w:hanging="360"/>
-      </w:pPr>
-      <w:rPr>
-        <w:rFonts w:ascii="Courier New" w:hAnsi="Courier New" w:cs="Courier New" w:hint="default"/>
-      </w:rPr>
-    </w:lvl>
-    <w:lvl w:ilvl="5" w:tplc="0C0A0005" w:tentative="1">
-      <w:start w:val="1"/>
-      <w:numFmt w:val="bullet"/>
-      <w:lvlText w:val=""/>
-      <w:lvlJc w:val="left"/>
-      <w:pPr>
-        <w:ind w:left="4320" w:hanging="360"/>
-      </w:pPr>
-      <w:rPr>
-        <w:rFonts w:ascii="Wingdings" w:hAnsi="Wingdings" w:hint="default"/>
-      </w:rPr>
-    </w:lvl>
-    <w:lvl w:ilvl="6" w:tplc="0C0A0001" w:tentative="1">
-      <w:start w:val="1"/>
-      <w:numFmt w:val="bullet"/>
-      <w:lvlText w:val=""/>
-      <w:lvlJc w:val="left"/>
-      <w:pPr>
-        <w:ind w:left="5040" w:hanging="360"/>
-      </w:pPr>
-      <w:rPr>
-        <w:rFonts w:ascii="Symbol" w:hAnsi="Symbol" w:hint="default"/>
-      </w:rPr>
-    </w:lvl>
-    <w:lvl w:ilvl="7" w:tplc="0C0A0003" w:tentative="1">
-      <w:start w:val="1"/>
-      <w:numFmt w:val="bullet"/>
-      <w:lvlText w:val="o"/>
-      <w:lvlJc w:val="left"/>
-      <w:pPr>
-        <w:ind w:left="5760" w:hanging="360"/>
-      </w:pPr>
-      <w:rPr>
-        <w:rFonts w:ascii="Courier New" w:hAnsi="Courier New" w:cs="Courier New" w:hint="default"/>
-      </w:rPr>
-    </w:lvl>
-    <w:lvl w:ilvl="8" w:tplc="0C0A0005" w:tentative="1">
-      <w:start w:val="1"/>
-      <w:numFmt w:val="bullet"/>
-      <w:lvlText w:val=""/>
-      <w:lvlJc w:val="left"/>
-      <w:pPr>
-        <w:ind w:left="6480" w:hanging="360"/>
-      </w:pPr>
-      <w:rPr>
-        <w:rFonts w:ascii="Wingdings" w:hAnsi="Wingdings" w:hint="default"/>
-      </w:rPr>
-    </w:lvl>
-  </w:abstractNum>
-  <w:abstractNum w:abstractNumId="13" w15:restartNumberingAfterBreak="0">
-    <w:nsid w:val="56DC0F4F"/>
-    <w:multiLevelType w:val="hybridMultilevel"/>
-    <w:tmpl w:val="DBDE6AE6"/>
-    <w:lvl w:ilvl="0" w:tplc="0C0A0001">
-      <w:start w:val="1"/>
-      <w:numFmt w:val="bullet"/>
-      <w:lvlText w:val=""/>
-      <w:lvlJc w:val="left"/>
-      <w:pPr>
-        <w:ind w:left="720" w:hanging="360"/>
-      </w:pPr>
-      <w:rPr>
-        <w:rFonts w:ascii="Symbol" w:hAnsi="Symbol" w:hint="default"/>
-      </w:rPr>
-    </w:lvl>
-    <w:lvl w:ilvl="1" w:tplc="0C0A0003" w:tentative="1">
-      <w:start w:val="1"/>
-      <w:numFmt w:val="bullet"/>
-      <w:lvlText w:val="o"/>
-      <w:lvlJc w:val="left"/>
-      <w:pPr>
-        <w:ind w:left="1440" w:hanging="360"/>
-      </w:pPr>
-      <w:rPr>
-        <w:rFonts w:ascii="Courier New" w:hAnsi="Courier New" w:cs="Courier New" w:hint="default"/>
-      </w:rPr>
-    </w:lvl>
-    <w:lvl w:ilvl="2" w:tplc="0C0A0005" w:tentative="1">
-      <w:start w:val="1"/>
-      <w:numFmt w:val="bullet"/>
-      <w:lvlText w:val=""/>
-      <w:lvlJc w:val="left"/>
-      <w:pPr>
-        <w:ind w:left="2160" w:hanging="360"/>
-      </w:pPr>
-      <w:rPr>
-        <w:rFonts w:ascii="Wingdings" w:hAnsi="Wingdings" w:hint="default"/>
-      </w:rPr>
-    </w:lvl>
-    <w:lvl w:ilvl="3" w:tplc="0C0A0001" w:tentative="1">
-      <w:start w:val="1"/>
-      <w:numFmt w:val="bullet"/>
-      <w:lvlText w:val=""/>
-      <w:lvlJc w:val="left"/>
-      <w:pPr>
-        <w:ind w:left="2880" w:hanging="360"/>
-      </w:pPr>
-      <w:rPr>
-        <w:rFonts w:ascii="Symbol" w:hAnsi="Symbol" w:hint="default"/>
-      </w:rPr>
-    </w:lvl>
-    <w:lvl w:ilvl="4" w:tplc="0C0A0003" w:tentative="1">
-      <w:start w:val="1"/>
-      <w:numFmt w:val="bullet"/>
-      <w:lvlText w:val="o"/>
-      <w:lvlJc w:val="left"/>
-      <w:pPr>
-        <w:ind w:left="3600" w:hanging="360"/>
-      </w:pPr>
-      <w:rPr>
-        <w:rFonts w:ascii="Courier New" w:hAnsi="Courier New" w:cs="Courier New" w:hint="default"/>
-      </w:rPr>
-    </w:lvl>
-    <w:lvl w:ilvl="5" w:tplc="0C0A0005" w:tentative="1">
-      <w:start w:val="1"/>
-      <w:numFmt w:val="bullet"/>
-      <w:lvlText w:val=""/>
-      <w:lvlJc w:val="left"/>
-      <w:pPr>
-        <w:ind w:left="4320" w:hanging="360"/>
-      </w:pPr>
-      <w:rPr>
-        <w:rFonts w:ascii="Wingdings" w:hAnsi="Wingdings" w:hint="default"/>
-      </w:rPr>
-    </w:lvl>
-    <w:lvl w:ilvl="6" w:tplc="0C0A0001" w:tentative="1">
-      <w:start w:val="1"/>
-      <w:numFmt w:val="bullet"/>
-      <w:lvlText w:val=""/>
-      <w:lvlJc w:val="left"/>
-      <w:pPr>
-        <w:ind w:left="5040" w:hanging="360"/>
-      </w:pPr>
-      <w:rPr>
-        <w:rFonts w:ascii="Symbol" w:hAnsi="Symbol" w:hint="default"/>
-      </w:rPr>
-    </w:lvl>
-    <w:lvl w:ilvl="7" w:tplc="0C0A0003" w:tentative="1">
-      <w:start w:val="1"/>
-      <w:numFmt w:val="bullet"/>
-      <w:lvlText w:val="o"/>
-      <w:lvlJc w:val="left"/>
-      <w:pPr>
-        <w:ind w:left="5760" w:hanging="360"/>
-      </w:pPr>
-      <w:rPr>
-        <w:rFonts w:ascii="Courier New" w:hAnsi="Courier New" w:cs="Courier New" w:hint="default"/>
-      </w:rPr>
-    </w:lvl>
-    <w:lvl w:ilvl="8" w:tplc="0C0A0005" w:tentative="1">
-      <w:start w:val="1"/>
-      <w:numFmt w:val="bullet"/>
-      <w:lvlText w:val=""/>
-      <w:lvlJc w:val="left"/>
-      <w:pPr>
-        <w:ind w:left="6480" w:hanging="360"/>
-      </w:pPr>
-      <w:rPr>
-        <w:rFonts w:ascii="Wingdings" w:hAnsi="Wingdings" w:hint="default"/>
-      </w:rPr>
-    </w:lvl>
-  </w:abstractNum>
-  <w:abstractNum w:abstractNumId="14" w15:restartNumberingAfterBreak="0">
-    <w:nsid w:val="584108BF"/>
-    <w:multiLevelType w:val="hybridMultilevel"/>
-    <w:tmpl w:val="720A6B12"/>
-    <w:lvl w:ilvl="0" w:tplc="0C0A0001">
-      <w:start w:val="1"/>
-      <w:numFmt w:val="bullet"/>
-      <w:lvlText w:val=""/>
-      <w:lvlJc w:val="left"/>
-      <w:pPr>
-        <w:ind w:left="720" w:hanging="360"/>
-      </w:pPr>
-      <w:rPr>
-        <w:rFonts w:ascii="Symbol" w:hAnsi="Symbol" w:hint="default"/>
-      </w:rPr>
-    </w:lvl>
-    <w:lvl w:ilvl="1" w:tplc="0C0A0003">
-      <w:start w:val="1"/>
-      <w:numFmt w:val="bullet"/>
-      <w:lvlText w:val="o"/>
-      <w:lvlJc w:val="left"/>
-      <w:pPr>
-        <w:ind w:left="1440" w:hanging="360"/>
-      </w:pPr>
-      <w:rPr>
-        <w:rFonts w:ascii="Courier New" w:hAnsi="Courier New" w:cs="Courier New" w:hint="default"/>
-      </w:rPr>
-    </w:lvl>
-    <w:lvl w:ilvl="2" w:tplc="0C0A0005" w:tentative="1">
-      <w:start w:val="1"/>
-      <w:numFmt w:val="bullet"/>
-      <w:lvlText w:val=""/>
-      <w:lvlJc w:val="left"/>
-      <w:pPr>
-        <w:ind w:left="2160" w:hanging="360"/>
-      </w:pPr>
-      <w:rPr>
-        <w:rFonts w:ascii="Wingdings" w:hAnsi="Wingdings" w:hint="default"/>
-      </w:rPr>
-    </w:lvl>
-    <w:lvl w:ilvl="3" w:tplc="0C0A0001" w:tentative="1">
-      <w:start w:val="1"/>
-      <w:numFmt w:val="bullet"/>
-      <w:lvlText w:val=""/>
-      <w:lvlJc w:val="left"/>
-      <w:pPr>
-        <w:ind w:left="2880" w:hanging="360"/>
-      </w:pPr>
-      <w:rPr>
-        <w:rFonts w:ascii="Symbol" w:hAnsi="Symbol" w:hint="default"/>
-      </w:rPr>
-    </w:lvl>
-    <w:lvl w:ilvl="4" w:tplc="0C0A0003" w:tentative="1">
-      <w:start w:val="1"/>
-      <w:numFmt w:val="bullet"/>
-      <w:lvlText w:val="o"/>
-      <w:lvlJc w:val="left"/>
-      <w:pPr>
-        <w:ind w:left="3600" w:hanging="360"/>
-      </w:pPr>
-      <w:rPr>
-        <w:rFonts w:ascii="Courier New" w:hAnsi="Courier New" w:cs="Courier New" w:hint="default"/>
-      </w:rPr>
-    </w:lvl>
-    <w:lvl w:ilvl="5" w:tplc="0C0A0005" w:tentative="1">
-      <w:start w:val="1"/>
-      <w:numFmt w:val="bullet"/>
-      <w:lvlText w:val=""/>
-      <w:lvlJc w:val="left"/>
-      <w:pPr>
-        <w:ind w:left="4320" w:hanging="360"/>
-      </w:pPr>
-      <w:rPr>
-        <w:rFonts w:ascii="Wingdings" w:hAnsi="Wingdings" w:hint="default"/>
-      </w:rPr>
-    </w:lvl>
-    <w:lvl w:ilvl="6" w:tplc="0C0A0001" w:tentative="1">
-      <w:start w:val="1"/>
-      <w:numFmt w:val="bullet"/>
-      <w:lvlText w:val=""/>
-      <w:lvlJc w:val="left"/>
-      <w:pPr>
-        <w:ind w:left="5040" w:hanging="360"/>
-      </w:pPr>
-      <w:rPr>
-        <w:rFonts w:ascii="Symbol" w:hAnsi="Symbol" w:hint="default"/>
-      </w:rPr>
-    </w:lvl>
-    <w:lvl w:ilvl="7" w:tplc="0C0A0003" w:tentative="1">
-      <w:start w:val="1"/>
-      <w:numFmt w:val="bullet"/>
-      <w:lvlText w:val="o"/>
-      <w:lvlJc w:val="left"/>
-      <w:pPr>
-        <w:ind w:left="5760" w:hanging="360"/>
-      </w:pPr>
-      <w:rPr>
-        <w:rFonts w:ascii="Courier New" w:hAnsi="Courier New" w:cs="Courier New" w:hint="default"/>
-      </w:rPr>
-    </w:lvl>
-    <w:lvl w:ilvl="8" w:tplc="0C0A0005" w:tentative="1">
-      <w:start w:val="1"/>
-      <w:numFmt w:val="bullet"/>
-      <w:lvlText w:val=""/>
-      <w:lvlJc w:val="left"/>
-      <w:pPr>
-        <w:ind w:left="6480" w:hanging="360"/>
-      </w:pPr>
-      <w:rPr>
-        <w:rFonts w:ascii="Wingdings" w:hAnsi="Wingdings" w:hint="default"/>
-      </w:rPr>
-    </w:lvl>
-  </w:abstractNum>
-  <w:abstractNum w:abstractNumId="15" w15:restartNumberingAfterBreak="0">
-    <w:nsid w:val="59D57E5F"/>
+  <w:abstractNum w:abstractNumId="4" w15:restartNumberingAfterBreak="0">
+    <w:nsid w:val="11EB250C"/>
     <w:multiLevelType w:val="multilevel"/>
-    <w:tmpl w:val="88DAA636"/>
+    <w:tmpl w:val="D8B0913E"/>
     <w:lvl w:ilvl="0">
       <w:start w:val="1"/>
       <w:numFmt w:val="bullet"/>
@@ -41550,10 +40922,10 @@
       </w:rPr>
     </w:lvl>
   </w:abstractNum>
-  <w:abstractNum w:abstractNumId="16" w15:restartNumberingAfterBreak="0">
-    <w:nsid w:val="74FB0846"/>
+  <w:abstractNum w:abstractNumId="5" w15:restartNumberingAfterBreak="0">
+    <w:nsid w:val="12C41EBC"/>
     <w:multiLevelType w:val="multilevel"/>
-    <w:tmpl w:val="25CC45BC"/>
+    <w:tmpl w:val="8D5EF488"/>
     <w:lvl w:ilvl="0">
       <w:start w:val="1"/>
       <w:numFmt w:val="bullet"/>
@@ -41699,17 +41071,315 @@
       </w:rPr>
     </w:lvl>
   </w:abstractNum>
-  <w:abstractNum w:abstractNumId="17" w15:restartNumberingAfterBreak="0">
-    <w:nsid w:val="780E04D7"/>
+  <w:abstractNum w:abstractNumId="6" w15:restartNumberingAfterBreak="0">
+    <w:nsid w:val="18301425"/>
+    <w:multiLevelType w:val="multilevel"/>
+    <w:tmpl w:val="115A29E0"/>
+    <w:lvl w:ilvl="0">
+      <w:start w:val="1"/>
+      <w:numFmt w:val="bullet"/>
+      <w:lvlText w:val=""/>
+      <w:lvlJc w:val="left"/>
+      <w:pPr>
+        <w:tabs>
+          <w:tab w:val="num" w:pos="720"/>
+        </w:tabs>
+        <w:ind w:left="720" w:hanging="360"/>
+      </w:pPr>
+      <w:rPr>
+        <w:rFonts w:ascii="Symbol" w:hAnsi="Symbol" w:hint="default"/>
+        <w:sz w:val="20"/>
+      </w:rPr>
+    </w:lvl>
+    <w:lvl w:ilvl="1" w:tentative="1">
+      <w:start w:val="1"/>
+      <w:numFmt w:val="bullet"/>
+      <w:lvlText w:val="o"/>
+      <w:lvlJc w:val="left"/>
+      <w:pPr>
+        <w:tabs>
+          <w:tab w:val="num" w:pos="1440"/>
+        </w:tabs>
+        <w:ind w:left="1440" w:hanging="360"/>
+      </w:pPr>
+      <w:rPr>
+        <w:rFonts w:ascii="Courier New" w:hAnsi="Courier New" w:hint="default"/>
+        <w:sz w:val="20"/>
+      </w:rPr>
+    </w:lvl>
+    <w:lvl w:ilvl="2" w:tentative="1">
+      <w:start w:val="1"/>
+      <w:numFmt w:val="bullet"/>
+      <w:lvlText w:val=""/>
+      <w:lvlJc w:val="left"/>
+      <w:pPr>
+        <w:tabs>
+          <w:tab w:val="num" w:pos="2160"/>
+        </w:tabs>
+        <w:ind w:left="2160" w:hanging="360"/>
+      </w:pPr>
+      <w:rPr>
+        <w:rFonts w:ascii="Wingdings" w:hAnsi="Wingdings" w:hint="default"/>
+        <w:sz w:val="20"/>
+      </w:rPr>
+    </w:lvl>
+    <w:lvl w:ilvl="3" w:tentative="1">
+      <w:start w:val="1"/>
+      <w:numFmt w:val="bullet"/>
+      <w:lvlText w:val=""/>
+      <w:lvlJc w:val="left"/>
+      <w:pPr>
+        <w:tabs>
+          <w:tab w:val="num" w:pos="2880"/>
+        </w:tabs>
+        <w:ind w:left="2880" w:hanging="360"/>
+      </w:pPr>
+      <w:rPr>
+        <w:rFonts w:ascii="Wingdings" w:hAnsi="Wingdings" w:hint="default"/>
+        <w:sz w:val="20"/>
+      </w:rPr>
+    </w:lvl>
+    <w:lvl w:ilvl="4" w:tentative="1">
+      <w:start w:val="1"/>
+      <w:numFmt w:val="bullet"/>
+      <w:lvlText w:val=""/>
+      <w:lvlJc w:val="left"/>
+      <w:pPr>
+        <w:tabs>
+          <w:tab w:val="num" w:pos="3600"/>
+        </w:tabs>
+        <w:ind w:left="3600" w:hanging="360"/>
+      </w:pPr>
+      <w:rPr>
+        <w:rFonts w:ascii="Wingdings" w:hAnsi="Wingdings" w:hint="default"/>
+        <w:sz w:val="20"/>
+      </w:rPr>
+    </w:lvl>
+    <w:lvl w:ilvl="5" w:tentative="1">
+      <w:start w:val="1"/>
+      <w:numFmt w:val="bullet"/>
+      <w:lvlText w:val=""/>
+      <w:lvlJc w:val="left"/>
+      <w:pPr>
+        <w:tabs>
+          <w:tab w:val="num" w:pos="4320"/>
+        </w:tabs>
+        <w:ind w:left="4320" w:hanging="360"/>
+      </w:pPr>
+      <w:rPr>
+        <w:rFonts w:ascii="Wingdings" w:hAnsi="Wingdings" w:hint="default"/>
+        <w:sz w:val="20"/>
+      </w:rPr>
+    </w:lvl>
+    <w:lvl w:ilvl="6" w:tentative="1">
+      <w:start w:val="1"/>
+      <w:numFmt w:val="bullet"/>
+      <w:lvlText w:val=""/>
+      <w:lvlJc w:val="left"/>
+      <w:pPr>
+        <w:tabs>
+          <w:tab w:val="num" w:pos="5040"/>
+        </w:tabs>
+        <w:ind w:left="5040" w:hanging="360"/>
+      </w:pPr>
+      <w:rPr>
+        <w:rFonts w:ascii="Wingdings" w:hAnsi="Wingdings" w:hint="default"/>
+        <w:sz w:val="20"/>
+      </w:rPr>
+    </w:lvl>
+    <w:lvl w:ilvl="7" w:tentative="1">
+      <w:start w:val="1"/>
+      <w:numFmt w:val="bullet"/>
+      <w:lvlText w:val=""/>
+      <w:lvlJc w:val="left"/>
+      <w:pPr>
+        <w:tabs>
+          <w:tab w:val="num" w:pos="5760"/>
+        </w:tabs>
+        <w:ind w:left="5760" w:hanging="360"/>
+      </w:pPr>
+      <w:rPr>
+        <w:rFonts w:ascii="Wingdings" w:hAnsi="Wingdings" w:hint="default"/>
+        <w:sz w:val="20"/>
+      </w:rPr>
+    </w:lvl>
+    <w:lvl w:ilvl="8" w:tentative="1">
+      <w:start w:val="1"/>
+      <w:numFmt w:val="bullet"/>
+      <w:lvlText w:val=""/>
+      <w:lvlJc w:val="left"/>
+      <w:pPr>
+        <w:tabs>
+          <w:tab w:val="num" w:pos="6480"/>
+        </w:tabs>
+        <w:ind w:left="6480" w:hanging="360"/>
+      </w:pPr>
+      <w:rPr>
+        <w:rFonts w:ascii="Wingdings" w:hAnsi="Wingdings" w:hint="default"/>
+        <w:sz w:val="20"/>
+      </w:rPr>
+    </w:lvl>
+  </w:abstractNum>
+  <w:abstractNum w:abstractNumId="7" w15:restartNumberingAfterBreak="0">
+    <w:nsid w:val="1A4216F6"/>
+    <w:multiLevelType w:val="multilevel"/>
+    <w:tmpl w:val="36B04F58"/>
+    <w:lvl w:ilvl="0">
+      <w:start w:val="1"/>
+      <w:numFmt w:val="bullet"/>
+      <w:lvlText w:val=""/>
+      <w:lvlJc w:val="left"/>
+      <w:pPr>
+        <w:tabs>
+          <w:tab w:val="num" w:pos="720"/>
+        </w:tabs>
+        <w:ind w:left="720" w:hanging="360"/>
+      </w:pPr>
+      <w:rPr>
+        <w:rFonts w:ascii="Symbol" w:hAnsi="Symbol" w:hint="default"/>
+        <w:sz w:val="20"/>
+      </w:rPr>
+    </w:lvl>
+    <w:lvl w:ilvl="1" w:tentative="1">
+      <w:start w:val="1"/>
+      <w:numFmt w:val="bullet"/>
+      <w:lvlText w:val="o"/>
+      <w:lvlJc w:val="left"/>
+      <w:pPr>
+        <w:tabs>
+          <w:tab w:val="num" w:pos="1440"/>
+        </w:tabs>
+        <w:ind w:left="1440" w:hanging="360"/>
+      </w:pPr>
+      <w:rPr>
+        <w:rFonts w:ascii="Courier New" w:hAnsi="Courier New" w:hint="default"/>
+        <w:sz w:val="20"/>
+      </w:rPr>
+    </w:lvl>
+    <w:lvl w:ilvl="2" w:tentative="1">
+      <w:start w:val="1"/>
+      <w:numFmt w:val="bullet"/>
+      <w:lvlText w:val=""/>
+      <w:lvlJc w:val="left"/>
+      <w:pPr>
+        <w:tabs>
+          <w:tab w:val="num" w:pos="2160"/>
+        </w:tabs>
+        <w:ind w:left="2160" w:hanging="360"/>
+      </w:pPr>
+      <w:rPr>
+        <w:rFonts w:ascii="Wingdings" w:hAnsi="Wingdings" w:hint="default"/>
+        <w:sz w:val="20"/>
+      </w:rPr>
+    </w:lvl>
+    <w:lvl w:ilvl="3" w:tentative="1">
+      <w:start w:val="1"/>
+      <w:numFmt w:val="bullet"/>
+      <w:lvlText w:val=""/>
+      <w:lvlJc w:val="left"/>
+      <w:pPr>
+        <w:tabs>
+          <w:tab w:val="num" w:pos="2880"/>
+        </w:tabs>
+        <w:ind w:left="2880" w:hanging="360"/>
+      </w:pPr>
+      <w:rPr>
+        <w:rFonts w:ascii="Wingdings" w:hAnsi="Wingdings" w:hint="default"/>
+        <w:sz w:val="20"/>
+      </w:rPr>
+    </w:lvl>
+    <w:lvl w:ilvl="4" w:tentative="1">
+      <w:start w:val="1"/>
+      <w:numFmt w:val="bullet"/>
+      <w:lvlText w:val=""/>
+      <w:lvlJc w:val="left"/>
+      <w:pPr>
+        <w:tabs>
+          <w:tab w:val="num" w:pos="3600"/>
+        </w:tabs>
+        <w:ind w:left="3600" w:hanging="360"/>
+      </w:pPr>
+      <w:rPr>
+        <w:rFonts w:ascii="Wingdings" w:hAnsi="Wingdings" w:hint="default"/>
+        <w:sz w:val="20"/>
+      </w:rPr>
+    </w:lvl>
+    <w:lvl w:ilvl="5" w:tentative="1">
+      <w:start w:val="1"/>
+      <w:numFmt w:val="bullet"/>
+      <w:lvlText w:val=""/>
+      <w:lvlJc w:val="left"/>
+      <w:pPr>
+        <w:tabs>
+          <w:tab w:val="num" w:pos="4320"/>
+        </w:tabs>
+        <w:ind w:left="4320" w:hanging="360"/>
+      </w:pPr>
+      <w:rPr>
+        <w:rFonts w:ascii="Wingdings" w:hAnsi="Wingdings" w:hint="default"/>
+        <w:sz w:val="20"/>
+      </w:rPr>
+    </w:lvl>
+    <w:lvl w:ilvl="6" w:tentative="1">
+      <w:start w:val="1"/>
+      <w:numFmt w:val="bullet"/>
+      <w:lvlText w:val=""/>
+      <w:lvlJc w:val="left"/>
+      <w:pPr>
+        <w:tabs>
+          <w:tab w:val="num" w:pos="5040"/>
+        </w:tabs>
+        <w:ind w:left="5040" w:hanging="360"/>
+      </w:pPr>
+      <w:rPr>
+        <w:rFonts w:ascii="Wingdings" w:hAnsi="Wingdings" w:hint="default"/>
+        <w:sz w:val="20"/>
+      </w:rPr>
+    </w:lvl>
+    <w:lvl w:ilvl="7" w:tentative="1">
+      <w:start w:val="1"/>
+      <w:numFmt w:val="bullet"/>
+      <w:lvlText w:val=""/>
+      <w:lvlJc w:val="left"/>
+      <w:pPr>
+        <w:tabs>
+          <w:tab w:val="num" w:pos="5760"/>
+        </w:tabs>
+        <w:ind w:left="5760" w:hanging="360"/>
+      </w:pPr>
+      <w:rPr>
+        <w:rFonts w:ascii="Wingdings" w:hAnsi="Wingdings" w:hint="default"/>
+        <w:sz w:val="20"/>
+      </w:rPr>
+    </w:lvl>
+    <w:lvl w:ilvl="8" w:tentative="1">
+      <w:start w:val="1"/>
+      <w:numFmt w:val="bullet"/>
+      <w:lvlText w:val=""/>
+      <w:lvlJc w:val="left"/>
+      <w:pPr>
+        <w:tabs>
+          <w:tab w:val="num" w:pos="6480"/>
+        </w:tabs>
+        <w:ind w:left="6480" w:hanging="360"/>
+      </w:pPr>
+      <w:rPr>
+        <w:rFonts w:ascii="Wingdings" w:hAnsi="Wingdings" w:hint="default"/>
+        <w:sz w:val="20"/>
+      </w:rPr>
+    </w:lvl>
+  </w:abstractNum>
+  <w:abstractNum w:abstractNumId="8" w15:restartNumberingAfterBreak="0">
+    <w:nsid w:val="1BC0572C"/>
     <w:multiLevelType w:val="hybridMultilevel"/>
-    <w:tmpl w:val="AAA02FD2"/>
+    <w:tmpl w:val="8580F39E"/>
     <w:lvl w:ilvl="0" w:tplc="0C0A0001">
       <w:start w:val="1"/>
       <w:numFmt w:val="bullet"/>
       <w:lvlText w:val=""/>
       <w:lvlJc w:val="left"/>
       <w:pPr>
-        <w:ind w:left="720" w:hanging="360"/>
+        <w:ind w:left="1080" w:hanging="360"/>
       </w:pPr>
       <w:rPr>
         <w:rFonts w:ascii="Symbol" w:hAnsi="Symbol" w:hint="default"/>
@@ -41721,7 +41391,7 @@
       <w:lvlText w:val="o"/>
       <w:lvlJc w:val="left"/>
       <w:pPr>
-        <w:ind w:left="1440" w:hanging="360"/>
+        <w:ind w:left="1800" w:hanging="360"/>
       </w:pPr>
       <w:rPr>
         <w:rFonts w:ascii="Courier New" w:hAnsi="Courier New" w:cs="Courier New" w:hint="default"/>
@@ -41733,7 +41403,7 @@
       <w:lvlText w:val=""/>
       <w:lvlJc w:val="left"/>
       <w:pPr>
-        <w:ind w:left="2160" w:hanging="360"/>
+        <w:ind w:left="2520" w:hanging="360"/>
       </w:pPr>
       <w:rPr>
         <w:rFonts w:ascii="Wingdings" w:hAnsi="Wingdings" w:hint="default"/>
@@ -41745,7 +41415,7 @@
       <w:lvlText w:val=""/>
       <w:lvlJc w:val="left"/>
       <w:pPr>
-        <w:ind w:left="2880" w:hanging="360"/>
+        <w:ind w:left="3240" w:hanging="360"/>
       </w:pPr>
       <w:rPr>
         <w:rFonts w:ascii="Symbol" w:hAnsi="Symbol" w:hint="default"/>
@@ -41757,7 +41427,7 @@
       <w:lvlText w:val="o"/>
       <w:lvlJc w:val="left"/>
       <w:pPr>
-        <w:ind w:left="3600" w:hanging="360"/>
+        <w:ind w:left="3960" w:hanging="360"/>
       </w:pPr>
       <w:rPr>
         <w:rFonts w:ascii="Courier New" w:hAnsi="Courier New" w:cs="Courier New" w:hint="default"/>
@@ -41769,7 +41439,7 @@
       <w:lvlText w:val=""/>
       <w:lvlJc w:val="left"/>
       <w:pPr>
-        <w:ind w:left="4320" w:hanging="360"/>
+        <w:ind w:left="4680" w:hanging="360"/>
       </w:pPr>
       <w:rPr>
         <w:rFonts w:ascii="Wingdings" w:hAnsi="Wingdings" w:hint="default"/>
@@ -41781,7 +41451,7 @@
       <w:lvlText w:val=""/>
       <w:lvlJc w:val="left"/>
       <w:pPr>
-        <w:ind w:left="5040" w:hanging="360"/>
+        <w:ind w:left="5400" w:hanging="360"/>
       </w:pPr>
       <w:rPr>
         <w:rFonts w:ascii="Symbol" w:hAnsi="Symbol" w:hint="default"/>
@@ -41793,7 +41463,7 @@
       <w:lvlText w:val="o"/>
       <w:lvlJc w:val="left"/>
       <w:pPr>
-        <w:ind w:left="5760" w:hanging="360"/>
+        <w:ind w:left="6120" w:hanging="360"/>
       </w:pPr>
       <w:rPr>
         <w:rFonts w:ascii="Courier New" w:hAnsi="Courier New" w:cs="Courier New" w:hint="default"/>
@@ -41805,17 +41475,17 @@
       <w:lvlText w:val=""/>
       <w:lvlJc w:val="left"/>
       <w:pPr>
-        <w:ind w:left="6480" w:hanging="360"/>
+        <w:ind w:left="6840" w:hanging="360"/>
       </w:pPr>
       <w:rPr>
         <w:rFonts w:ascii="Wingdings" w:hAnsi="Wingdings" w:hint="default"/>
       </w:rPr>
     </w:lvl>
   </w:abstractNum>
-  <w:abstractNum w:abstractNumId="18" w15:restartNumberingAfterBreak="0">
-    <w:nsid w:val="79306B18"/>
+  <w:abstractNum w:abstractNumId="9" w15:restartNumberingAfterBreak="0">
+    <w:nsid w:val="30031545"/>
     <w:multiLevelType w:val="hybridMultilevel"/>
-    <w:tmpl w:val="B02AD490"/>
+    <w:tmpl w:val="3A9E44FA"/>
     <w:lvl w:ilvl="0" w:tplc="0C0A0001">
       <w:start w:val="1"/>
       <w:numFmt w:val="bullet"/>
@@ -41925,62 +41595,1883 @@
       </w:rPr>
     </w:lvl>
   </w:abstractNum>
+  <w:abstractNum w:abstractNumId="10" w15:restartNumberingAfterBreak="0">
+    <w:nsid w:val="408734B4"/>
+    <w:multiLevelType w:val="hybridMultilevel"/>
+    <w:tmpl w:val="2D56C700"/>
+    <w:lvl w:ilvl="0" w:tplc="0C0A0001">
+      <w:start w:val="1"/>
+      <w:numFmt w:val="bullet"/>
+      <w:lvlText w:val=""/>
+      <w:lvlJc w:val="left"/>
+      <w:pPr>
+        <w:ind w:left="720" w:hanging="360"/>
+      </w:pPr>
+      <w:rPr>
+        <w:rFonts w:ascii="Symbol" w:hAnsi="Symbol" w:hint="default"/>
+      </w:rPr>
+    </w:lvl>
+    <w:lvl w:ilvl="1" w:tplc="0C0A0003">
+      <w:start w:val="1"/>
+      <w:numFmt w:val="bullet"/>
+      <w:lvlText w:val="o"/>
+      <w:lvlJc w:val="left"/>
+      <w:pPr>
+        <w:ind w:left="1440" w:hanging="360"/>
+      </w:pPr>
+      <w:rPr>
+        <w:rFonts w:ascii="Courier New" w:hAnsi="Courier New" w:cs="Courier New" w:hint="default"/>
+      </w:rPr>
+    </w:lvl>
+    <w:lvl w:ilvl="2" w:tplc="0C0A0005" w:tentative="1">
+      <w:start w:val="1"/>
+      <w:numFmt w:val="bullet"/>
+      <w:lvlText w:val=""/>
+      <w:lvlJc w:val="left"/>
+      <w:pPr>
+        <w:ind w:left="2160" w:hanging="360"/>
+      </w:pPr>
+      <w:rPr>
+        <w:rFonts w:ascii="Wingdings" w:hAnsi="Wingdings" w:hint="default"/>
+      </w:rPr>
+    </w:lvl>
+    <w:lvl w:ilvl="3" w:tplc="0C0A0001" w:tentative="1">
+      <w:start w:val="1"/>
+      <w:numFmt w:val="bullet"/>
+      <w:lvlText w:val=""/>
+      <w:lvlJc w:val="left"/>
+      <w:pPr>
+        <w:ind w:left="2880" w:hanging="360"/>
+      </w:pPr>
+      <w:rPr>
+        <w:rFonts w:ascii="Symbol" w:hAnsi="Symbol" w:hint="default"/>
+      </w:rPr>
+    </w:lvl>
+    <w:lvl w:ilvl="4" w:tplc="0C0A0003" w:tentative="1">
+      <w:start w:val="1"/>
+      <w:numFmt w:val="bullet"/>
+      <w:lvlText w:val="o"/>
+      <w:lvlJc w:val="left"/>
+      <w:pPr>
+        <w:ind w:left="3600" w:hanging="360"/>
+      </w:pPr>
+      <w:rPr>
+        <w:rFonts w:ascii="Courier New" w:hAnsi="Courier New" w:cs="Courier New" w:hint="default"/>
+      </w:rPr>
+    </w:lvl>
+    <w:lvl w:ilvl="5" w:tplc="0C0A0005" w:tentative="1">
+      <w:start w:val="1"/>
+      <w:numFmt w:val="bullet"/>
+      <w:lvlText w:val=""/>
+      <w:lvlJc w:val="left"/>
+      <w:pPr>
+        <w:ind w:left="4320" w:hanging="360"/>
+      </w:pPr>
+      <w:rPr>
+        <w:rFonts w:ascii="Wingdings" w:hAnsi="Wingdings" w:hint="default"/>
+      </w:rPr>
+    </w:lvl>
+    <w:lvl w:ilvl="6" w:tplc="0C0A0001" w:tentative="1">
+      <w:start w:val="1"/>
+      <w:numFmt w:val="bullet"/>
+      <w:lvlText w:val=""/>
+      <w:lvlJc w:val="left"/>
+      <w:pPr>
+        <w:ind w:left="5040" w:hanging="360"/>
+      </w:pPr>
+      <w:rPr>
+        <w:rFonts w:ascii="Symbol" w:hAnsi="Symbol" w:hint="default"/>
+      </w:rPr>
+    </w:lvl>
+    <w:lvl w:ilvl="7" w:tplc="0C0A0003" w:tentative="1">
+      <w:start w:val="1"/>
+      <w:numFmt w:val="bullet"/>
+      <w:lvlText w:val="o"/>
+      <w:lvlJc w:val="left"/>
+      <w:pPr>
+        <w:ind w:left="5760" w:hanging="360"/>
+      </w:pPr>
+      <w:rPr>
+        <w:rFonts w:ascii="Courier New" w:hAnsi="Courier New" w:cs="Courier New" w:hint="default"/>
+      </w:rPr>
+    </w:lvl>
+    <w:lvl w:ilvl="8" w:tplc="0C0A0005" w:tentative="1">
+      <w:start w:val="1"/>
+      <w:numFmt w:val="bullet"/>
+      <w:lvlText w:val=""/>
+      <w:lvlJc w:val="left"/>
+      <w:pPr>
+        <w:ind w:left="6480" w:hanging="360"/>
+      </w:pPr>
+      <w:rPr>
+        <w:rFonts w:ascii="Wingdings" w:hAnsi="Wingdings" w:hint="default"/>
+      </w:rPr>
+    </w:lvl>
+  </w:abstractNum>
+  <w:abstractNum w:abstractNumId="11" w15:restartNumberingAfterBreak="0">
+    <w:nsid w:val="415F2157"/>
+    <w:multiLevelType w:val="hybridMultilevel"/>
+    <w:tmpl w:val="8C52AE3E"/>
+    <w:lvl w:ilvl="0" w:tplc="0C0A0001">
+      <w:start w:val="1"/>
+      <w:numFmt w:val="bullet"/>
+      <w:lvlText w:val=""/>
+      <w:lvlJc w:val="left"/>
+      <w:pPr>
+        <w:ind w:left="720" w:hanging="360"/>
+      </w:pPr>
+      <w:rPr>
+        <w:rFonts w:ascii="Symbol" w:hAnsi="Symbol" w:hint="default"/>
+      </w:rPr>
+    </w:lvl>
+    <w:lvl w:ilvl="1" w:tplc="0C0A0003" w:tentative="1">
+      <w:start w:val="1"/>
+      <w:numFmt w:val="bullet"/>
+      <w:lvlText w:val="o"/>
+      <w:lvlJc w:val="left"/>
+      <w:pPr>
+        <w:ind w:left="1440" w:hanging="360"/>
+      </w:pPr>
+      <w:rPr>
+        <w:rFonts w:ascii="Courier New" w:hAnsi="Courier New" w:cs="Courier New" w:hint="default"/>
+      </w:rPr>
+    </w:lvl>
+    <w:lvl w:ilvl="2" w:tplc="0C0A0005" w:tentative="1">
+      <w:start w:val="1"/>
+      <w:numFmt w:val="bullet"/>
+      <w:lvlText w:val=""/>
+      <w:lvlJc w:val="left"/>
+      <w:pPr>
+        <w:ind w:left="2160" w:hanging="360"/>
+      </w:pPr>
+      <w:rPr>
+        <w:rFonts w:ascii="Wingdings" w:hAnsi="Wingdings" w:hint="default"/>
+      </w:rPr>
+    </w:lvl>
+    <w:lvl w:ilvl="3" w:tplc="0C0A0001" w:tentative="1">
+      <w:start w:val="1"/>
+      <w:numFmt w:val="bullet"/>
+      <w:lvlText w:val=""/>
+      <w:lvlJc w:val="left"/>
+      <w:pPr>
+        <w:ind w:left="2880" w:hanging="360"/>
+      </w:pPr>
+      <w:rPr>
+        <w:rFonts w:ascii="Symbol" w:hAnsi="Symbol" w:hint="default"/>
+      </w:rPr>
+    </w:lvl>
+    <w:lvl w:ilvl="4" w:tplc="0C0A0003" w:tentative="1">
+      <w:start w:val="1"/>
+      <w:numFmt w:val="bullet"/>
+      <w:lvlText w:val="o"/>
+      <w:lvlJc w:val="left"/>
+      <w:pPr>
+        <w:ind w:left="3600" w:hanging="360"/>
+      </w:pPr>
+      <w:rPr>
+        <w:rFonts w:ascii="Courier New" w:hAnsi="Courier New" w:cs="Courier New" w:hint="default"/>
+      </w:rPr>
+    </w:lvl>
+    <w:lvl w:ilvl="5" w:tplc="0C0A0005" w:tentative="1">
+      <w:start w:val="1"/>
+      <w:numFmt w:val="bullet"/>
+      <w:lvlText w:val=""/>
+      <w:lvlJc w:val="left"/>
+      <w:pPr>
+        <w:ind w:left="4320" w:hanging="360"/>
+      </w:pPr>
+      <w:rPr>
+        <w:rFonts w:ascii="Wingdings" w:hAnsi="Wingdings" w:hint="default"/>
+      </w:rPr>
+    </w:lvl>
+    <w:lvl w:ilvl="6" w:tplc="0C0A0001" w:tentative="1">
+      <w:start w:val="1"/>
+      <w:numFmt w:val="bullet"/>
+      <w:lvlText w:val=""/>
+      <w:lvlJc w:val="left"/>
+      <w:pPr>
+        <w:ind w:left="5040" w:hanging="360"/>
+      </w:pPr>
+      <w:rPr>
+        <w:rFonts w:ascii="Symbol" w:hAnsi="Symbol" w:hint="default"/>
+      </w:rPr>
+    </w:lvl>
+    <w:lvl w:ilvl="7" w:tplc="0C0A0003" w:tentative="1">
+      <w:start w:val="1"/>
+      <w:numFmt w:val="bullet"/>
+      <w:lvlText w:val="o"/>
+      <w:lvlJc w:val="left"/>
+      <w:pPr>
+        <w:ind w:left="5760" w:hanging="360"/>
+      </w:pPr>
+      <w:rPr>
+        <w:rFonts w:ascii="Courier New" w:hAnsi="Courier New" w:cs="Courier New" w:hint="default"/>
+      </w:rPr>
+    </w:lvl>
+    <w:lvl w:ilvl="8" w:tplc="0C0A0005" w:tentative="1">
+      <w:start w:val="1"/>
+      <w:numFmt w:val="bullet"/>
+      <w:lvlText w:val=""/>
+      <w:lvlJc w:val="left"/>
+      <w:pPr>
+        <w:ind w:left="6480" w:hanging="360"/>
+      </w:pPr>
+      <w:rPr>
+        <w:rFonts w:ascii="Wingdings" w:hAnsi="Wingdings" w:hint="default"/>
+      </w:rPr>
+    </w:lvl>
+  </w:abstractNum>
+  <w:abstractNum w:abstractNumId="12" w15:restartNumberingAfterBreak="0">
+    <w:nsid w:val="46D2207E"/>
+    <w:multiLevelType w:val="hybridMultilevel"/>
+    <w:tmpl w:val="7F6A73AA"/>
+    <w:lvl w:ilvl="0" w:tplc="0C0A0001">
+      <w:start w:val="1"/>
+      <w:numFmt w:val="bullet"/>
+      <w:lvlText w:val=""/>
+      <w:lvlJc w:val="left"/>
+      <w:pPr>
+        <w:ind w:left="1080" w:hanging="360"/>
+      </w:pPr>
+      <w:rPr>
+        <w:rFonts w:ascii="Symbol" w:hAnsi="Symbol" w:hint="default"/>
+      </w:rPr>
+    </w:lvl>
+    <w:lvl w:ilvl="1" w:tplc="0C0A0003" w:tentative="1">
+      <w:start w:val="1"/>
+      <w:numFmt w:val="bullet"/>
+      <w:lvlText w:val="o"/>
+      <w:lvlJc w:val="left"/>
+      <w:pPr>
+        <w:ind w:left="1800" w:hanging="360"/>
+      </w:pPr>
+      <w:rPr>
+        <w:rFonts w:ascii="Courier New" w:hAnsi="Courier New" w:cs="Courier New" w:hint="default"/>
+      </w:rPr>
+    </w:lvl>
+    <w:lvl w:ilvl="2" w:tplc="0C0A0005" w:tentative="1">
+      <w:start w:val="1"/>
+      <w:numFmt w:val="bullet"/>
+      <w:lvlText w:val=""/>
+      <w:lvlJc w:val="left"/>
+      <w:pPr>
+        <w:ind w:left="2520" w:hanging="360"/>
+      </w:pPr>
+      <w:rPr>
+        <w:rFonts w:ascii="Wingdings" w:hAnsi="Wingdings" w:hint="default"/>
+      </w:rPr>
+    </w:lvl>
+    <w:lvl w:ilvl="3" w:tplc="0C0A0001" w:tentative="1">
+      <w:start w:val="1"/>
+      <w:numFmt w:val="bullet"/>
+      <w:lvlText w:val=""/>
+      <w:lvlJc w:val="left"/>
+      <w:pPr>
+        <w:ind w:left="3240" w:hanging="360"/>
+      </w:pPr>
+      <w:rPr>
+        <w:rFonts w:ascii="Symbol" w:hAnsi="Symbol" w:hint="default"/>
+      </w:rPr>
+    </w:lvl>
+    <w:lvl w:ilvl="4" w:tplc="0C0A0003" w:tentative="1">
+      <w:start w:val="1"/>
+      <w:numFmt w:val="bullet"/>
+      <w:lvlText w:val="o"/>
+      <w:lvlJc w:val="left"/>
+      <w:pPr>
+        <w:ind w:left="3960" w:hanging="360"/>
+      </w:pPr>
+      <w:rPr>
+        <w:rFonts w:ascii="Courier New" w:hAnsi="Courier New" w:cs="Courier New" w:hint="default"/>
+      </w:rPr>
+    </w:lvl>
+    <w:lvl w:ilvl="5" w:tplc="0C0A0005" w:tentative="1">
+      <w:start w:val="1"/>
+      <w:numFmt w:val="bullet"/>
+      <w:lvlText w:val=""/>
+      <w:lvlJc w:val="left"/>
+      <w:pPr>
+        <w:ind w:left="4680" w:hanging="360"/>
+      </w:pPr>
+      <w:rPr>
+        <w:rFonts w:ascii="Wingdings" w:hAnsi="Wingdings" w:hint="default"/>
+      </w:rPr>
+    </w:lvl>
+    <w:lvl w:ilvl="6" w:tplc="0C0A0001" w:tentative="1">
+      <w:start w:val="1"/>
+      <w:numFmt w:val="bullet"/>
+      <w:lvlText w:val=""/>
+      <w:lvlJc w:val="left"/>
+      <w:pPr>
+        <w:ind w:left="5400" w:hanging="360"/>
+      </w:pPr>
+      <w:rPr>
+        <w:rFonts w:ascii="Symbol" w:hAnsi="Symbol" w:hint="default"/>
+      </w:rPr>
+    </w:lvl>
+    <w:lvl w:ilvl="7" w:tplc="0C0A0003" w:tentative="1">
+      <w:start w:val="1"/>
+      <w:numFmt w:val="bullet"/>
+      <w:lvlText w:val="o"/>
+      <w:lvlJc w:val="left"/>
+      <w:pPr>
+        <w:ind w:left="6120" w:hanging="360"/>
+      </w:pPr>
+      <w:rPr>
+        <w:rFonts w:ascii="Courier New" w:hAnsi="Courier New" w:cs="Courier New" w:hint="default"/>
+      </w:rPr>
+    </w:lvl>
+    <w:lvl w:ilvl="8" w:tplc="0C0A0005" w:tentative="1">
+      <w:start w:val="1"/>
+      <w:numFmt w:val="bullet"/>
+      <w:lvlText w:val=""/>
+      <w:lvlJc w:val="left"/>
+      <w:pPr>
+        <w:ind w:left="6840" w:hanging="360"/>
+      </w:pPr>
+      <w:rPr>
+        <w:rFonts w:ascii="Wingdings" w:hAnsi="Wingdings" w:hint="default"/>
+      </w:rPr>
+    </w:lvl>
+  </w:abstractNum>
+  <w:abstractNum w:abstractNumId="13" w15:restartNumberingAfterBreak="0">
+    <w:nsid w:val="49174A88"/>
+    <w:multiLevelType w:val="hybridMultilevel"/>
+    <w:tmpl w:val="A3DEF222"/>
+    <w:lvl w:ilvl="0" w:tplc="0C0A0001">
+      <w:start w:val="1"/>
+      <w:numFmt w:val="bullet"/>
+      <w:lvlText w:val=""/>
+      <w:lvlJc w:val="left"/>
+      <w:pPr>
+        <w:ind w:left="720" w:hanging="360"/>
+      </w:pPr>
+      <w:rPr>
+        <w:rFonts w:ascii="Symbol" w:hAnsi="Symbol" w:hint="default"/>
+      </w:rPr>
+    </w:lvl>
+    <w:lvl w:ilvl="1" w:tplc="0C0A0003" w:tentative="1">
+      <w:start w:val="1"/>
+      <w:numFmt w:val="bullet"/>
+      <w:lvlText w:val="o"/>
+      <w:lvlJc w:val="left"/>
+      <w:pPr>
+        <w:ind w:left="1440" w:hanging="360"/>
+      </w:pPr>
+      <w:rPr>
+        <w:rFonts w:ascii="Courier New" w:hAnsi="Courier New" w:cs="Courier New" w:hint="default"/>
+      </w:rPr>
+    </w:lvl>
+    <w:lvl w:ilvl="2" w:tplc="0C0A0005" w:tentative="1">
+      <w:start w:val="1"/>
+      <w:numFmt w:val="bullet"/>
+      <w:lvlText w:val=""/>
+      <w:lvlJc w:val="left"/>
+      <w:pPr>
+        <w:ind w:left="2160" w:hanging="360"/>
+      </w:pPr>
+      <w:rPr>
+        <w:rFonts w:ascii="Wingdings" w:hAnsi="Wingdings" w:hint="default"/>
+      </w:rPr>
+    </w:lvl>
+    <w:lvl w:ilvl="3" w:tplc="0C0A0001" w:tentative="1">
+      <w:start w:val="1"/>
+      <w:numFmt w:val="bullet"/>
+      <w:lvlText w:val=""/>
+      <w:lvlJc w:val="left"/>
+      <w:pPr>
+        <w:ind w:left="2880" w:hanging="360"/>
+      </w:pPr>
+      <w:rPr>
+        <w:rFonts w:ascii="Symbol" w:hAnsi="Symbol" w:hint="default"/>
+      </w:rPr>
+    </w:lvl>
+    <w:lvl w:ilvl="4" w:tplc="0C0A0003" w:tentative="1">
+      <w:start w:val="1"/>
+      <w:numFmt w:val="bullet"/>
+      <w:lvlText w:val="o"/>
+      <w:lvlJc w:val="left"/>
+      <w:pPr>
+        <w:ind w:left="3600" w:hanging="360"/>
+      </w:pPr>
+      <w:rPr>
+        <w:rFonts w:ascii="Courier New" w:hAnsi="Courier New" w:cs="Courier New" w:hint="default"/>
+      </w:rPr>
+    </w:lvl>
+    <w:lvl w:ilvl="5" w:tplc="0C0A0005" w:tentative="1">
+      <w:start w:val="1"/>
+      <w:numFmt w:val="bullet"/>
+      <w:lvlText w:val=""/>
+      <w:lvlJc w:val="left"/>
+      <w:pPr>
+        <w:ind w:left="4320" w:hanging="360"/>
+      </w:pPr>
+      <w:rPr>
+        <w:rFonts w:ascii="Wingdings" w:hAnsi="Wingdings" w:hint="default"/>
+      </w:rPr>
+    </w:lvl>
+    <w:lvl w:ilvl="6" w:tplc="0C0A0001" w:tentative="1">
+      <w:start w:val="1"/>
+      <w:numFmt w:val="bullet"/>
+      <w:lvlText w:val=""/>
+      <w:lvlJc w:val="left"/>
+      <w:pPr>
+        <w:ind w:left="5040" w:hanging="360"/>
+      </w:pPr>
+      <w:rPr>
+        <w:rFonts w:ascii="Symbol" w:hAnsi="Symbol" w:hint="default"/>
+      </w:rPr>
+    </w:lvl>
+    <w:lvl w:ilvl="7" w:tplc="0C0A0003" w:tentative="1">
+      <w:start w:val="1"/>
+      <w:numFmt w:val="bullet"/>
+      <w:lvlText w:val="o"/>
+      <w:lvlJc w:val="left"/>
+      <w:pPr>
+        <w:ind w:left="5760" w:hanging="360"/>
+      </w:pPr>
+      <w:rPr>
+        <w:rFonts w:ascii="Courier New" w:hAnsi="Courier New" w:cs="Courier New" w:hint="default"/>
+      </w:rPr>
+    </w:lvl>
+    <w:lvl w:ilvl="8" w:tplc="0C0A0005" w:tentative="1">
+      <w:start w:val="1"/>
+      <w:numFmt w:val="bullet"/>
+      <w:lvlText w:val=""/>
+      <w:lvlJc w:val="left"/>
+      <w:pPr>
+        <w:ind w:left="6480" w:hanging="360"/>
+      </w:pPr>
+      <w:rPr>
+        <w:rFonts w:ascii="Wingdings" w:hAnsi="Wingdings" w:hint="default"/>
+      </w:rPr>
+    </w:lvl>
+  </w:abstractNum>
+  <w:abstractNum w:abstractNumId="14" w15:restartNumberingAfterBreak="0">
+    <w:nsid w:val="4C27462A"/>
+    <w:multiLevelType w:val="hybridMultilevel"/>
+    <w:tmpl w:val="D5AE26E6"/>
+    <w:lvl w:ilvl="0" w:tplc="0C0A0001">
+      <w:start w:val="1"/>
+      <w:numFmt w:val="bullet"/>
+      <w:lvlText w:val=""/>
+      <w:lvlJc w:val="left"/>
+      <w:pPr>
+        <w:ind w:left="720" w:hanging="360"/>
+      </w:pPr>
+      <w:rPr>
+        <w:rFonts w:ascii="Symbol" w:hAnsi="Symbol" w:hint="default"/>
+      </w:rPr>
+    </w:lvl>
+    <w:lvl w:ilvl="1" w:tplc="0C0A0003" w:tentative="1">
+      <w:start w:val="1"/>
+      <w:numFmt w:val="bullet"/>
+      <w:lvlText w:val="o"/>
+      <w:lvlJc w:val="left"/>
+      <w:pPr>
+        <w:ind w:left="1440" w:hanging="360"/>
+      </w:pPr>
+      <w:rPr>
+        <w:rFonts w:ascii="Courier New" w:hAnsi="Courier New" w:cs="Courier New" w:hint="default"/>
+      </w:rPr>
+    </w:lvl>
+    <w:lvl w:ilvl="2" w:tplc="0C0A0005" w:tentative="1">
+      <w:start w:val="1"/>
+      <w:numFmt w:val="bullet"/>
+      <w:lvlText w:val=""/>
+      <w:lvlJc w:val="left"/>
+      <w:pPr>
+        <w:ind w:left="2160" w:hanging="360"/>
+      </w:pPr>
+      <w:rPr>
+        <w:rFonts w:ascii="Wingdings" w:hAnsi="Wingdings" w:hint="default"/>
+      </w:rPr>
+    </w:lvl>
+    <w:lvl w:ilvl="3" w:tplc="0C0A0001" w:tentative="1">
+      <w:start w:val="1"/>
+      <w:numFmt w:val="bullet"/>
+      <w:lvlText w:val=""/>
+      <w:lvlJc w:val="left"/>
+      <w:pPr>
+        <w:ind w:left="2880" w:hanging="360"/>
+      </w:pPr>
+      <w:rPr>
+        <w:rFonts w:ascii="Symbol" w:hAnsi="Symbol" w:hint="default"/>
+      </w:rPr>
+    </w:lvl>
+    <w:lvl w:ilvl="4" w:tplc="0C0A0003" w:tentative="1">
+      <w:start w:val="1"/>
+      <w:numFmt w:val="bullet"/>
+      <w:lvlText w:val="o"/>
+      <w:lvlJc w:val="left"/>
+      <w:pPr>
+        <w:ind w:left="3600" w:hanging="360"/>
+      </w:pPr>
+      <w:rPr>
+        <w:rFonts w:ascii="Courier New" w:hAnsi="Courier New" w:cs="Courier New" w:hint="default"/>
+      </w:rPr>
+    </w:lvl>
+    <w:lvl w:ilvl="5" w:tplc="0C0A0005" w:tentative="1">
+      <w:start w:val="1"/>
+      <w:numFmt w:val="bullet"/>
+      <w:lvlText w:val=""/>
+      <w:lvlJc w:val="left"/>
+      <w:pPr>
+        <w:ind w:left="4320" w:hanging="360"/>
+      </w:pPr>
+      <w:rPr>
+        <w:rFonts w:ascii="Wingdings" w:hAnsi="Wingdings" w:hint="default"/>
+      </w:rPr>
+    </w:lvl>
+    <w:lvl w:ilvl="6" w:tplc="0C0A0001" w:tentative="1">
+      <w:start w:val="1"/>
+      <w:numFmt w:val="bullet"/>
+      <w:lvlText w:val=""/>
+      <w:lvlJc w:val="left"/>
+      <w:pPr>
+        <w:ind w:left="5040" w:hanging="360"/>
+      </w:pPr>
+      <w:rPr>
+        <w:rFonts w:ascii="Symbol" w:hAnsi="Symbol" w:hint="default"/>
+      </w:rPr>
+    </w:lvl>
+    <w:lvl w:ilvl="7" w:tplc="0C0A0003" w:tentative="1">
+      <w:start w:val="1"/>
+      <w:numFmt w:val="bullet"/>
+      <w:lvlText w:val="o"/>
+      <w:lvlJc w:val="left"/>
+      <w:pPr>
+        <w:ind w:left="5760" w:hanging="360"/>
+      </w:pPr>
+      <w:rPr>
+        <w:rFonts w:ascii="Courier New" w:hAnsi="Courier New" w:cs="Courier New" w:hint="default"/>
+      </w:rPr>
+    </w:lvl>
+    <w:lvl w:ilvl="8" w:tplc="0C0A0005" w:tentative="1">
+      <w:start w:val="1"/>
+      <w:numFmt w:val="bullet"/>
+      <w:lvlText w:val=""/>
+      <w:lvlJc w:val="left"/>
+      <w:pPr>
+        <w:ind w:left="6480" w:hanging="360"/>
+      </w:pPr>
+      <w:rPr>
+        <w:rFonts w:ascii="Wingdings" w:hAnsi="Wingdings" w:hint="default"/>
+      </w:rPr>
+    </w:lvl>
+  </w:abstractNum>
+  <w:abstractNum w:abstractNumId="15" w15:restartNumberingAfterBreak="0">
+    <w:nsid w:val="4D631219"/>
+    <w:multiLevelType w:val="hybridMultilevel"/>
+    <w:tmpl w:val="F5123994"/>
+    <w:lvl w:ilvl="0" w:tplc="0C0A0001">
+      <w:start w:val="1"/>
+      <w:numFmt w:val="bullet"/>
+      <w:lvlText w:val=""/>
+      <w:lvlJc w:val="left"/>
+      <w:pPr>
+        <w:ind w:left="720" w:hanging="360"/>
+      </w:pPr>
+      <w:rPr>
+        <w:rFonts w:ascii="Symbol" w:hAnsi="Symbol" w:hint="default"/>
+      </w:rPr>
+    </w:lvl>
+    <w:lvl w:ilvl="1" w:tplc="0C0A0003" w:tentative="1">
+      <w:start w:val="1"/>
+      <w:numFmt w:val="bullet"/>
+      <w:lvlText w:val="o"/>
+      <w:lvlJc w:val="left"/>
+      <w:pPr>
+        <w:ind w:left="1440" w:hanging="360"/>
+      </w:pPr>
+      <w:rPr>
+        <w:rFonts w:ascii="Courier New" w:hAnsi="Courier New" w:cs="Courier New" w:hint="default"/>
+      </w:rPr>
+    </w:lvl>
+    <w:lvl w:ilvl="2" w:tplc="0C0A0005" w:tentative="1">
+      <w:start w:val="1"/>
+      <w:numFmt w:val="bullet"/>
+      <w:lvlText w:val=""/>
+      <w:lvlJc w:val="left"/>
+      <w:pPr>
+        <w:ind w:left="2160" w:hanging="360"/>
+      </w:pPr>
+      <w:rPr>
+        <w:rFonts w:ascii="Wingdings" w:hAnsi="Wingdings" w:hint="default"/>
+      </w:rPr>
+    </w:lvl>
+    <w:lvl w:ilvl="3" w:tplc="0C0A0001" w:tentative="1">
+      <w:start w:val="1"/>
+      <w:numFmt w:val="bullet"/>
+      <w:lvlText w:val=""/>
+      <w:lvlJc w:val="left"/>
+      <w:pPr>
+        <w:ind w:left="2880" w:hanging="360"/>
+      </w:pPr>
+      <w:rPr>
+        <w:rFonts w:ascii="Symbol" w:hAnsi="Symbol" w:hint="default"/>
+      </w:rPr>
+    </w:lvl>
+    <w:lvl w:ilvl="4" w:tplc="0C0A0003" w:tentative="1">
+      <w:start w:val="1"/>
+      <w:numFmt w:val="bullet"/>
+      <w:lvlText w:val="o"/>
+      <w:lvlJc w:val="left"/>
+      <w:pPr>
+        <w:ind w:left="3600" w:hanging="360"/>
+      </w:pPr>
+      <w:rPr>
+        <w:rFonts w:ascii="Courier New" w:hAnsi="Courier New" w:cs="Courier New" w:hint="default"/>
+      </w:rPr>
+    </w:lvl>
+    <w:lvl w:ilvl="5" w:tplc="0C0A0005" w:tentative="1">
+      <w:start w:val="1"/>
+      <w:numFmt w:val="bullet"/>
+      <w:lvlText w:val=""/>
+      <w:lvlJc w:val="left"/>
+      <w:pPr>
+        <w:ind w:left="4320" w:hanging="360"/>
+      </w:pPr>
+      <w:rPr>
+        <w:rFonts w:ascii="Wingdings" w:hAnsi="Wingdings" w:hint="default"/>
+      </w:rPr>
+    </w:lvl>
+    <w:lvl w:ilvl="6" w:tplc="0C0A0001" w:tentative="1">
+      <w:start w:val="1"/>
+      <w:numFmt w:val="bullet"/>
+      <w:lvlText w:val=""/>
+      <w:lvlJc w:val="left"/>
+      <w:pPr>
+        <w:ind w:left="5040" w:hanging="360"/>
+      </w:pPr>
+      <w:rPr>
+        <w:rFonts w:ascii="Symbol" w:hAnsi="Symbol" w:hint="default"/>
+      </w:rPr>
+    </w:lvl>
+    <w:lvl w:ilvl="7" w:tplc="0C0A0003" w:tentative="1">
+      <w:start w:val="1"/>
+      <w:numFmt w:val="bullet"/>
+      <w:lvlText w:val="o"/>
+      <w:lvlJc w:val="left"/>
+      <w:pPr>
+        <w:ind w:left="5760" w:hanging="360"/>
+      </w:pPr>
+      <w:rPr>
+        <w:rFonts w:ascii="Courier New" w:hAnsi="Courier New" w:cs="Courier New" w:hint="default"/>
+      </w:rPr>
+    </w:lvl>
+    <w:lvl w:ilvl="8" w:tplc="0C0A0005" w:tentative="1">
+      <w:start w:val="1"/>
+      <w:numFmt w:val="bullet"/>
+      <w:lvlText w:val=""/>
+      <w:lvlJc w:val="left"/>
+      <w:pPr>
+        <w:ind w:left="6480" w:hanging="360"/>
+      </w:pPr>
+      <w:rPr>
+        <w:rFonts w:ascii="Wingdings" w:hAnsi="Wingdings" w:hint="default"/>
+      </w:rPr>
+    </w:lvl>
+  </w:abstractNum>
+  <w:abstractNum w:abstractNumId="16" w15:restartNumberingAfterBreak="0">
+    <w:nsid w:val="54E76D80"/>
+    <w:multiLevelType w:val="hybridMultilevel"/>
+    <w:tmpl w:val="4CAAA5CC"/>
+    <w:lvl w:ilvl="0" w:tplc="0C0A0001">
+      <w:start w:val="1"/>
+      <w:numFmt w:val="bullet"/>
+      <w:lvlText w:val=""/>
+      <w:lvlJc w:val="left"/>
+      <w:pPr>
+        <w:ind w:left="720" w:hanging="360"/>
+      </w:pPr>
+      <w:rPr>
+        <w:rFonts w:ascii="Symbol" w:hAnsi="Symbol" w:hint="default"/>
+      </w:rPr>
+    </w:lvl>
+    <w:lvl w:ilvl="1" w:tplc="0C0A0003" w:tentative="1">
+      <w:start w:val="1"/>
+      <w:numFmt w:val="bullet"/>
+      <w:lvlText w:val="o"/>
+      <w:lvlJc w:val="left"/>
+      <w:pPr>
+        <w:ind w:left="1440" w:hanging="360"/>
+      </w:pPr>
+      <w:rPr>
+        <w:rFonts w:ascii="Courier New" w:hAnsi="Courier New" w:cs="Courier New" w:hint="default"/>
+      </w:rPr>
+    </w:lvl>
+    <w:lvl w:ilvl="2" w:tplc="0C0A0005" w:tentative="1">
+      <w:start w:val="1"/>
+      <w:numFmt w:val="bullet"/>
+      <w:lvlText w:val=""/>
+      <w:lvlJc w:val="left"/>
+      <w:pPr>
+        <w:ind w:left="2160" w:hanging="360"/>
+      </w:pPr>
+      <w:rPr>
+        <w:rFonts w:ascii="Wingdings" w:hAnsi="Wingdings" w:hint="default"/>
+      </w:rPr>
+    </w:lvl>
+    <w:lvl w:ilvl="3" w:tplc="0C0A0001" w:tentative="1">
+      <w:start w:val="1"/>
+      <w:numFmt w:val="bullet"/>
+      <w:lvlText w:val=""/>
+      <w:lvlJc w:val="left"/>
+      <w:pPr>
+        <w:ind w:left="2880" w:hanging="360"/>
+      </w:pPr>
+      <w:rPr>
+        <w:rFonts w:ascii="Symbol" w:hAnsi="Symbol" w:hint="default"/>
+      </w:rPr>
+    </w:lvl>
+    <w:lvl w:ilvl="4" w:tplc="0C0A0003" w:tentative="1">
+      <w:start w:val="1"/>
+      <w:numFmt w:val="bullet"/>
+      <w:lvlText w:val="o"/>
+      <w:lvlJc w:val="left"/>
+      <w:pPr>
+        <w:ind w:left="3600" w:hanging="360"/>
+      </w:pPr>
+      <w:rPr>
+        <w:rFonts w:ascii="Courier New" w:hAnsi="Courier New" w:cs="Courier New" w:hint="default"/>
+      </w:rPr>
+    </w:lvl>
+    <w:lvl w:ilvl="5" w:tplc="0C0A0005" w:tentative="1">
+      <w:start w:val="1"/>
+      <w:numFmt w:val="bullet"/>
+      <w:lvlText w:val=""/>
+      <w:lvlJc w:val="left"/>
+      <w:pPr>
+        <w:ind w:left="4320" w:hanging="360"/>
+      </w:pPr>
+      <w:rPr>
+        <w:rFonts w:ascii="Wingdings" w:hAnsi="Wingdings" w:hint="default"/>
+      </w:rPr>
+    </w:lvl>
+    <w:lvl w:ilvl="6" w:tplc="0C0A0001" w:tentative="1">
+      <w:start w:val="1"/>
+      <w:numFmt w:val="bullet"/>
+      <w:lvlText w:val=""/>
+      <w:lvlJc w:val="left"/>
+      <w:pPr>
+        <w:ind w:left="5040" w:hanging="360"/>
+      </w:pPr>
+      <w:rPr>
+        <w:rFonts w:ascii="Symbol" w:hAnsi="Symbol" w:hint="default"/>
+      </w:rPr>
+    </w:lvl>
+    <w:lvl w:ilvl="7" w:tplc="0C0A0003" w:tentative="1">
+      <w:start w:val="1"/>
+      <w:numFmt w:val="bullet"/>
+      <w:lvlText w:val="o"/>
+      <w:lvlJc w:val="left"/>
+      <w:pPr>
+        <w:ind w:left="5760" w:hanging="360"/>
+      </w:pPr>
+      <w:rPr>
+        <w:rFonts w:ascii="Courier New" w:hAnsi="Courier New" w:cs="Courier New" w:hint="default"/>
+      </w:rPr>
+    </w:lvl>
+    <w:lvl w:ilvl="8" w:tplc="0C0A0005" w:tentative="1">
+      <w:start w:val="1"/>
+      <w:numFmt w:val="bullet"/>
+      <w:lvlText w:val=""/>
+      <w:lvlJc w:val="left"/>
+      <w:pPr>
+        <w:ind w:left="6480" w:hanging="360"/>
+      </w:pPr>
+      <w:rPr>
+        <w:rFonts w:ascii="Wingdings" w:hAnsi="Wingdings" w:hint="default"/>
+      </w:rPr>
+    </w:lvl>
+  </w:abstractNum>
+  <w:abstractNum w:abstractNumId="17" w15:restartNumberingAfterBreak="0">
+    <w:nsid w:val="56DC0F4F"/>
+    <w:multiLevelType w:val="hybridMultilevel"/>
+    <w:tmpl w:val="DBDE6AE6"/>
+    <w:lvl w:ilvl="0" w:tplc="0C0A0001">
+      <w:start w:val="1"/>
+      <w:numFmt w:val="bullet"/>
+      <w:lvlText w:val=""/>
+      <w:lvlJc w:val="left"/>
+      <w:pPr>
+        <w:ind w:left="720" w:hanging="360"/>
+      </w:pPr>
+      <w:rPr>
+        <w:rFonts w:ascii="Symbol" w:hAnsi="Symbol" w:hint="default"/>
+      </w:rPr>
+    </w:lvl>
+    <w:lvl w:ilvl="1" w:tplc="0C0A0003" w:tentative="1">
+      <w:start w:val="1"/>
+      <w:numFmt w:val="bullet"/>
+      <w:lvlText w:val="o"/>
+      <w:lvlJc w:val="left"/>
+      <w:pPr>
+        <w:ind w:left="1440" w:hanging="360"/>
+      </w:pPr>
+      <w:rPr>
+        <w:rFonts w:ascii="Courier New" w:hAnsi="Courier New" w:cs="Courier New" w:hint="default"/>
+      </w:rPr>
+    </w:lvl>
+    <w:lvl w:ilvl="2" w:tplc="0C0A0005" w:tentative="1">
+      <w:start w:val="1"/>
+      <w:numFmt w:val="bullet"/>
+      <w:lvlText w:val=""/>
+      <w:lvlJc w:val="left"/>
+      <w:pPr>
+        <w:ind w:left="2160" w:hanging="360"/>
+      </w:pPr>
+      <w:rPr>
+        <w:rFonts w:ascii="Wingdings" w:hAnsi="Wingdings" w:hint="default"/>
+      </w:rPr>
+    </w:lvl>
+    <w:lvl w:ilvl="3" w:tplc="0C0A0001" w:tentative="1">
+      <w:start w:val="1"/>
+      <w:numFmt w:val="bullet"/>
+      <w:lvlText w:val=""/>
+      <w:lvlJc w:val="left"/>
+      <w:pPr>
+        <w:ind w:left="2880" w:hanging="360"/>
+      </w:pPr>
+      <w:rPr>
+        <w:rFonts w:ascii="Symbol" w:hAnsi="Symbol" w:hint="default"/>
+      </w:rPr>
+    </w:lvl>
+    <w:lvl w:ilvl="4" w:tplc="0C0A0003" w:tentative="1">
+      <w:start w:val="1"/>
+      <w:numFmt w:val="bullet"/>
+      <w:lvlText w:val="o"/>
+      <w:lvlJc w:val="left"/>
+      <w:pPr>
+        <w:ind w:left="3600" w:hanging="360"/>
+      </w:pPr>
+      <w:rPr>
+        <w:rFonts w:ascii="Courier New" w:hAnsi="Courier New" w:cs="Courier New" w:hint="default"/>
+      </w:rPr>
+    </w:lvl>
+    <w:lvl w:ilvl="5" w:tplc="0C0A0005" w:tentative="1">
+      <w:start w:val="1"/>
+      <w:numFmt w:val="bullet"/>
+      <w:lvlText w:val=""/>
+      <w:lvlJc w:val="left"/>
+      <w:pPr>
+        <w:ind w:left="4320" w:hanging="360"/>
+      </w:pPr>
+      <w:rPr>
+        <w:rFonts w:ascii="Wingdings" w:hAnsi="Wingdings" w:hint="default"/>
+      </w:rPr>
+    </w:lvl>
+    <w:lvl w:ilvl="6" w:tplc="0C0A0001" w:tentative="1">
+      <w:start w:val="1"/>
+      <w:numFmt w:val="bullet"/>
+      <w:lvlText w:val=""/>
+      <w:lvlJc w:val="left"/>
+      <w:pPr>
+        <w:ind w:left="5040" w:hanging="360"/>
+      </w:pPr>
+      <w:rPr>
+        <w:rFonts w:ascii="Symbol" w:hAnsi="Symbol" w:hint="default"/>
+      </w:rPr>
+    </w:lvl>
+    <w:lvl w:ilvl="7" w:tplc="0C0A0003" w:tentative="1">
+      <w:start w:val="1"/>
+      <w:numFmt w:val="bullet"/>
+      <w:lvlText w:val="o"/>
+      <w:lvlJc w:val="left"/>
+      <w:pPr>
+        <w:ind w:left="5760" w:hanging="360"/>
+      </w:pPr>
+      <w:rPr>
+        <w:rFonts w:ascii="Courier New" w:hAnsi="Courier New" w:cs="Courier New" w:hint="default"/>
+      </w:rPr>
+    </w:lvl>
+    <w:lvl w:ilvl="8" w:tplc="0C0A0005" w:tentative="1">
+      <w:start w:val="1"/>
+      <w:numFmt w:val="bullet"/>
+      <w:lvlText w:val=""/>
+      <w:lvlJc w:val="left"/>
+      <w:pPr>
+        <w:ind w:left="6480" w:hanging="360"/>
+      </w:pPr>
+      <w:rPr>
+        <w:rFonts w:ascii="Wingdings" w:hAnsi="Wingdings" w:hint="default"/>
+      </w:rPr>
+    </w:lvl>
+  </w:abstractNum>
+  <w:abstractNum w:abstractNumId="18" w15:restartNumberingAfterBreak="0">
+    <w:nsid w:val="584108BF"/>
+    <w:multiLevelType w:val="hybridMultilevel"/>
+    <w:tmpl w:val="720A6B12"/>
+    <w:lvl w:ilvl="0" w:tplc="0C0A0001">
+      <w:start w:val="1"/>
+      <w:numFmt w:val="bullet"/>
+      <w:lvlText w:val=""/>
+      <w:lvlJc w:val="left"/>
+      <w:pPr>
+        <w:ind w:left="720" w:hanging="360"/>
+      </w:pPr>
+      <w:rPr>
+        <w:rFonts w:ascii="Symbol" w:hAnsi="Symbol" w:hint="default"/>
+      </w:rPr>
+    </w:lvl>
+    <w:lvl w:ilvl="1" w:tplc="0C0A0003">
+      <w:start w:val="1"/>
+      <w:numFmt w:val="bullet"/>
+      <w:lvlText w:val="o"/>
+      <w:lvlJc w:val="left"/>
+      <w:pPr>
+        <w:ind w:left="1440" w:hanging="360"/>
+      </w:pPr>
+      <w:rPr>
+        <w:rFonts w:ascii="Courier New" w:hAnsi="Courier New" w:cs="Courier New" w:hint="default"/>
+      </w:rPr>
+    </w:lvl>
+    <w:lvl w:ilvl="2" w:tplc="0C0A0005" w:tentative="1">
+      <w:start w:val="1"/>
+      <w:numFmt w:val="bullet"/>
+      <w:lvlText w:val=""/>
+      <w:lvlJc w:val="left"/>
+      <w:pPr>
+        <w:ind w:left="2160" w:hanging="360"/>
+      </w:pPr>
+      <w:rPr>
+        <w:rFonts w:ascii="Wingdings" w:hAnsi="Wingdings" w:hint="default"/>
+      </w:rPr>
+    </w:lvl>
+    <w:lvl w:ilvl="3" w:tplc="0C0A0001" w:tentative="1">
+      <w:start w:val="1"/>
+      <w:numFmt w:val="bullet"/>
+      <w:lvlText w:val=""/>
+      <w:lvlJc w:val="left"/>
+      <w:pPr>
+        <w:ind w:left="2880" w:hanging="360"/>
+      </w:pPr>
+      <w:rPr>
+        <w:rFonts w:ascii="Symbol" w:hAnsi="Symbol" w:hint="default"/>
+      </w:rPr>
+    </w:lvl>
+    <w:lvl w:ilvl="4" w:tplc="0C0A0003" w:tentative="1">
+      <w:start w:val="1"/>
+      <w:numFmt w:val="bullet"/>
+      <w:lvlText w:val="o"/>
+      <w:lvlJc w:val="left"/>
+      <w:pPr>
+        <w:ind w:left="3600" w:hanging="360"/>
+      </w:pPr>
+      <w:rPr>
+        <w:rFonts w:ascii="Courier New" w:hAnsi="Courier New" w:cs="Courier New" w:hint="default"/>
+      </w:rPr>
+    </w:lvl>
+    <w:lvl w:ilvl="5" w:tplc="0C0A0005" w:tentative="1">
+      <w:start w:val="1"/>
+      <w:numFmt w:val="bullet"/>
+      <w:lvlText w:val=""/>
+      <w:lvlJc w:val="left"/>
+      <w:pPr>
+        <w:ind w:left="4320" w:hanging="360"/>
+      </w:pPr>
+      <w:rPr>
+        <w:rFonts w:ascii="Wingdings" w:hAnsi="Wingdings" w:hint="default"/>
+      </w:rPr>
+    </w:lvl>
+    <w:lvl w:ilvl="6" w:tplc="0C0A0001" w:tentative="1">
+      <w:start w:val="1"/>
+      <w:numFmt w:val="bullet"/>
+      <w:lvlText w:val=""/>
+      <w:lvlJc w:val="left"/>
+      <w:pPr>
+        <w:ind w:left="5040" w:hanging="360"/>
+      </w:pPr>
+      <w:rPr>
+        <w:rFonts w:ascii="Symbol" w:hAnsi="Symbol" w:hint="default"/>
+      </w:rPr>
+    </w:lvl>
+    <w:lvl w:ilvl="7" w:tplc="0C0A0003" w:tentative="1">
+      <w:start w:val="1"/>
+      <w:numFmt w:val="bullet"/>
+      <w:lvlText w:val="o"/>
+      <w:lvlJc w:val="left"/>
+      <w:pPr>
+        <w:ind w:left="5760" w:hanging="360"/>
+      </w:pPr>
+      <w:rPr>
+        <w:rFonts w:ascii="Courier New" w:hAnsi="Courier New" w:cs="Courier New" w:hint="default"/>
+      </w:rPr>
+    </w:lvl>
+    <w:lvl w:ilvl="8" w:tplc="0C0A0005" w:tentative="1">
+      <w:start w:val="1"/>
+      <w:numFmt w:val="bullet"/>
+      <w:lvlText w:val=""/>
+      <w:lvlJc w:val="left"/>
+      <w:pPr>
+        <w:ind w:left="6480" w:hanging="360"/>
+      </w:pPr>
+      <w:rPr>
+        <w:rFonts w:ascii="Wingdings" w:hAnsi="Wingdings" w:hint="default"/>
+      </w:rPr>
+    </w:lvl>
+  </w:abstractNum>
+  <w:abstractNum w:abstractNumId="19" w15:restartNumberingAfterBreak="0">
+    <w:nsid w:val="59D57E5F"/>
+    <w:multiLevelType w:val="multilevel"/>
+    <w:tmpl w:val="88DAA636"/>
+    <w:lvl w:ilvl="0">
+      <w:start w:val="1"/>
+      <w:numFmt w:val="bullet"/>
+      <w:lvlText w:val=""/>
+      <w:lvlJc w:val="left"/>
+      <w:pPr>
+        <w:tabs>
+          <w:tab w:val="num" w:pos="720"/>
+        </w:tabs>
+        <w:ind w:left="720" w:hanging="360"/>
+      </w:pPr>
+      <w:rPr>
+        <w:rFonts w:ascii="Symbol" w:hAnsi="Symbol" w:hint="default"/>
+        <w:sz w:val="20"/>
+      </w:rPr>
+    </w:lvl>
+    <w:lvl w:ilvl="1" w:tentative="1">
+      <w:start w:val="1"/>
+      <w:numFmt w:val="bullet"/>
+      <w:lvlText w:val="o"/>
+      <w:lvlJc w:val="left"/>
+      <w:pPr>
+        <w:tabs>
+          <w:tab w:val="num" w:pos="1440"/>
+        </w:tabs>
+        <w:ind w:left="1440" w:hanging="360"/>
+      </w:pPr>
+      <w:rPr>
+        <w:rFonts w:ascii="Courier New" w:hAnsi="Courier New" w:hint="default"/>
+        <w:sz w:val="20"/>
+      </w:rPr>
+    </w:lvl>
+    <w:lvl w:ilvl="2" w:tentative="1">
+      <w:start w:val="1"/>
+      <w:numFmt w:val="bullet"/>
+      <w:lvlText w:val=""/>
+      <w:lvlJc w:val="left"/>
+      <w:pPr>
+        <w:tabs>
+          <w:tab w:val="num" w:pos="2160"/>
+        </w:tabs>
+        <w:ind w:left="2160" w:hanging="360"/>
+      </w:pPr>
+      <w:rPr>
+        <w:rFonts w:ascii="Wingdings" w:hAnsi="Wingdings" w:hint="default"/>
+        <w:sz w:val="20"/>
+      </w:rPr>
+    </w:lvl>
+    <w:lvl w:ilvl="3" w:tentative="1">
+      <w:start w:val="1"/>
+      <w:numFmt w:val="bullet"/>
+      <w:lvlText w:val=""/>
+      <w:lvlJc w:val="left"/>
+      <w:pPr>
+        <w:tabs>
+          <w:tab w:val="num" w:pos="2880"/>
+        </w:tabs>
+        <w:ind w:left="2880" w:hanging="360"/>
+      </w:pPr>
+      <w:rPr>
+        <w:rFonts w:ascii="Wingdings" w:hAnsi="Wingdings" w:hint="default"/>
+        <w:sz w:val="20"/>
+      </w:rPr>
+    </w:lvl>
+    <w:lvl w:ilvl="4" w:tentative="1">
+      <w:start w:val="1"/>
+      <w:numFmt w:val="bullet"/>
+      <w:lvlText w:val=""/>
+      <w:lvlJc w:val="left"/>
+      <w:pPr>
+        <w:tabs>
+          <w:tab w:val="num" w:pos="3600"/>
+        </w:tabs>
+        <w:ind w:left="3600" w:hanging="360"/>
+      </w:pPr>
+      <w:rPr>
+        <w:rFonts w:ascii="Wingdings" w:hAnsi="Wingdings" w:hint="default"/>
+        <w:sz w:val="20"/>
+      </w:rPr>
+    </w:lvl>
+    <w:lvl w:ilvl="5" w:tentative="1">
+      <w:start w:val="1"/>
+      <w:numFmt w:val="bullet"/>
+      <w:lvlText w:val=""/>
+      <w:lvlJc w:val="left"/>
+      <w:pPr>
+        <w:tabs>
+          <w:tab w:val="num" w:pos="4320"/>
+        </w:tabs>
+        <w:ind w:left="4320" w:hanging="360"/>
+      </w:pPr>
+      <w:rPr>
+        <w:rFonts w:ascii="Wingdings" w:hAnsi="Wingdings" w:hint="default"/>
+        <w:sz w:val="20"/>
+      </w:rPr>
+    </w:lvl>
+    <w:lvl w:ilvl="6" w:tentative="1">
+      <w:start w:val="1"/>
+      <w:numFmt w:val="bullet"/>
+      <w:lvlText w:val=""/>
+      <w:lvlJc w:val="left"/>
+      <w:pPr>
+        <w:tabs>
+          <w:tab w:val="num" w:pos="5040"/>
+        </w:tabs>
+        <w:ind w:left="5040" w:hanging="360"/>
+      </w:pPr>
+      <w:rPr>
+        <w:rFonts w:ascii="Wingdings" w:hAnsi="Wingdings" w:hint="default"/>
+        <w:sz w:val="20"/>
+      </w:rPr>
+    </w:lvl>
+    <w:lvl w:ilvl="7" w:tentative="1">
+      <w:start w:val="1"/>
+      <w:numFmt w:val="bullet"/>
+      <w:lvlText w:val=""/>
+      <w:lvlJc w:val="left"/>
+      <w:pPr>
+        <w:tabs>
+          <w:tab w:val="num" w:pos="5760"/>
+        </w:tabs>
+        <w:ind w:left="5760" w:hanging="360"/>
+      </w:pPr>
+      <w:rPr>
+        <w:rFonts w:ascii="Wingdings" w:hAnsi="Wingdings" w:hint="default"/>
+        <w:sz w:val="20"/>
+      </w:rPr>
+    </w:lvl>
+    <w:lvl w:ilvl="8" w:tentative="1">
+      <w:start w:val="1"/>
+      <w:numFmt w:val="bullet"/>
+      <w:lvlText w:val=""/>
+      <w:lvlJc w:val="left"/>
+      <w:pPr>
+        <w:tabs>
+          <w:tab w:val="num" w:pos="6480"/>
+        </w:tabs>
+        <w:ind w:left="6480" w:hanging="360"/>
+      </w:pPr>
+      <w:rPr>
+        <w:rFonts w:ascii="Wingdings" w:hAnsi="Wingdings" w:hint="default"/>
+        <w:sz w:val="20"/>
+      </w:rPr>
+    </w:lvl>
+  </w:abstractNum>
+  <w:abstractNum w:abstractNumId="20" w15:restartNumberingAfterBreak="0">
+    <w:nsid w:val="74FB0846"/>
+    <w:multiLevelType w:val="multilevel"/>
+    <w:tmpl w:val="25CC45BC"/>
+    <w:lvl w:ilvl="0">
+      <w:start w:val="1"/>
+      <w:numFmt w:val="bullet"/>
+      <w:lvlText w:val=""/>
+      <w:lvlJc w:val="left"/>
+      <w:pPr>
+        <w:tabs>
+          <w:tab w:val="num" w:pos="720"/>
+        </w:tabs>
+        <w:ind w:left="720" w:hanging="360"/>
+      </w:pPr>
+      <w:rPr>
+        <w:rFonts w:ascii="Symbol" w:hAnsi="Symbol" w:hint="default"/>
+        <w:sz w:val="20"/>
+      </w:rPr>
+    </w:lvl>
+    <w:lvl w:ilvl="1" w:tentative="1">
+      <w:start w:val="1"/>
+      <w:numFmt w:val="bullet"/>
+      <w:lvlText w:val="o"/>
+      <w:lvlJc w:val="left"/>
+      <w:pPr>
+        <w:tabs>
+          <w:tab w:val="num" w:pos="1440"/>
+        </w:tabs>
+        <w:ind w:left="1440" w:hanging="360"/>
+      </w:pPr>
+      <w:rPr>
+        <w:rFonts w:ascii="Courier New" w:hAnsi="Courier New" w:hint="default"/>
+        <w:sz w:val="20"/>
+      </w:rPr>
+    </w:lvl>
+    <w:lvl w:ilvl="2" w:tentative="1">
+      <w:start w:val="1"/>
+      <w:numFmt w:val="bullet"/>
+      <w:lvlText w:val=""/>
+      <w:lvlJc w:val="left"/>
+      <w:pPr>
+        <w:tabs>
+          <w:tab w:val="num" w:pos="2160"/>
+        </w:tabs>
+        <w:ind w:left="2160" w:hanging="360"/>
+      </w:pPr>
+      <w:rPr>
+        <w:rFonts w:ascii="Wingdings" w:hAnsi="Wingdings" w:hint="default"/>
+        <w:sz w:val="20"/>
+      </w:rPr>
+    </w:lvl>
+    <w:lvl w:ilvl="3" w:tentative="1">
+      <w:start w:val="1"/>
+      <w:numFmt w:val="bullet"/>
+      <w:lvlText w:val=""/>
+      <w:lvlJc w:val="left"/>
+      <w:pPr>
+        <w:tabs>
+          <w:tab w:val="num" w:pos="2880"/>
+        </w:tabs>
+        <w:ind w:left="2880" w:hanging="360"/>
+      </w:pPr>
+      <w:rPr>
+        <w:rFonts w:ascii="Wingdings" w:hAnsi="Wingdings" w:hint="default"/>
+        <w:sz w:val="20"/>
+      </w:rPr>
+    </w:lvl>
+    <w:lvl w:ilvl="4" w:tentative="1">
+      <w:start w:val="1"/>
+      <w:numFmt w:val="bullet"/>
+      <w:lvlText w:val=""/>
+      <w:lvlJc w:val="left"/>
+      <w:pPr>
+        <w:tabs>
+          <w:tab w:val="num" w:pos="3600"/>
+        </w:tabs>
+        <w:ind w:left="3600" w:hanging="360"/>
+      </w:pPr>
+      <w:rPr>
+        <w:rFonts w:ascii="Wingdings" w:hAnsi="Wingdings" w:hint="default"/>
+        <w:sz w:val="20"/>
+      </w:rPr>
+    </w:lvl>
+    <w:lvl w:ilvl="5" w:tentative="1">
+      <w:start w:val="1"/>
+      <w:numFmt w:val="bullet"/>
+      <w:lvlText w:val=""/>
+      <w:lvlJc w:val="left"/>
+      <w:pPr>
+        <w:tabs>
+          <w:tab w:val="num" w:pos="4320"/>
+        </w:tabs>
+        <w:ind w:left="4320" w:hanging="360"/>
+      </w:pPr>
+      <w:rPr>
+        <w:rFonts w:ascii="Wingdings" w:hAnsi="Wingdings" w:hint="default"/>
+        <w:sz w:val="20"/>
+      </w:rPr>
+    </w:lvl>
+    <w:lvl w:ilvl="6" w:tentative="1">
+      <w:start w:val="1"/>
+      <w:numFmt w:val="bullet"/>
+      <w:lvlText w:val=""/>
+      <w:lvlJc w:val="left"/>
+      <w:pPr>
+        <w:tabs>
+          <w:tab w:val="num" w:pos="5040"/>
+        </w:tabs>
+        <w:ind w:left="5040" w:hanging="360"/>
+      </w:pPr>
+      <w:rPr>
+        <w:rFonts w:ascii="Wingdings" w:hAnsi="Wingdings" w:hint="default"/>
+        <w:sz w:val="20"/>
+      </w:rPr>
+    </w:lvl>
+    <w:lvl w:ilvl="7" w:tentative="1">
+      <w:start w:val="1"/>
+      <w:numFmt w:val="bullet"/>
+      <w:lvlText w:val=""/>
+      <w:lvlJc w:val="left"/>
+      <w:pPr>
+        <w:tabs>
+          <w:tab w:val="num" w:pos="5760"/>
+        </w:tabs>
+        <w:ind w:left="5760" w:hanging="360"/>
+      </w:pPr>
+      <w:rPr>
+        <w:rFonts w:ascii="Wingdings" w:hAnsi="Wingdings" w:hint="default"/>
+        <w:sz w:val="20"/>
+      </w:rPr>
+    </w:lvl>
+    <w:lvl w:ilvl="8" w:tentative="1">
+      <w:start w:val="1"/>
+      <w:numFmt w:val="bullet"/>
+      <w:lvlText w:val=""/>
+      <w:lvlJc w:val="left"/>
+      <w:pPr>
+        <w:tabs>
+          <w:tab w:val="num" w:pos="6480"/>
+        </w:tabs>
+        <w:ind w:left="6480" w:hanging="360"/>
+      </w:pPr>
+      <w:rPr>
+        <w:rFonts w:ascii="Wingdings" w:hAnsi="Wingdings" w:hint="default"/>
+        <w:sz w:val="20"/>
+      </w:rPr>
+    </w:lvl>
+  </w:abstractNum>
+  <w:abstractNum w:abstractNumId="21" w15:restartNumberingAfterBreak="0">
+    <w:nsid w:val="76BE3288"/>
+    <w:multiLevelType w:val="multilevel"/>
+    <w:tmpl w:val="9A646EF6"/>
+    <w:lvl w:ilvl="0">
+      <w:start w:val="1"/>
+      <w:numFmt w:val="bullet"/>
+      <w:lvlText w:val=""/>
+      <w:lvlJc w:val="left"/>
+      <w:pPr>
+        <w:tabs>
+          <w:tab w:val="num" w:pos="720"/>
+        </w:tabs>
+        <w:ind w:left="720" w:hanging="360"/>
+      </w:pPr>
+      <w:rPr>
+        <w:rFonts w:ascii="Symbol" w:hAnsi="Symbol" w:hint="default"/>
+        <w:sz w:val="20"/>
+      </w:rPr>
+    </w:lvl>
+    <w:lvl w:ilvl="1" w:tentative="1">
+      <w:start w:val="1"/>
+      <w:numFmt w:val="bullet"/>
+      <w:lvlText w:val="o"/>
+      <w:lvlJc w:val="left"/>
+      <w:pPr>
+        <w:tabs>
+          <w:tab w:val="num" w:pos="1440"/>
+        </w:tabs>
+        <w:ind w:left="1440" w:hanging="360"/>
+      </w:pPr>
+      <w:rPr>
+        <w:rFonts w:ascii="Courier New" w:hAnsi="Courier New" w:hint="default"/>
+        <w:sz w:val="20"/>
+      </w:rPr>
+    </w:lvl>
+    <w:lvl w:ilvl="2" w:tentative="1">
+      <w:start w:val="1"/>
+      <w:numFmt w:val="bullet"/>
+      <w:lvlText w:val=""/>
+      <w:lvlJc w:val="left"/>
+      <w:pPr>
+        <w:tabs>
+          <w:tab w:val="num" w:pos="2160"/>
+        </w:tabs>
+        <w:ind w:left="2160" w:hanging="360"/>
+      </w:pPr>
+      <w:rPr>
+        <w:rFonts w:ascii="Wingdings" w:hAnsi="Wingdings" w:hint="default"/>
+        <w:sz w:val="20"/>
+      </w:rPr>
+    </w:lvl>
+    <w:lvl w:ilvl="3" w:tentative="1">
+      <w:start w:val="1"/>
+      <w:numFmt w:val="bullet"/>
+      <w:lvlText w:val=""/>
+      <w:lvlJc w:val="left"/>
+      <w:pPr>
+        <w:tabs>
+          <w:tab w:val="num" w:pos="2880"/>
+        </w:tabs>
+        <w:ind w:left="2880" w:hanging="360"/>
+      </w:pPr>
+      <w:rPr>
+        <w:rFonts w:ascii="Wingdings" w:hAnsi="Wingdings" w:hint="default"/>
+        <w:sz w:val="20"/>
+      </w:rPr>
+    </w:lvl>
+    <w:lvl w:ilvl="4" w:tentative="1">
+      <w:start w:val="1"/>
+      <w:numFmt w:val="bullet"/>
+      <w:lvlText w:val=""/>
+      <w:lvlJc w:val="left"/>
+      <w:pPr>
+        <w:tabs>
+          <w:tab w:val="num" w:pos="3600"/>
+        </w:tabs>
+        <w:ind w:left="3600" w:hanging="360"/>
+      </w:pPr>
+      <w:rPr>
+        <w:rFonts w:ascii="Wingdings" w:hAnsi="Wingdings" w:hint="default"/>
+        <w:sz w:val="20"/>
+      </w:rPr>
+    </w:lvl>
+    <w:lvl w:ilvl="5" w:tentative="1">
+      <w:start w:val="1"/>
+      <w:numFmt w:val="bullet"/>
+      <w:lvlText w:val=""/>
+      <w:lvlJc w:val="left"/>
+      <w:pPr>
+        <w:tabs>
+          <w:tab w:val="num" w:pos="4320"/>
+        </w:tabs>
+        <w:ind w:left="4320" w:hanging="360"/>
+      </w:pPr>
+      <w:rPr>
+        <w:rFonts w:ascii="Wingdings" w:hAnsi="Wingdings" w:hint="default"/>
+        <w:sz w:val="20"/>
+      </w:rPr>
+    </w:lvl>
+    <w:lvl w:ilvl="6" w:tentative="1">
+      <w:start w:val="1"/>
+      <w:numFmt w:val="bullet"/>
+      <w:lvlText w:val=""/>
+      <w:lvlJc w:val="left"/>
+      <w:pPr>
+        <w:tabs>
+          <w:tab w:val="num" w:pos="5040"/>
+        </w:tabs>
+        <w:ind w:left="5040" w:hanging="360"/>
+      </w:pPr>
+      <w:rPr>
+        <w:rFonts w:ascii="Wingdings" w:hAnsi="Wingdings" w:hint="default"/>
+        <w:sz w:val="20"/>
+      </w:rPr>
+    </w:lvl>
+    <w:lvl w:ilvl="7" w:tentative="1">
+      <w:start w:val="1"/>
+      <w:numFmt w:val="bullet"/>
+      <w:lvlText w:val=""/>
+      <w:lvlJc w:val="left"/>
+      <w:pPr>
+        <w:tabs>
+          <w:tab w:val="num" w:pos="5760"/>
+        </w:tabs>
+        <w:ind w:left="5760" w:hanging="360"/>
+      </w:pPr>
+      <w:rPr>
+        <w:rFonts w:ascii="Wingdings" w:hAnsi="Wingdings" w:hint="default"/>
+        <w:sz w:val="20"/>
+      </w:rPr>
+    </w:lvl>
+    <w:lvl w:ilvl="8" w:tentative="1">
+      <w:start w:val="1"/>
+      <w:numFmt w:val="bullet"/>
+      <w:lvlText w:val=""/>
+      <w:lvlJc w:val="left"/>
+      <w:pPr>
+        <w:tabs>
+          <w:tab w:val="num" w:pos="6480"/>
+        </w:tabs>
+        <w:ind w:left="6480" w:hanging="360"/>
+      </w:pPr>
+      <w:rPr>
+        <w:rFonts w:ascii="Wingdings" w:hAnsi="Wingdings" w:hint="default"/>
+        <w:sz w:val="20"/>
+      </w:rPr>
+    </w:lvl>
+  </w:abstractNum>
+  <w:abstractNum w:abstractNumId="22" w15:restartNumberingAfterBreak="0">
+    <w:nsid w:val="780E04D7"/>
+    <w:multiLevelType w:val="hybridMultilevel"/>
+    <w:tmpl w:val="AAA02FD2"/>
+    <w:lvl w:ilvl="0" w:tplc="0C0A0001">
+      <w:start w:val="1"/>
+      <w:numFmt w:val="bullet"/>
+      <w:lvlText w:val=""/>
+      <w:lvlJc w:val="left"/>
+      <w:pPr>
+        <w:ind w:left="720" w:hanging="360"/>
+      </w:pPr>
+      <w:rPr>
+        <w:rFonts w:ascii="Symbol" w:hAnsi="Symbol" w:hint="default"/>
+      </w:rPr>
+    </w:lvl>
+    <w:lvl w:ilvl="1" w:tplc="0C0A0003" w:tentative="1">
+      <w:start w:val="1"/>
+      <w:numFmt w:val="bullet"/>
+      <w:lvlText w:val="o"/>
+      <w:lvlJc w:val="left"/>
+      <w:pPr>
+        <w:ind w:left="1440" w:hanging="360"/>
+      </w:pPr>
+      <w:rPr>
+        <w:rFonts w:ascii="Courier New" w:hAnsi="Courier New" w:cs="Courier New" w:hint="default"/>
+      </w:rPr>
+    </w:lvl>
+    <w:lvl w:ilvl="2" w:tplc="0C0A0005" w:tentative="1">
+      <w:start w:val="1"/>
+      <w:numFmt w:val="bullet"/>
+      <w:lvlText w:val=""/>
+      <w:lvlJc w:val="left"/>
+      <w:pPr>
+        <w:ind w:left="2160" w:hanging="360"/>
+      </w:pPr>
+      <w:rPr>
+        <w:rFonts w:ascii="Wingdings" w:hAnsi="Wingdings" w:hint="default"/>
+      </w:rPr>
+    </w:lvl>
+    <w:lvl w:ilvl="3" w:tplc="0C0A0001" w:tentative="1">
+      <w:start w:val="1"/>
+      <w:numFmt w:val="bullet"/>
+      <w:lvlText w:val=""/>
+      <w:lvlJc w:val="left"/>
+      <w:pPr>
+        <w:ind w:left="2880" w:hanging="360"/>
+      </w:pPr>
+      <w:rPr>
+        <w:rFonts w:ascii="Symbol" w:hAnsi="Symbol" w:hint="default"/>
+      </w:rPr>
+    </w:lvl>
+    <w:lvl w:ilvl="4" w:tplc="0C0A0003" w:tentative="1">
+      <w:start w:val="1"/>
+      <w:numFmt w:val="bullet"/>
+      <w:lvlText w:val="o"/>
+      <w:lvlJc w:val="left"/>
+      <w:pPr>
+        <w:ind w:left="3600" w:hanging="360"/>
+      </w:pPr>
+      <w:rPr>
+        <w:rFonts w:ascii="Courier New" w:hAnsi="Courier New" w:cs="Courier New" w:hint="default"/>
+      </w:rPr>
+    </w:lvl>
+    <w:lvl w:ilvl="5" w:tplc="0C0A0005" w:tentative="1">
+      <w:start w:val="1"/>
+      <w:numFmt w:val="bullet"/>
+      <w:lvlText w:val=""/>
+      <w:lvlJc w:val="left"/>
+      <w:pPr>
+        <w:ind w:left="4320" w:hanging="360"/>
+      </w:pPr>
+      <w:rPr>
+        <w:rFonts w:ascii="Wingdings" w:hAnsi="Wingdings" w:hint="default"/>
+      </w:rPr>
+    </w:lvl>
+    <w:lvl w:ilvl="6" w:tplc="0C0A0001" w:tentative="1">
+      <w:start w:val="1"/>
+      <w:numFmt w:val="bullet"/>
+      <w:lvlText w:val=""/>
+      <w:lvlJc w:val="left"/>
+      <w:pPr>
+        <w:ind w:left="5040" w:hanging="360"/>
+      </w:pPr>
+      <w:rPr>
+        <w:rFonts w:ascii="Symbol" w:hAnsi="Symbol" w:hint="default"/>
+      </w:rPr>
+    </w:lvl>
+    <w:lvl w:ilvl="7" w:tplc="0C0A0003" w:tentative="1">
+      <w:start w:val="1"/>
+      <w:numFmt w:val="bullet"/>
+      <w:lvlText w:val="o"/>
+      <w:lvlJc w:val="left"/>
+      <w:pPr>
+        <w:ind w:left="5760" w:hanging="360"/>
+      </w:pPr>
+      <w:rPr>
+        <w:rFonts w:ascii="Courier New" w:hAnsi="Courier New" w:cs="Courier New" w:hint="default"/>
+      </w:rPr>
+    </w:lvl>
+    <w:lvl w:ilvl="8" w:tplc="0C0A0005" w:tentative="1">
+      <w:start w:val="1"/>
+      <w:numFmt w:val="bullet"/>
+      <w:lvlText w:val=""/>
+      <w:lvlJc w:val="left"/>
+      <w:pPr>
+        <w:ind w:left="6480" w:hanging="360"/>
+      </w:pPr>
+      <w:rPr>
+        <w:rFonts w:ascii="Wingdings" w:hAnsi="Wingdings" w:hint="default"/>
+      </w:rPr>
+    </w:lvl>
+  </w:abstractNum>
+  <w:abstractNum w:abstractNumId="23" w15:restartNumberingAfterBreak="0">
+    <w:nsid w:val="78D603E2"/>
+    <w:multiLevelType w:val="hybridMultilevel"/>
+    <w:tmpl w:val="60E0CCAC"/>
+    <w:lvl w:ilvl="0" w:tplc="0C0A0001">
+      <w:start w:val="1"/>
+      <w:numFmt w:val="bullet"/>
+      <w:lvlText w:val=""/>
+      <w:lvlJc w:val="left"/>
+      <w:pPr>
+        <w:ind w:left="720" w:hanging="360"/>
+      </w:pPr>
+      <w:rPr>
+        <w:rFonts w:ascii="Symbol" w:hAnsi="Symbol" w:hint="default"/>
+      </w:rPr>
+    </w:lvl>
+    <w:lvl w:ilvl="1" w:tplc="0C0A0003" w:tentative="1">
+      <w:start w:val="1"/>
+      <w:numFmt w:val="bullet"/>
+      <w:lvlText w:val="o"/>
+      <w:lvlJc w:val="left"/>
+      <w:pPr>
+        <w:ind w:left="1440" w:hanging="360"/>
+      </w:pPr>
+      <w:rPr>
+        <w:rFonts w:ascii="Courier New" w:hAnsi="Courier New" w:cs="Courier New" w:hint="default"/>
+      </w:rPr>
+    </w:lvl>
+    <w:lvl w:ilvl="2" w:tplc="0C0A0005" w:tentative="1">
+      <w:start w:val="1"/>
+      <w:numFmt w:val="bullet"/>
+      <w:lvlText w:val=""/>
+      <w:lvlJc w:val="left"/>
+      <w:pPr>
+        <w:ind w:left="2160" w:hanging="360"/>
+      </w:pPr>
+      <w:rPr>
+        <w:rFonts w:ascii="Wingdings" w:hAnsi="Wingdings" w:hint="default"/>
+      </w:rPr>
+    </w:lvl>
+    <w:lvl w:ilvl="3" w:tplc="0C0A0001" w:tentative="1">
+      <w:start w:val="1"/>
+      <w:numFmt w:val="bullet"/>
+      <w:lvlText w:val=""/>
+      <w:lvlJc w:val="left"/>
+      <w:pPr>
+        <w:ind w:left="2880" w:hanging="360"/>
+      </w:pPr>
+      <w:rPr>
+        <w:rFonts w:ascii="Symbol" w:hAnsi="Symbol" w:hint="default"/>
+      </w:rPr>
+    </w:lvl>
+    <w:lvl w:ilvl="4" w:tplc="0C0A0003" w:tentative="1">
+      <w:start w:val="1"/>
+      <w:numFmt w:val="bullet"/>
+      <w:lvlText w:val="o"/>
+      <w:lvlJc w:val="left"/>
+      <w:pPr>
+        <w:ind w:left="3600" w:hanging="360"/>
+      </w:pPr>
+      <w:rPr>
+        <w:rFonts w:ascii="Courier New" w:hAnsi="Courier New" w:cs="Courier New" w:hint="default"/>
+      </w:rPr>
+    </w:lvl>
+    <w:lvl w:ilvl="5" w:tplc="0C0A0005" w:tentative="1">
+      <w:start w:val="1"/>
+      <w:numFmt w:val="bullet"/>
+      <w:lvlText w:val=""/>
+      <w:lvlJc w:val="left"/>
+      <w:pPr>
+        <w:ind w:left="4320" w:hanging="360"/>
+      </w:pPr>
+      <w:rPr>
+        <w:rFonts w:ascii="Wingdings" w:hAnsi="Wingdings" w:hint="default"/>
+      </w:rPr>
+    </w:lvl>
+    <w:lvl w:ilvl="6" w:tplc="0C0A0001" w:tentative="1">
+      <w:start w:val="1"/>
+      <w:numFmt w:val="bullet"/>
+      <w:lvlText w:val=""/>
+      <w:lvlJc w:val="left"/>
+      <w:pPr>
+        <w:ind w:left="5040" w:hanging="360"/>
+      </w:pPr>
+      <w:rPr>
+        <w:rFonts w:ascii="Symbol" w:hAnsi="Symbol" w:hint="default"/>
+      </w:rPr>
+    </w:lvl>
+    <w:lvl w:ilvl="7" w:tplc="0C0A0003" w:tentative="1">
+      <w:start w:val="1"/>
+      <w:numFmt w:val="bullet"/>
+      <w:lvlText w:val="o"/>
+      <w:lvlJc w:val="left"/>
+      <w:pPr>
+        <w:ind w:left="5760" w:hanging="360"/>
+      </w:pPr>
+      <w:rPr>
+        <w:rFonts w:ascii="Courier New" w:hAnsi="Courier New" w:cs="Courier New" w:hint="default"/>
+      </w:rPr>
+    </w:lvl>
+    <w:lvl w:ilvl="8" w:tplc="0C0A0005" w:tentative="1">
+      <w:start w:val="1"/>
+      <w:numFmt w:val="bullet"/>
+      <w:lvlText w:val=""/>
+      <w:lvlJc w:val="left"/>
+      <w:pPr>
+        <w:ind w:left="6480" w:hanging="360"/>
+      </w:pPr>
+      <w:rPr>
+        <w:rFonts w:ascii="Wingdings" w:hAnsi="Wingdings" w:hint="default"/>
+      </w:rPr>
+    </w:lvl>
+  </w:abstractNum>
+  <w:abstractNum w:abstractNumId="24" w15:restartNumberingAfterBreak="0">
+    <w:nsid w:val="79306B18"/>
+    <w:multiLevelType w:val="hybridMultilevel"/>
+    <w:tmpl w:val="B02AD490"/>
+    <w:lvl w:ilvl="0" w:tplc="0C0A0001">
+      <w:start w:val="1"/>
+      <w:numFmt w:val="bullet"/>
+      <w:lvlText w:val=""/>
+      <w:lvlJc w:val="left"/>
+      <w:pPr>
+        <w:ind w:left="1080" w:hanging="360"/>
+      </w:pPr>
+      <w:rPr>
+        <w:rFonts w:ascii="Symbol" w:hAnsi="Symbol" w:hint="default"/>
+      </w:rPr>
+    </w:lvl>
+    <w:lvl w:ilvl="1" w:tplc="0C0A0003" w:tentative="1">
+      <w:start w:val="1"/>
+      <w:numFmt w:val="bullet"/>
+      <w:lvlText w:val="o"/>
+      <w:lvlJc w:val="left"/>
+      <w:pPr>
+        <w:ind w:left="1800" w:hanging="360"/>
+      </w:pPr>
+      <w:rPr>
+        <w:rFonts w:ascii="Courier New" w:hAnsi="Courier New" w:cs="Courier New" w:hint="default"/>
+      </w:rPr>
+    </w:lvl>
+    <w:lvl w:ilvl="2" w:tplc="0C0A0005" w:tentative="1">
+      <w:start w:val="1"/>
+      <w:numFmt w:val="bullet"/>
+      <w:lvlText w:val=""/>
+      <w:lvlJc w:val="left"/>
+      <w:pPr>
+        <w:ind w:left="2520" w:hanging="360"/>
+      </w:pPr>
+      <w:rPr>
+        <w:rFonts w:ascii="Wingdings" w:hAnsi="Wingdings" w:hint="default"/>
+      </w:rPr>
+    </w:lvl>
+    <w:lvl w:ilvl="3" w:tplc="0C0A0001" w:tentative="1">
+      <w:start w:val="1"/>
+      <w:numFmt w:val="bullet"/>
+      <w:lvlText w:val=""/>
+      <w:lvlJc w:val="left"/>
+      <w:pPr>
+        <w:ind w:left="3240" w:hanging="360"/>
+      </w:pPr>
+      <w:rPr>
+        <w:rFonts w:ascii="Symbol" w:hAnsi="Symbol" w:hint="default"/>
+      </w:rPr>
+    </w:lvl>
+    <w:lvl w:ilvl="4" w:tplc="0C0A0003" w:tentative="1">
+      <w:start w:val="1"/>
+      <w:numFmt w:val="bullet"/>
+      <w:lvlText w:val="o"/>
+      <w:lvlJc w:val="left"/>
+      <w:pPr>
+        <w:ind w:left="3960" w:hanging="360"/>
+      </w:pPr>
+      <w:rPr>
+        <w:rFonts w:ascii="Courier New" w:hAnsi="Courier New" w:cs="Courier New" w:hint="default"/>
+      </w:rPr>
+    </w:lvl>
+    <w:lvl w:ilvl="5" w:tplc="0C0A0005" w:tentative="1">
+      <w:start w:val="1"/>
+      <w:numFmt w:val="bullet"/>
+      <w:lvlText w:val=""/>
+      <w:lvlJc w:val="left"/>
+      <w:pPr>
+        <w:ind w:left="4680" w:hanging="360"/>
+      </w:pPr>
+      <w:rPr>
+        <w:rFonts w:ascii="Wingdings" w:hAnsi="Wingdings" w:hint="default"/>
+      </w:rPr>
+    </w:lvl>
+    <w:lvl w:ilvl="6" w:tplc="0C0A0001" w:tentative="1">
+      <w:start w:val="1"/>
+      <w:numFmt w:val="bullet"/>
+      <w:lvlText w:val=""/>
+      <w:lvlJc w:val="left"/>
+      <w:pPr>
+        <w:ind w:left="5400" w:hanging="360"/>
+      </w:pPr>
+      <w:rPr>
+        <w:rFonts w:ascii="Symbol" w:hAnsi="Symbol" w:hint="default"/>
+      </w:rPr>
+    </w:lvl>
+    <w:lvl w:ilvl="7" w:tplc="0C0A0003" w:tentative="1">
+      <w:start w:val="1"/>
+      <w:numFmt w:val="bullet"/>
+      <w:lvlText w:val="o"/>
+      <w:lvlJc w:val="left"/>
+      <w:pPr>
+        <w:ind w:left="6120" w:hanging="360"/>
+      </w:pPr>
+      <w:rPr>
+        <w:rFonts w:ascii="Courier New" w:hAnsi="Courier New" w:cs="Courier New" w:hint="default"/>
+      </w:rPr>
+    </w:lvl>
+    <w:lvl w:ilvl="8" w:tplc="0C0A0005" w:tentative="1">
+      <w:start w:val="1"/>
+      <w:numFmt w:val="bullet"/>
+      <w:lvlText w:val=""/>
+      <w:lvlJc w:val="left"/>
+      <w:pPr>
+        <w:ind w:left="6840" w:hanging="360"/>
+      </w:pPr>
+      <w:rPr>
+        <w:rFonts w:ascii="Wingdings" w:hAnsi="Wingdings" w:hint="default"/>
+      </w:rPr>
+    </w:lvl>
+  </w:abstractNum>
   <w:num w:numId="1" w16cid:durableId="1264800247">
+    <w:abstractNumId w:val="22"/>
+  </w:num>
+  <w:num w:numId="2" w16cid:durableId="1848666731">
+    <w:abstractNumId w:val="16"/>
+  </w:num>
+  <w:num w:numId="3" w16cid:durableId="556431196">
+    <w:abstractNumId w:val="3"/>
+  </w:num>
+  <w:num w:numId="4" w16cid:durableId="1217467586">
+    <w:abstractNumId w:val="13"/>
+  </w:num>
+  <w:num w:numId="5" w16cid:durableId="620041898">
+    <w:abstractNumId w:val="11"/>
+  </w:num>
+  <w:num w:numId="6" w16cid:durableId="2026710683">
+    <w:abstractNumId w:val="8"/>
+  </w:num>
+  <w:num w:numId="7" w16cid:durableId="1017121877">
+    <w:abstractNumId w:val="18"/>
+  </w:num>
+  <w:num w:numId="8" w16cid:durableId="1962809096">
+    <w:abstractNumId w:val="9"/>
+  </w:num>
+  <w:num w:numId="9" w16cid:durableId="19283992">
+    <w:abstractNumId w:val="12"/>
+  </w:num>
+  <w:num w:numId="10" w16cid:durableId="1822650518">
     <w:abstractNumId w:val="17"/>
   </w:num>
-  <w:num w:numId="2" w16cid:durableId="1848666731">
-    <w:abstractNumId w:val="12"/>
-  </w:num>
-  <w:num w:numId="3" w16cid:durableId="556431196">
-    <w:abstractNumId w:val="2"/>
-  </w:num>
-  <w:num w:numId="4" w16cid:durableId="1217467586">
-    <w:abstractNumId w:val="9"/>
-  </w:num>
-  <w:num w:numId="5" w16cid:durableId="620041898">
-    <w:abstractNumId w:val="7"/>
-  </w:num>
-  <w:num w:numId="6" w16cid:durableId="2026710683">
-    <w:abstractNumId w:val="4"/>
-  </w:num>
-  <w:num w:numId="7" w16cid:durableId="1017121877">
+  <w:num w:numId="11" w16cid:durableId="301691016">
     <w:abstractNumId w:val="14"/>
   </w:num>
-  <w:num w:numId="8" w16cid:durableId="1962809096">
-    <w:abstractNumId w:val="5"/>
-  </w:num>
-  <w:num w:numId="9" w16cid:durableId="19283992">
-    <w:abstractNumId w:val="8"/>
-  </w:num>
-  <w:num w:numId="10" w16cid:durableId="1822650518">
-    <w:abstractNumId w:val="13"/>
-  </w:num>
-  <w:num w:numId="11" w16cid:durableId="301691016">
-    <w:abstractNumId w:val="10"/>
-  </w:num>
   <w:num w:numId="12" w16cid:durableId="517739745">
-    <w:abstractNumId w:val="18"/>
+    <w:abstractNumId w:val="24"/>
   </w:num>
   <w:num w:numId="13" w16cid:durableId="344672934">
     <w:abstractNumId w:val="0"/>
   </w:num>
   <w:num w:numId="14" w16cid:durableId="1212763014">
+    <w:abstractNumId w:val="10"/>
+  </w:num>
+  <w:num w:numId="15" w16cid:durableId="358627032">
+    <w:abstractNumId w:val="15"/>
+  </w:num>
+  <w:num w:numId="16" w16cid:durableId="1622760526">
+    <w:abstractNumId w:val="2"/>
+  </w:num>
+  <w:num w:numId="17" w16cid:durableId="2011252170">
+    <w:abstractNumId w:val="19"/>
+  </w:num>
+  <w:num w:numId="18" w16cid:durableId="1418674079">
+    <w:abstractNumId w:val="5"/>
+  </w:num>
+  <w:num w:numId="19" w16cid:durableId="1619992921">
+    <w:abstractNumId w:val="20"/>
+  </w:num>
+  <w:num w:numId="20" w16cid:durableId="1147623728">
+    <w:abstractNumId w:val="4"/>
+  </w:num>
+  <w:num w:numId="21" w16cid:durableId="140121522">
+    <w:abstractNumId w:val="23"/>
+  </w:num>
+  <w:num w:numId="22" w16cid:durableId="1643464344">
     <w:abstractNumId w:val="6"/>
   </w:num>
-  <w:num w:numId="15" w16cid:durableId="358627032">
-    <w:abstractNumId w:val="11"/>
+  <w:num w:numId="23" w16cid:durableId="395204199">
+    <w:abstractNumId w:val="21"/>
   </w:num>
-  <w:num w:numId="16" w16cid:durableId="1622760526">
+  <w:num w:numId="24" w16cid:durableId="1050542423">
     <w:abstractNumId w:val="1"/>
   </w:num>
-  <w:num w:numId="17" w16cid:durableId="2011252170">
-    <w:abstractNumId w:val="15"/>
-  </w:num>
-  <w:num w:numId="18" w16cid:durableId="1418674079">
-    <w:abstractNumId w:val="3"/>
-  </w:num>
-  <w:num w:numId="19" w16cid:durableId="1619992921">
-    <w:abstractNumId w:val="16"/>
+  <w:num w:numId="25" w16cid:durableId="597981706">
+    <w:abstractNumId w:val="7"/>
   </w:num>
   <w:numIdMacAtCleanup w:val="9"/>
 </w:numbering>
@@ -43909,6 +45400,7 @@
     <w:rsid w:val="009645DB"/>
     <w:rsid w:val="009C318C"/>
     <w:rsid w:val="009C5A38"/>
+    <w:rsid w:val="009C71C1"/>
     <w:rsid w:val="009D0F67"/>
     <w:rsid w:val="009F7343"/>
     <w:rsid w:val="00A015F9"/>
@@ -43916,6 +45408,7 @@
     <w:rsid w:val="00A94268"/>
     <w:rsid w:val="00AC11EA"/>
     <w:rsid w:val="00B444FF"/>
+    <w:rsid w:val="00B94D88"/>
     <w:rsid w:val="00BA03CE"/>
     <w:rsid w:val="00BB60B5"/>
     <w:rsid w:val="00BC415E"/>
